--- a/LLDD/word/BE/LLDD-BE-API-Attachment-Sales-Timeline.docx
+++ b/LLDD/word/BE/LLDD-BE-API-Attachment-Sales-Timeline.docx
@@ -1734,7 +1734,7 @@
                 <w:b w:val="0"/>
                 <w:sz w:val="18"/>
               </w:rPr>
-              <w:t>`documents/{beYear}/{docNoSafe}/{attachId}/{sha256Prefix}-{safeFileName}`</w:t>
+              <w:t>`documents/{year}/{docNoSafe}/{attachId}/{sha256Prefix}-{safeFileName}`</w:t>
             </w:r>
           </w:p>
         </w:tc>
@@ -6239,7 +6239,7 @@
               </w:rPr>
               <w:t>{</w:t>
               <w:br/>
-              <w:t xml:space="preserve">  "docNo": "2569/00123"</w:t>
+              <w:t xml:space="preserve">  "docNo": "2026/00123"</w:t>
               <w:br/>
               <w:t>}</w:t>
             </w:r>
@@ -7180,7 +7180,7 @@
               </w:rPr>
               <w:t>{</w:t>
               <w:br/>
-              <w:t xml:space="preserve">  "docNo": "2569/00123"</w:t>
+              <w:t xml:space="preserve">  "docNo": "2026/00123"</w:t>
               <w:br/>
               <w:t>}</w:t>
             </w:r>

--- a/LLDD/word/BE/LLDD-BE-API-Attachment-Sales-Timeline.docx
+++ b/LLDD/word/BE/LLDD-BE-API-Attachment-Sales-Timeline.docx
@@ -103,11 +103,15 @@
               <w:keepLines/>
               <w:spacing w:after="0"/>
             </w:pPr>
-            <w:r/>
-            <w:r>
-              <w:rPr>
-                <w:rFonts w:ascii="Arial" w:hAnsi="Arial" w:eastAsia="Arial"/>
-                <w:b w:val="0"/>
+            <w:r>
+              <w:rPr>
+                <w:rFonts w:ascii="Arial" w:hAnsi="Arial" w:eastAsia="Arial"/>
+                <w:sz w:val="18"/>
+              </w:rPr>
+            </w:r>
+            <w:r>
+              <w:rPr>
+                <w:rFonts w:ascii="Arial" w:hAnsi="Arial" w:eastAsia="Arial"/>
                 <w:sz w:val="18"/>
               </w:rPr>
               <w:t>วัตถุประสงค์</w:t>
@@ -124,11 +128,15 @@
               <w:keepLines/>
               <w:spacing w:after="0"/>
             </w:pPr>
-            <w:r/>
-            <w:r>
-              <w:rPr>
-                <w:rFonts w:ascii="Arial" w:hAnsi="Arial" w:eastAsia="Arial"/>
-                <w:b w:val="0"/>
+            <w:r>
+              <w:rPr>
+                <w:rFonts w:ascii="Arial" w:hAnsi="Arial" w:eastAsia="Arial"/>
+                <w:sz w:val="18"/>
+              </w:rPr>
+            </w:r>
+            <w:r>
+              <w:rPr>
+                <w:rFonts w:ascii="Arial" w:hAnsi="Arial" w:eastAsia="Arial"/>
                 <w:sz w:val="18"/>
               </w:rPr>
               <w:t>ใช้เป็นรายละเอียดระดับพัฒนาสำหรับออกแบบ ลงมือพัฒนา ตรวจทาน และทดสอบขอบเขตที่ระบุในฉบับนี้</w:t>
@@ -150,11 +158,15 @@
               <w:keepLines/>
               <w:spacing w:after="0"/>
             </w:pPr>
-            <w:r/>
-            <w:r>
-              <w:rPr>
-                <w:rFonts w:ascii="Arial" w:hAnsi="Arial" w:eastAsia="Arial"/>
-                <w:b w:val="0"/>
+            <w:r>
+              <w:rPr>
+                <w:rFonts w:ascii="Arial" w:hAnsi="Arial" w:eastAsia="Arial"/>
+                <w:sz w:val="18"/>
+              </w:rPr>
+            </w:r>
+            <w:r>
+              <w:rPr>
+                <w:rFonts w:ascii="Arial" w:hAnsi="Arial" w:eastAsia="Arial"/>
                 <w:sz w:val="18"/>
               </w:rPr>
               <w:t>ลำดับการอ่าน</w:t>
@@ -171,11 +183,15 @@
               <w:keepLines/>
               <w:spacing w:after="0"/>
             </w:pPr>
-            <w:r/>
-            <w:r>
-              <w:rPr>
-                <w:rFonts w:ascii="Arial" w:hAnsi="Arial" w:eastAsia="Arial"/>
-                <w:b w:val="0"/>
+            <w:r>
+              <w:rPr>
+                <w:rFonts w:ascii="Arial" w:hAnsi="Arial" w:eastAsia="Arial"/>
+                <w:sz w:val="18"/>
+              </w:rPr>
+            </w:r>
+            <w:r>
+              <w:rPr>
+                <w:rFonts w:ascii="Arial" w:hAnsi="Arial" w:eastAsia="Arial"/>
                 <w:sz w:val="18"/>
               </w:rPr>
               <w:t>เริ่มจาก Overview และ Scope จากนั้นตรวจ Field/Validation, Implementation, Contract, Processing Flow, Acceptance Criteria และ Test Checklist ตามลำดับ</w:t>
@@ -197,11 +213,15 @@
               <w:keepLines/>
               <w:spacing w:after="0"/>
             </w:pPr>
-            <w:r/>
-            <w:r>
-              <w:rPr>
-                <w:rFonts w:ascii="Arial" w:hAnsi="Arial" w:eastAsia="Arial"/>
-                <w:b w:val="0"/>
+            <w:r>
+              <w:rPr>
+                <w:rFonts w:ascii="Arial" w:hAnsi="Arial" w:eastAsia="Arial"/>
+                <w:sz w:val="18"/>
+              </w:rPr>
+            </w:r>
+            <w:r>
+              <w:rPr>
+                <w:rFonts w:ascii="Arial" w:hAnsi="Arial" w:eastAsia="Arial"/>
                 <w:sz w:val="18"/>
               </w:rPr>
               <w:t>ผลลัพธ์ที่คาดหวัง</w:t>
@@ -218,11 +238,15 @@
               <w:keepLines/>
               <w:spacing w:after="0"/>
             </w:pPr>
-            <w:r/>
-            <w:r>
-              <w:rPr>
-                <w:rFonts w:ascii="Arial" w:hAnsi="Arial" w:eastAsia="Arial"/>
-                <w:b w:val="0"/>
+            <w:r>
+              <w:rPr>
+                <w:rFonts w:ascii="Arial" w:hAnsi="Arial" w:eastAsia="Arial"/>
+                <w:sz w:val="18"/>
+              </w:rPr>
+            </w:r>
+            <w:r>
+              <w:rPr>
+                <w:rFonts w:ascii="Arial" w:hAnsi="Arial" w:eastAsia="Arial"/>
                 <w:sz w:val="18"/>
               </w:rPr>
               <w:t>ผู้อ่านสามารถระบุ input, ขั้นตอนประมวลผล, output, เงื่อนไขผิดพลาด และหลักฐานการทดสอบได้จากเนื้อหาในฉบับเดียว</w:t>
@@ -322,11 +346,15 @@
               <w:keepLines/>
               <w:spacing w:after="0"/>
             </w:pPr>
-            <w:r/>
-            <w:r>
-              <w:rPr>
-                <w:rFonts w:ascii="Arial" w:hAnsi="Arial" w:eastAsia="Arial"/>
-                <w:b w:val="0"/>
+            <w:r>
+              <w:rPr>
+                <w:rFonts w:ascii="Arial" w:hAnsi="Arial" w:eastAsia="Arial"/>
+                <w:sz w:val="18"/>
+              </w:rPr>
+            </w:r>
+            <w:r>
+              <w:rPr>
+                <w:rFonts w:ascii="Arial" w:hAnsi="Arial" w:eastAsia="Arial"/>
                 <w:sz w:val="18"/>
               </w:rPr>
               <w:t>Track</w:t>
@@ -343,11 +371,15 @@
               <w:keepLines/>
               <w:spacing w:after="0"/>
             </w:pPr>
-            <w:r/>
-            <w:r>
-              <w:rPr>
-                <w:rFonts w:ascii="Arial" w:hAnsi="Arial" w:eastAsia="Arial"/>
-                <w:b w:val="0"/>
+            <w:r>
+              <w:rPr>
+                <w:rFonts w:ascii="Arial" w:hAnsi="Arial" w:eastAsia="Arial"/>
+                <w:sz w:val="18"/>
+              </w:rPr>
+            </w:r>
+            <w:r>
+              <w:rPr>
+                <w:rFonts w:ascii="Arial" w:hAnsi="Arial" w:eastAsia="Arial"/>
                 <w:sz w:val="18"/>
               </w:rPr>
               <w:t>BE</w:t>
@@ -369,11 +401,15 @@
               <w:keepLines/>
               <w:spacing w:after="0"/>
             </w:pPr>
-            <w:r/>
-            <w:r>
-              <w:rPr>
-                <w:rFonts w:ascii="Arial" w:hAnsi="Arial" w:eastAsia="Arial"/>
-                <w:b w:val="0"/>
+            <w:r>
+              <w:rPr>
+                <w:rFonts w:ascii="Arial" w:hAnsi="Arial" w:eastAsia="Arial"/>
+                <w:sz w:val="18"/>
+              </w:rPr>
+            </w:r>
+            <w:r>
+              <w:rPr>
+                <w:rFonts w:ascii="Arial" w:hAnsi="Arial" w:eastAsia="Arial"/>
                 <w:sz w:val="18"/>
               </w:rPr>
               <w:t>Estimate</w:t>
@@ -390,14 +426,18 @@
               <w:keepLines/>
               <w:spacing w:after="0"/>
             </w:pPr>
-            <w:r/>
-            <w:r>
-              <w:rPr>
-                <w:rFonts w:ascii="Arial" w:hAnsi="Arial" w:eastAsia="Arial"/>
-                <w:b w:val="0"/>
-                <w:sz w:val="18"/>
-              </w:rPr>
-              <w:t>21 ชั่วโมง</w:t>
+            <w:r>
+              <w:rPr>
+                <w:rFonts w:ascii="Arial" w:hAnsi="Arial" w:eastAsia="Arial"/>
+                <w:sz w:val="18"/>
+              </w:rPr>
+            </w:r>
+            <w:r>
+              <w:rPr>
+                <w:rFonts w:ascii="Arial" w:hAnsi="Arial" w:eastAsia="Arial"/>
+                <w:sz w:val="18"/>
+              </w:rPr>
+              <w:t>24 ชั่วโมง</w:t>
             </w:r>
           </w:p>
         </w:tc>
@@ -416,11 +456,15 @@
               <w:keepLines/>
               <w:spacing w:after="0"/>
             </w:pPr>
-            <w:r/>
-            <w:r>
-              <w:rPr>
-                <w:rFonts w:ascii="Arial" w:hAnsi="Arial" w:eastAsia="Arial"/>
-                <w:b w:val="0"/>
+            <w:r>
+              <w:rPr>
+                <w:rFonts w:ascii="Arial" w:hAnsi="Arial" w:eastAsia="Arial"/>
+                <w:sz w:val="18"/>
+              </w:rPr>
+            </w:r>
+            <w:r>
+              <w:rPr>
+                <w:rFonts w:ascii="Arial" w:hAnsi="Arial" w:eastAsia="Arial"/>
                 <w:sz w:val="18"/>
               </w:rPr>
               <w:t>Owner</w:t>
@@ -437,14 +481,18 @@
               <w:keepLines/>
               <w:spacing w:after="0"/>
             </w:pPr>
-            <w:r/>
-            <w:r>
-              <w:rPr>
-                <w:rFonts w:ascii="Arial" w:hAnsi="Arial" w:eastAsia="Arial"/>
-                <w:b w:val="0"/>
-                <w:sz w:val="18"/>
-              </w:rPr>
-              <w:t>Tunyatorn &lt;Vava&gt; Kiatkongphongsa</w:t>
+            <w:r>
+              <w:rPr>
+                <w:rFonts w:ascii="Arial" w:hAnsi="Arial" w:eastAsia="Arial"/>
+                <w:sz w:val="18"/>
+              </w:rPr>
+            </w:r>
+            <w:r>
+              <w:rPr>
+                <w:rFonts w:ascii="Arial" w:hAnsi="Arial" w:eastAsia="Arial"/>
+                <w:sz w:val="18"/>
+              </w:rPr>
+              <w:t>Peerakorn &lt;Pete&gt; Sakunkaewphithak</w:t>
             </w:r>
           </w:p>
         </w:tc>
@@ -463,11 +511,15 @@
               <w:keepLines/>
               <w:spacing w:after="0"/>
             </w:pPr>
-            <w:r/>
-            <w:r>
-              <w:rPr>
-                <w:rFonts w:ascii="Arial" w:hAnsi="Arial" w:eastAsia="Arial"/>
-                <w:b w:val="0"/>
+            <w:r>
+              <w:rPr>
+                <w:rFonts w:ascii="Arial" w:hAnsi="Arial" w:eastAsia="Arial"/>
+                <w:sz w:val="18"/>
+              </w:rPr>
+            </w:r>
+            <w:r>
+              <w:rPr>
+                <w:rFonts w:ascii="Arial" w:hAnsi="Arial" w:eastAsia="Arial"/>
                 <w:sz w:val="18"/>
               </w:rPr>
               <w:t>Objective</w:t>
@@ -484,11 +536,15 @@
               <w:keepLines/>
               <w:spacing w:after="0"/>
             </w:pPr>
-            <w:r/>
-            <w:r>
-              <w:rPr>
-                <w:rFonts w:ascii="Arial" w:hAnsi="Arial" w:eastAsia="Arial"/>
-                <w:b w:val="0"/>
+            <w:r>
+              <w:rPr>
+                <w:rFonts w:ascii="Arial" w:hAnsi="Arial" w:eastAsia="Arial"/>
+                <w:sz w:val="18"/>
+              </w:rPr>
+            </w:r>
+            <w:r>
+              <w:rPr>
+                <w:rFonts w:ascii="Arial" w:hAnsi="Arial" w:eastAsia="Arial"/>
                 <w:sz w:val="18"/>
               </w:rPr>
               <w:t>ออกแบบ APIs สำหรับไฟล์แนบ ข้อมูลยอดขายเพิ่มเติม และ timeline/history</w:t>
@@ -754,11 +810,15 @@
               <w:keepLines/>
               <w:spacing w:after="0"/>
             </w:pPr>
-            <w:r/>
-            <w:r>
-              <w:rPr>
-                <w:rFonts w:ascii="Arial" w:hAnsi="Arial" w:eastAsia="Arial"/>
-                <w:b w:val="0"/>
+            <w:r>
+              <w:rPr>
+                <w:rFonts w:ascii="Arial" w:hAnsi="Arial" w:eastAsia="Arial"/>
+                <w:sz w:val="18"/>
+              </w:rPr>
+            </w:r>
+            <w:r>
+              <w:rPr>
+                <w:rFonts w:ascii="Arial" w:hAnsi="Arial" w:eastAsia="Arial"/>
                 <w:sz w:val="18"/>
               </w:rPr>
               <w:t>docNo</w:t>
@@ -775,11 +835,15 @@
               <w:keepLines/>
               <w:spacing w:after="0"/>
             </w:pPr>
-            <w:r/>
-            <w:r>
-              <w:rPr>
-                <w:rFonts w:ascii="Arial" w:hAnsi="Arial" w:eastAsia="Arial"/>
-                <w:b w:val="0"/>
+            <w:r>
+              <w:rPr>
+                <w:rFonts w:ascii="Arial" w:hAnsi="Arial" w:eastAsia="Arial"/>
+                <w:sz w:val="18"/>
+              </w:rPr>
+            </w:r>
+            <w:r>
+              <w:rPr>
+                <w:rFonts w:ascii="Arial" w:hAnsi="Arial" w:eastAsia="Arial"/>
                 <w:sz w:val="18"/>
               </w:rPr>
               <w:t>YYYY/xxxxx</w:t>
@@ -796,11 +860,15 @@
               <w:keepLines/>
               <w:spacing w:after="0"/>
             </w:pPr>
-            <w:r/>
-            <w:r>
-              <w:rPr>
-                <w:rFonts w:ascii="Arial" w:hAnsi="Arial" w:eastAsia="Arial"/>
-                <w:b w:val="0"/>
+            <w:r>
+              <w:rPr>
+                <w:rFonts w:ascii="Arial" w:hAnsi="Arial" w:eastAsia="Arial"/>
+                <w:sz w:val="18"/>
+              </w:rPr>
+            </w:r>
+            <w:r>
+              <w:rPr>
+                <w:rFonts w:ascii="Arial" w:hAnsi="Arial" w:eastAsia="Arial"/>
                 <w:sz w:val="18"/>
               </w:rPr>
               <w:t>required when opening existing document</w:t>
@@ -817,11 +885,15 @@
               <w:keepLines/>
               <w:spacing w:after="0"/>
             </w:pPr>
-            <w:r/>
-            <w:r>
-              <w:rPr>
-                <w:rFonts w:ascii="Arial" w:hAnsi="Arial" w:eastAsia="Arial"/>
-                <w:b w:val="0"/>
+            <w:r>
+              <w:rPr>
+                <w:rFonts w:ascii="Arial" w:hAnsi="Arial" w:eastAsia="Arial"/>
+                <w:sz w:val="18"/>
+              </w:rPr>
+            </w:r>
+            <w:r>
+              <w:rPr>
+                <w:rFonts w:ascii="Arial" w:hAnsi="Arial" w:eastAsia="Arial"/>
                 <w:sz w:val="18"/>
               </w:rPr>
               <w:t>ใช้ปี พ.ศ. และ running 5 หลัก</w:t>
@@ -843,11 +915,15 @@
               <w:keepLines/>
               <w:spacing w:after="0"/>
             </w:pPr>
-            <w:r/>
-            <w:r>
-              <w:rPr>
-                <w:rFonts w:ascii="Arial" w:hAnsi="Arial" w:eastAsia="Arial"/>
-                <w:b w:val="0"/>
+            <w:r>
+              <w:rPr>
+                <w:rFonts w:ascii="Arial" w:hAnsi="Arial" w:eastAsia="Arial"/>
+                <w:sz w:val="18"/>
+              </w:rPr>
+            </w:r>
+            <w:r>
+              <w:rPr>
+                <w:rFonts w:ascii="Arial" w:hAnsi="Arial" w:eastAsia="Arial"/>
                 <w:sz w:val="18"/>
               </w:rPr>
               <w:t>storeCode</w:t>
@@ -864,11 +940,15 @@
               <w:keepLines/>
               <w:spacing w:after="0"/>
             </w:pPr>
-            <w:r/>
-            <w:r>
-              <w:rPr>
-                <w:rFonts w:ascii="Arial" w:hAnsi="Arial" w:eastAsia="Arial"/>
-                <w:b w:val="0"/>
+            <w:r>
+              <w:rPr>
+                <w:rFonts w:ascii="Arial" w:hAnsi="Arial" w:eastAsia="Arial"/>
+                <w:sz w:val="18"/>
+              </w:rPr>
+            </w:r>
+            <w:r>
+              <w:rPr>
+                <w:rFonts w:ascii="Arial" w:hAnsi="Arial" w:eastAsia="Arial"/>
                 <w:sz w:val="18"/>
               </w:rPr>
               <w:t>string 5 digits</w:t>
@@ -885,11 +965,15 @@
               <w:keepLines/>
               <w:spacing w:after="0"/>
             </w:pPr>
-            <w:r/>
-            <w:r>
-              <w:rPr>
-                <w:rFonts w:ascii="Arial" w:hAnsi="Arial" w:eastAsia="Arial"/>
-                <w:b w:val="0"/>
+            <w:r>
+              <w:rPr>
+                <w:rFonts w:ascii="Arial" w:hAnsi="Arial" w:eastAsia="Arial"/>
+                <w:sz w:val="18"/>
+              </w:rPr>
+            </w:r>
+            <w:r>
+              <w:rPr>
+                <w:rFonts w:ascii="Arial" w:hAnsi="Arial" w:eastAsia="Arial"/>
                 <w:sz w:val="18"/>
               </w:rPr>
               <w:t>numeric length = 5</w:t>
@@ -906,11 +990,15 @@
               <w:keepLines/>
               <w:spacing w:after="0"/>
             </w:pPr>
-            <w:r/>
-            <w:r>
-              <w:rPr>
-                <w:rFonts w:ascii="Arial" w:hAnsi="Arial" w:eastAsia="Arial"/>
-                <w:b w:val="0"/>
+            <w:r>
+              <w:rPr>
+                <w:rFonts w:ascii="Arial" w:hAnsi="Arial" w:eastAsia="Arial"/>
+                <w:sz w:val="18"/>
+              </w:rPr>
+            </w:r>
+            <w:r>
+              <w:rPr>
+                <w:rFonts w:ascii="Arial" w:hAnsi="Arial" w:eastAsia="Arial"/>
                 <w:sz w:val="18"/>
               </w:rPr>
               <w:t>แสดง leading zero</w:t>
@@ -932,11 +1020,15 @@
               <w:keepLines/>
               <w:spacing w:after="0"/>
             </w:pPr>
-            <w:r/>
-            <w:r>
-              <w:rPr>
-                <w:rFonts w:ascii="Arial" w:hAnsi="Arial" w:eastAsia="Arial"/>
-                <w:b w:val="0"/>
+            <w:r>
+              <w:rPr>
+                <w:rFonts w:ascii="Arial" w:hAnsi="Arial" w:eastAsia="Arial"/>
+                <w:sz w:val="18"/>
+              </w:rPr>
+            </w:r>
+            <w:r>
+              <w:rPr>
+                <w:rFonts w:ascii="Arial" w:hAnsi="Arial" w:eastAsia="Arial"/>
                 <w:sz w:val="18"/>
               </w:rPr>
               <w:t>amount</w:t>
@@ -953,11 +1045,15 @@
               <w:keepLines/>
               <w:spacing w:after="0"/>
             </w:pPr>
-            <w:r/>
-            <w:r>
-              <w:rPr>
-                <w:rFonts w:ascii="Arial" w:hAnsi="Arial" w:eastAsia="Arial"/>
-                <w:b w:val="0"/>
+            <w:r>
+              <w:rPr>
+                <w:rFonts w:ascii="Arial" w:hAnsi="Arial" w:eastAsia="Arial"/>
+                <w:sz w:val="18"/>
+              </w:rPr>
+            </w:r>
+            <w:r>
+              <w:rPr>
+                <w:rFonts w:ascii="Arial" w:hAnsi="Arial" w:eastAsia="Arial"/>
                 <w:sz w:val="18"/>
               </w:rPr>
               <w:t>number, 2 decimals</w:t>
@@ -974,11 +1070,15 @@
               <w:keepLines/>
               <w:spacing w:after="0"/>
             </w:pPr>
-            <w:r/>
-            <w:r>
-              <w:rPr>
-                <w:rFonts w:ascii="Arial" w:hAnsi="Arial" w:eastAsia="Arial"/>
-                <w:b w:val="0"/>
+            <w:r>
+              <w:rPr>
+                <w:rFonts w:ascii="Arial" w:hAnsi="Arial" w:eastAsia="Arial"/>
+                <w:sz w:val="18"/>
+              </w:rPr>
+            </w:r>
+            <w:r>
+              <w:rPr>
+                <w:rFonts w:ascii="Arial" w:hAnsi="Arial" w:eastAsia="Arial"/>
                 <w:sz w:val="18"/>
               </w:rPr>
               <w:t>&gt;= 0</w:t>
@@ -995,14 +1095,32 @@
               <w:keepLines/>
               <w:spacing w:after="0"/>
             </w:pPr>
-            <w:r/>
-            <w:r>
-              <w:rPr>
-                <w:rFonts w:ascii="Arial" w:hAnsi="Arial" w:eastAsia="Arial"/>
-                <w:b w:val="0"/>
-                <w:sz w:val="18"/>
-              </w:rPr>
-              <w:t>format `#,##0.00` บาท</w:t>
+            <w:r>
+              <w:rPr>
+                <w:rFonts w:ascii="Arial" w:hAnsi="Arial" w:eastAsia="Arial"/>
+                <w:sz w:val="18"/>
+              </w:rPr>
+            </w:r>
+            <w:r>
+              <w:rPr>
+                <w:rFonts w:ascii="Arial" w:hAnsi="Arial" w:eastAsia="Arial"/>
+                <w:sz w:val="18"/>
+              </w:rPr>
+              <w:t xml:space="preserve">format </w:t>
+            </w:r>
+            <w:r>
+              <w:rPr>
+                <w:rFonts w:ascii="Courier New" w:hAnsi="Courier New" w:eastAsia="Arial"/>
+                <w:sz w:val="18"/>
+              </w:rPr>
+              <w:t>#,##0.00</w:t>
+            </w:r>
+            <w:r>
+              <w:rPr>
+                <w:rFonts w:ascii="Arial" w:hAnsi="Arial" w:eastAsia="Arial"/>
+                <w:sz w:val="18"/>
+              </w:rPr>
+              <w:t xml:space="preserve"> บาท</w:t>
             </w:r>
           </w:p>
         </w:tc>
@@ -1021,11 +1139,15 @@
               <w:keepLines/>
               <w:spacing w:after="0"/>
             </w:pPr>
-            <w:r/>
-            <w:r>
-              <w:rPr>
-                <w:rFonts w:ascii="Arial" w:hAnsi="Arial" w:eastAsia="Arial"/>
-                <w:b w:val="0"/>
+            <w:r>
+              <w:rPr>
+                <w:rFonts w:ascii="Arial" w:hAnsi="Arial" w:eastAsia="Arial"/>
+                <w:sz w:val="18"/>
+              </w:rPr>
+            </w:r>
+            <w:r>
+              <w:rPr>
+                <w:rFonts w:ascii="Arial" w:hAnsi="Arial" w:eastAsia="Arial"/>
                 <w:sz w:val="18"/>
               </w:rPr>
               <w:t>percent</w:t>
@@ -1042,11 +1164,15 @@
               <w:keepLines/>
               <w:spacing w:after="0"/>
             </w:pPr>
-            <w:r/>
-            <w:r>
-              <w:rPr>
-                <w:rFonts w:ascii="Arial" w:hAnsi="Arial" w:eastAsia="Arial"/>
-                <w:b w:val="0"/>
+            <w:r>
+              <w:rPr>
+                <w:rFonts w:ascii="Arial" w:hAnsi="Arial" w:eastAsia="Arial"/>
+                <w:sz w:val="18"/>
+              </w:rPr>
+            </w:r>
+            <w:r>
+              <w:rPr>
+                <w:rFonts w:ascii="Arial" w:hAnsi="Arial" w:eastAsia="Arial"/>
                 <w:sz w:val="18"/>
               </w:rPr>
               <w:t>number, 2 decimals</w:t>
@@ -1063,11 +1189,15 @@
               <w:keepLines/>
               <w:spacing w:after="0"/>
             </w:pPr>
-            <w:r/>
-            <w:r>
-              <w:rPr>
-                <w:rFonts w:ascii="Arial" w:hAnsi="Arial" w:eastAsia="Arial"/>
-                <w:b w:val="0"/>
+            <w:r>
+              <w:rPr>
+                <w:rFonts w:ascii="Arial" w:hAnsi="Arial" w:eastAsia="Arial"/>
+                <w:sz w:val="18"/>
+              </w:rPr>
+            </w:r>
+            <w:r>
+              <w:rPr>
+                <w:rFonts w:ascii="Arial" w:hAnsi="Arial" w:eastAsia="Arial"/>
                 <w:sz w:val="18"/>
               </w:rPr>
               <w:t>0-100</w:t>
@@ -1084,14 +1214,32 @@
               <w:keepLines/>
               <w:spacing w:after="0"/>
             </w:pPr>
-            <w:r/>
-            <w:r>
-              <w:rPr>
-                <w:rFonts w:ascii="Arial" w:hAnsi="Arial" w:eastAsia="Arial"/>
-                <w:b w:val="0"/>
-                <w:sz w:val="18"/>
-              </w:rPr>
-              <w:t>ใช้ `%` และรวม allocation ต้องเท่ากับ 100</w:t>
+            <w:r>
+              <w:rPr>
+                <w:rFonts w:ascii="Arial" w:hAnsi="Arial" w:eastAsia="Arial"/>
+                <w:sz w:val="18"/>
+              </w:rPr>
+            </w:r>
+            <w:r>
+              <w:rPr>
+                <w:rFonts w:ascii="Arial" w:hAnsi="Arial" w:eastAsia="Arial"/>
+                <w:sz w:val="18"/>
+              </w:rPr>
+              <w:t xml:space="preserve">ใช้ </w:t>
+            </w:r>
+            <w:r>
+              <w:rPr>
+                <w:rFonts w:ascii="Courier New" w:hAnsi="Courier New" w:eastAsia="Arial"/>
+                <w:sz w:val="18"/>
+              </w:rPr>
+              <w:t>%</w:t>
+            </w:r>
+            <w:r>
+              <w:rPr>
+                <w:rFonts w:ascii="Arial" w:hAnsi="Arial" w:eastAsia="Arial"/>
+                <w:sz w:val="18"/>
+              </w:rPr>
+              <w:t xml:space="preserve"> และรวม allocation ต้องเท่ากับ 100</w:t>
             </w:r>
           </w:p>
         </w:tc>
@@ -1110,11 +1258,15 @@
               <w:keepLines/>
               <w:spacing w:after="0"/>
             </w:pPr>
-            <w:r/>
-            <w:r>
-              <w:rPr>
-                <w:rFonts w:ascii="Arial" w:hAnsi="Arial" w:eastAsia="Arial"/>
-                <w:b w:val="0"/>
+            <w:r>
+              <w:rPr>
+                <w:rFonts w:ascii="Arial" w:hAnsi="Arial" w:eastAsia="Arial"/>
+                <w:sz w:val="18"/>
+              </w:rPr>
+            </w:r>
+            <w:r>
+              <w:rPr>
+                <w:rFonts w:ascii="Arial" w:hAnsi="Arial" w:eastAsia="Arial"/>
                 <w:sz w:val="18"/>
               </w:rPr>
               <w:t>date</w:t>
@@ -1131,11 +1283,15 @@
               <w:keepLines/>
               <w:spacing w:after="0"/>
             </w:pPr>
-            <w:r/>
-            <w:r>
-              <w:rPr>
-                <w:rFonts w:ascii="Arial" w:hAnsi="Arial" w:eastAsia="Arial"/>
-                <w:b w:val="0"/>
+            <w:r>
+              <w:rPr>
+                <w:rFonts w:ascii="Arial" w:hAnsi="Arial" w:eastAsia="Arial"/>
+                <w:sz w:val="18"/>
+              </w:rPr>
+            </w:r>
+            <w:r>
+              <w:rPr>
+                <w:rFonts w:ascii="Arial" w:hAnsi="Arial" w:eastAsia="Arial"/>
                 <w:sz w:val="18"/>
               </w:rPr>
               <w:t>DD/MM/YYYY</w:t>
@@ -1152,11 +1308,15 @@
               <w:keepLines/>
               <w:spacing w:after="0"/>
             </w:pPr>
-            <w:r/>
-            <w:r>
-              <w:rPr>
-                <w:rFonts w:ascii="Arial" w:hAnsi="Arial" w:eastAsia="Arial"/>
-                <w:b w:val="0"/>
+            <w:r>
+              <w:rPr>
+                <w:rFonts w:ascii="Arial" w:hAnsi="Arial" w:eastAsia="Arial"/>
+                <w:sz w:val="18"/>
+              </w:rPr>
+            </w:r>
+            <w:r>
+              <w:rPr>
+                <w:rFonts w:ascii="Arial" w:hAnsi="Arial" w:eastAsia="Arial"/>
                 <w:sz w:val="18"/>
               </w:rPr>
               <w:t>valid date</w:t>
@@ -1173,11 +1333,15 @@
               <w:keepLines/>
               <w:spacing w:after="0"/>
             </w:pPr>
-            <w:r/>
-            <w:r>
-              <w:rPr>
-                <w:rFonts w:ascii="Arial" w:hAnsi="Arial" w:eastAsia="Arial"/>
-                <w:b w:val="0"/>
+            <w:r>
+              <w:rPr>
+                <w:rFonts w:ascii="Arial" w:hAnsi="Arial" w:eastAsia="Arial"/>
+                <w:sz w:val="18"/>
+              </w:rPr>
+            </w:r>
+            <w:r>
+              <w:rPr>
+                <w:rFonts w:ascii="Arial" w:hAnsi="Arial" w:eastAsia="Arial"/>
                 <w:sz w:val="18"/>
               </w:rPr>
               <w:t>FE แสดง พ.ศ. หาก source เป็น ISO ค.ศ.</w:t>
@@ -1199,11 +1363,15 @@
               <w:keepLines/>
               <w:spacing w:after="0"/>
             </w:pPr>
-            <w:r/>
-            <w:r>
-              <w:rPr>
-                <w:rFonts w:ascii="Arial" w:hAnsi="Arial" w:eastAsia="Arial"/>
-                <w:b w:val="0"/>
+            <w:r>
+              <w:rPr>
+                <w:rFonts w:ascii="Arial" w:hAnsi="Arial" w:eastAsia="Arial"/>
+                <w:sz w:val="18"/>
+              </w:rPr>
+            </w:r>
+            <w:r>
+              <w:rPr>
+                <w:rFonts w:ascii="Arial" w:hAnsi="Arial" w:eastAsia="Arial"/>
                 <w:sz w:val="18"/>
               </w:rPr>
               <w:t>attachment</w:t>
@@ -1220,11 +1388,15 @@
               <w:keepLines/>
               <w:spacing w:after="0"/>
             </w:pPr>
-            <w:r/>
-            <w:r>
-              <w:rPr>
-                <w:rFonts w:ascii="Arial" w:hAnsi="Arial" w:eastAsia="Arial"/>
-                <w:b w:val="0"/>
+            <w:r>
+              <w:rPr>
+                <w:rFonts w:ascii="Arial" w:hAnsi="Arial" w:eastAsia="Arial"/>
+                <w:sz w:val="18"/>
+              </w:rPr>
+            </w:r>
+            <w:r>
+              <w:rPr>
+                <w:rFonts w:ascii="Arial" w:hAnsi="Arial" w:eastAsia="Arial"/>
                 <w:sz w:val="18"/>
               </w:rPr>
               <w:t>file</w:t>
@@ -1241,11 +1413,15 @@
               <w:keepLines/>
               <w:spacing w:after="0"/>
             </w:pPr>
-            <w:r/>
-            <w:r>
-              <w:rPr>
-                <w:rFonts w:ascii="Arial" w:hAnsi="Arial" w:eastAsia="Arial"/>
-                <w:b w:val="0"/>
+            <w:r>
+              <w:rPr>
+                <w:rFonts w:ascii="Arial" w:hAnsi="Arial" w:eastAsia="Arial"/>
+                <w:sz w:val="18"/>
+              </w:rPr>
+            </w:r>
+            <w:r>
+              <w:rPr>
+                <w:rFonts w:ascii="Arial" w:hAnsi="Arial" w:eastAsia="Arial"/>
                 <w:sz w:val="18"/>
               </w:rPr>
               <w:t>&lt;= 5 MB</w:t>
@@ -1262,11 +1438,15 @@
               <w:keepLines/>
               <w:spacing w:after="0"/>
             </w:pPr>
-            <w:r/>
-            <w:r>
-              <w:rPr>
-                <w:rFonts w:ascii="Arial" w:hAnsi="Arial" w:eastAsia="Arial"/>
-                <w:b w:val="0"/>
+            <w:r>
+              <w:rPr>
+                <w:rFonts w:ascii="Arial" w:hAnsi="Arial" w:eastAsia="Arial"/>
+                <w:sz w:val="18"/>
+              </w:rPr>
+            </w:r>
+            <w:r>
+              <w:rPr>
+                <w:rFonts w:ascii="Arial" w:hAnsi="Arial" w:eastAsia="Arial"/>
                 <w:sz w:val="18"/>
               </w:rPr>
               <w:t>รองรับ vsd, dwg, afp, pdf, mda, zip, wav, mp3, gif, jpg, tif, tiff, htm, html, txt, xml, mpg, mov, ivs, doc, docx, xls, xlsx, pps, ppt, pot, csv</w:t>
@@ -1288,11 +1468,15 @@
               <w:keepLines/>
               <w:spacing w:after="0"/>
             </w:pPr>
-            <w:r/>
-            <w:r>
-              <w:rPr>
-                <w:rFonts w:ascii="Arial" w:hAnsi="Arial" w:eastAsia="Arial"/>
-                <w:b w:val="0"/>
+            <w:r>
+              <w:rPr>
+                <w:rFonts w:ascii="Arial" w:hAnsi="Arial" w:eastAsia="Arial"/>
+                <w:sz w:val="18"/>
+              </w:rPr>
+            </w:r>
+            <w:r>
+              <w:rPr>
+                <w:rFonts w:ascii="Arial" w:hAnsi="Arial" w:eastAsia="Arial"/>
                 <w:sz w:val="18"/>
               </w:rPr>
               <w:t>file</w:t>
@@ -1309,11 +1493,15 @@
               <w:keepLines/>
               <w:spacing w:after="0"/>
             </w:pPr>
-            <w:r/>
-            <w:r>
-              <w:rPr>
-                <w:rFonts w:ascii="Arial" w:hAnsi="Arial" w:eastAsia="Arial"/>
-                <w:b w:val="0"/>
+            <w:r>
+              <w:rPr>
+                <w:rFonts w:ascii="Arial" w:hAnsi="Arial" w:eastAsia="Arial"/>
+                <w:sz w:val="18"/>
+              </w:rPr>
+            </w:r>
+            <w:r>
+              <w:rPr>
+                <w:rFonts w:ascii="Arial" w:hAnsi="Arial" w:eastAsia="Arial"/>
                 <w:sz w:val="18"/>
               </w:rPr>
               <w:t>multipart</w:t>
@@ -1330,11 +1518,15 @@
               <w:keepLines/>
               <w:spacing w:after="0"/>
             </w:pPr>
-            <w:r/>
-            <w:r>
-              <w:rPr>
-                <w:rFonts w:ascii="Arial" w:hAnsi="Arial" w:eastAsia="Arial"/>
-                <w:b w:val="0"/>
+            <w:r>
+              <w:rPr>
+                <w:rFonts w:ascii="Arial" w:hAnsi="Arial" w:eastAsia="Arial"/>
+                <w:sz w:val="18"/>
+              </w:rPr>
+            </w:r>
+            <w:r>
+              <w:rPr>
+                <w:rFonts w:ascii="Arial" w:hAnsi="Arial" w:eastAsia="Arial"/>
                 <w:sz w:val="18"/>
               </w:rPr>
               <w:t>&lt;=5MB</w:t>
@@ -1351,11 +1543,15 @@
               <w:keepLines/>
               <w:spacing w:after="0"/>
             </w:pPr>
-            <w:r/>
-            <w:r>
-              <w:rPr>
-                <w:rFonts w:ascii="Arial" w:hAnsi="Arial" w:eastAsia="Arial"/>
-                <w:b w:val="0"/>
+            <w:r>
+              <w:rPr>
+                <w:rFonts w:ascii="Arial" w:hAnsi="Arial" w:eastAsia="Arial"/>
+                <w:sz w:val="18"/>
+              </w:rPr>
+            </w:r>
+            <w:r>
+              <w:rPr>
+                <w:rFonts w:ascii="Arial" w:hAnsi="Arial" w:eastAsia="Arial"/>
                 <w:sz w:val="18"/>
               </w:rPr>
               <w:t>validate extension and content type</w:t>
@@ -1377,11 +1573,15 @@
               <w:keepLines/>
               <w:spacing w:after="0"/>
             </w:pPr>
-            <w:r/>
-            <w:r>
-              <w:rPr>
-                <w:rFonts w:ascii="Arial" w:hAnsi="Arial" w:eastAsia="Arial"/>
-                <w:b w:val="0"/>
+            <w:r>
+              <w:rPr>
+                <w:rFonts w:ascii="Arial" w:hAnsi="Arial" w:eastAsia="Arial"/>
+                <w:sz w:val="18"/>
+              </w:rPr>
+            </w:r>
+            <w:r>
+              <w:rPr>
+                <w:rFonts w:ascii="Arial" w:hAnsi="Arial" w:eastAsia="Arial"/>
                 <w:sz w:val="18"/>
               </w:rPr>
               <w:t>sectionCode</w:t>
@@ -1398,11 +1598,15 @@
               <w:keepLines/>
               <w:spacing w:after="0"/>
             </w:pPr>
-            <w:r/>
-            <w:r>
-              <w:rPr>
-                <w:rFonts w:ascii="Arial" w:hAnsi="Arial" w:eastAsia="Arial"/>
-                <w:b w:val="0"/>
+            <w:r>
+              <w:rPr>
+                <w:rFonts w:ascii="Arial" w:hAnsi="Arial" w:eastAsia="Arial"/>
+                <w:sz w:val="18"/>
+              </w:rPr>
+            </w:r>
+            <w:r>
+              <w:rPr>
+                <w:rFonts w:ascii="Arial" w:hAnsi="Arial" w:eastAsia="Arial"/>
                 <w:sz w:val="18"/>
               </w:rPr>
               <w:t>string</w:t>
@@ -1419,11 +1623,15 @@
               <w:keepLines/>
               <w:spacing w:after="0"/>
             </w:pPr>
-            <w:r/>
-            <w:r>
-              <w:rPr>
-                <w:rFonts w:ascii="Arial" w:hAnsi="Arial" w:eastAsia="Arial"/>
-                <w:b w:val="0"/>
+            <w:r>
+              <w:rPr>
+                <w:rFonts w:ascii="Arial" w:hAnsi="Arial" w:eastAsia="Arial"/>
+                <w:sz w:val="18"/>
+              </w:rPr>
+            </w:r>
+            <w:r>
+              <w:rPr>
+                <w:rFonts w:ascii="Arial" w:hAnsi="Arial" w:eastAsia="Arial"/>
                 <w:sz w:val="18"/>
               </w:rPr>
               <w:t>required on upload</w:t>
@@ -1440,11 +1648,15 @@
               <w:keepLines/>
               <w:spacing w:after="0"/>
             </w:pPr>
-            <w:r/>
-            <w:r>
-              <w:rPr>
-                <w:rFonts w:ascii="Arial" w:hAnsi="Arial" w:eastAsia="Arial"/>
-                <w:b w:val="0"/>
+            <w:r>
+              <w:rPr>
+                <w:rFonts w:ascii="Arial" w:hAnsi="Arial" w:eastAsia="Arial"/>
+                <w:sz w:val="18"/>
+              </w:rPr>
+            </w:r>
+            <w:r>
+              <w:rPr>
+                <w:rFonts w:ascii="Arial" w:hAnsi="Arial" w:eastAsia="Arial"/>
                 <w:sz w:val="18"/>
               </w:rPr>
               <w:t>บันทึกว่าแนบในขั้นไหน</w:t>
@@ -1570,11 +1782,15 @@
               <w:keepLines/>
               <w:spacing w:after="0"/>
             </w:pPr>
-            <w:r/>
-            <w:r>
-              <w:rPr>
-                <w:rFonts w:ascii="Arial" w:hAnsi="Arial" w:eastAsia="Arial"/>
-                <w:b w:val="0"/>
+            <w:r>
+              <w:rPr>
+                <w:rFonts w:ascii="Arial" w:hAnsi="Arial" w:eastAsia="Arial"/>
+                <w:sz w:val="18"/>
+              </w:rPr>
+            </w:r>
+            <w:r>
+              <w:rPr>
+                <w:rFonts w:ascii="Arial" w:hAnsi="Arial" w:eastAsia="Arial"/>
                 <w:sz w:val="18"/>
               </w:rPr>
               <w:t>Storage provider</w:t>
@@ -1591,14 +1807,25 @@
               <w:keepLines/>
               <w:spacing w:after="0"/>
             </w:pPr>
-            <w:r/>
-            <w:r>
-              <w:rPr>
-                <w:rFonts w:ascii="Arial" w:hAnsi="Arial" w:eastAsia="Arial"/>
-                <w:b w:val="0"/>
-                <w:sz w:val="18"/>
-              </w:rPr>
-              <w:t>`OBJECT_STORAGE` ผ่าน adapter กลาง</w:t>
+            <w:r>
+              <w:rPr>
+                <w:rFonts w:ascii="Arial" w:hAnsi="Arial" w:eastAsia="Arial"/>
+                <w:sz w:val="18"/>
+              </w:rPr>
+            </w:r>
+            <w:r>
+              <w:rPr>
+                <w:rFonts w:ascii="Courier New" w:hAnsi="Courier New" w:eastAsia="Arial"/>
+                <w:sz w:val="18"/>
+              </w:rPr>
+              <w:t>OBJECT_STORAGE</w:t>
+            </w:r>
+            <w:r>
+              <w:rPr>
+                <w:rFonts w:ascii="Arial" w:hAnsi="Arial" w:eastAsia="Arial"/>
+                <w:sz w:val="18"/>
+              </w:rPr>
+              <w:t xml:space="preserve"> ผ่าน adapter กลาง</w:t>
             </w:r>
           </w:p>
         </w:tc>
@@ -1612,11 +1839,15 @@
               <w:keepLines/>
               <w:spacing w:after="0"/>
             </w:pPr>
-            <w:r/>
-            <w:r>
-              <w:rPr>
-                <w:rFonts w:ascii="Arial" w:hAnsi="Arial" w:eastAsia="Arial"/>
-                <w:b w:val="0"/>
+            <w:r>
+              <w:rPr>
+                <w:rFonts w:ascii="Arial" w:hAnsi="Arial" w:eastAsia="Arial"/>
+                <w:sz w:val="18"/>
+              </w:rPr>
+            </w:r>
+            <w:r>
+              <w:rPr>
+                <w:rFonts w:ascii="Arial" w:hAnsi="Arial" w:eastAsia="Arial"/>
                 <w:sz w:val="18"/>
               </w:rPr>
               <w:t>รองรับ S3-compatible/MinIO/NAS ตาม env โดย service code ไม่ผูก vendor โดยตรง</w:t>
@@ -1638,11 +1869,15 @@
               <w:keepLines/>
               <w:spacing w:after="0"/>
             </w:pPr>
-            <w:r/>
-            <w:r>
-              <w:rPr>
-                <w:rFonts w:ascii="Arial" w:hAnsi="Arial" w:eastAsia="Arial"/>
-                <w:b w:val="0"/>
+            <w:r>
+              <w:rPr>
+                <w:rFonts w:ascii="Arial" w:hAnsi="Arial" w:eastAsia="Arial"/>
+                <w:sz w:val="18"/>
+              </w:rPr>
+            </w:r>
+            <w:r>
+              <w:rPr>
+                <w:rFonts w:ascii="Arial" w:hAnsi="Arial" w:eastAsia="Arial"/>
                 <w:sz w:val="18"/>
               </w:rPr>
               <w:t>Bucket/container</w:t>
@@ -1659,14 +1894,18 @@
               <w:keepLines/>
               <w:spacing w:after="0"/>
             </w:pPr>
-            <w:r/>
-            <w:r>
-              <w:rPr>
-                <w:rFonts w:ascii="Arial" w:hAnsi="Arial" w:eastAsia="Arial"/>
-                <w:b w:val="0"/>
-                <w:sz w:val="18"/>
-              </w:rPr>
-              <w:t>`sbpgi-{env}-attachments`</w:t>
+            <w:r>
+              <w:rPr>
+                <w:rFonts w:ascii="Arial" w:hAnsi="Arial" w:eastAsia="Arial"/>
+                <w:sz w:val="18"/>
+              </w:rPr>
+            </w:r>
+            <w:r>
+              <w:rPr>
+                <w:rFonts w:ascii="Courier New" w:hAnsi="Courier New" w:eastAsia="Arial"/>
+                <w:sz w:val="18"/>
+              </w:rPr>
+              <w:t>sbpgi-{env}-attachments</w:t>
             </w:r>
           </w:p>
         </w:tc>
@@ -1680,11 +1919,15 @@
               <w:keepLines/>
               <w:spacing w:after="0"/>
             </w:pPr>
-            <w:r/>
-            <w:r>
-              <w:rPr>
-                <w:rFonts w:ascii="Arial" w:hAnsi="Arial" w:eastAsia="Arial"/>
-                <w:b w:val="0"/>
+            <w:r>
+              <w:rPr>
+                <w:rFonts w:ascii="Arial" w:hAnsi="Arial" w:eastAsia="Arial"/>
+                <w:sz w:val="18"/>
+              </w:rPr>
+            </w:r>
+            <w:r>
+              <w:rPr>
+                <w:rFonts w:ascii="Arial" w:hAnsi="Arial" w:eastAsia="Arial"/>
                 <w:sz w:val="18"/>
               </w:rPr>
               <w:t>แยก dev/test/prod และกำหนด lifecycle/backup ที่ infra</w:t>
@@ -1706,11 +1949,15 @@
               <w:keepLines/>
               <w:spacing w:after="0"/>
             </w:pPr>
-            <w:r/>
-            <w:r>
-              <w:rPr>
-                <w:rFonts w:ascii="Arial" w:hAnsi="Arial" w:eastAsia="Arial"/>
-                <w:b w:val="0"/>
+            <w:r>
+              <w:rPr>
+                <w:rFonts w:ascii="Arial" w:hAnsi="Arial" w:eastAsia="Arial"/>
+                <w:sz w:val="18"/>
+              </w:rPr>
+            </w:r>
+            <w:r>
+              <w:rPr>
+                <w:rFonts w:ascii="Arial" w:hAnsi="Arial" w:eastAsia="Arial"/>
                 <w:sz w:val="18"/>
               </w:rPr>
               <w:t>Object key</w:t>
@@ -1727,14 +1974,18 @@
               <w:keepLines/>
               <w:spacing w:after="0"/>
             </w:pPr>
-            <w:r/>
-            <w:r>
-              <w:rPr>
-                <w:rFonts w:ascii="Arial" w:hAnsi="Arial" w:eastAsia="Arial"/>
-                <w:b w:val="0"/>
-                <w:sz w:val="18"/>
-              </w:rPr>
-              <w:t>`documents/{year}/{docNoSafe}/{attachId}/{sha256Prefix}-{safeFileName}`</w:t>
+            <w:r>
+              <w:rPr>
+                <w:rFonts w:ascii="Arial" w:hAnsi="Arial" w:eastAsia="Arial"/>
+                <w:sz w:val="18"/>
+              </w:rPr>
+            </w:r>
+            <w:r>
+              <w:rPr>
+                <w:rFonts w:ascii="Courier New" w:hAnsi="Courier New" w:eastAsia="Arial"/>
+                <w:sz w:val="18"/>
+              </w:rPr>
+              <w:t>documents/{year}/{docNoSafe}/{attachId}/{sha256Prefix}-{safeFileName}</w:t>
             </w:r>
           </w:p>
         </w:tc>
@@ -1748,14 +1999,53 @@
               <w:keepLines/>
               <w:spacing w:after="0"/>
             </w:pPr>
-            <w:r/>
-            <w:r>
-              <w:rPr>
-                <w:rFonts w:ascii="Arial" w:hAnsi="Arial" w:eastAsia="Arial"/>
-                <w:b w:val="0"/>
-                <w:sz w:val="18"/>
-              </w:rPr>
-              <w:t>`docNoSafe` แทน `/` ด้วย `-`; sanitize filename ก่อนใช้ใน key</w:t>
+            <w:r>
+              <w:rPr>
+                <w:rFonts w:ascii="Arial" w:hAnsi="Arial" w:eastAsia="Arial"/>
+                <w:sz w:val="18"/>
+              </w:rPr>
+            </w:r>
+            <w:r>
+              <w:rPr>
+                <w:rFonts w:ascii="Courier New" w:hAnsi="Courier New" w:eastAsia="Arial"/>
+                <w:sz w:val="18"/>
+              </w:rPr>
+              <w:t>docNoSafe</w:t>
+            </w:r>
+            <w:r>
+              <w:rPr>
+                <w:rFonts w:ascii="Arial" w:hAnsi="Arial" w:eastAsia="Arial"/>
+                <w:sz w:val="18"/>
+              </w:rPr>
+              <w:t xml:space="preserve"> แทน </w:t>
+            </w:r>
+            <w:r>
+              <w:rPr>
+                <w:rFonts w:ascii="Courier New" w:hAnsi="Courier New" w:eastAsia="Arial"/>
+                <w:sz w:val="18"/>
+              </w:rPr>
+              <w:t>/</w:t>
+            </w:r>
+            <w:r>
+              <w:rPr>
+                <w:rFonts w:ascii="Arial" w:hAnsi="Arial" w:eastAsia="Arial"/>
+                <w:sz w:val="18"/>
+              </w:rPr>
+              <w:t xml:space="preserve"> ด้วย </w:t>
+            </w:r>
+            <w:r>
+              <w:rPr>
+                <w:rFonts w:ascii="Courier New" w:hAnsi="Courier New" w:eastAsia="Arial"/>
+                <w:sz w:val="18"/>
+              </w:rPr>
+              <w:t>-</w:t>
+            </w:r>
+            <w:r>
+              <w:rPr>
+                <w:rFonts w:ascii="Arial" w:hAnsi="Arial" w:eastAsia="Arial"/>
+                <w:sz w:val="18"/>
+              </w:rPr>
+              <w:t>; sanitize filename ก่อนใช้ใน key</w:t>
             </w:r>
           </w:p>
         </w:tc>
@@ -1774,11 +2064,15 @@
               <w:keepLines/>
               <w:spacing w:after="0"/>
             </w:pPr>
-            <w:r/>
-            <w:r>
-              <w:rPr>
-                <w:rFonts w:ascii="Arial" w:hAnsi="Arial" w:eastAsia="Arial"/>
-                <w:b w:val="0"/>
+            <w:r>
+              <w:rPr>
+                <w:rFonts w:ascii="Arial" w:hAnsi="Arial" w:eastAsia="Arial"/>
+                <w:sz w:val="18"/>
+              </w:rPr>
+            </w:r>
+            <w:r>
+              <w:rPr>
+                <w:rFonts w:ascii="Arial" w:hAnsi="Arial" w:eastAsia="Arial"/>
                 <w:sz w:val="18"/>
               </w:rPr>
               <w:t>Quarantine path</w:t>
@@ -1795,14 +2089,18 @@
               <w:keepLines/>
               <w:spacing w:after="0"/>
             </w:pPr>
-            <w:r/>
-            <w:r>
-              <w:rPr>
-                <w:rFonts w:ascii="Arial" w:hAnsi="Arial" w:eastAsia="Arial"/>
-                <w:b w:val="0"/>
-                <w:sz w:val="18"/>
-              </w:rPr>
-              <w:t>`quarantine/{runDate}/{uuid}`</w:t>
+            <w:r>
+              <w:rPr>
+                <w:rFonts w:ascii="Arial" w:hAnsi="Arial" w:eastAsia="Arial"/>
+                <w:sz w:val="18"/>
+              </w:rPr>
+            </w:r>
+            <w:r>
+              <w:rPr>
+                <w:rFonts w:ascii="Courier New" w:hAnsi="Courier New" w:eastAsia="Arial"/>
+                <w:sz w:val="18"/>
+              </w:rPr>
+              <w:t>quarantine/{runDate}/{uuid}</w:t>
             </w:r>
           </w:p>
         </w:tc>
@@ -1816,11 +2114,15 @@
               <w:keepLines/>
               <w:spacing w:after="0"/>
             </w:pPr>
-            <w:r/>
-            <w:r>
-              <w:rPr>
-                <w:rFonts w:ascii="Arial" w:hAnsi="Arial" w:eastAsia="Arial"/>
-                <w:b w:val="0"/>
+            <w:r>
+              <w:rPr>
+                <w:rFonts w:ascii="Arial" w:hAnsi="Arial" w:eastAsia="Arial"/>
+                <w:sz w:val="18"/>
+              </w:rPr>
+            </w:r>
+            <w:r>
+              <w:rPr>
+                <w:rFonts w:ascii="Arial" w:hAnsi="Arial" w:eastAsia="Arial"/>
                 <w:sz w:val="18"/>
               </w:rPr>
               <w:t>ไฟล์ใหม่ต้องเข้า quarantine ก่อน scan; ยัง download ไม่ได้</w:t>
@@ -1842,11 +2144,15 @@
               <w:keepLines/>
               <w:spacing w:after="0"/>
             </w:pPr>
-            <w:r/>
-            <w:r>
-              <w:rPr>
-                <w:rFonts w:ascii="Arial" w:hAnsi="Arial" w:eastAsia="Arial"/>
-                <w:b w:val="0"/>
+            <w:r>
+              <w:rPr>
+                <w:rFonts w:ascii="Arial" w:hAnsi="Arial" w:eastAsia="Arial"/>
+                <w:sz w:val="18"/>
+              </w:rPr>
+            </w:r>
+            <w:r>
+              <w:rPr>
+                <w:rFonts w:ascii="Arial" w:hAnsi="Arial" w:eastAsia="Arial"/>
                 <w:sz w:val="18"/>
               </w:rPr>
               <w:t>Allowed extension</w:t>
@@ -1863,11 +2169,15 @@
               <w:keepLines/>
               <w:spacing w:after="0"/>
             </w:pPr>
-            <w:r/>
-            <w:r>
-              <w:rPr>
-                <w:rFonts w:ascii="Arial" w:hAnsi="Arial" w:eastAsia="Arial"/>
-                <w:b w:val="0"/>
+            <w:r>
+              <w:rPr>
+                <w:rFonts w:ascii="Arial" w:hAnsi="Arial" w:eastAsia="Arial"/>
+                <w:sz w:val="18"/>
+              </w:rPr>
+            </w:r>
+            <w:r>
+              <w:rPr>
+                <w:rFonts w:ascii="Arial" w:hAnsi="Arial" w:eastAsia="Arial"/>
                 <w:sz w:val="18"/>
               </w:rPr>
               <w:t>vsd, dwg, afp, pdf, mda, zip, wav, mp3, gif, jpg, tif, tiff, htm, html, txt, xml, mpg, mov, ivs, doc, docx, xls, xlsx, pps, ppt, pot, csv</w:t>
@@ -1884,11 +2194,15 @@
               <w:keepLines/>
               <w:spacing w:after="0"/>
             </w:pPr>
-            <w:r/>
-            <w:r>
-              <w:rPr>
-                <w:rFonts w:ascii="Arial" w:hAnsi="Arial" w:eastAsia="Arial"/>
-                <w:b w:val="0"/>
+            <w:r>
+              <w:rPr>
+                <w:rFonts w:ascii="Arial" w:hAnsi="Arial" w:eastAsia="Arial"/>
+                <w:sz w:val="18"/>
+              </w:rPr>
+            </w:r>
+            <w:r>
+              <w:rPr>
+                <w:rFonts w:ascii="Arial" w:hAnsi="Arial" w:eastAsia="Arial"/>
                 <w:sz w:val="18"/>
               </w:rPr>
               <w:t>ตรวจทั้ง extension และ content type/magic bytes เท่าที่ platform รองรับ</w:t>
@@ -1910,11 +2224,15 @@
               <w:keepLines/>
               <w:spacing w:after="0"/>
             </w:pPr>
-            <w:r/>
-            <w:r>
-              <w:rPr>
-                <w:rFonts w:ascii="Arial" w:hAnsi="Arial" w:eastAsia="Arial"/>
-                <w:b w:val="0"/>
+            <w:r>
+              <w:rPr>
+                <w:rFonts w:ascii="Arial" w:hAnsi="Arial" w:eastAsia="Arial"/>
+                <w:sz w:val="18"/>
+              </w:rPr>
+            </w:r>
+            <w:r>
+              <w:rPr>
+                <w:rFonts w:ascii="Arial" w:hAnsi="Arial" w:eastAsia="Arial"/>
                 <w:sz w:val="18"/>
               </w:rPr>
               <w:t>AV scan status</w:t>
@@ -1931,11 +2249,15 @@
               <w:keepLines/>
               <w:spacing w:after="0"/>
             </w:pPr>
-            <w:r/>
-            <w:r>
-              <w:rPr>
-                <w:rFonts w:ascii="Arial" w:hAnsi="Arial" w:eastAsia="Arial"/>
-                <w:b w:val="0"/>
+            <w:r>
+              <w:rPr>
+                <w:rFonts w:ascii="Arial" w:hAnsi="Arial" w:eastAsia="Arial"/>
+                <w:sz w:val="18"/>
+              </w:rPr>
+            </w:r>
+            <w:r>
+              <w:rPr>
+                <w:rFonts w:ascii="Arial" w:hAnsi="Arial" w:eastAsia="Arial"/>
                 <w:sz w:val="18"/>
               </w:rPr>
               <w:t>PENDING -&gt; CLEAN หรือ BLOCKED/FAILED</w:t>
@@ -1952,11 +2274,15 @@
               <w:keepLines/>
               <w:spacing w:after="0"/>
             </w:pPr>
-            <w:r/>
-            <w:r>
-              <w:rPr>
-                <w:rFonts w:ascii="Arial" w:hAnsi="Arial" w:eastAsia="Arial"/>
-                <w:b w:val="0"/>
+            <w:r>
+              <w:rPr>
+                <w:rFonts w:ascii="Arial" w:hAnsi="Arial" w:eastAsia="Arial"/>
+                <w:sz w:val="18"/>
+              </w:rPr>
+            </w:r>
+            <w:r>
+              <w:rPr>
+                <w:rFonts w:ascii="Arial" w:hAnsi="Arial" w:eastAsia="Arial"/>
                 <w:sz w:val="18"/>
               </w:rPr>
               <w:t>download อนุญาตเฉพาะ CLEAN; BLOCKED/FAILED คืน FILE_SCAN_BLOCKED</w:t>
@@ -1978,11 +2304,15 @@
               <w:keepLines/>
               <w:spacing w:after="0"/>
             </w:pPr>
-            <w:r/>
-            <w:r>
-              <w:rPr>
-                <w:rFonts w:ascii="Arial" w:hAnsi="Arial" w:eastAsia="Arial"/>
-                <w:b w:val="0"/>
+            <w:r>
+              <w:rPr>
+                <w:rFonts w:ascii="Arial" w:hAnsi="Arial" w:eastAsia="Arial"/>
+                <w:sz w:val="18"/>
+              </w:rPr>
+            </w:r>
+            <w:r>
+              <w:rPr>
+                <w:rFonts w:ascii="Arial" w:hAnsi="Arial" w:eastAsia="Arial"/>
                 <w:sz w:val="18"/>
               </w:rPr>
               <w:t>Max size</w:t>
@@ -1999,11 +2329,15 @@
               <w:keepLines/>
               <w:spacing w:after="0"/>
             </w:pPr>
-            <w:r/>
-            <w:r>
-              <w:rPr>
-                <w:rFonts w:ascii="Arial" w:hAnsi="Arial" w:eastAsia="Arial"/>
-                <w:b w:val="0"/>
+            <w:r>
+              <w:rPr>
+                <w:rFonts w:ascii="Arial" w:hAnsi="Arial" w:eastAsia="Arial"/>
+                <w:sz w:val="18"/>
+              </w:rPr>
+            </w:r>
+            <w:r>
+              <w:rPr>
+                <w:rFonts w:ascii="Arial" w:hAnsi="Arial" w:eastAsia="Arial"/>
                 <w:sz w:val="18"/>
               </w:rPr>
               <w:t>5 MB ต่อไฟล์</w:t>
@@ -2020,11 +2354,15 @@
               <w:keepLines/>
               <w:spacing w:after="0"/>
             </w:pPr>
-            <w:r/>
-            <w:r>
-              <w:rPr>
-                <w:rFonts w:ascii="Arial" w:hAnsi="Arial" w:eastAsia="Arial"/>
-                <w:b w:val="0"/>
+            <w:r>
+              <w:rPr>
+                <w:rFonts w:ascii="Arial" w:hAnsi="Arial" w:eastAsia="Arial"/>
+                <w:sz w:val="18"/>
+              </w:rPr>
+            </w:r>
+            <w:r>
+              <w:rPr>
+                <w:rFonts w:ascii="Arial" w:hAnsi="Arial" w:eastAsia="Arial"/>
                 <w:sz w:val="18"/>
               </w:rPr>
               <w:t>เกินให้คืน 413 FILE_TOO_LARGE ก่อน upload เข้า storage</w:t>
@@ -2142,11 +2480,15 @@
               <w:keepLines/>
               <w:spacing w:after="0"/>
             </w:pPr>
-            <w:r/>
-            <w:r>
-              <w:rPr>
-                <w:rFonts w:ascii="Arial" w:hAnsi="Arial" w:eastAsia="Arial"/>
-                <w:b w:val="0"/>
+            <w:r>
+              <w:rPr>
+                <w:rFonts w:ascii="Arial" w:hAnsi="Arial" w:eastAsia="Arial"/>
+                <w:sz w:val="18"/>
+              </w:rPr>
+            </w:r>
+            <w:r>
+              <w:rPr>
+                <w:rFonts w:ascii="Arial" w:hAnsi="Arial" w:eastAsia="Arial"/>
                 <w:sz w:val="18"/>
               </w:rPr>
               <w:t>attachId</w:t>
@@ -2163,11 +2505,15 @@
               <w:keepLines/>
               <w:spacing w:after="0"/>
             </w:pPr>
-            <w:r/>
-            <w:r>
-              <w:rPr>
-                <w:rFonts w:ascii="Arial" w:hAnsi="Arial" w:eastAsia="Arial"/>
-                <w:b w:val="0"/>
+            <w:r>
+              <w:rPr>
+                <w:rFonts w:ascii="Arial" w:hAnsi="Arial" w:eastAsia="Arial"/>
+                <w:sz w:val="18"/>
+              </w:rPr>
+            </w:r>
+            <w:r>
+              <w:rPr>
+                <w:rFonts w:ascii="Arial" w:hAnsi="Arial" w:eastAsia="Arial"/>
                 <w:sz w:val="18"/>
               </w:rPr>
               <w:t>primary key/identifier</w:t>
@@ -2184,11 +2530,15 @@
               <w:keepLines/>
               <w:spacing w:after="0"/>
             </w:pPr>
-            <w:r/>
-            <w:r>
-              <w:rPr>
-                <w:rFonts w:ascii="Arial" w:hAnsi="Arial" w:eastAsia="Arial"/>
-                <w:b w:val="0"/>
+            <w:r>
+              <w:rPr>
+                <w:rFonts w:ascii="Arial" w:hAnsi="Arial" w:eastAsia="Arial"/>
+                <w:sz w:val="18"/>
+              </w:rPr>
+            </w:r>
+            <w:r>
+              <w:rPr>
+                <w:rFonts w:ascii="Arial" w:hAnsi="Arial" w:eastAsia="Arial"/>
                 <w:sz w:val="18"/>
               </w:rPr>
               <w:t>คืนให้ FE หลัง upload</w:t>
@@ -2210,11 +2560,15 @@
               <w:keepLines/>
               <w:spacing w:after="0"/>
             </w:pPr>
-            <w:r/>
-            <w:r>
-              <w:rPr>
-                <w:rFonts w:ascii="Arial" w:hAnsi="Arial" w:eastAsia="Arial"/>
-                <w:b w:val="0"/>
+            <w:r>
+              <w:rPr>
+                <w:rFonts w:ascii="Arial" w:hAnsi="Arial" w:eastAsia="Arial"/>
+                <w:sz w:val="18"/>
+              </w:rPr>
+            </w:r>
+            <w:r>
+              <w:rPr>
+                <w:rFonts w:ascii="Arial" w:hAnsi="Arial" w:eastAsia="Arial"/>
                 <w:sz w:val="18"/>
               </w:rPr>
               <w:t>docNo</w:t>
@@ -2231,11 +2585,15 @@
               <w:keepLines/>
               <w:spacing w:after="0"/>
             </w:pPr>
-            <w:r/>
-            <w:r>
-              <w:rPr>
-                <w:rFonts w:ascii="Arial" w:hAnsi="Arial" w:eastAsia="Arial"/>
-                <w:b w:val="0"/>
+            <w:r>
+              <w:rPr>
+                <w:rFonts w:ascii="Arial" w:hAnsi="Arial" w:eastAsia="Arial"/>
+                <w:sz w:val="18"/>
+              </w:rPr>
+            </w:r>
+            <w:r>
+              <w:rPr>
+                <w:rFonts w:ascii="Arial" w:hAnsi="Arial" w:eastAsia="Arial"/>
                 <w:sz w:val="18"/>
               </w:rPr>
               <w:t>เลขเอกสาร</w:t>
@@ -2252,11 +2610,15 @@
               <w:keepLines/>
               <w:spacing w:after="0"/>
             </w:pPr>
-            <w:r/>
-            <w:r>
-              <w:rPr>
-                <w:rFonts w:ascii="Arial" w:hAnsi="Arial" w:eastAsia="Arial"/>
-                <w:b w:val="0"/>
+            <w:r>
+              <w:rPr>
+                <w:rFonts w:ascii="Arial" w:hAnsi="Arial" w:eastAsia="Arial"/>
+                <w:sz w:val="18"/>
+              </w:rPr>
+            </w:r>
+            <w:r>
+              <w:rPr>
+                <w:rFonts w:ascii="Arial" w:hAnsi="Arial" w:eastAsia="Arial"/>
                 <w:sz w:val="18"/>
               </w:rPr>
               <w:t>attachment ต้อง belong กับ document นี้เท่านั้น</w:t>
@@ -2278,11 +2640,15 @@
               <w:keepLines/>
               <w:spacing w:after="0"/>
             </w:pPr>
-            <w:r/>
-            <w:r>
-              <w:rPr>
-                <w:rFonts w:ascii="Arial" w:hAnsi="Arial" w:eastAsia="Arial"/>
-                <w:b w:val="0"/>
+            <w:r>
+              <w:rPr>
+                <w:rFonts w:ascii="Arial" w:hAnsi="Arial" w:eastAsia="Arial"/>
+                <w:sz w:val="18"/>
+              </w:rPr>
+            </w:r>
+            <w:r>
+              <w:rPr>
+                <w:rFonts w:ascii="Arial" w:hAnsi="Arial" w:eastAsia="Arial"/>
                 <w:sz w:val="18"/>
               </w:rPr>
               <w:t>sectionCode</w:t>
@@ -2299,11 +2665,15 @@
               <w:keepLines/>
               <w:spacing w:after="0"/>
             </w:pPr>
-            <w:r/>
-            <w:r>
-              <w:rPr>
-                <w:rFonts w:ascii="Arial" w:hAnsi="Arial" w:eastAsia="Arial"/>
-                <w:b w:val="0"/>
+            <w:r>
+              <w:rPr>
+                <w:rFonts w:ascii="Arial" w:hAnsi="Arial" w:eastAsia="Arial"/>
+                <w:sz w:val="18"/>
+              </w:rPr>
+            </w:r>
+            <w:r>
+              <w:rPr>
+                <w:rFonts w:ascii="Arial" w:hAnsi="Arial" w:eastAsia="Arial"/>
                 <w:sz w:val="18"/>
               </w:rPr>
               <w:t>workflow section ตอน upload</w:t>
@@ -2320,11 +2690,15 @@
               <w:keepLines/>
               <w:spacing w:after="0"/>
             </w:pPr>
-            <w:r/>
-            <w:r>
-              <w:rPr>
-                <w:rFonts w:ascii="Arial" w:hAnsi="Arial" w:eastAsia="Arial"/>
-                <w:b w:val="0"/>
+            <w:r>
+              <w:rPr>
+                <w:rFonts w:ascii="Arial" w:hAnsi="Arial" w:eastAsia="Arial"/>
+                <w:sz w:val="18"/>
+              </w:rPr>
+            </w:r>
+            <w:r>
+              <w:rPr>
+                <w:rFonts w:ascii="Arial" w:hAnsi="Arial" w:eastAsia="Arial"/>
                 <w:sz w:val="18"/>
               </w:rPr>
               <w:t>บันทึกจาก request และ validate กับ current task/permission</w:t>
@@ -2346,11 +2720,15 @@
               <w:keepLines/>
               <w:spacing w:after="0"/>
             </w:pPr>
-            <w:r/>
-            <w:r>
-              <w:rPr>
-                <w:rFonts w:ascii="Arial" w:hAnsi="Arial" w:eastAsia="Arial"/>
-                <w:b w:val="0"/>
+            <w:r>
+              <w:rPr>
+                <w:rFonts w:ascii="Arial" w:hAnsi="Arial" w:eastAsia="Arial"/>
+                <w:sz w:val="18"/>
+              </w:rPr>
+            </w:r>
+            <w:r>
+              <w:rPr>
+                <w:rFonts w:ascii="Arial" w:hAnsi="Arial" w:eastAsia="Arial"/>
                 <w:sz w:val="18"/>
               </w:rPr>
               <w:t>originalFileName</w:t>
@@ -2367,11 +2745,15 @@
               <w:keepLines/>
               <w:spacing w:after="0"/>
             </w:pPr>
-            <w:r/>
-            <w:r>
-              <w:rPr>
-                <w:rFonts w:ascii="Arial" w:hAnsi="Arial" w:eastAsia="Arial"/>
-                <w:b w:val="0"/>
+            <w:r>
+              <w:rPr>
+                <w:rFonts w:ascii="Arial" w:hAnsi="Arial" w:eastAsia="Arial"/>
+                <w:sz w:val="18"/>
+              </w:rPr>
+            </w:r>
+            <w:r>
+              <w:rPr>
+                <w:rFonts w:ascii="Arial" w:hAnsi="Arial" w:eastAsia="Arial"/>
                 <w:sz w:val="18"/>
               </w:rPr>
               <w:t>ชื่อไฟล์จากผู้ใช้</w:t>
@@ -2388,11 +2770,15 @@
               <w:keepLines/>
               <w:spacing w:after="0"/>
             </w:pPr>
-            <w:r/>
-            <w:r>
-              <w:rPr>
-                <w:rFonts w:ascii="Arial" w:hAnsi="Arial" w:eastAsia="Arial"/>
-                <w:b w:val="0"/>
+            <w:r>
+              <w:rPr>
+                <w:rFonts w:ascii="Arial" w:hAnsi="Arial" w:eastAsia="Arial"/>
+                <w:sz w:val="18"/>
+              </w:rPr>
+            </w:r>
+            <w:r>
+              <w:rPr>
+                <w:rFonts w:ascii="Arial" w:hAnsi="Arial" w:eastAsia="Arial"/>
                 <w:sz w:val="18"/>
               </w:rPr>
               <w:t>เก็บเพื่อแสดงผลและ Content-Disposition</w:t>
@@ -2414,11 +2800,15 @@
               <w:keepLines/>
               <w:spacing w:after="0"/>
             </w:pPr>
-            <w:r/>
-            <w:r>
-              <w:rPr>
-                <w:rFonts w:ascii="Arial" w:hAnsi="Arial" w:eastAsia="Arial"/>
-                <w:b w:val="0"/>
+            <w:r>
+              <w:rPr>
+                <w:rFonts w:ascii="Arial" w:hAnsi="Arial" w:eastAsia="Arial"/>
+                <w:sz w:val="18"/>
+              </w:rPr>
+            </w:r>
+            <w:r>
+              <w:rPr>
+                <w:rFonts w:ascii="Arial" w:hAnsi="Arial" w:eastAsia="Arial"/>
                 <w:sz w:val="18"/>
               </w:rPr>
               <w:t>contentType</w:t>
@@ -2435,11 +2825,15 @@
               <w:keepLines/>
               <w:spacing w:after="0"/>
             </w:pPr>
-            <w:r/>
-            <w:r>
-              <w:rPr>
-                <w:rFonts w:ascii="Arial" w:hAnsi="Arial" w:eastAsia="Arial"/>
-                <w:b w:val="0"/>
+            <w:r>
+              <w:rPr>
+                <w:rFonts w:ascii="Arial" w:hAnsi="Arial" w:eastAsia="Arial"/>
+                <w:sz w:val="18"/>
+              </w:rPr>
+            </w:r>
+            <w:r>
+              <w:rPr>
+                <w:rFonts w:ascii="Arial" w:hAnsi="Arial" w:eastAsia="Arial"/>
                 <w:sz w:val="18"/>
               </w:rPr>
               <w:t>MIME type</w:t>
@@ -2456,11 +2850,15 @@
               <w:keepLines/>
               <w:spacing w:after="0"/>
             </w:pPr>
-            <w:r/>
-            <w:r>
-              <w:rPr>
-                <w:rFonts w:ascii="Arial" w:hAnsi="Arial" w:eastAsia="Arial"/>
-                <w:b w:val="0"/>
+            <w:r>
+              <w:rPr>
+                <w:rFonts w:ascii="Arial" w:hAnsi="Arial" w:eastAsia="Arial"/>
+                <w:sz w:val="18"/>
+              </w:rPr>
+            </w:r>
+            <w:r>
+              <w:rPr>
+                <w:rFonts w:ascii="Arial" w:hAnsi="Arial" w:eastAsia="Arial"/>
                 <w:sz w:val="18"/>
               </w:rPr>
               <w:t>ใช้ร่วมกับ extension validation</w:t>
@@ -2482,11 +2880,15 @@
               <w:keepLines/>
               <w:spacing w:after="0"/>
             </w:pPr>
-            <w:r/>
-            <w:r>
-              <w:rPr>
-                <w:rFonts w:ascii="Arial" w:hAnsi="Arial" w:eastAsia="Arial"/>
-                <w:b w:val="0"/>
+            <w:r>
+              <w:rPr>
+                <w:rFonts w:ascii="Arial" w:hAnsi="Arial" w:eastAsia="Arial"/>
+                <w:sz w:val="18"/>
+              </w:rPr>
+            </w:r>
+            <w:r>
+              <w:rPr>
+                <w:rFonts w:ascii="Arial" w:hAnsi="Arial" w:eastAsia="Arial"/>
                 <w:sz w:val="18"/>
               </w:rPr>
               <w:t>fileSizeBytes</w:t>
@@ -2503,11 +2905,15 @@
               <w:keepLines/>
               <w:spacing w:after="0"/>
             </w:pPr>
-            <w:r/>
-            <w:r>
-              <w:rPr>
-                <w:rFonts w:ascii="Arial" w:hAnsi="Arial" w:eastAsia="Arial"/>
-                <w:b w:val="0"/>
+            <w:r>
+              <w:rPr>
+                <w:rFonts w:ascii="Arial" w:hAnsi="Arial" w:eastAsia="Arial"/>
+                <w:sz w:val="18"/>
+              </w:rPr>
+            </w:r>
+            <w:r>
+              <w:rPr>
+                <w:rFonts w:ascii="Arial" w:hAnsi="Arial" w:eastAsia="Arial"/>
                 <w:sz w:val="18"/>
               </w:rPr>
               <w:t>ขนาดไฟล์</w:t>
@@ -2524,11 +2930,15 @@
               <w:keepLines/>
               <w:spacing w:after="0"/>
             </w:pPr>
-            <w:r/>
-            <w:r>
-              <w:rPr>
-                <w:rFonts w:ascii="Arial" w:hAnsi="Arial" w:eastAsia="Arial"/>
-                <w:b w:val="0"/>
+            <w:r>
+              <w:rPr>
+                <w:rFonts w:ascii="Arial" w:hAnsi="Arial" w:eastAsia="Arial"/>
+                <w:sz w:val="18"/>
+              </w:rPr>
+            </w:r>
+            <w:r>
+              <w:rPr>
+                <w:rFonts w:ascii="Arial" w:hAnsi="Arial" w:eastAsia="Arial"/>
                 <w:sz w:val="18"/>
               </w:rPr>
               <w:t>ต้อง &lt;= 5 MB</w:t>
@@ -2550,11 +2960,15 @@
               <w:keepLines/>
               <w:spacing w:after="0"/>
             </w:pPr>
-            <w:r/>
-            <w:r>
-              <w:rPr>
-                <w:rFonts w:ascii="Arial" w:hAnsi="Arial" w:eastAsia="Arial"/>
-                <w:b w:val="0"/>
+            <w:r>
+              <w:rPr>
+                <w:rFonts w:ascii="Arial" w:hAnsi="Arial" w:eastAsia="Arial"/>
+                <w:sz w:val="18"/>
+              </w:rPr>
+            </w:r>
+            <w:r>
+              <w:rPr>
+                <w:rFonts w:ascii="Arial" w:hAnsi="Arial" w:eastAsia="Arial"/>
                 <w:sz w:val="18"/>
               </w:rPr>
               <w:t>storageProvider/bucketName/objectKey</w:t>
@@ -2571,11 +2985,15 @@
               <w:keepLines/>
               <w:spacing w:after="0"/>
             </w:pPr>
-            <w:r/>
-            <w:r>
-              <w:rPr>
-                <w:rFonts w:ascii="Arial" w:hAnsi="Arial" w:eastAsia="Arial"/>
-                <w:b w:val="0"/>
+            <w:r>
+              <w:rPr>
+                <w:rFonts w:ascii="Arial" w:hAnsi="Arial" w:eastAsia="Arial"/>
+                <w:sz w:val="18"/>
+              </w:rPr>
+            </w:r>
+            <w:r>
+              <w:rPr>
+                <w:rFonts w:ascii="Arial" w:hAnsi="Arial" w:eastAsia="Arial"/>
                 <w:sz w:val="18"/>
               </w:rPr>
               <w:t>ตำแหน่ง binary</w:t>
@@ -2592,11 +3010,15 @@
               <w:keepLines/>
               <w:spacing w:after="0"/>
             </w:pPr>
-            <w:r/>
-            <w:r>
-              <w:rPr>
-                <w:rFonts w:ascii="Arial" w:hAnsi="Arial" w:eastAsia="Arial"/>
-                <w:b w:val="0"/>
+            <w:r>
+              <w:rPr>
+                <w:rFonts w:ascii="Arial" w:hAnsi="Arial" w:eastAsia="Arial"/>
+                <w:sz w:val="18"/>
+              </w:rPr>
+            </w:r>
+            <w:r>
+              <w:rPr>
+                <w:rFonts w:ascii="Arial" w:hAnsi="Arial" w:eastAsia="Arial"/>
                 <w:sz w:val="18"/>
               </w:rPr>
               <w:t>ห้าม expose objectKey ตรงให้ FE</w:t>
@@ -2618,11 +3040,15 @@
               <w:keepLines/>
               <w:spacing w:after="0"/>
             </w:pPr>
-            <w:r/>
-            <w:r>
-              <w:rPr>
-                <w:rFonts w:ascii="Arial" w:hAnsi="Arial" w:eastAsia="Arial"/>
-                <w:b w:val="0"/>
+            <w:r>
+              <w:rPr>
+                <w:rFonts w:ascii="Arial" w:hAnsi="Arial" w:eastAsia="Arial"/>
+                <w:sz w:val="18"/>
+              </w:rPr>
+            </w:r>
+            <w:r>
+              <w:rPr>
+                <w:rFonts w:ascii="Arial" w:hAnsi="Arial" w:eastAsia="Arial"/>
                 <w:sz w:val="18"/>
               </w:rPr>
               <w:t>sha256</w:t>
@@ -2639,11 +3065,15 @@
               <w:keepLines/>
               <w:spacing w:after="0"/>
             </w:pPr>
-            <w:r/>
-            <w:r>
-              <w:rPr>
-                <w:rFonts w:ascii="Arial" w:hAnsi="Arial" w:eastAsia="Arial"/>
-                <w:b w:val="0"/>
+            <w:r>
+              <w:rPr>
+                <w:rFonts w:ascii="Arial" w:hAnsi="Arial" w:eastAsia="Arial"/>
+                <w:sz w:val="18"/>
+              </w:rPr>
+            </w:r>
+            <w:r>
+              <w:rPr>
+                <w:rFonts w:ascii="Arial" w:hAnsi="Arial" w:eastAsia="Arial"/>
                 <w:sz w:val="18"/>
               </w:rPr>
               <w:t>checksum</w:t>
@@ -2660,11 +3090,15 @@
               <w:keepLines/>
               <w:spacing w:after="0"/>
             </w:pPr>
-            <w:r/>
-            <w:r>
-              <w:rPr>
-                <w:rFonts w:ascii="Arial" w:hAnsi="Arial" w:eastAsia="Arial"/>
-                <w:b w:val="0"/>
+            <w:r>
+              <w:rPr>
+                <w:rFonts w:ascii="Arial" w:hAnsi="Arial" w:eastAsia="Arial"/>
+                <w:sz w:val="18"/>
+              </w:rPr>
+            </w:r>
+            <w:r>
+              <w:rPr>
+                <w:rFonts w:ascii="Arial" w:hAnsi="Arial" w:eastAsia="Arial"/>
                 <w:sz w:val="18"/>
               </w:rPr>
               <w:t>ใช้ตรวจ duplicate/corruption</w:t>
@@ -2686,11 +3120,15 @@
               <w:keepLines/>
               <w:spacing w:after="0"/>
             </w:pPr>
-            <w:r/>
-            <w:r>
-              <w:rPr>
-                <w:rFonts w:ascii="Arial" w:hAnsi="Arial" w:eastAsia="Arial"/>
-                <w:b w:val="0"/>
+            <w:r>
+              <w:rPr>
+                <w:rFonts w:ascii="Arial" w:hAnsi="Arial" w:eastAsia="Arial"/>
+                <w:sz w:val="18"/>
+              </w:rPr>
+            </w:r>
+            <w:r>
+              <w:rPr>
+                <w:rFonts w:ascii="Arial" w:hAnsi="Arial" w:eastAsia="Arial"/>
                 <w:sz w:val="18"/>
               </w:rPr>
               <w:t>scanStatus/scannedAt/scanMessage</w:t>
@@ -2707,11 +3145,15 @@
               <w:keepLines/>
               <w:spacing w:after="0"/>
             </w:pPr>
-            <w:r/>
-            <w:r>
-              <w:rPr>
-                <w:rFonts w:ascii="Arial" w:hAnsi="Arial" w:eastAsia="Arial"/>
-                <w:b w:val="0"/>
+            <w:r>
+              <w:rPr>
+                <w:rFonts w:ascii="Arial" w:hAnsi="Arial" w:eastAsia="Arial"/>
+                <w:sz w:val="18"/>
+              </w:rPr>
+            </w:r>
+            <w:r>
+              <w:rPr>
+                <w:rFonts w:ascii="Arial" w:hAnsi="Arial" w:eastAsia="Arial"/>
                 <w:sz w:val="18"/>
               </w:rPr>
               <w:t>ผล AV scan</w:t>
@@ -2728,11 +3170,15 @@
               <w:keepLines/>
               <w:spacing w:after="0"/>
             </w:pPr>
-            <w:r/>
-            <w:r>
-              <w:rPr>
-                <w:rFonts w:ascii="Arial" w:hAnsi="Arial" w:eastAsia="Arial"/>
-                <w:b w:val="0"/>
+            <w:r>
+              <w:rPr>
+                <w:rFonts w:ascii="Arial" w:hAnsi="Arial" w:eastAsia="Arial"/>
+                <w:sz w:val="18"/>
+              </w:rPr>
+            </w:r>
+            <w:r>
+              <w:rPr>
+                <w:rFonts w:ascii="Arial" w:hAnsi="Arial" w:eastAsia="Arial"/>
                 <w:sz w:val="18"/>
               </w:rPr>
               <w:t>download ได้เฉพาะ CLEAN</w:t>
@@ -2754,11 +3200,15 @@
               <w:keepLines/>
               <w:spacing w:after="0"/>
             </w:pPr>
-            <w:r/>
-            <w:r>
-              <w:rPr>
-                <w:rFonts w:ascii="Arial" w:hAnsi="Arial" w:eastAsia="Arial"/>
-                <w:b w:val="0"/>
+            <w:r>
+              <w:rPr>
+                <w:rFonts w:ascii="Arial" w:hAnsi="Arial" w:eastAsia="Arial"/>
+                <w:sz w:val="18"/>
+              </w:rPr>
+            </w:r>
+            <w:r>
+              <w:rPr>
+                <w:rFonts w:ascii="Arial" w:hAnsi="Arial" w:eastAsia="Arial"/>
                 <w:sz w:val="18"/>
               </w:rPr>
               <w:t>uploadedBy/uploadedAt/deletedFlag</w:t>
@@ -2775,11 +3225,15 @@
               <w:keepLines/>
               <w:spacing w:after="0"/>
             </w:pPr>
-            <w:r/>
-            <w:r>
-              <w:rPr>
-                <w:rFonts w:ascii="Arial" w:hAnsi="Arial" w:eastAsia="Arial"/>
-                <w:b w:val="0"/>
+            <w:r>
+              <w:rPr>
+                <w:rFonts w:ascii="Arial" w:hAnsi="Arial" w:eastAsia="Arial"/>
+                <w:sz w:val="18"/>
+              </w:rPr>
+            </w:r>
+            <w:r>
+              <w:rPr>
+                <w:rFonts w:ascii="Arial" w:hAnsi="Arial" w:eastAsia="Arial"/>
                 <w:sz w:val="18"/>
               </w:rPr>
               <w:t>audit metadata</w:t>
@@ -2796,11 +3250,15 @@
               <w:keepLines/>
               <w:spacing w:after="0"/>
             </w:pPr>
-            <w:r/>
-            <w:r>
-              <w:rPr>
-                <w:rFonts w:ascii="Arial" w:hAnsi="Arial" w:eastAsia="Arial"/>
-                <w:b w:val="0"/>
+            <w:r>
+              <w:rPr>
+                <w:rFonts w:ascii="Arial" w:hAnsi="Arial" w:eastAsia="Arial"/>
+                <w:sz w:val="18"/>
+              </w:rPr>
+            </w:r>
+            <w:r>
+              <w:rPr>
+                <w:rFonts w:ascii="Arial" w:hAnsi="Arial" w:eastAsia="Arial"/>
                 <w:sz w:val="18"/>
               </w:rPr>
               <w:t>soft delete เท่านั้นเมื่อมีการลบภายหลัง</w:t>
@@ -2918,11 +3376,15 @@
               <w:keepLines/>
               <w:spacing w:after="0"/>
             </w:pPr>
-            <w:r/>
-            <w:r>
-              <w:rPr>
-                <w:rFonts w:ascii="Arial" w:hAnsi="Arial" w:eastAsia="Arial"/>
-                <w:b w:val="0"/>
+            <w:r>
+              <w:rPr>
+                <w:rFonts w:ascii="Arial" w:hAnsi="Arial" w:eastAsia="Arial"/>
+                <w:sz w:val="18"/>
+              </w:rPr>
+            </w:r>
+            <w:r>
+              <w:rPr>
+                <w:rFonts w:ascii="Arial" w:hAnsi="Arial" w:eastAsia="Arial"/>
                 <w:sz w:val="18"/>
               </w:rPr>
               <w:t>1. Authorize</w:t>
@@ -2939,11 +3401,15 @@
               <w:keepLines/>
               <w:spacing w:after="0"/>
             </w:pPr>
-            <w:r/>
-            <w:r>
-              <w:rPr>
-                <w:rFonts w:ascii="Arial" w:hAnsi="Arial" w:eastAsia="Arial"/>
-                <w:b w:val="0"/>
+            <w:r>
+              <w:rPr>
+                <w:rFonts w:ascii="Arial" w:hAnsi="Arial" w:eastAsia="Arial"/>
+                <w:sz w:val="18"/>
+              </w:rPr>
+            </w:r>
+            <w:r>
+              <w:rPr>
+                <w:rFonts w:ascii="Arial" w:hAnsi="Arial" w:eastAsia="Arial"/>
                 <w:sz w:val="18"/>
               </w:rPr>
               <w:t>ตรวจผู้ใช้มีสิทธิ์อ่านเอกสารและ canUploadAttachment/current task owner</w:t>
@@ -2960,11 +3426,15 @@
               <w:keepLines/>
               <w:spacing w:after="0"/>
             </w:pPr>
-            <w:r/>
-            <w:r>
-              <w:rPr>
-                <w:rFonts w:ascii="Arial" w:hAnsi="Arial" w:eastAsia="Arial"/>
-                <w:b w:val="0"/>
+            <w:r>
+              <w:rPr>
+                <w:rFonts w:ascii="Arial" w:hAnsi="Arial" w:eastAsia="Arial"/>
+                <w:sz w:val="18"/>
+              </w:rPr>
+            </w:r>
+            <w:r>
+              <w:rPr>
+                <w:rFonts w:ascii="Arial" w:hAnsi="Arial" w:eastAsia="Arial"/>
                 <w:sz w:val="18"/>
               </w:rPr>
               <w:t>ไม่มีสิทธิ์คืน 403</w:t>
@@ -2986,11 +3456,15 @@
               <w:keepLines/>
               <w:spacing w:after="0"/>
             </w:pPr>
-            <w:r/>
-            <w:r>
-              <w:rPr>
-                <w:rFonts w:ascii="Arial" w:hAnsi="Arial" w:eastAsia="Arial"/>
-                <w:b w:val="0"/>
+            <w:r>
+              <w:rPr>
+                <w:rFonts w:ascii="Arial" w:hAnsi="Arial" w:eastAsia="Arial"/>
+                <w:sz w:val="18"/>
+              </w:rPr>
+            </w:r>
+            <w:r>
+              <w:rPr>
+                <w:rFonts w:ascii="Arial" w:hAnsi="Arial" w:eastAsia="Arial"/>
                 <w:sz w:val="18"/>
               </w:rPr>
               <w:t>2. Validate multipart</w:t>
@@ -3007,11 +3481,15 @@
               <w:keepLines/>
               <w:spacing w:after="0"/>
             </w:pPr>
-            <w:r/>
-            <w:r>
-              <w:rPr>
-                <w:rFonts w:ascii="Arial" w:hAnsi="Arial" w:eastAsia="Arial"/>
-                <w:b w:val="0"/>
+            <w:r>
+              <w:rPr>
+                <w:rFonts w:ascii="Arial" w:hAnsi="Arial" w:eastAsia="Arial"/>
+                <w:sz w:val="18"/>
+              </w:rPr>
+            </w:r>
+            <w:r>
+              <w:rPr>
+                <w:rFonts w:ascii="Arial" w:hAnsi="Arial" w:eastAsia="Arial"/>
                 <w:sz w:val="18"/>
               </w:rPr>
               <w:t>ตรวจ file present, size, extension, content type, sectionCode</w:t>
@@ -3028,11 +3506,15 @@
               <w:keepLines/>
               <w:spacing w:after="0"/>
             </w:pPr>
-            <w:r/>
-            <w:r>
-              <w:rPr>
-                <w:rFonts w:ascii="Arial" w:hAnsi="Arial" w:eastAsia="Arial"/>
-                <w:b w:val="0"/>
+            <w:r>
+              <w:rPr>
+                <w:rFonts w:ascii="Arial" w:hAnsi="Arial" w:eastAsia="Arial"/>
+                <w:sz w:val="18"/>
+              </w:rPr>
+            </w:r>
+            <w:r>
+              <w:rPr>
+                <w:rFonts w:ascii="Arial" w:hAnsi="Arial" w:eastAsia="Arial"/>
                 <w:sz w:val="18"/>
               </w:rPr>
               <w:t>คืน 400/413/415 ตาม catalog</w:t>
@@ -3054,11 +3536,15 @@
               <w:keepLines/>
               <w:spacing w:after="0"/>
             </w:pPr>
-            <w:r/>
-            <w:r>
-              <w:rPr>
-                <w:rFonts w:ascii="Arial" w:hAnsi="Arial" w:eastAsia="Arial"/>
-                <w:b w:val="0"/>
+            <w:r>
+              <w:rPr>
+                <w:rFonts w:ascii="Arial" w:hAnsi="Arial" w:eastAsia="Arial"/>
+                <w:sz w:val="18"/>
+              </w:rPr>
+            </w:r>
+            <w:r>
+              <w:rPr>
+                <w:rFonts w:ascii="Arial" w:hAnsi="Arial" w:eastAsia="Arial"/>
                 <w:sz w:val="18"/>
               </w:rPr>
               <w:t>3. Hash and quarantine</w:t>
@@ -3075,11 +3561,15 @@
               <w:keepLines/>
               <w:spacing w:after="0"/>
             </w:pPr>
-            <w:r/>
-            <w:r>
-              <w:rPr>
-                <w:rFonts w:ascii="Arial" w:hAnsi="Arial" w:eastAsia="Arial"/>
-                <w:b w:val="0"/>
+            <w:r>
+              <w:rPr>
+                <w:rFonts w:ascii="Arial" w:hAnsi="Arial" w:eastAsia="Arial"/>
+                <w:sz w:val="18"/>
+              </w:rPr>
+            </w:r>
+            <w:r>
+              <w:rPr>
+                <w:rFonts w:ascii="Arial" w:hAnsi="Arial" w:eastAsia="Arial"/>
                 <w:sz w:val="18"/>
               </w:rPr>
               <w:t>stream file คำนวณ sha256 และเขียน quarantine object</w:t>
@@ -3096,11 +3586,15 @@
               <w:keepLines/>
               <w:spacing w:after="0"/>
             </w:pPr>
-            <w:r/>
-            <w:r>
-              <w:rPr>
-                <w:rFonts w:ascii="Arial" w:hAnsi="Arial" w:eastAsia="Arial"/>
-                <w:b w:val="0"/>
+            <w:r>
+              <w:rPr>
+                <w:rFonts w:ascii="Arial" w:hAnsi="Arial" w:eastAsia="Arial"/>
+                <w:sz w:val="18"/>
+              </w:rPr>
+            </w:r>
+            <w:r>
+              <w:rPr>
+                <w:rFonts w:ascii="Arial" w:hAnsi="Arial" w:eastAsia="Arial"/>
                 <w:sz w:val="18"/>
               </w:rPr>
               <w:t>storage fail คืน 503 และไม่ insert metadata CLEAN</w:t>
@@ -3122,11 +3616,15 @@
               <w:keepLines/>
               <w:spacing w:after="0"/>
             </w:pPr>
-            <w:r/>
-            <w:r>
-              <w:rPr>
-                <w:rFonts w:ascii="Arial" w:hAnsi="Arial" w:eastAsia="Arial"/>
-                <w:b w:val="0"/>
+            <w:r>
+              <w:rPr>
+                <w:rFonts w:ascii="Arial" w:hAnsi="Arial" w:eastAsia="Arial"/>
+                <w:sz w:val="18"/>
+              </w:rPr>
+            </w:r>
+            <w:r>
+              <w:rPr>
+                <w:rFonts w:ascii="Arial" w:hAnsi="Arial" w:eastAsia="Arial"/>
                 <w:sz w:val="18"/>
               </w:rPr>
               <w:t>4. Scan</w:t>
@@ -3143,11 +3641,15 @@
               <w:keepLines/>
               <w:spacing w:after="0"/>
             </w:pPr>
-            <w:r/>
-            <w:r>
-              <w:rPr>
-                <w:rFonts w:ascii="Arial" w:hAnsi="Arial" w:eastAsia="Arial"/>
-                <w:b w:val="0"/>
+            <w:r>
+              <w:rPr>
+                <w:rFonts w:ascii="Arial" w:hAnsi="Arial" w:eastAsia="Arial"/>
+                <w:sz w:val="18"/>
+              </w:rPr>
+            </w:r>
+            <w:r>
+              <w:rPr>
+                <w:rFonts w:ascii="Arial" w:hAnsi="Arial" w:eastAsia="Arial"/>
                 <w:sz w:val="18"/>
               </w:rPr>
               <w:t>เรียก AV scanner แบบ sync หรือ async ตาม platform; ระหว่าง PENDING ห้าม download</w:t>
@@ -3164,11 +3666,15 @@
               <w:keepLines/>
               <w:spacing w:after="0"/>
             </w:pPr>
-            <w:r/>
-            <w:r>
-              <w:rPr>
-                <w:rFonts w:ascii="Arial" w:hAnsi="Arial" w:eastAsia="Arial"/>
-                <w:b w:val="0"/>
+            <w:r>
+              <w:rPr>
+                <w:rFonts w:ascii="Arial" w:hAnsi="Arial" w:eastAsia="Arial"/>
+                <w:sz w:val="18"/>
+              </w:rPr>
+            </w:r>
+            <w:r>
+              <w:rPr>
+                <w:rFonts w:ascii="Arial" w:hAnsi="Arial" w:eastAsia="Arial"/>
                 <w:sz w:val="18"/>
               </w:rPr>
               <w:t>พบไวรัสตั้ง BLOCKED และคืน FILE_SCAN_BLOCKED</w:t>
@@ -3190,11 +3696,15 @@
               <w:keepLines/>
               <w:spacing w:after="0"/>
             </w:pPr>
-            <w:r/>
-            <w:r>
-              <w:rPr>
-                <w:rFonts w:ascii="Arial" w:hAnsi="Arial" w:eastAsia="Arial"/>
-                <w:b w:val="0"/>
+            <w:r>
+              <w:rPr>
+                <w:rFonts w:ascii="Arial" w:hAnsi="Arial" w:eastAsia="Arial"/>
+                <w:sz w:val="18"/>
+              </w:rPr>
+            </w:r>
+            <w:r>
+              <w:rPr>
+                <w:rFonts w:ascii="Arial" w:hAnsi="Arial" w:eastAsia="Arial"/>
                 <w:sz w:val="18"/>
               </w:rPr>
               <w:t>5. Promote</w:t>
@@ -3211,11 +3721,15 @@
               <w:keepLines/>
               <w:spacing w:after="0"/>
             </w:pPr>
-            <w:r/>
-            <w:r>
-              <w:rPr>
-                <w:rFonts w:ascii="Arial" w:hAnsi="Arial" w:eastAsia="Arial"/>
-                <w:b w:val="0"/>
+            <w:r>
+              <w:rPr>
+                <w:rFonts w:ascii="Arial" w:hAnsi="Arial" w:eastAsia="Arial"/>
+                <w:sz w:val="18"/>
+              </w:rPr>
+            </w:r>
+            <w:r>
+              <w:rPr>
+                <w:rFonts w:ascii="Arial" w:hAnsi="Arial" w:eastAsia="Arial"/>
                 <w:sz w:val="18"/>
               </w:rPr>
               <w:t>เมื่อ CLEAN ให้ move/copy ไป objectKey ถาวรและ insert/update metadata</w:t>
@@ -3232,11 +3746,15 @@
               <w:keepLines/>
               <w:spacing w:after="0"/>
             </w:pPr>
-            <w:r/>
-            <w:r>
-              <w:rPr>
-                <w:rFonts w:ascii="Arial" w:hAnsi="Arial" w:eastAsia="Arial"/>
-                <w:b w:val="0"/>
+            <w:r>
+              <w:rPr>
+                <w:rFonts w:ascii="Arial" w:hAnsi="Arial" w:eastAsia="Arial"/>
+                <w:sz w:val="18"/>
+              </w:rPr>
+            </w:r>
+            <w:r>
+              <w:rPr>
+                <w:rFonts w:ascii="Arial" w:hAnsi="Arial" w:eastAsia="Arial"/>
                 <w:sz w:val="18"/>
               </w:rPr>
               <w:t>metadata ต้องมี objectKey และ scanStatus=CLEAN</w:t>
@@ -3258,11 +3776,15 @@
               <w:keepLines/>
               <w:spacing w:after="0"/>
             </w:pPr>
-            <w:r/>
-            <w:r>
-              <w:rPr>
-                <w:rFonts w:ascii="Arial" w:hAnsi="Arial" w:eastAsia="Arial"/>
-                <w:b w:val="0"/>
+            <w:r>
+              <w:rPr>
+                <w:rFonts w:ascii="Arial" w:hAnsi="Arial" w:eastAsia="Arial"/>
+                <w:sz w:val="18"/>
+              </w:rPr>
+            </w:r>
+            <w:r>
+              <w:rPr>
+                <w:rFonts w:ascii="Arial" w:hAnsi="Arial" w:eastAsia="Arial"/>
                 <w:sz w:val="18"/>
               </w:rPr>
               <w:t>6. Respond</w:t>
@@ -3279,11 +3801,15 @@
               <w:keepLines/>
               <w:spacing w:after="0"/>
             </w:pPr>
-            <w:r/>
-            <w:r>
-              <w:rPr>
-                <w:rFonts w:ascii="Arial" w:hAnsi="Arial" w:eastAsia="Arial"/>
-                <w:b w:val="0"/>
+            <w:r>
+              <w:rPr>
+                <w:rFonts w:ascii="Arial" w:hAnsi="Arial" w:eastAsia="Arial"/>
+                <w:sz w:val="18"/>
+              </w:rPr>
+            </w:r>
+            <w:r>
+              <w:rPr>
+                <w:rFonts w:ascii="Arial" w:hAnsi="Arial" w:eastAsia="Arial"/>
                 <w:sz w:val="18"/>
               </w:rPr>
               <w:t>คืน attachId, fileName, fileSizeBytes, scanStatus, uploadedAt</w:t>
@@ -3300,11 +3826,15 @@
               <w:keepLines/>
               <w:spacing w:after="0"/>
             </w:pPr>
-            <w:r/>
-            <w:r>
-              <w:rPr>
-                <w:rFonts w:ascii="Arial" w:hAnsi="Arial" w:eastAsia="Arial"/>
-                <w:b w:val="0"/>
+            <w:r>
+              <w:rPr>
+                <w:rFonts w:ascii="Arial" w:hAnsi="Arial" w:eastAsia="Arial"/>
+                <w:sz w:val="18"/>
+              </w:rPr>
+            </w:r>
+            <w:r>
+              <w:rPr>
+                <w:rFonts w:ascii="Arial" w:hAnsi="Arial" w:eastAsia="Arial"/>
                 <w:sz w:val="18"/>
               </w:rPr>
               <w:t>ไม่คืน bucket/objectKey ให้ FE</w:t>
@@ -3422,11 +3952,15 @@
               <w:keepLines/>
               <w:spacing w:after="0"/>
             </w:pPr>
-            <w:r/>
-            <w:r>
-              <w:rPr>
-                <w:rFonts w:ascii="Arial" w:hAnsi="Arial" w:eastAsia="Arial"/>
-                <w:b w:val="0"/>
+            <w:r>
+              <w:rPr>
+                <w:rFonts w:ascii="Arial" w:hAnsi="Arial" w:eastAsia="Arial"/>
+                <w:sz w:val="18"/>
+              </w:rPr>
+            </w:r>
+            <w:r>
+              <w:rPr>
+                <w:rFonts w:ascii="Arial" w:hAnsi="Arial" w:eastAsia="Arial"/>
                 <w:sz w:val="18"/>
               </w:rPr>
               <w:t>1. Validate path</w:t>
@@ -3443,11 +3977,15 @@
               <w:keepLines/>
               <w:spacing w:after="0"/>
             </w:pPr>
-            <w:r/>
-            <w:r>
-              <w:rPr>
-                <w:rFonts w:ascii="Arial" w:hAnsi="Arial" w:eastAsia="Arial"/>
-                <w:b w:val="0"/>
+            <w:r>
+              <w:rPr>
+                <w:rFonts w:ascii="Arial" w:hAnsi="Arial" w:eastAsia="Arial"/>
+                <w:sz w:val="18"/>
+              </w:rPr>
+            </w:r>
+            <w:r>
+              <w:rPr>
+                <w:rFonts w:ascii="Arial" w:hAnsi="Arial" w:eastAsia="Arial"/>
                 <w:sz w:val="18"/>
               </w:rPr>
               <w:t>ตรวจ docNo/attachId และ attachment belongs to docNo</w:t>
@@ -3464,11 +4002,15 @@
               <w:keepLines/>
               <w:spacing w:after="0"/>
             </w:pPr>
-            <w:r/>
-            <w:r>
-              <w:rPr>
-                <w:rFonts w:ascii="Arial" w:hAnsi="Arial" w:eastAsia="Arial"/>
-                <w:b w:val="0"/>
+            <w:r>
+              <w:rPr>
+                <w:rFonts w:ascii="Arial" w:hAnsi="Arial" w:eastAsia="Arial"/>
+                <w:sz w:val="18"/>
+              </w:rPr>
+            </w:r>
+            <w:r>
+              <w:rPr>
+                <w:rFonts w:ascii="Arial" w:hAnsi="Arial" w:eastAsia="Arial"/>
                 <w:sz w:val="18"/>
               </w:rPr>
               <w:t>ไม่พบคืน 404</w:t>
@@ -3490,11 +4032,15 @@
               <w:keepLines/>
               <w:spacing w:after="0"/>
             </w:pPr>
-            <w:r/>
-            <w:r>
-              <w:rPr>
-                <w:rFonts w:ascii="Arial" w:hAnsi="Arial" w:eastAsia="Arial"/>
-                <w:b w:val="0"/>
+            <w:r>
+              <w:rPr>
+                <w:rFonts w:ascii="Arial" w:hAnsi="Arial" w:eastAsia="Arial"/>
+                <w:sz w:val="18"/>
+              </w:rPr>
+            </w:r>
+            <w:r>
+              <w:rPr>
+                <w:rFonts w:ascii="Arial" w:hAnsi="Arial" w:eastAsia="Arial"/>
                 <w:sz w:val="18"/>
               </w:rPr>
               <w:t>2. Authorize read</w:t>
@@ -3511,11 +4057,15 @@
               <w:keepLines/>
               <w:spacing w:after="0"/>
             </w:pPr>
-            <w:r/>
-            <w:r>
-              <w:rPr>
-                <w:rFonts w:ascii="Arial" w:hAnsi="Arial" w:eastAsia="Arial"/>
-                <w:b w:val="0"/>
+            <w:r>
+              <w:rPr>
+                <w:rFonts w:ascii="Arial" w:hAnsi="Arial" w:eastAsia="Arial"/>
+                <w:sz w:val="18"/>
+              </w:rPr>
+            </w:r>
+            <w:r>
+              <w:rPr>
+                <w:rFonts w:ascii="Arial" w:hAnsi="Arial" w:eastAsia="Arial"/>
                 <w:sz w:val="18"/>
               </w:rPr>
               <w:t>สิทธิ์เท่ากับ document read หรือ report/admin ที่ได้รับสิทธิ์</w:t>
@@ -3532,11 +4082,15 @@
               <w:keepLines/>
               <w:spacing w:after="0"/>
             </w:pPr>
-            <w:r/>
-            <w:r>
-              <w:rPr>
-                <w:rFonts w:ascii="Arial" w:hAnsi="Arial" w:eastAsia="Arial"/>
-                <w:b w:val="0"/>
+            <w:r>
+              <w:rPr>
+                <w:rFonts w:ascii="Arial" w:hAnsi="Arial" w:eastAsia="Arial"/>
+                <w:sz w:val="18"/>
+              </w:rPr>
+            </w:r>
+            <w:r>
+              <w:rPr>
+                <w:rFonts w:ascii="Arial" w:hAnsi="Arial" w:eastAsia="Arial"/>
                 <w:sz w:val="18"/>
               </w:rPr>
               <w:t>ไม่มีสิทธิ์คืน 403</w:t>
@@ -3558,11 +4112,15 @@
               <w:keepLines/>
               <w:spacing w:after="0"/>
             </w:pPr>
-            <w:r/>
-            <w:r>
-              <w:rPr>
-                <w:rFonts w:ascii="Arial" w:hAnsi="Arial" w:eastAsia="Arial"/>
-                <w:b w:val="0"/>
+            <w:r>
+              <w:rPr>
+                <w:rFonts w:ascii="Arial" w:hAnsi="Arial" w:eastAsia="Arial"/>
+                <w:sz w:val="18"/>
+              </w:rPr>
+            </w:r>
+            <w:r>
+              <w:rPr>
+                <w:rFonts w:ascii="Arial" w:hAnsi="Arial" w:eastAsia="Arial"/>
                 <w:sz w:val="18"/>
               </w:rPr>
               <w:t>3. Check scan</w:t>
@@ -3579,11 +4137,15 @@
               <w:keepLines/>
               <w:spacing w:after="0"/>
             </w:pPr>
-            <w:r/>
-            <w:r>
-              <w:rPr>
-                <w:rFonts w:ascii="Arial" w:hAnsi="Arial" w:eastAsia="Arial"/>
-                <w:b w:val="0"/>
+            <w:r>
+              <w:rPr>
+                <w:rFonts w:ascii="Arial" w:hAnsi="Arial" w:eastAsia="Arial"/>
+                <w:sz w:val="18"/>
+              </w:rPr>
+            </w:r>
+            <w:r>
+              <w:rPr>
+                <w:rFonts w:ascii="Arial" w:hAnsi="Arial" w:eastAsia="Arial"/>
                 <w:sz w:val="18"/>
               </w:rPr>
               <w:t>อนุญาตเฉพาะ scanStatus=CLEAN และ deletedFlag=false</w:t>
@@ -3600,11 +4162,15 @@
               <w:keepLines/>
               <w:spacing w:after="0"/>
             </w:pPr>
-            <w:r/>
-            <w:r>
-              <w:rPr>
-                <w:rFonts w:ascii="Arial" w:hAnsi="Arial" w:eastAsia="Arial"/>
-                <w:b w:val="0"/>
+            <w:r>
+              <w:rPr>
+                <w:rFonts w:ascii="Arial" w:hAnsi="Arial" w:eastAsia="Arial"/>
+                <w:sz w:val="18"/>
+              </w:rPr>
+            </w:r>
+            <w:r>
+              <w:rPr>
+                <w:rFonts w:ascii="Arial" w:hAnsi="Arial" w:eastAsia="Arial"/>
                 <w:sz w:val="18"/>
               </w:rPr>
               <w:t>PENDING/BLOCKED/FAILED คืน 422 FILE_SCAN_BLOCKED</w:t>
@@ -3626,11 +4192,15 @@
               <w:keepLines/>
               <w:spacing w:after="0"/>
             </w:pPr>
-            <w:r/>
-            <w:r>
-              <w:rPr>
-                <w:rFonts w:ascii="Arial" w:hAnsi="Arial" w:eastAsia="Arial"/>
-                <w:b w:val="0"/>
+            <w:r>
+              <w:rPr>
+                <w:rFonts w:ascii="Arial" w:hAnsi="Arial" w:eastAsia="Arial"/>
+                <w:sz w:val="18"/>
+              </w:rPr>
+            </w:r>
+            <w:r>
+              <w:rPr>
+                <w:rFonts w:ascii="Arial" w:hAnsi="Arial" w:eastAsia="Arial"/>
                 <w:sz w:val="18"/>
               </w:rPr>
               <w:t>4. Stream</w:t>
@@ -3647,11 +4217,15 @@
               <w:keepLines/>
               <w:spacing w:after="0"/>
             </w:pPr>
-            <w:r/>
-            <w:r>
-              <w:rPr>
-                <w:rFonts w:ascii="Arial" w:hAnsi="Arial" w:eastAsia="Arial"/>
-                <w:b w:val="0"/>
+            <w:r>
+              <w:rPr>
+                <w:rFonts w:ascii="Arial" w:hAnsi="Arial" w:eastAsia="Arial"/>
+                <w:sz w:val="18"/>
+              </w:rPr>
+            </w:r>
+            <w:r>
+              <w:rPr>
+                <w:rFonts w:ascii="Arial" w:hAnsi="Arial" w:eastAsia="Arial"/>
                 <w:sz w:val="18"/>
               </w:rPr>
               <w:t>stream binary ผ่าน BE หรือ signed internal stream ตาม platform</w:t>
@@ -3668,11 +4242,15 @@
               <w:keepLines/>
               <w:spacing w:after="0"/>
             </w:pPr>
-            <w:r/>
-            <w:r>
-              <w:rPr>
-                <w:rFonts w:ascii="Arial" w:hAnsi="Arial" w:eastAsia="Arial"/>
-                <w:b w:val="0"/>
+            <w:r>
+              <w:rPr>
+                <w:rFonts w:ascii="Arial" w:hAnsi="Arial" w:eastAsia="Arial"/>
+                <w:sz w:val="18"/>
+              </w:rPr>
+            </w:r>
+            <w:r>
+              <w:rPr>
+                <w:rFonts w:ascii="Arial" w:hAnsi="Arial" w:eastAsia="Arial"/>
                 <w:sz w:val="18"/>
               </w:rPr>
               <w:t>ตั้ง Content-Type และ Content-Disposition จาก metadata</w:t>
@@ -3694,11 +4272,15 @@
               <w:keepLines/>
               <w:spacing w:after="0"/>
             </w:pPr>
-            <w:r/>
-            <w:r>
-              <w:rPr>
-                <w:rFonts w:ascii="Arial" w:hAnsi="Arial" w:eastAsia="Arial"/>
-                <w:b w:val="0"/>
+            <w:r>
+              <w:rPr>
+                <w:rFonts w:ascii="Arial" w:hAnsi="Arial" w:eastAsia="Arial"/>
+                <w:sz w:val="18"/>
+              </w:rPr>
+            </w:r>
+            <w:r>
+              <w:rPr>
+                <w:rFonts w:ascii="Arial" w:hAnsi="Arial" w:eastAsia="Arial"/>
                 <w:sz w:val="18"/>
               </w:rPr>
               <w:t>5. Audit</w:t>
@@ -3715,11 +4297,15 @@
               <w:keepLines/>
               <w:spacing w:after="0"/>
             </w:pPr>
-            <w:r/>
-            <w:r>
-              <w:rPr>
-                <w:rFonts w:ascii="Arial" w:hAnsi="Arial" w:eastAsia="Arial"/>
-                <w:b w:val="0"/>
+            <w:r>
+              <w:rPr>
+                <w:rFonts w:ascii="Arial" w:hAnsi="Arial" w:eastAsia="Arial"/>
+                <w:sz w:val="18"/>
+              </w:rPr>
+            </w:r>
+            <w:r>
+              <w:rPr>
+                <w:rFonts w:ascii="Arial" w:hAnsi="Arial" w:eastAsia="Arial"/>
                 <w:sz w:val="18"/>
               </w:rPr>
               <w:t>บันทึก download audit เมื่อ policy กำหนด</w:t>
@@ -3736,11 +4322,15 @@
               <w:keepLines/>
               <w:spacing w:after="0"/>
             </w:pPr>
-            <w:r/>
-            <w:r>
-              <w:rPr>
-                <w:rFonts w:ascii="Arial" w:hAnsi="Arial" w:eastAsia="Arial"/>
-                <w:b w:val="0"/>
+            <w:r>
+              <w:rPr>
+                <w:rFonts w:ascii="Arial" w:hAnsi="Arial" w:eastAsia="Arial"/>
+                <w:sz w:val="18"/>
+              </w:rPr>
+            </w:r>
+            <w:r>
+              <w:rPr>
+                <w:rFonts w:ascii="Arial" w:hAnsi="Arial" w:eastAsia="Arial"/>
                 <w:sz w:val="18"/>
               </w:rPr>
               <w:t>ต้อง trace userId/docNo/attachId/requestId ได้</w:t>
@@ -3858,11 +4448,15 @@
               <w:keepLines/>
               <w:spacing w:after="0"/>
             </w:pPr>
-            <w:r/>
-            <w:r>
-              <w:rPr>
-                <w:rFonts w:ascii="Arial" w:hAnsi="Arial" w:eastAsia="Arial"/>
-                <w:b w:val="0"/>
+            <w:r>
+              <w:rPr>
+                <w:rFonts w:ascii="Arial" w:hAnsi="Arial" w:eastAsia="Arial"/>
+                <w:sz w:val="18"/>
+              </w:rPr>
+            </w:r>
+            <w:r>
+              <w:rPr>
+                <w:rFonts w:ascii="Arial" w:hAnsi="Arial" w:eastAsia="Arial"/>
                 <w:sz w:val="18"/>
               </w:rPr>
               <w:t>GET</w:t>
@@ -3879,11 +4473,15 @@
               <w:keepLines/>
               <w:spacing w:after="0"/>
             </w:pPr>
-            <w:r/>
-            <w:r>
-              <w:rPr>
-                <w:rFonts w:ascii="Arial" w:hAnsi="Arial" w:eastAsia="Arial"/>
-                <w:b w:val="0"/>
+            <w:r>
+              <w:rPr>
+                <w:rFonts w:ascii="Arial" w:hAnsi="Arial" w:eastAsia="Arial"/>
+                <w:sz w:val="18"/>
+              </w:rPr>
+            </w:r>
+            <w:r>
+              <w:rPr>
+                <w:rFonts w:ascii="Arial" w:hAnsi="Arial" w:eastAsia="Arial"/>
                 <w:sz w:val="18"/>
               </w:rPr>
               <w:t>/api/v1/documents/{docNo}/attachments/{attachId}/download</w:t>
@@ -3900,11 +4498,15 @@
               <w:keepLines/>
               <w:spacing w:after="0"/>
             </w:pPr>
-            <w:r/>
-            <w:r>
-              <w:rPr>
-                <w:rFonts w:ascii="Arial" w:hAnsi="Arial" w:eastAsia="Arial"/>
-                <w:b w:val="0"/>
+            <w:r>
+              <w:rPr>
+                <w:rFonts w:ascii="Arial" w:hAnsi="Arial" w:eastAsia="Arial"/>
+                <w:sz w:val="18"/>
+              </w:rPr>
+            </w:r>
+            <w:r>
+              <w:rPr>
+                <w:rFonts w:ascii="Arial" w:hAnsi="Arial" w:eastAsia="Arial"/>
                 <w:sz w:val="18"/>
               </w:rPr>
               <w:t>binary stream; headers Content-Type, Content-Length, Content-Disposition</w:t>
@@ -4060,11 +4662,15 @@
               <w:keepLines/>
               <w:spacing w:after="0"/>
             </w:pPr>
-            <w:r/>
-            <w:r>
-              <w:rPr>
-                <w:rFonts w:ascii="Arial" w:hAnsi="Arial" w:eastAsia="Arial"/>
-                <w:b w:val="0"/>
+            <w:r>
+              <w:rPr>
+                <w:rFonts w:ascii="Arial" w:hAnsi="Arial" w:eastAsia="Arial"/>
+                <w:sz w:val="18"/>
+              </w:rPr>
+            </w:r>
+            <w:r>
+              <w:rPr>
+                <w:rFonts w:ascii="Arial" w:hAnsi="Arial" w:eastAsia="Arial"/>
                 <w:sz w:val="18"/>
               </w:rPr>
               <w:t>Input</w:t>
@@ -4081,11 +4687,15 @@
               <w:keepLines/>
               <w:spacing w:after="0"/>
             </w:pPr>
-            <w:r/>
-            <w:r>
-              <w:rPr>
-                <w:rFonts w:ascii="Arial" w:hAnsi="Arial" w:eastAsia="Arial"/>
-                <w:b w:val="0"/>
+            <w:r>
+              <w:rPr>
+                <w:rFonts w:ascii="Arial" w:hAnsi="Arial" w:eastAsia="Arial"/>
+                <w:sz w:val="18"/>
+              </w:rPr>
+            </w:r>
+            <w:r>
+              <w:rPr>
+                <w:rFonts w:ascii="Arial" w:hAnsi="Arial" w:eastAsia="Arial"/>
                 <w:sz w:val="18"/>
               </w:rPr>
               <w:t>POST /api/v1/documents/{docNo}/attachments; GET /api/v1/documents/{docNo}/sales; GET /api/v1/documents/{docNo}/timeline</w:t>
@@ -4107,11 +4717,15 @@
               <w:keepLines/>
               <w:spacing w:after="0"/>
             </w:pPr>
-            <w:r/>
-            <w:r>
-              <w:rPr>
-                <w:rFonts w:ascii="Arial" w:hAnsi="Arial" w:eastAsia="Arial"/>
-                <w:b w:val="0"/>
+            <w:r>
+              <w:rPr>
+                <w:rFonts w:ascii="Arial" w:hAnsi="Arial" w:eastAsia="Arial"/>
+                <w:sz w:val="18"/>
+              </w:rPr>
+            </w:r>
+            <w:r>
+              <w:rPr>
+                <w:rFonts w:ascii="Arial" w:hAnsi="Arial" w:eastAsia="Arial"/>
                 <w:sz w:val="18"/>
               </w:rPr>
               <w:t>Progress</w:t>
@@ -4128,11 +4742,15 @@
               <w:keepLines/>
               <w:spacing w:after="0"/>
             </w:pPr>
-            <w:r/>
-            <w:r>
-              <w:rPr>
-                <w:rFonts w:ascii="Arial" w:hAnsi="Arial" w:eastAsia="Arial"/>
-                <w:b w:val="0"/>
+            <w:r>
+              <w:rPr>
+                <w:rFonts w:ascii="Arial" w:hAnsi="Arial" w:eastAsia="Arial"/>
+                <w:sz w:val="18"/>
+              </w:rPr>
+            </w:r>
+            <w:r>
+              <w:rPr>
+                <w:rFonts w:ascii="Arial" w:hAnsi="Arial" w:eastAsia="Arial"/>
                 <w:sz w:val="18"/>
               </w:rPr>
               <w:t>Validate docNo/permission; Validate file size/type; Store file metadata; Load sales summary and transactions</w:t>
@@ -4154,11 +4772,15 @@
               <w:keepLines/>
               <w:spacing w:after="0"/>
             </w:pPr>
-            <w:r/>
-            <w:r>
-              <w:rPr>
-                <w:rFonts w:ascii="Arial" w:hAnsi="Arial" w:eastAsia="Arial"/>
-                <w:b w:val="0"/>
+            <w:r>
+              <w:rPr>
+                <w:rFonts w:ascii="Arial" w:hAnsi="Arial" w:eastAsia="Arial"/>
+                <w:sz w:val="18"/>
+              </w:rPr>
+            </w:r>
+            <w:r>
+              <w:rPr>
+                <w:rFonts w:ascii="Arial" w:hAnsi="Arial" w:eastAsia="Arial"/>
                 <w:sz w:val="18"/>
               </w:rPr>
               <w:t>Output</w:t>
@@ -4175,11 +4797,15 @@
               <w:keepLines/>
               <w:spacing w:after="0"/>
             </w:pPr>
-            <w:r/>
-            <w:r>
-              <w:rPr>
-                <w:rFonts w:ascii="Arial" w:hAnsi="Arial" w:eastAsia="Arial"/>
-                <w:b w:val="0"/>
+            <w:r>
+              <w:rPr>
+                <w:rFonts w:ascii="Arial" w:hAnsi="Arial" w:eastAsia="Arial"/>
+                <w:sz w:val="18"/>
+              </w:rPr>
+            </w:r>
+            <w:r>
+              <w:rPr>
+                <w:rFonts w:ascii="Arial" w:hAnsi="Arial" w:eastAsia="Arial"/>
                 <w:sz w:val="18"/>
               </w:rPr>
               <w:t>document_attachments</w:t>
@@ -4320,11 +4946,15 @@
               <w:keepLines/>
               <w:spacing w:after="0"/>
             </w:pPr>
-            <w:r/>
-            <w:r>
-              <w:rPr>
-                <w:rFonts w:ascii="Arial" w:hAnsi="Arial" w:eastAsia="Arial"/>
-                <w:b w:val="0"/>
+            <w:r>
+              <w:rPr>
+                <w:rFonts w:ascii="Arial" w:hAnsi="Arial" w:eastAsia="Arial"/>
+                <w:sz w:val="18"/>
+              </w:rPr>
+            </w:r>
+            <w:r>
+              <w:rPr>
+                <w:rFonts w:ascii="Arial" w:hAnsi="Arial" w:eastAsia="Arial"/>
                 <w:sz w:val="18"/>
               </w:rPr>
               <w:t>POST /api/v1/documents/{docNo}/attachments</w:t>
@@ -4341,11 +4971,15 @@
               <w:keepLines/>
               <w:spacing w:after="0"/>
             </w:pPr>
-            <w:r/>
-            <w:r>
-              <w:rPr>
-                <w:rFonts w:ascii="Arial" w:hAnsi="Arial" w:eastAsia="Arial"/>
-                <w:b w:val="0"/>
+            <w:r>
+              <w:rPr>
+                <w:rFonts w:ascii="Arial" w:hAnsi="Arial" w:eastAsia="Arial"/>
+                <w:sz w:val="18"/>
+              </w:rPr>
+            </w:r>
+            <w:r>
+              <w:rPr>
+                <w:rFonts w:ascii="Arial" w:hAnsi="Arial" w:eastAsia="Arial"/>
                 <w:sz w:val="18"/>
               </w:rPr>
               <w:t>Upload attachment API</w:t>
@@ -4362,11 +4996,15 @@
               <w:keepLines/>
               <w:spacing w:after="0"/>
             </w:pPr>
-            <w:r/>
-            <w:r>
-              <w:rPr>
-                <w:rFonts w:ascii="Arial" w:hAnsi="Arial" w:eastAsia="Arial"/>
-                <w:b w:val="0"/>
+            <w:r>
+              <w:rPr>
+                <w:rFonts w:ascii="Arial" w:hAnsi="Arial" w:eastAsia="Arial"/>
+                <w:sz w:val="18"/>
+              </w:rPr>
+            </w:r>
+            <w:r>
+              <w:rPr>
+                <w:rFonts w:ascii="Arial" w:hAnsi="Arial" w:eastAsia="Arial"/>
                 <w:sz w:val="18"/>
               </w:rPr>
               <w:t>Validate docNo/permission</w:t>
@@ -4383,11 +5021,15 @@
               <w:keepLines/>
               <w:spacing w:after="0"/>
             </w:pPr>
-            <w:r/>
-            <w:r>
-              <w:rPr>
-                <w:rFonts w:ascii="Arial" w:hAnsi="Arial" w:eastAsia="Arial"/>
-                <w:b w:val="0"/>
+            <w:r>
+              <w:rPr>
+                <w:rFonts w:ascii="Arial" w:hAnsi="Arial" w:eastAsia="Arial"/>
+                <w:sz w:val="18"/>
+              </w:rPr>
+            </w:r>
+            <w:r>
+              <w:rPr>
+                <w:rFonts w:ascii="Arial" w:hAnsi="Arial" w:eastAsia="Arial"/>
                 <w:sz w:val="18"/>
               </w:rPr>
               <w:t>file &gt;5MB returns 413</w:t>
@@ -4409,11 +5051,15 @@
               <w:keepLines/>
               <w:spacing w:after="0"/>
             </w:pPr>
-            <w:r/>
-            <w:r>
-              <w:rPr>
-                <w:rFonts w:ascii="Arial" w:hAnsi="Arial" w:eastAsia="Arial"/>
-                <w:b w:val="0"/>
+            <w:r>
+              <w:rPr>
+                <w:rFonts w:ascii="Arial" w:hAnsi="Arial" w:eastAsia="Arial"/>
+                <w:sz w:val="18"/>
+              </w:rPr>
+            </w:r>
+            <w:r>
+              <w:rPr>
+                <w:rFonts w:ascii="Arial" w:hAnsi="Arial" w:eastAsia="Arial"/>
                 <w:sz w:val="18"/>
               </w:rPr>
               <w:t>GET /api/v1/documents/{docNo}/sales</w:t>
@@ -4430,11 +5076,15 @@
               <w:keepLines/>
               <w:spacing w:after="0"/>
             </w:pPr>
-            <w:r/>
-            <w:r>
-              <w:rPr>
-                <w:rFonts w:ascii="Arial" w:hAnsi="Arial" w:eastAsia="Arial"/>
-                <w:b w:val="0"/>
+            <w:r>
+              <w:rPr>
+                <w:rFonts w:ascii="Arial" w:hAnsi="Arial" w:eastAsia="Arial"/>
+                <w:sz w:val="18"/>
+              </w:rPr>
+            </w:r>
+            <w:r>
+              <w:rPr>
+                <w:rFonts w:ascii="Arial" w:hAnsi="Arial" w:eastAsia="Arial"/>
                 <w:sz w:val="18"/>
               </w:rPr>
               <w:t>Sales detail API</w:t>
@@ -4451,11 +5101,15 @@
               <w:keepLines/>
               <w:spacing w:after="0"/>
             </w:pPr>
-            <w:r/>
-            <w:r>
-              <w:rPr>
-                <w:rFonts w:ascii="Arial" w:hAnsi="Arial" w:eastAsia="Arial"/>
-                <w:b w:val="0"/>
+            <w:r>
+              <w:rPr>
+                <w:rFonts w:ascii="Arial" w:hAnsi="Arial" w:eastAsia="Arial"/>
+                <w:sz w:val="18"/>
+              </w:rPr>
+            </w:r>
+            <w:r>
+              <w:rPr>
+                <w:rFonts w:ascii="Arial" w:hAnsi="Arial" w:eastAsia="Arial"/>
                 <w:sz w:val="18"/>
               </w:rPr>
               <w:t>Validate file size/type</w:t>
@@ -4472,11 +5126,15 @@
               <w:keepLines/>
               <w:spacing w:after="0"/>
             </w:pPr>
-            <w:r/>
-            <w:r>
-              <w:rPr>
-                <w:rFonts w:ascii="Arial" w:hAnsi="Arial" w:eastAsia="Arial"/>
-                <w:b w:val="0"/>
+            <w:r>
+              <w:rPr>
+                <w:rFonts w:ascii="Arial" w:hAnsi="Arial" w:eastAsia="Arial"/>
+                <w:sz w:val="18"/>
+              </w:rPr>
+            </w:r>
+            <w:r>
+              <w:rPr>
+                <w:rFonts w:ascii="Arial" w:hAnsi="Arial" w:eastAsia="Arial"/>
                 <w:sz w:val="18"/>
               </w:rPr>
               <w:t>unsupported file type returns 415</w:t>
@@ -4498,11 +5156,15 @@
               <w:keepLines/>
               <w:spacing w:after="0"/>
             </w:pPr>
-            <w:r/>
-            <w:r>
-              <w:rPr>
-                <w:rFonts w:ascii="Arial" w:hAnsi="Arial" w:eastAsia="Arial"/>
-                <w:b w:val="0"/>
+            <w:r>
+              <w:rPr>
+                <w:rFonts w:ascii="Arial" w:hAnsi="Arial" w:eastAsia="Arial"/>
+                <w:sz w:val="18"/>
+              </w:rPr>
+            </w:r>
+            <w:r>
+              <w:rPr>
+                <w:rFonts w:ascii="Arial" w:hAnsi="Arial" w:eastAsia="Arial"/>
                 <w:sz w:val="18"/>
               </w:rPr>
               <w:t>GET /api/v1/documents/{docNo}/timeline</w:t>
@@ -4519,11 +5181,15 @@
               <w:keepLines/>
               <w:spacing w:after="0"/>
             </w:pPr>
-            <w:r/>
-            <w:r>
-              <w:rPr>
-                <w:rFonts w:ascii="Arial" w:hAnsi="Arial" w:eastAsia="Arial"/>
-                <w:b w:val="0"/>
+            <w:r>
+              <w:rPr>
+                <w:rFonts w:ascii="Arial" w:hAnsi="Arial" w:eastAsia="Arial"/>
+                <w:sz w:val="18"/>
+              </w:rPr>
+            </w:r>
+            <w:r>
+              <w:rPr>
+                <w:rFonts w:ascii="Arial" w:hAnsi="Arial" w:eastAsia="Arial"/>
                 <w:sz w:val="18"/>
               </w:rPr>
               <w:t>Timeline/history API</w:t>
@@ -4540,11 +5206,15 @@
               <w:keepLines/>
               <w:spacing w:after="0"/>
             </w:pPr>
-            <w:r/>
-            <w:r>
-              <w:rPr>
-                <w:rFonts w:ascii="Arial" w:hAnsi="Arial" w:eastAsia="Arial"/>
-                <w:b w:val="0"/>
+            <w:r>
+              <w:rPr>
+                <w:rFonts w:ascii="Arial" w:hAnsi="Arial" w:eastAsia="Arial"/>
+                <w:sz w:val="18"/>
+              </w:rPr>
+            </w:r>
+            <w:r>
+              <w:rPr>
+                <w:rFonts w:ascii="Arial" w:hAnsi="Arial" w:eastAsia="Arial"/>
                 <w:sz w:val="18"/>
               </w:rPr>
               <w:t>Store file metadata</w:t>
@@ -4561,11 +5231,15 @@
               <w:keepLines/>
               <w:spacing w:after="0"/>
             </w:pPr>
-            <w:r/>
-            <w:r>
-              <w:rPr>
-                <w:rFonts w:ascii="Arial" w:hAnsi="Arial" w:eastAsia="Arial"/>
-                <w:b w:val="0"/>
+            <w:r>
+              <w:rPr>
+                <w:rFonts w:ascii="Arial" w:hAnsi="Arial" w:eastAsia="Arial"/>
+                <w:sz w:val="18"/>
+              </w:rPr>
+            </w:r>
+            <w:r>
+              <w:rPr>
+                <w:rFonts w:ascii="Arial" w:hAnsi="Arial" w:eastAsia="Arial"/>
                 <w:sz w:val="18"/>
               </w:rPr>
               <w:t>sales windows are ordered</w:t>
@@ -4683,11 +5357,15 @@
               <w:keepLines/>
               <w:spacing w:after="0"/>
             </w:pPr>
-            <w:r/>
-            <w:r>
-              <w:rPr>
-                <w:rFonts w:ascii="Arial" w:hAnsi="Arial" w:eastAsia="Arial"/>
-                <w:b w:val="0"/>
+            <w:r>
+              <w:rPr>
+                <w:rFonts w:ascii="Arial" w:hAnsi="Arial" w:eastAsia="Arial"/>
+                <w:sz w:val="18"/>
+              </w:rPr>
+            </w:r>
+            <w:r>
+              <w:rPr>
+                <w:rFonts w:ascii="Arial" w:hAnsi="Arial" w:eastAsia="Arial"/>
                 <w:sz w:val="18"/>
               </w:rPr>
               <w:t>1</w:t>
@@ -4704,11 +5382,15 @@
               <w:keepLines/>
               <w:spacing w:after="0"/>
             </w:pPr>
-            <w:r/>
-            <w:r>
-              <w:rPr>
-                <w:rFonts w:ascii="Arial" w:hAnsi="Arial" w:eastAsia="Arial"/>
-                <w:b w:val="0"/>
+            <w:r>
+              <w:rPr>
+                <w:rFonts w:ascii="Arial" w:hAnsi="Arial" w:eastAsia="Arial"/>
+                <w:sz w:val="18"/>
+              </w:rPr>
+            </w:r>
+            <w:r>
+              <w:rPr>
+                <w:rFonts w:ascii="Arial" w:hAnsi="Arial" w:eastAsia="Arial"/>
                 <w:sz w:val="18"/>
               </w:rPr>
               <w:t>Validate docNo/permission</w:t>
@@ -4725,11 +5407,15 @@
               <w:keepLines/>
               <w:spacing w:after="0"/>
             </w:pPr>
-            <w:r/>
-            <w:r>
-              <w:rPr>
-                <w:rFonts w:ascii="Arial" w:hAnsi="Arial" w:eastAsia="Arial"/>
-                <w:b w:val="0"/>
+            <w:r>
+              <w:rPr>
+                <w:rFonts w:ascii="Arial" w:hAnsi="Arial" w:eastAsia="Arial"/>
+                <w:sz w:val="18"/>
+              </w:rPr>
+            </w:r>
+            <w:r>
+              <w:rPr>
+                <w:rFonts w:ascii="Arial" w:hAnsi="Arial" w:eastAsia="Arial"/>
                 <w:sz w:val="18"/>
               </w:rPr>
               <w:t>upload success</w:t>
@@ -4751,11 +5437,15 @@
               <w:keepLines/>
               <w:spacing w:after="0"/>
             </w:pPr>
-            <w:r/>
-            <w:r>
-              <w:rPr>
-                <w:rFonts w:ascii="Arial" w:hAnsi="Arial" w:eastAsia="Arial"/>
-                <w:b w:val="0"/>
+            <w:r>
+              <w:rPr>
+                <w:rFonts w:ascii="Arial" w:hAnsi="Arial" w:eastAsia="Arial"/>
+                <w:sz w:val="18"/>
+              </w:rPr>
+            </w:r>
+            <w:r>
+              <w:rPr>
+                <w:rFonts w:ascii="Arial" w:hAnsi="Arial" w:eastAsia="Arial"/>
                 <w:sz w:val="18"/>
               </w:rPr>
               <w:t>2</w:t>
@@ -4772,11 +5462,15 @@
               <w:keepLines/>
               <w:spacing w:after="0"/>
             </w:pPr>
-            <w:r/>
-            <w:r>
-              <w:rPr>
-                <w:rFonts w:ascii="Arial" w:hAnsi="Arial" w:eastAsia="Arial"/>
-                <w:b w:val="0"/>
+            <w:r>
+              <w:rPr>
+                <w:rFonts w:ascii="Arial" w:hAnsi="Arial" w:eastAsia="Arial"/>
+                <w:sz w:val="18"/>
+              </w:rPr>
+            </w:r>
+            <w:r>
+              <w:rPr>
+                <w:rFonts w:ascii="Arial" w:hAnsi="Arial" w:eastAsia="Arial"/>
                 <w:sz w:val="18"/>
               </w:rPr>
               <w:t>Validate file size/type</w:t>
@@ -4793,11 +5487,15 @@
               <w:keepLines/>
               <w:spacing w:after="0"/>
             </w:pPr>
-            <w:r/>
-            <w:r>
-              <w:rPr>
-                <w:rFonts w:ascii="Arial" w:hAnsi="Arial" w:eastAsia="Arial"/>
-                <w:b w:val="0"/>
+            <w:r>
+              <w:rPr>
+                <w:rFonts w:ascii="Arial" w:hAnsi="Arial" w:eastAsia="Arial"/>
+                <w:sz w:val="18"/>
+              </w:rPr>
+            </w:r>
+            <w:r>
+              <w:rPr>
+                <w:rFonts w:ascii="Arial" w:hAnsi="Arial" w:eastAsia="Arial"/>
                 <w:sz w:val="18"/>
               </w:rPr>
               <w:t>upload too large</w:t>
@@ -4819,11 +5517,15 @@
               <w:keepLines/>
               <w:spacing w:after="0"/>
             </w:pPr>
-            <w:r/>
-            <w:r>
-              <w:rPr>
-                <w:rFonts w:ascii="Arial" w:hAnsi="Arial" w:eastAsia="Arial"/>
-                <w:b w:val="0"/>
+            <w:r>
+              <w:rPr>
+                <w:rFonts w:ascii="Arial" w:hAnsi="Arial" w:eastAsia="Arial"/>
+                <w:sz w:val="18"/>
+              </w:rPr>
+            </w:r>
+            <w:r>
+              <w:rPr>
+                <w:rFonts w:ascii="Arial" w:hAnsi="Arial" w:eastAsia="Arial"/>
                 <w:sz w:val="18"/>
               </w:rPr>
               <w:t>3</w:t>
@@ -4840,11 +5542,15 @@
               <w:keepLines/>
               <w:spacing w:after="0"/>
             </w:pPr>
-            <w:r/>
-            <w:r>
-              <w:rPr>
-                <w:rFonts w:ascii="Arial" w:hAnsi="Arial" w:eastAsia="Arial"/>
-                <w:b w:val="0"/>
+            <w:r>
+              <w:rPr>
+                <w:rFonts w:ascii="Arial" w:hAnsi="Arial" w:eastAsia="Arial"/>
+                <w:sz w:val="18"/>
+              </w:rPr>
+            </w:r>
+            <w:r>
+              <w:rPr>
+                <w:rFonts w:ascii="Arial" w:hAnsi="Arial" w:eastAsia="Arial"/>
                 <w:sz w:val="18"/>
               </w:rPr>
               <w:t>Store file metadata</w:t>
@@ -4861,11 +5567,15 @@
               <w:keepLines/>
               <w:spacing w:after="0"/>
             </w:pPr>
-            <w:r/>
-            <w:r>
-              <w:rPr>
-                <w:rFonts w:ascii="Arial" w:hAnsi="Arial" w:eastAsia="Arial"/>
-                <w:b w:val="0"/>
+            <w:r>
+              <w:rPr>
+                <w:rFonts w:ascii="Arial" w:hAnsi="Arial" w:eastAsia="Arial"/>
+                <w:sz w:val="18"/>
+              </w:rPr>
+            </w:r>
+            <w:r>
+              <w:rPr>
+                <w:rFonts w:ascii="Arial" w:hAnsi="Arial" w:eastAsia="Arial"/>
                 <w:sz w:val="18"/>
               </w:rPr>
               <w:t>download missing file</w:t>
@@ -4887,11 +5597,15 @@
               <w:keepLines/>
               <w:spacing w:after="0"/>
             </w:pPr>
-            <w:r/>
-            <w:r>
-              <w:rPr>
-                <w:rFonts w:ascii="Arial" w:hAnsi="Arial" w:eastAsia="Arial"/>
-                <w:b w:val="0"/>
+            <w:r>
+              <w:rPr>
+                <w:rFonts w:ascii="Arial" w:hAnsi="Arial" w:eastAsia="Arial"/>
+                <w:sz w:val="18"/>
+              </w:rPr>
+            </w:r>
+            <w:r>
+              <w:rPr>
+                <w:rFonts w:ascii="Arial" w:hAnsi="Arial" w:eastAsia="Arial"/>
                 <w:sz w:val="18"/>
               </w:rPr>
               <w:t>4</w:t>
@@ -4908,11 +5622,15 @@
               <w:keepLines/>
               <w:spacing w:after="0"/>
             </w:pPr>
-            <w:r/>
-            <w:r>
-              <w:rPr>
-                <w:rFonts w:ascii="Arial" w:hAnsi="Arial" w:eastAsia="Arial"/>
-                <w:b w:val="0"/>
+            <w:r>
+              <w:rPr>
+                <w:rFonts w:ascii="Arial" w:hAnsi="Arial" w:eastAsia="Arial"/>
+                <w:sz w:val="18"/>
+              </w:rPr>
+            </w:r>
+            <w:r>
+              <w:rPr>
+                <w:rFonts w:ascii="Arial" w:hAnsi="Arial" w:eastAsia="Arial"/>
                 <w:sz w:val="18"/>
               </w:rPr>
               <w:t>Load sales summary and transactions</w:t>
@@ -4929,11 +5647,15 @@
               <w:keepLines/>
               <w:spacing w:after="0"/>
             </w:pPr>
-            <w:r/>
-            <w:r>
-              <w:rPr>
-                <w:rFonts w:ascii="Arial" w:hAnsi="Arial" w:eastAsia="Arial"/>
-                <w:b w:val="0"/>
+            <w:r>
+              <w:rPr>
+                <w:rFonts w:ascii="Arial" w:hAnsi="Arial" w:eastAsia="Arial"/>
+                <w:sz w:val="18"/>
+              </w:rPr>
+            </w:r>
+            <w:r>
+              <w:rPr>
+                <w:rFonts w:ascii="Arial" w:hAnsi="Arial" w:eastAsia="Arial"/>
                 <w:sz w:val="18"/>
               </w:rPr>
               <w:t>sales not found</w:t>
@@ -4955,11 +5677,15 @@
               <w:keepLines/>
               <w:spacing w:after="0"/>
             </w:pPr>
-            <w:r/>
-            <w:r>
-              <w:rPr>
-                <w:rFonts w:ascii="Arial" w:hAnsi="Arial" w:eastAsia="Arial"/>
-                <w:b w:val="0"/>
+            <w:r>
+              <w:rPr>
+                <w:rFonts w:ascii="Arial" w:hAnsi="Arial" w:eastAsia="Arial"/>
+                <w:sz w:val="18"/>
+              </w:rPr>
+            </w:r>
+            <w:r>
+              <w:rPr>
+                <w:rFonts w:ascii="Arial" w:hAnsi="Arial" w:eastAsia="Arial"/>
                 <w:sz w:val="18"/>
               </w:rPr>
               <w:t>5</w:t>
@@ -4976,11 +5702,15 @@
               <w:keepLines/>
               <w:spacing w:after="0"/>
             </w:pPr>
-            <w:r/>
-            <w:r>
-              <w:rPr>
-                <w:rFonts w:ascii="Arial" w:hAnsi="Arial" w:eastAsia="Arial"/>
-                <w:b w:val="0"/>
+            <w:r>
+              <w:rPr>
+                <w:rFonts w:ascii="Arial" w:hAnsi="Arial" w:eastAsia="Arial"/>
+                <w:sz w:val="18"/>
+              </w:rPr>
+            </w:r>
+            <w:r>
+              <w:rPr>
+                <w:rFonts w:ascii="Arial" w:hAnsi="Arial" w:eastAsia="Arial"/>
                 <w:sz w:val="18"/>
               </w:rPr>
               <w:t>Return timeline ordered by action time</w:t>
@@ -4997,11 +5727,15 @@
               <w:keepLines/>
               <w:spacing w:after="0"/>
             </w:pPr>
-            <w:r/>
-            <w:r>
-              <w:rPr>
-                <w:rFonts w:ascii="Arial" w:hAnsi="Arial" w:eastAsia="Arial"/>
-                <w:b w:val="0"/>
+            <w:r>
+              <w:rPr>
+                <w:rFonts w:ascii="Arial" w:hAnsi="Arial" w:eastAsia="Arial"/>
+                <w:sz w:val="18"/>
+              </w:rPr>
+            </w:r>
+            <w:r>
+              <w:rPr>
+                <w:rFonts w:ascii="Arial" w:hAnsi="Arial" w:eastAsia="Arial"/>
                 <w:sz w:val="18"/>
               </w:rPr>
               <w:t>timeline empty</w:t>
@@ -5142,11 +5876,15 @@
               <w:keepLines/>
               <w:spacing w:after="0"/>
             </w:pPr>
-            <w:r/>
-            <w:r>
-              <w:rPr>
-                <w:rFonts w:ascii="Arial" w:hAnsi="Arial" w:eastAsia="Arial"/>
-                <w:b w:val="0"/>
+            <w:r>
+              <w:rPr>
+                <w:rFonts w:ascii="Arial" w:hAnsi="Arial" w:eastAsia="Arial"/>
+                <w:sz w:val="18"/>
+              </w:rPr>
+            </w:r>
+            <w:r>
+              <w:rPr>
+                <w:rFonts w:ascii="Arial" w:hAnsi="Arial" w:eastAsia="Arial"/>
                 <w:sz w:val="18"/>
               </w:rPr>
               <w:t>Upload attachment</w:t>
@@ -5163,11 +5901,15 @@
               <w:keepLines/>
               <w:spacing w:after="0"/>
             </w:pPr>
-            <w:r/>
-            <w:r>
-              <w:rPr>
-                <w:rFonts w:ascii="Arial" w:hAnsi="Arial" w:eastAsia="Arial"/>
-                <w:b w:val="0"/>
+            <w:r>
+              <w:rPr>
+                <w:rFonts w:ascii="Arial" w:hAnsi="Arial" w:eastAsia="Arial"/>
+                <w:sz w:val="18"/>
+              </w:rPr>
+            </w:r>
+            <w:r>
+              <w:rPr>
+                <w:rFonts w:ascii="Arial" w:hAnsi="Arial" w:eastAsia="Arial"/>
                 <w:sz w:val="18"/>
               </w:rPr>
               <w:t>POST multipart</w:t>
@@ -5184,11 +5926,15 @@
               <w:keepLines/>
               <w:spacing w:after="0"/>
             </w:pPr>
-            <w:r/>
-            <w:r>
-              <w:rPr>
-                <w:rFonts w:ascii="Arial" w:hAnsi="Arial" w:eastAsia="Arial"/>
-                <w:b w:val="0"/>
+            <w:r>
+              <w:rPr>
+                <w:rFonts w:ascii="Arial" w:hAnsi="Arial" w:eastAsia="Arial"/>
+                <w:sz w:val="18"/>
+              </w:rPr>
+            </w:r>
+            <w:r>
+              <w:rPr>
+                <w:rFonts w:ascii="Arial" w:hAnsi="Arial" w:eastAsia="Arial"/>
                 <w:sz w:val="18"/>
               </w:rPr>
               <w:t>attachment.service.upload</w:t>
@@ -5205,11 +5951,15 @@
               <w:keepLines/>
               <w:spacing w:after="0"/>
             </w:pPr>
-            <w:r/>
-            <w:r>
-              <w:rPr>
-                <w:rFonts w:ascii="Arial" w:hAnsi="Arial" w:eastAsia="Arial"/>
-                <w:b w:val="0"/>
+            <w:r>
+              <w:rPr>
+                <w:rFonts w:ascii="Arial" w:hAnsi="Arial" w:eastAsia="Arial"/>
+                <w:sz w:val="18"/>
+              </w:rPr>
+            </w:r>
+            <w:r>
+              <w:rPr>
+                <w:rFonts w:ascii="Arial" w:hAnsi="Arial" w:eastAsia="Arial"/>
                 <w:sz w:val="18"/>
               </w:rPr>
               <w:t>store file and metadata</w:t>
@@ -5231,11 +5981,15 @@
               <w:keepLines/>
               <w:spacing w:after="0"/>
             </w:pPr>
-            <w:r/>
-            <w:r>
-              <w:rPr>
-                <w:rFonts w:ascii="Arial" w:hAnsi="Arial" w:eastAsia="Arial"/>
-                <w:b w:val="0"/>
+            <w:r>
+              <w:rPr>
+                <w:rFonts w:ascii="Arial" w:hAnsi="Arial" w:eastAsia="Arial"/>
+                <w:sz w:val="18"/>
+              </w:rPr>
+            </w:r>
+            <w:r>
+              <w:rPr>
+                <w:rFonts w:ascii="Arial" w:hAnsi="Arial" w:eastAsia="Arial"/>
                 <w:sz w:val="18"/>
               </w:rPr>
               <w:t>Download attachment</w:t>
@@ -5252,11 +6006,15 @@
               <w:keepLines/>
               <w:spacing w:after="0"/>
             </w:pPr>
-            <w:r/>
-            <w:r>
-              <w:rPr>
-                <w:rFonts w:ascii="Arial" w:hAnsi="Arial" w:eastAsia="Arial"/>
-                <w:b w:val="0"/>
+            <w:r>
+              <w:rPr>
+                <w:rFonts w:ascii="Arial" w:hAnsi="Arial" w:eastAsia="Arial"/>
+                <w:sz w:val="18"/>
+              </w:rPr>
+            </w:r>
+            <w:r>
+              <w:rPr>
+                <w:rFonts w:ascii="Arial" w:hAnsi="Arial" w:eastAsia="Arial"/>
                 <w:sz w:val="18"/>
               </w:rPr>
               <w:t>GET</w:t>
@@ -5273,11 +6031,15 @@
               <w:keepLines/>
               <w:spacing w:after="0"/>
             </w:pPr>
-            <w:r/>
-            <w:r>
-              <w:rPr>
-                <w:rFonts w:ascii="Arial" w:hAnsi="Arial" w:eastAsia="Arial"/>
-                <w:b w:val="0"/>
+            <w:r>
+              <w:rPr>
+                <w:rFonts w:ascii="Arial" w:hAnsi="Arial" w:eastAsia="Arial"/>
+                <w:sz w:val="18"/>
+              </w:rPr>
+            </w:r>
+            <w:r>
+              <w:rPr>
+                <w:rFonts w:ascii="Arial" w:hAnsi="Arial" w:eastAsia="Arial"/>
                 <w:sz w:val="18"/>
               </w:rPr>
               <w:t>attachment.service.download</w:t>
@@ -5294,11 +6056,15 @@
               <w:keepLines/>
               <w:spacing w:after="0"/>
             </w:pPr>
-            <w:r/>
-            <w:r>
-              <w:rPr>
-                <w:rFonts w:ascii="Arial" w:hAnsi="Arial" w:eastAsia="Arial"/>
-                <w:b w:val="0"/>
+            <w:r>
+              <w:rPr>
+                <w:rFonts w:ascii="Arial" w:hAnsi="Arial" w:eastAsia="Arial"/>
+                <w:sz w:val="18"/>
+              </w:rPr>
+            </w:r>
+            <w:r>
+              <w:rPr>
+                <w:rFonts w:ascii="Arial" w:hAnsi="Arial" w:eastAsia="Arial"/>
                 <w:sz w:val="18"/>
               </w:rPr>
               <w:t>stream file</w:t>
@@ -5320,11 +6086,15 @@
               <w:keepLines/>
               <w:spacing w:after="0"/>
             </w:pPr>
-            <w:r/>
-            <w:r>
-              <w:rPr>
-                <w:rFonts w:ascii="Arial" w:hAnsi="Arial" w:eastAsia="Arial"/>
-                <w:b w:val="0"/>
+            <w:r>
+              <w:rPr>
+                <w:rFonts w:ascii="Arial" w:hAnsi="Arial" w:eastAsia="Arial"/>
+                <w:sz w:val="18"/>
+              </w:rPr>
+            </w:r>
+            <w:r>
+              <w:rPr>
+                <w:rFonts w:ascii="Arial" w:hAnsi="Arial" w:eastAsia="Arial"/>
                 <w:sz w:val="18"/>
               </w:rPr>
               <w:t>Get sales</w:t>
@@ -5341,11 +6111,15 @@
               <w:keepLines/>
               <w:spacing w:after="0"/>
             </w:pPr>
-            <w:r/>
-            <w:r>
-              <w:rPr>
-                <w:rFonts w:ascii="Arial" w:hAnsi="Arial" w:eastAsia="Arial"/>
-                <w:b w:val="0"/>
+            <w:r>
+              <w:rPr>
+                <w:rFonts w:ascii="Arial" w:hAnsi="Arial" w:eastAsia="Arial"/>
+                <w:sz w:val="18"/>
+              </w:rPr>
+            </w:r>
+            <w:r>
+              <w:rPr>
+                <w:rFonts w:ascii="Arial" w:hAnsi="Arial" w:eastAsia="Arial"/>
                 <w:sz w:val="18"/>
               </w:rPr>
               <w:t>GET</w:t>
@@ -5362,11 +6136,15 @@
               <w:keepLines/>
               <w:spacing w:after="0"/>
             </w:pPr>
-            <w:r/>
-            <w:r>
-              <w:rPr>
-                <w:rFonts w:ascii="Arial" w:hAnsi="Arial" w:eastAsia="Arial"/>
-                <w:b w:val="0"/>
+            <w:r>
+              <w:rPr>
+                <w:rFonts w:ascii="Arial" w:hAnsi="Arial" w:eastAsia="Arial"/>
+                <w:sz w:val="18"/>
+              </w:rPr>
+            </w:r>
+            <w:r>
+              <w:rPr>
+                <w:rFonts w:ascii="Arial" w:hAnsi="Arial" w:eastAsia="Arial"/>
                 <w:sz w:val="18"/>
               </w:rPr>
               <w:t>sales.service.getDocumentSales</w:t>
@@ -5383,11 +6161,15 @@
               <w:keepLines/>
               <w:spacing w:after="0"/>
             </w:pPr>
-            <w:r/>
-            <w:r>
-              <w:rPr>
-                <w:rFonts w:ascii="Arial" w:hAnsi="Arial" w:eastAsia="Arial"/>
-                <w:b w:val="0"/>
+            <w:r>
+              <w:rPr>
+                <w:rFonts w:ascii="Arial" w:hAnsi="Arial" w:eastAsia="Arial"/>
+                <w:sz w:val="18"/>
+              </w:rPr>
+            </w:r>
+            <w:r>
+              <w:rPr>
+                <w:rFonts w:ascii="Arial" w:hAnsi="Arial" w:eastAsia="Arial"/>
                 <w:sz w:val="18"/>
               </w:rPr>
               <w:t>return sales windows</w:t>
@@ -5628,11 +6410,15 @@
               <w:keepLines/>
               <w:spacing w:after="0"/>
             </w:pPr>
-            <w:r/>
-            <w:r>
-              <w:rPr>
-                <w:rFonts w:ascii="Arial" w:hAnsi="Arial" w:eastAsia="Arial"/>
-                <w:b w:val="0"/>
+            <w:r>
+              <w:rPr>
+                <w:rFonts w:ascii="Arial" w:hAnsi="Arial" w:eastAsia="Arial"/>
+                <w:sz w:val="18"/>
+              </w:rPr>
+            </w:r>
+            <w:r>
+              <w:rPr>
+                <w:rFonts w:ascii="Arial" w:hAnsi="Arial" w:eastAsia="Arial"/>
                 <w:sz w:val="18"/>
               </w:rPr>
               <w:t>file</w:t>
@@ -5649,11 +6435,15 @@
               <w:keepLines/>
               <w:spacing w:after="0"/>
             </w:pPr>
-            <w:r/>
-            <w:r>
-              <w:rPr>
-                <w:rFonts w:ascii="Arial" w:hAnsi="Arial" w:eastAsia="Arial"/>
-                <w:b w:val="0"/>
+            <w:r>
+              <w:rPr>
+                <w:rFonts w:ascii="Arial" w:hAnsi="Arial" w:eastAsia="Arial"/>
+                <w:sz w:val="18"/>
+              </w:rPr>
+            </w:r>
+            <w:r>
+              <w:rPr>
+                <w:rFonts w:ascii="Arial" w:hAnsi="Arial" w:eastAsia="Arial"/>
                 <w:sz w:val="18"/>
               </w:rPr>
               <w:t>string</w:t>
@@ -5670,11 +6460,15 @@
               <w:keepLines/>
               <w:spacing w:after="0"/>
             </w:pPr>
-            <w:r/>
-            <w:r>
-              <w:rPr>
-                <w:rFonts w:ascii="Arial" w:hAnsi="Arial" w:eastAsia="Arial"/>
-                <w:b w:val="0"/>
+            <w:r>
+              <w:rPr>
+                <w:rFonts w:ascii="Arial" w:hAnsi="Arial" w:eastAsia="Arial"/>
+                <w:sz w:val="18"/>
+              </w:rPr>
+            </w:r>
+            <w:r>
+              <w:rPr>
+                <w:rFonts w:ascii="Arial" w:hAnsi="Arial" w:eastAsia="Arial"/>
                 <w:sz w:val="18"/>
               </w:rPr>
               <w:t>Yes</w:t>
@@ -5691,11 +6485,15 @@
               <w:keepLines/>
               <w:spacing w:after="0"/>
             </w:pPr>
-            <w:r/>
-            <w:r>
-              <w:rPr>
-                <w:rFonts w:ascii="Arial" w:hAnsi="Arial" w:eastAsia="Arial"/>
-                <w:b w:val="0"/>
+            <w:r>
+              <w:rPr>
+                <w:rFonts w:ascii="Arial" w:hAnsi="Arial" w:eastAsia="Arial"/>
+                <w:sz w:val="18"/>
+              </w:rPr>
+            </w:r>
+            <w:r>
+              <w:rPr>
+                <w:rFonts w:ascii="Arial" w:hAnsi="Arial" w:eastAsia="Arial"/>
                 <w:sz w:val="18"/>
               </w:rPr>
               <w:t>UTF-8; use value domain described by endpoint purpose</w:t>
@@ -5717,11 +6515,15 @@
               <w:keepLines/>
               <w:spacing w:after="0"/>
             </w:pPr>
-            <w:r/>
-            <w:r>
-              <w:rPr>
-                <w:rFonts w:ascii="Arial" w:hAnsi="Arial" w:eastAsia="Arial"/>
-                <w:b w:val="0"/>
+            <w:r>
+              <w:rPr>
+                <w:rFonts w:ascii="Arial" w:hAnsi="Arial" w:eastAsia="Arial"/>
+                <w:sz w:val="18"/>
+              </w:rPr>
+            </w:r>
+            <w:r>
+              <w:rPr>
+                <w:rFonts w:ascii="Arial" w:hAnsi="Arial" w:eastAsia="Arial"/>
                 <w:sz w:val="18"/>
               </w:rPr>
               <w:t>sectionCode</w:t>
@@ -5738,11 +6540,15 @@
               <w:keepLines/>
               <w:spacing w:after="0"/>
             </w:pPr>
-            <w:r/>
-            <w:r>
-              <w:rPr>
-                <w:rFonts w:ascii="Arial" w:hAnsi="Arial" w:eastAsia="Arial"/>
-                <w:b w:val="0"/>
+            <w:r>
+              <w:rPr>
+                <w:rFonts w:ascii="Arial" w:hAnsi="Arial" w:eastAsia="Arial"/>
+                <w:sz w:val="18"/>
+              </w:rPr>
+            </w:r>
+            <w:r>
+              <w:rPr>
+                <w:rFonts w:ascii="Arial" w:hAnsi="Arial" w:eastAsia="Arial"/>
                 <w:sz w:val="18"/>
               </w:rPr>
               <w:t>string</w:t>
@@ -5759,11 +6565,15 @@
               <w:keepLines/>
               <w:spacing w:after="0"/>
             </w:pPr>
-            <w:r/>
-            <w:r>
-              <w:rPr>
-                <w:rFonts w:ascii="Arial" w:hAnsi="Arial" w:eastAsia="Arial"/>
-                <w:b w:val="0"/>
+            <w:r>
+              <w:rPr>
+                <w:rFonts w:ascii="Arial" w:hAnsi="Arial" w:eastAsia="Arial"/>
+                <w:sz w:val="18"/>
+              </w:rPr>
+            </w:r>
+            <w:r>
+              <w:rPr>
+                <w:rFonts w:ascii="Arial" w:hAnsi="Arial" w:eastAsia="Arial"/>
                 <w:sz w:val="18"/>
               </w:rPr>
               <w:t>Yes</w:t>
@@ -5780,11 +6590,15 @@
               <w:keepLines/>
               <w:spacing w:after="0"/>
             </w:pPr>
-            <w:r/>
-            <w:r>
-              <w:rPr>
-                <w:rFonts w:ascii="Arial" w:hAnsi="Arial" w:eastAsia="Arial"/>
-                <w:b w:val="0"/>
+            <w:r>
+              <w:rPr>
+                <w:rFonts w:ascii="Arial" w:hAnsi="Arial" w:eastAsia="Arial"/>
+                <w:sz w:val="18"/>
+              </w:rPr>
+            </w:r>
+            <w:r>
+              <w:rPr>
+                <w:rFonts w:ascii="Arial" w:hAnsi="Arial" w:eastAsia="Arial"/>
                 <w:sz w:val="18"/>
               </w:rPr>
               <w:t>canonical code; do not replace with display label</w:t>
@@ -5995,11 +6809,15 @@
               <w:keepLines/>
               <w:spacing w:after="0"/>
             </w:pPr>
-            <w:r/>
-            <w:r>
-              <w:rPr>
-                <w:rFonts w:ascii="Arial" w:hAnsi="Arial" w:eastAsia="Arial"/>
-                <w:b w:val="0"/>
+            <w:r>
+              <w:rPr>
+                <w:rFonts w:ascii="Arial" w:hAnsi="Arial" w:eastAsia="Arial"/>
+                <w:sz w:val="18"/>
+              </w:rPr>
+            </w:r>
+            <w:r>
+              <w:rPr>
+                <w:rFonts w:ascii="Arial" w:hAnsi="Arial" w:eastAsia="Arial"/>
                 <w:sz w:val="18"/>
               </w:rPr>
               <w:t>attachId</w:t>
@@ -6016,11 +6834,15 @@
               <w:keepLines/>
               <w:spacing w:after="0"/>
             </w:pPr>
-            <w:r/>
-            <w:r>
-              <w:rPr>
-                <w:rFonts w:ascii="Arial" w:hAnsi="Arial" w:eastAsia="Arial"/>
-                <w:b w:val="0"/>
+            <w:r>
+              <w:rPr>
+                <w:rFonts w:ascii="Arial" w:hAnsi="Arial" w:eastAsia="Arial"/>
+                <w:sz w:val="18"/>
+              </w:rPr>
+            </w:r>
+            <w:r>
+              <w:rPr>
+                <w:rFonts w:ascii="Arial" w:hAnsi="Arial" w:eastAsia="Arial"/>
                 <w:sz w:val="18"/>
               </w:rPr>
               <w:t>integer</w:t>
@@ -6037,11 +6859,15 @@
               <w:keepLines/>
               <w:spacing w:after="0"/>
             </w:pPr>
-            <w:r/>
-            <w:r>
-              <w:rPr>
-                <w:rFonts w:ascii="Arial" w:hAnsi="Arial" w:eastAsia="Arial"/>
-                <w:b w:val="0"/>
+            <w:r>
+              <w:rPr>
+                <w:rFonts w:ascii="Arial" w:hAnsi="Arial" w:eastAsia="Arial"/>
+                <w:sz w:val="18"/>
+              </w:rPr>
+            </w:r>
+            <w:r>
+              <w:rPr>
+                <w:rFonts w:ascii="Arial" w:hAnsi="Arial" w:eastAsia="Arial"/>
                 <w:sz w:val="18"/>
               </w:rPr>
               <w:t>Yes</w:t>
@@ -6058,11 +6884,15 @@
               <w:keepLines/>
               <w:spacing w:after="0"/>
             </w:pPr>
-            <w:r/>
-            <w:r>
-              <w:rPr>
-                <w:rFonts w:ascii="Arial" w:hAnsi="Arial" w:eastAsia="Arial"/>
-                <w:b w:val="0"/>
+            <w:r>
+              <w:rPr>
+                <w:rFonts w:ascii="Arial" w:hAnsi="Arial" w:eastAsia="Arial"/>
+                <w:sz w:val="18"/>
+              </w:rPr>
+            </w:r>
+            <w:r>
+              <w:rPr>
+                <w:rFonts w:ascii="Arial" w:hAnsi="Arial" w:eastAsia="Arial"/>
                 <w:sz w:val="18"/>
               </w:rPr>
               <w:t>UTF-8; use value domain described by endpoint purpose</w:t>
@@ -6084,11 +6914,15 @@
               <w:keepLines/>
               <w:spacing w:after="0"/>
             </w:pPr>
-            <w:r/>
-            <w:r>
-              <w:rPr>
-                <w:rFonts w:ascii="Arial" w:hAnsi="Arial" w:eastAsia="Arial"/>
-                <w:b w:val="0"/>
+            <w:r>
+              <w:rPr>
+                <w:rFonts w:ascii="Arial" w:hAnsi="Arial" w:eastAsia="Arial"/>
+                <w:sz w:val="18"/>
+              </w:rPr>
+            </w:r>
+            <w:r>
+              <w:rPr>
+                <w:rFonts w:ascii="Arial" w:hAnsi="Arial" w:eastAsia="Arial"/>
                 <w:sz w:val="18"/>
               </w:rPr>
               <w:t>fileName</w:t>
@@ -6105,11 +6939,15 @@
               <w:keepLines/>
               <w:spacing w:after="0"/>
             </w:pPr>
-            <w:r/>
-            <w:r>
-              <w:rPr>
-                <w:rFonts w:ascii="Arial" w:hAnsi="Arial" w:eastAsia="Arial"/>
-                <w:b w:val="0"/>
+            <w:r>
+              <w:rPr>
+                <w:rFonts w:ascii="Arial" w:hAnsi="Arial" w:eastAsia="Arial"/>
+                <w:sz w:val="18"/>
+              </w:rPr>
+            </w:r>
+            <w:r>
+              <w:rPr>
+                <w:rFonts w:ascii="Arial" w:hAnsi="Arial" w:eastAsia="Arial"/>
                 <w:sz w:val="18"/>
               </w:rPr>
               <w:t>string</w:t>
@@ -6126,11 +6964,15 @@
               <w:keepLines/>
               <w:spacing w:after="0"/>
             </w:pPr>
-            <w:r/>
-            <w:r>
-              <w:rPr>
-                <w:rFonts w:ascii="Arial" w:hAnsi="Arial" w:eastAsia="Arial"/>
-                <w:b w:val="0"/>
+            <w:r>
+              <w:rPr>
+                <w:rFonts w:ascii="Arial" w:hAnsi="Arial" w:eastAsia="Arial"/>
+                <w:sz w:val="18"/>
+              </w:rPr>
+            </w:r>
+            <w:r>
+              <w:rPr>
+                <w:rFonts w:ascii="Arial" w:hAnsi="Arial" w:eastAsia="Arial"/>
                 <w:sz w:val="18"/>
               </w:rPr>
               <w:t>Yes</w:t>
@@ -6147,11 +6989,15 @@
               <w:keepLines/>
               <w:spacing w:after="0"/>
             </w:pPr>
-            <w:r/>
-            <w:r>
-              <w:rPr>
-                <w:rFonts w:ascii="Arial" w:hAnsi="Arial" w:eastAsia="Arial"/>
-                <w:b w:val="0"/>
+            <w:r>
+              <w:rPr>
+                <w:rFonts w:ascii="Arial" w:hAnsi="Arial" w:eastAsia="Arial"/>
+                <w:sz w:val="18"/>
+              </w:rPr>
+            </w:r>
+            <w:r>
+              <w:rPr>
+                <w:rFonts w:ascii="Arial" w:hAnsi="Arial" w:eastAsia="Arial"/>
                 <w:sz w:val="18"/>
               </w:rPr>
               <w:t>UTF-8; use value domain described by endpoint purpose</w:t>
@@ -6379,11 +7225,15 @@
               <w:keepLines/>
               <w:spacing w:after="0"/>
             </w:pPr>
-            <w:r/>
-            <w:r>
-              <w:rPr>
-                <w:rFonts w:ascii="Arial" w:hAnsi="Arial" w:eastAsia="Arial"/>
-                <w:b w:val="0"/>
+            <w:r>
+              <w:rPr>
+                <w:rFonts w:ascii="Arial" w:hAnsi="Arial" w:eastAsia="Arial"/>
+                <w:sz w:val="18"/>
+              </w:rPr>
+            </w:r>
+            <w:r>
+              <w:rPr>
+                <w:rFonts w:ascii="Arial" w:hAnsi="Arial" w:eastAsia="Arial"/>
                 <w:sz w:val="18"/>
               </w:rPr>
               <w:t>docNo</w:t>
@@ -6400,11 +7250,15 @@
               <w:keepLines/>
               <w:spacing w:after="0"/>
             </w:pPr>
-            <w:r/>
-            <w:r>
-              <w:rPr>
-                <w:rFonts w:ascii="Arial" w:hAnsi="Arial" w:eastAsia="Arial"/>
-                <w:b w:val="0"/>
+            <w:r>
+              <w:rPr>
+                <w:rFonts w:ascii="Arial" w:hAnsi="Arial" w:eastAsia="Arial"/>
+                <w:sz w:val="18"/>
+              </w:rPr>
+            </w:r>
+            <w:r>
+              <w:rPr>
+                <w:rFonts w:ascii="Arial" w:hAnsi="Arial" w:eastAsia="Arial"/>
                 <w:sz w:val="18"/>
               </w:rPr>
               <w:t>string</w:t>
@@ -6421,11 +7275,15 @@
               <w:keepLines/>
               <w:spacing w:after="0"/>
             </w:pPr>
-            <w:r/>
-            <w:r>
-              <w:rPr>
-                <w:rFonts w:ascii="Arial" w:hAnsi="Arial" w:eastAsia="Arial"/>
-                <w:b w:val="0"/>
+            <w:r>
+              <w:rPr>
+                <w:rFonts w:ascii="Arial" w:hAnsi="Arial" w:eastAsia="Arial"/>
+                <w:sz w:val="18"/>
+              </w:rPr>
+            </w:r>
+            <w:r>
+              <w:rPr>
+                <w:rFonts w:ascii="Arial" w:hAnsi="Arial" w:eastAsia="Arial"/>
                 <w:sz w:val="18"/>
               </w:rPr>
               <w:t>No</w:t>
@@ -6442,11 +7300,15 @@
               <w:keepLines/>
               <w:spacing w:after="0"/>
             </w:pPr>
-            <w:r/>
-            <w:r>
-              <w:rPr>
-                <w:rFonts w:ascii="Arial" w:hAnsi="Arial" w:eastAsia="Arial"/>
-                <w:b w:val="0"/>
+            <w:r>
+              <w:rPr>
+                <w:rFonts w:ascii="Arial" w:hAnsi="Arial" w:eastAsia="Arial"/>
+                <w:sz w:val="18"/>
+              </w:rPr>
+            </w:r>
+            <w:r>
+              <w:rPr>
+                <w:rFonts w:ascii="Arial" w:hAnsi="Arial" w:eastAsia="Arial"/>
                 <w:sz w:val="18"/>
               </w:rPr>
               <w:t>พ.ศ. YYYY/xxxxx</w:t>
@@ -6669,11 +7531,15 @@
               <w:keepLines/>
               <w:spacing w:after="0"/>
             </w:pPr>
-            <w:r/>
-            <w:r>
-              <w:rPr>
-                <w:rFonts w:ascii="Arial" w:hAnsi="Arial" w:eastAsia="Arial"/>
-                <w:b w:val="0"/>
+            <w:r>
+              <w:rPr>
+                <w:rFonts w:ascii="Arial" w:hAnsi="Arial" w:eastAsia="Arial"/>
+                <w:sz w:val="18"/>
+              </w:rPr>
+            </w:r>
+            <w:r>
+              <w:rPr>
+                <w:rFonts w:ascii="Arial" w:hAnsi="Arial" w:eastAsia="Arial"/>
                 <w:sz w:val="18"/>
               </w:rPr>
               <w:t>growthRateDiff</w:t>
@@ -6690,11 +7556,15 @@
               <w:keepLines/>
               <w:spacing w:after="0"/>
             </w:pPr>
-            <w:r/>
-            <w:r>
-              <w:rPr>
-                <w:rFonts w:ascii="Arial" w:hAnsi="Arial" w:eastAsia="Arial"/>
-                <w:b w:val="0"/>
+            <w:r>
+              <w:rPr>
+                <w:rFonts w:ascii="Arial" w:hAnsi="Arial" w:eastAsia="Arial"/>
+                <w:sz w:val="18"/>
+              </w:rPr>
+            </w:r>
+            <w:r>
+              <w:rPr>
+                <w:rFonts w:ascii="Arial" w:hAnsi="Arial" w:eastAsia="Arial"/>
                 <w:sz w:val="18"/>
               </w:rPr>
               <w:t>number</w:t>
@@ -6711,11 +7581,15 @@
               <w:keepLines/>
               <w:spacing w:after="0"/>
             </w:pPr>
-            <w:r/>
-            <w:r>
-              <w:rPr>
-                <w:rFonts w:ascii="Arial" w:hAnsi="Arial" w:eastAsia="Arial"/>
-                <w:b w:val="0"/>
+            <w:r>
+              <w:rPr>
+                <w:rFonts w:ascii="Arial" w:hAnsi="Arial" w:eastAsia="Arial"/>
+                <w:sz w:val="18"/>
+              </w:rPr>
+            </w:r>
+            <w:r>
+              <w:rPr>
+                <w:rFonts w:ascii="Arial" w:hAnsi="Arial" w:eastAsia="Arial"/>
                 <w:sz w:val="18"/>
               </w:rPr>
               <w:t>Yes</w:t>
@@ -6732,11 +7606,15 @@
               <w:keepLines/>
               <w:spacing w:after="0"/>
             </w:pPr>
-            <w:r/>
-            <w:r>
-              <w:rPr>
-                <w:rFonts w:ascii="Arial" w:hAnsi="Arial" w:eastAsia="Arial"/>
-                <w:b w:val="0"/>
+            <w:r>
+              <w:rPr>
+                <w:rFonts w:ascii="Arial" w:hAnsi="Arial" w:eastAsia="Arial"/>
+                <w:sz w:val="18"/>
+              </w:rPr>
+            </w:r>
+            <w:r>
+              <w:rPr>
+                <w:rFonts w:ascii="Arial" w:hAnsi="Arial" w:eastAsia="Arial"/>
                 <w:sz w:val="18"/>
               </w:rPr>
               <w:t>UTF-8; use value domain described by endpoint purpose</w:t>
@@ -6758,11 +7636,15 @@
               <w:keepLines/>
               <w:spacing w:after="0"/>
             </w:pPr>
-            <w:r/>
-            <w:r>
-              <w:rPr>
-                <w:rFonts w:ascii="Arial" w:hAnsi="Arial" w:eastAsia="Arial"/>
-                <w:b w:val="0"/>
+            <w:r>
+              <w:rPr>
+                <w:rFonts w:ascii="Arial" w:hAnsi="Arial" w:eastAsia="Arial"/>
+                <w:sz w:val="18"/>
+              </w:rPr>
+            </w:r>
+            <w:r>
+              <w:rPr>
+                <w:rFonts w:ascii="Arial" w:hAnsi="Arial" w:eastAsia="Arial"/>
                 <w:sz w:val="18"/>
               </w:rPr>
               <w:t>totalWorkingDays</w:t>
@@ -6779,11 +7661,15 @@
               <w:keepLines/>
               <w:spacing w:after="0"/>
             </w:pPr>
-            <w:r/>
-            <w:r>
-              <w:rPr>
-                <w:rFonts w:ascii="Arial" w:hAnsi="Arial" w:eastAsia="Arial"/>
-                <w:b w:val="0"/>
+            <w:r>
+              <w:rPr>
+                <w:rFonts w:ascii="Arial" w:hAnsi="Arial" w:eastAsia="Arial"/>
+                <w:sz w:val="18"/>
+              </w:rPr>
+            </w:r>
+            <w:r>
+              <w:rPr>
+                <w:rFonts w:ascii="Arial" w:hAnsi="Arial" w:eastAsia="Arial"/>
                 <w:sz w:val="18"/>
               </w:rPr>
               <w:t>integer</w:t>
@@ -6800,11 +7686,15 @@
               <w:keepLines/>
               <w:spacing w:after="0"/>
             </w:pPr>
-            <w:r/>
-            <w:r>
-              <w:rPr>
-                <w:rFonts w:ascii="Arial" w:hAnsi="Arial" w:eastAsia="Arial"/>
-                <w:b w:val="0"/>
+            <w:r>
+              <w:rPr>
+                <w:rFonts w:ascii="Arial" w:hAnsi="Arial" w:eastAsia="Arial"/>
+                <w:sz w:val="18"/>
+              </w:rPr>
+            </w:r>
+            <w:r>
+              <w:rPr>
+                <w:rFonts w:ascii="Arial" w:hAnsi="Arial" w:eastAsia="Arial"/>
                 <w:sz w:val="18"/>
               </w:rPr>
               <w:t>Yes</w:t>
@@ -6821,11 +7711,15 @@
               <w:keepLines/>
               <w:spacing w:after="0"/>
             </w:pPr>
-            <w:r/>
-            <w:r>
-              <w:rPr>
-                <w:rFonts w:ascii="Arial" w:hAnsi="Arial" w:eastAsia="Arial"/>
-                <w:b w:val="0"/>
+            <w:r>
+              <w:rPr>
+                <w:rFonts w:ascii="Arial" w:hAnsi="Arial" w:eastAsia="Arial"/>
+                <w:sz w:val="18"/>
+              </w:rPr>
+            </w:r>
+            <w:r>
+              <w:rPr>
+                <w:rFonts w:ascii="Arial" w:hAnsi="Arial" w:eastAsia="Arial"/>
                 <w:sz w:val="18"/>
               </w:rPr>
               <w:t>UTF-8; use value domain described by endpoint purpose</w:t>
@@ -6847,11 +7741,15 @@
               <w:keepLines/>
               <w:spacing w:after="0"/>
             </w:pPr>
-            <w:r/>
-            <w:r>
-              <w:rPr>
-                <w:rFonts w:ascii="Arial" w:hAnsi="Arial" w:eastAsia="Arial"/>
-                <w:b w:val="0"/>
+            <w:r>
+              <w:rPr>
+                <w:rFonts w:ascii="Arial" w:hAnsi="Arial" w:eastAsia="Arial"/>
+                <w:sz w:val="18"/>
+              </w:rPr>
+            </w:r>
+            <w:r>
+              <w:rPr>
+                <w:rFonts w:ascii="Arial" w:hAnsi="Arial" w:eastAsia="Arial"/>
                 <w:sz w:val="18"/>
               </w:rPr>
               <w:t>windows</w:t>
@@ -6868,11 +7766,15 @@
               <w:keepLines/>
               <w:spacing w:after="0"/>
             </w:pPr>
-            <w:r/>
-            <w:r>
-              <w:rPr>
-                <w:rFonts w:ascii="Arial" w:hAnsi="Arial" w:eastAsia="Arial"/>
-                <w:b w:val="0"/>
+            <w:r>
+              <w:rPr>
+                <w:rFonts w:ascii="Arial" w:hAnsi="Arial" w:eastAsia="Arial"/>
+                <w:sz w:val="18"/>
+              </w:rPr>
+            </w:r>
+            <w:r>
+              <w:rPr>
+                <w:rFonts w:ascii="Arial" w:hAnsi="Arial" w:eastAsia="Arial"/>
                 <w:sz w:val="18"/>
               </w:rPr>
               <w:t>array&lt;object&gt;</w:t>
@@ -6889,11 +7791,15 @@
               <w:keepLines/>
               <w:spacing w:after="0"/>
             </w:pPr>
-            <w:r/>
-            <w:r>
-              <w:rPr>
-                <w:rFonts w:ascii="Arial" w:hAnsi="Arial" w:eastAsia="Arial"/>
-                <w:b w:val="0"/>
+            <w:r>
+              <w:rPr>
+                <w:rFonts w:ascii="Arial" w:hAnsi="Arial" w:eastAsia="Arial"/>
+                <w:sz w:val="18"/>
+              </w:rPr>
+            </w:r>
+            <w:r>
+              <w:rPr>
+                <w:rFonts w:ascii="Arial" w:hAnsi="Arial" w:eastAsia="Arial"/>
                 <w:sz w:val="18"/>
               </w:rPr>
               <w:t>Yes</w:t>
@@ -6910,11 +7816,15 @@
               <w:keepLines/>
               <w:spacing w:after="0"/>
             </w:pPr>
-            <w:r/>
-            <w:r>
-              <w:rPr>
-                <w:rFonts w:ascii="Arial" w:hAnsi="Arial" w:eastAsia="Arial"/>
-                <w:b w:val="0"/>
+            <w:r>
+              <w:rPr>
+                <w:rFonts w:ascii="Arial" w:hAnsi="Arial" w:eastAsia="Arial"/>
+                <w:sz w:val="18"/>
+              </w:rPr>
+            </w:r>
+            <w:r>
+              <w:rPr>
+                <w:rFonts w:ascii="Arial" w:hAnsi="Arial" w:eastAsia="Arial"/>
                 <w:sz w:val="18"/>
               </w:rPr>
               <w:t>JSON array; element type shown in Type column</w:t>
@@ -6936,11 +7846,15 @@
               <w:keepLines/>
               <w:spacing w:after="0"/>
             </w:pPr>
-            <w:r/>
-            <w:r>
-              <w:rPr>
-                <w:rFonts w:ascii="Arial" w:hAnsi="Arial" w:eastAsia="Arial"/>
-                <w:b w:val="0"/>
+            <w:r>
+              <w:rPr>
+                <w:rFonts w:ascii="Arial" w:hAnsi="Arial" w:eastAsia="Arial"/>
+                <w:sz w:val="18"/>
+              </w:rPr>
+            </w:r>
+            <w:r>
+              <w:rPr>
+                <w:rFonts w:ascii="Arial" w:hAnsi="Arial" w:eastAsia="Arial"/>
                 <w:sz w:val="18"/>
               </w:rPr>
               <w:t>windows[].label</w:t>
@@ -6957,11 +7871,15 @@
               <w:keepLines/>
               <w:spacing w:after="0"/>
             </w:pPr>
-            <w:r/>
-            <w:r>
-              <w:rPr>
-                <w:rFonts w:ascii="Arial" w:hAnsi="Arial" w:eastAsia="Arial"/>
-                <w:b w:val="0"/>
+            <w:r>
+              <w:rPr>
+                <w:rFonts w:ascii="Arial" w:hAnsi="Arial" w:eastAsia="Arial"/>
+                <w:sz w:val="18"/>
+              </w:rPr>
+            </w:r>
+            <w:r>
+              <w:rPr>
+                <w:rFonts w:ascii="Arial" w:hAnsi="Arial" w:eastAsia="Arial"/>
                 <w:sz w:val="18"/>
               </w:rPr>
               <w:t>string</w:t>
@@ -6978,11 +7896,15 @@
               <w:keepLines/>
               <w:spacing w:after="0"/>
             </w:pPr>
-            <w:r/>
-            <w:r>
-              <w:rPr>
-                <w:rFonts w:ascii="Arial" w:hAnsi="Arial" w:eastAsia="Arial"/>
-                <w:b w:val="0"/>
+            <w:r>
+              <w:rPr>
+                <w:rFonts w:ascii="Arial" w:hAnsi="Arial" w:eastAsia="Arial"/>
+                <w:sz w:val="18"/>
+              </w:rPr>
+            </w:r>
+            <w:r>
+              <w:rPr>
+                <w:rFonts w:ascii="Arial" w:hAnsi="Arial" w:eastAsia="Arial"/>
                 <w:sz w:val="18"/>
               </w:rPr>
               <w:t>Yes</w:t>
@@ -6999,11 +7921,15 @@
               <w:keepLines/>
               <w:spacing w:after="0"/>
             </w:pPr>
-            <w:r/>
-            <w:r>
-              <w:rPr>
-                <w:rFonts w:ascii="Arial" w:hAnsi="Arial" w:eastAsia="Arial"/>
-                <w:b w:val="0"/>
+            <w:r>
+              <w:rPr>
+                <w:rFonts w:ascii="Arial" w:hAnsi="Arial" w:eastAsia="Arial"/>
+                <w:sz w:val="18"/>
+              </w:rPr>
+            </w:r>
+            <w:r>
+              <w:rPr>
+                <w:rFonts w:ascii="Arial" w:hAnsi="Arial" w:eastAsia="Arial"/>
                 <w:sz w:val="18"/>
               </w:rPr>
               <w:t>UTF-8; use value domain described by endpoint purpose</w:t>
@@ -7025,11 +7951,15 @@
               <w:keepLines/>
               <w:spacing w:after="0"/>
             </w:pPr>
-            <w:r/>
-            <w:r>
-              <w:rPr>
-                <w:rFonts w:ascii="Arial" w:hAnsi="Arial" w:eastAsia="Arial"/>
-                <w:b w:val="0"/>
+            <w:r>
+              <w:rPr>
+                <w:rFonts w:ascii="Arial" w:hAnsi="Arial" w:eastAsia="Arial"/>
+                <w:sz w:val="18"/>
+              </w:rPr>
+            </w:r>
+            <w:r>
+              <w:rPr>
+                <w:rFonts w:ascii="Arial" w:hAnsi="Arial" w:eastAsia="Arial"/>
                 <w:sz w:val="18"/>
               </w:rPr>
               <w:t>windows[].rows</w:t>
@@ -7046,11 +7976,15 @@
               <w:keepLines/>
               <w:spacing w:after="0"/>
             </w:pPr>
-            <w:r/>
-            <w:r>
-              <w:rPr>
-                <w:rFonts w:ascii="Arial" w:hAnsi="Arial" w:eastAsia="Arial"/>
-                <w:b w:val="0"/>
+            <w:r>
+              <w:rPr>
+                <w:rFonts w:ascii="Arial" w:hAnsi="Arial" w:eastAsia="Arial"/>
+                <w:sz w:val="18"/>
+              </w:rPr>
+            </w:r>
+            <w:r>
+              <w:rPr>
+                <w:rFonts w:ascii="Arial" w:hAnsi="Arial" w:eastAsia="Arial"/>
                 <w:sz w:val="18"/>
               </w:rPr>
               <w:t>array&lt;object&gt;</w:t>
@@ -7067,11 +8001,15 @@
               <w:keepLines/>
               <w:spacing w:after="0"/>
             </w:pPr>
-            <w:r/>
-            <w:r>
-              <w:rPr>
-                <w:rFonts w:ascii="Arial" w:hAnsi="Arial" w:eastAsia="Arial"/>
-                <w:b w:val="0"/>
+            <w:r>
+              <w:rPr>
+                <w:rFonts w:ascii="Arial" w:hAnsi="Arial" w:eastAsia="Arial"/>
+                <w:sz w:val="18"/>
+              </w:rPr>
+            </w:r>
+            <w:r>
+              <w:rPr>
+                <w:rFonts w:ascii="Arial" w:hAnsi="Arial" w:eastAsia="Arial"/>
                 <w:sz w:val="18"/>
               </w:rPr>
               <w:t>Yes</w:t>
@@ -7088,11 +8026,15 @@
               <w:keepLines/>
               <w:spacing w:after="0"/>
             </w:pPr>
-            <w:r/>
-            <w:r>
-              <w:rPr>
-                <w:rFonts w:ascii="Arial" w:hAnsi="Arial" w:eastAsia="Arial"/>
-                <w:b w:val="0"/>
+            <w:r>
+              <w:rPr>
+                <w:rFonts w:ascii="Arial" w:hAnsi="Arial" w:eastAsia="Arial"/>
+                <w:sz w:val="18"/>
+              </w:rPr>
+            </w:r>
+            <w:r>
+              <w:rPr>
+                <w:rFonts w:ascii="Arial" w:hAnsi="Arial" w:eastAsia="Arial"/>
                 <w:sz w:val="18"/>
               </w:rPr>
               <w:t>JSON array; element type shown in Type column</w:t>
@@ -7320,11 +8262,15 @@
               <w:keepLines/>
               <w:spacing w:after="0"/>
             </w:pPr>
-            <w:r/>
-            <w:r>
-              <w:rPr>
-                <w:rFonts w:ascii="Arial" w:hAnsi="Arial" w:eastAsia="Arial"/>
-                <w:b w:val="0"/>
+            <w:r>
+              <w:rPr>
+                <w:rFonts w:ascii="Arial" w:hAnsi="Arial" w:eastAsia="Arial"/>
+                <w:sz w:val="18"/>
+              </w:rPr>
+            </w:r>
+            <w:r>
+              <w:rPr>
+                <w:rFonts w:ascii="Arial" w:hAnsi="Arial" w:eastAsia="Arial"/>
                 <w:sz w:val="18"/>
               </w:rPr>
               <w:t>docNo</w:t>
@@ -7341,11 +8287,15 @@
               <w:keepLines/>
               <w:spacing w:after="0"/>
             </w:pPr>
-            <w:r/>
-            <w:r>
-              <w:rPr>
-                <w:rFonts w:ascii="Arial" w:hAnsi="Arial" w:eastAsia="Arial"/>
-                <w:b w:val="0"/>
+            <w:r>
+              <w:rPr>
+                <w:rFonts w:ascii="Arial" w:hAnsi="Arial" w:eastAsia="Arial"/>
+                <w:sz w:val="18"/>
+              </w:rPr>
+            </w:r>
+            <w:r>
+              <w:rPr>
+                <w:rFonts w:ascii="Arial" w:hAnsi="Arial" w:eastAsia="Arial"/>
                 <w:sz w:val="18"/>
               </w:rPr>
               <w:t>string</w:t>
@@ -7362,11 +8312,15 @@
               <w:keepLines/>
               <w:spacing w:after="0"/>
             </w:pPr>
-            <w:r/>
-            <w:r>
-              <w:rPr>
-                <w:rFonts w:ascii="Arial" w:hAnsi="Arial" w:eastAsia="Arial"/>
-                <w:b w:val="0"/>
+            <w:r>
+              <w:rPr>
+                <w:rFonts w:ascii="Arial" w:hAnsi="Arial" w:eastAsia="Arial"/>
+                <w:sz w:val="18"/>
+              </w:rPr>
+            </w:r>
+            <w:r>
+              <w:rPr>
+                <w:rFonts w:ascii="Arial" w:hAnsi="Arial" w:eastAsia="Arial"/>
                 <w:sz w:val="18"/>
               </w:rPr>
               <w:t>No</w:t>
@@ -7383,11 +8337,15 @@
               <w:keepLines/>
               <w:spacing w:after="0"/>
             </w:pPr>
-            <w:r/>
-            <w:r>
-              <w:rPr>
-                <w:rFonts w:ascii="Arial" w:hAnsi="Arial" w:eastAsia="Arial"/>
-                <w:b w:val="0"/>
+            <w:r>
+              <w:rPr>
+                <w:rFonts w:ascii="Arial" w:hAnsi="Arial" w:eastAsia="Arial"/>
+                <w:sz w:val="18"/>
+              </w:rPr>
+            </w:r>
+            <w:r>
+              <w:rPr>
+                <w:rFonts w:ascii="Arial" w:hAnsi="Arial" w:eastAsia="Arial"/>
                 <w:sz w:val="18"/>
               </w:rPr>
               <w:t>พ.ศ. YYYY/xxxxx</w:t>
@@ -7596,11 +8554,15 @@
               <w:keepLines/>
               <w:spacing w:after="0"/>
             </w:pPr>
-            <w:r/>
-            <w:r>
-              <w:rPr>
-                <w:rFonts w:ascii="Arial" w:hAnsi="Arial" w:eastAsia="Arial"/>
-                <w:b w:val="0"/>
+            <w:r>
+              <w:rPr>
+                <w:rFonts w:ascii="Arial" w:hAnsi="Arial" w:eastAsia="Arial"/>
+                <w:sz w:val="18"/>
+              </w:rPr>
+            </w:r>
+            <w:r>
+              <w:rPr>
+                <w:rFonts w:ascii="Arial" w:hAnsi="Arial" w:eastAsia="Arial"/>
                 <w:sz w:val="18"/>
               </w:rPr>
               <w:t>items</w:t>
@@ -7617,11 +8579,15 @@
               <w:keepLines/>
               <w:spacing w:after="0"/>
             </w:pPr>
-            <w:r/>
-            <w:r>
-              <w:rPr>
-                <w:rFonts w:ascii="Arial" w:hAnsi="Arial" w:eastAsia="Arial"/>
-                <w:b w:val="0"/>
+            <w:r>
+              <w:rPr>
+                <w:rFonts w:ascii="Arial" w:hAnsi="Arial" w:eastAsia="Arial"/>
+                <w:sz w:val="18"/>
+              </w:rPr>
+            </w:r>
+            <w:r>
+              <w:rPr>
+                <w:rFonts w:ascii="Arial" w:hAnsi="Arial" w:eastAsia="Arial"/>
                 <w:sz w:val="18"/>
               </w:rPr>
               <w:t>array&lt;object&gt;</w:t>
@@ -7638,11 +8604,15 @@
               <w:keepLines/>
               <w:spacing w:after="0"/>
             </w:pPr>
-            <w:r/>
-            <w:r>
-              <w:rPr>
-                <w:rFonts w:ascii="Arial" w:hAnsi="Arial" w:eastAsia="Arial"/>
-                <w:b w:val="0"/>
+            <w:r>
+              <w:rPr>
+                <w:rFonts w:ascii="Arial" w:hAnsi="Arial" w:eastAsia="Arial"/>
+                <w:sz w:val="18"/>
+              </w:rPr>
+            </w:r>
+            <w:r>
+              <w:rPr>
+                <w:rFonts w:ascii="Arial" w:hAnsi="Arial" w:eastAsia="Arial"/>
                 <w:sz w:val="18"/>
               </w:rPr>
               <w:t>Yes</w:t>
@@ -7659,11 +8629,15 @@
               <w:keepLines/>
               <w:spacing w:after="0"/>
             </w:pPr>
-            <w:r/>
-            <w:r>
-              <w:rPr>
-                <w:rFonts w:ascii="Arial" w:hAnsi="Arial" w:eastAsia="Arial"/>
-                <w:b w:val="0"/>
+            <w:r>
+              <w:rPr>
+                <w:rFonts w:ascii="Arial" w:hAnsi="Arial" w:eastAsia="Arial"/>
+                <w:sz w:val="18"/>
+              </w:rPr>
+            </w:r>
+            <w:r>
+              <w:rPr>
+                <w:rFonts w:ascii="Arial" w:hAnsi="Arial" w:eastAsia="Arial"/>
                 <w:sz w:val="18"/>
               </w:rPr>
               <w:t>JSON array; element type shown in Type column</w:t>
@@ -7789,11 +8763,15 @@
               <w:keepLines/>
               <w:spacing w:after="0"/>
             </w:pPr>
-            <w:r/>
-            <w:r>
-              <w:rPr>
-                <w:rFonts w:ascii="Arial" w:hAnsi="Arial" w:eastAsia="Arial"/>
-                <w:b w:val="0"/>
+            <w:r>
+              <w:rPr>
+                <w:rFonts w:ascii="Arial" w:hAnsi="Arial" w:eastAsia="Arial"/>
+                <w:sz w:val="18"/>
+              </w:rPr>
+            </w:r>
+            <w:r>
+              <w:rPr>
+                <w:rFonts w:ascii="Arial" w:hAnsi="Arial" w:eastAsia="Arial"/>
                 <w:sz w:val="18"/>
               </w:rPr>
               <w:t>document_attachments</w:t>
@@ -7810,11 +8788,15 @@
               <w:keepLines/>
               <w:spacing w:after="0"/>
             </w:pPr>
-            <w:r/>
-            <w:r>
-              <w:rPr>
-                <w:rFonts w:ascii="Arial" w:hAnsi="Arial" w:eastAsia="Arial"/>
-                <w:b w:val="0"/>
+            <w:r>
+              <w:rPr>
+                <w:rFonts w:ascii="Arial" w:hAnsi="Arial" w:eastAsia="Arial"/>
+                <w:sz w:val="18"/>
+              </w:rPr>
+            </w:r>
+            <w:r>
+              <w:rPr>
+                <w:rFonts w:ascii="Arial" w:hAnsi="Arial" w:eastAsia="Arial"/>
                 <w:sz w:val="18"/>
               </w:rPr>
               <w:t>R/W</w:t>
@@ -7831,11 +8813,15 @@
               <w:keepLines/>
               <w:spacing w:after="0"/>
             </w:pPr>
-            <w:r/>
-            <w:r>
-              <w:rPr>
-                <w:rFonts w:ascii="Arial" w:hAnsi="Arial" w:eastAsia="Arial"/>
-                <w:b w:val="0"/>
+            <w:r>
+              <w:rPr>
+                <w:rFonts w:ascii="Arial" w:hAnsi="Arial" w:eastAsia="Arial"/>
+                <w:sz w:val="18"/>
+              </w:rPr>
+            </w:r>
+            <w:r>
+              <w:rPr>
+                <w:rFonts w:ascii="Arial" w:hAnsi="Arial" w:eastAsia="Arial"/>
                 <w:sz w:val="18"/>
               </w:rPr>
               <w:t>metadata ไฟล์แนบและ section ที่แนบ</w:t>
@@ -7857,11 +8843,15 @@
               <w:keepLines/>
               <w:spacing w:after="0"/>
             </w:pPr>
-            <w:r/>
-            <w:r>
-              <w:rPr>
-                <w:rFonts w:ascii="Arial" w:hAnsi="Arial" w:eastAsia="Arial"/>
-                <w:b w:val="0"/>
+            <w:r>
+              <w:rPr>
+                <w:rFonts w:ascii="Arial" w:hAnsi="Arial" w:eastAsia="Arial"/>
+                <w:sz w:val="18"/>
+              </w:rPr>
+            </w:r>
+            <w:r>
+              <w:rPr>
+                <w:rFonts w:ascii="Arial" w:hAnsi="Arial" w:eastAsia="Arial"/>
                 <w:sz w:val="18"/>
               </w:rPr>
               <w:t>compensation_documents</w:t>
@@ -7878,11 +8868,15 @@
               <w:keepLines/>
               <w:spacing w:after="0"/>
             </w:pPr>
-            <w:r/>
-            <w:r>
-              <w:rPr>
-                <w:rFonts w:ascii="Arial" w:hAnsi="Arial" w:eastAsia="Arial"/>
-                <w:b w:val="0"/>
+            <w:r>
+              <w:rPr>
+                <w:rFonts w:ascii="Arial" w:hAnsi="Arial" w:eastAsia="Arial"/>
+                <w:sz w:val="18"/>
+              </w:rPr>
+            </w:r>
+            <w:r>
+              <w:rPr>
+                <w:rFonts w:ascii="Arial" w:hAnsi="Arial" w:eastAsia="Arial"/>
                 <w:sz w:val="18"/>
               </w:rPr>
               <w:t>R</w:t>
@@ -7899,11 +8893,15 @@
               <w:keepLines/>
               <w:spacing w:after="0"/>
             </w:pPr>
-            <w:r/>
-            <w:r>
-              <w:rPr>
-                <w:rFonts w:ascii="Arial" w:hAnsi="Arial" w:eastAsia="Arial"/>
-                <w:b w:val="0"/>
+            <w:r>
+              <w:rPr>
+                <w:rFonts w:ascii="Arial" w:hAnsi="Arial" w:eastAsia="Arial"/>
+                <w:sz w:val="18"/>
+              </w:rPr>
+            </w:r>
+            <w:r>
+              <w:rPr>
+                <w:rFonts w:ascii="Arial" w:hAnsi="Arial" w:eastAsia="Arial"/>
                 <w:sz w:val="18"/>
               </w:rPr>
               <w:t>ตรวจเอกสารและ impact_process_id</w:t>
@@ -7925,11 +8923,15 @@
               <w:keepLines/>
               <w:spacing w:after="0"/>
             </w:pPr>
-            <w:r/>
-            <w:r>
-              <w:rPr>
-                <w:rFonts w:ascii="Arial" w:hAnsi="Arial" w:eastAsia="Arial"/>
-                <w:b w:val="0"/>
+            <w:r>
+              <w:rPr>
+                <w:rFonts w:ascii="Arial" w:hAnsi="Arial" w:eastAsia="Arial"/>
+                <w:sz w:val="18"/>
+              </w:rPr>
+            </w:r>
+            <w:r>
+              <w:rPr>
+                <w:rFonts w:ascii="Arial" w:hAnsi="Arial" w:eastAsia="Arial"/>
                 <w:sz w:val="18"/>
               </w:rPr>
               <w:t>fgi_impact_sales_summaries</w:t>
@@ -7946,11 +8948,15 @@
               <w:keepLines/>
               <w:spacing w:after="0"/>
             </w:pPr>
-            <w:r/>
-            <w:r>
-              <w:rPr>
-                <w:rFonts w:ascii="Arial" w:hAnsi="Arial" w:eastAsia="Arial"/>
-                <w:b w:val="0"/>
+            <w:r>
+              <w:rPr>
+                <w:rFonts w:ascii="Arial" w:hAnsi="Arial" w:eastAsia="Arial"/>
+                <w:sz w:val="18"/>
+              </w:rPr>
+            </w:r>
+            <w:r>
+              <w:rPr>
+                <w:rFonts w:ascii="Arial" w:hAnsi="Arial" w:eastAsia="Arial"/>
                 <w:sz w:val="18"/>
               </w:rPr>
               <w:t>R</w:t>
@@ -7967,11 +8973,15 @@
               <w:keepLines/>
               <w:spacing w:after="0"/>
             </w:pPr>
-            <w:r/>
-            <w:r>
-              <w:rPr>
-                <w:rFonts w:ascii="Arial" w:hAnsi="Arial" w:eastAsia="Arial"/>
-                <w:b w:val="0"/>
+            <w:r>
+              <w:rPr>
+                <w:rFonts w:ascii="Arial" w:hAnsi="Arial" w:eastAsia="Arial"/>
+                <w:sz w:val="18"/>
+              </w:rPr>
+            </w:r>
+            <w:r>
+              <w:rPr>
+                <w:rFonts w:ascii="Arial" w:hAnsi="Arial" w:eastAsia="Arial"/>
                 <w:sz w:val="18"/>
               </w:rPr>
               <w:t>หัวข้อมูลยอดขาย growth_rate_diff/total_working_days</w:t>
@@ -7993,11 +9003,15 @@
               <w:keepLines/>
               <w:spacing w:after="0"/>
             </w:pPr>
-            <w:r/>
-            <w:r>
-              <w:rPr>
-                <w:rFonts w:ascii="Arial" w:hAnsi="Arial" w:eastAsia="Arial"/>
-                <w:b w:val="0"/>
+            <w:r>
+              <w:rPr>
+                <w:rFonts w:ascii="Arial" w:hAnsi="Arial" w:eastAsia="Arial"/>
+                <w:sz w:val="18"/>
+              </w:rPr>
+            </w:r>
+            <w:r>
+              <w:rPr>
+                <w:rFonts w:ascii="Arial" w:hAnsi="Arial" w:eastAsia="Arial"/>
                 <w:sz w:val="18"/>
               </w:rPr>
               <w:t>sales_transactions</w:t>
@@ -8014,11 +9028,15 @@
               <w:keepLines/>
               <w:spacing w:after="0"/>
             </w:pPr>
-            <w:r/>
-            <w:r>
-              <w:rPr>
-                <w:rFonts w:ascii="Arial" w:hAnsi="Arial" w:eastAsia="Arial"/>
-                <w:b w:val="0"/>
+            <w:r>
+              <w:rPr>
+                <w:rFonts w:ascii="Arial" w:hAnsi="Arial" w:eastAsia="Arial"/>
+                <w:sz w:val="18"/>
+              </w:rPr>
+            </w:r>
+            <w:r>
+              <w:rPr>
+                <w:rFonts w:ascii="Arial" w:hAnsi="Arial" w:eastAsia="Arial"/>
                 <w:sz w:val="18"/>
               </w:rPr>
               <w:t>R</w:t>
@@ -8035,11 +9053,15 @@
               <w:keepLines/>
               <w:spacing w:after="0"/>
             </w:pPr>
-            <w:r/>
-            <w:r>
-              <w:rPr>
-                <w:rFonts w:ascii="Arial" w:hAnsi="Arial" w:eastAsia="Arial"/>
-                <w:b w:val="0"/>
+            <w:r>
+              <w:rPr>
+                <w:rFonts w:ascii="Arial" w:hAnsi="Arial" w:eastAsia="Arial"/>
+                <w:sz w:val="18"/>
+              </w:rPr>
+            </w:r>
+            <w:r>
+              <w:rPr>
+                <w:rFonts w:ascii="Arial" w:hAnsi="Arial" w:eastAsia="Arial"/>
                 <w:sz w:val="18"/>
               </w:rPr>
               <w:t>ยอดขายรายวัน 4 windows</w:t>
@@ -8061,11 +9083,15 @@
               <w:keepLines/>
               <w:spacing w:after="0"/>
             </w:pPr>
-            <w:r/>
-            <w:r>
-              <w:rPr>
-                <w:rFonts w:ascii="Arial" w:hAnsi="Arial" w:eastAsia="Arial"/>
-                <w:b w:val="0"/>
+            <w:r>
+              <w:rPr>
+                <w:rFonts w:ascii="Arial" w:hAnsi="Arial" w:eastAsia="Arial"/>
+                <w:sz w:val="18"/>
+              </w:rPr>
+            </w:r>
+            <w:r>
+              <w:rPr>
+                <w:rFonts w:ascii="Arial" w:hAnsi="Arial" w:eastAsia="Arial"/>
                 <w:sz w:val="18"/>
               </w:rPr>
               <w:t>consideration_logs</w:t>
@@ -8082,11 +9108,15 @@
               <w:keepLines/>
               <w:spacing w:after="0"/>
             </w:pPr>
-            <w:r/>
-            <w:r>
-              <w:rPr>
-                <w:rFonts w:ascii="Arial" w:hAnsi="Arial" w:eastAsia="Arial"/>
-                <w:b w:val="0"/>
+            <w:r>
+              <w:rPr>
+                <w:rFonts w:ascii="Arial" w:hAnsi="Arial" w:eastAsia="Arial"/>
+                <w:sz w:val="18"/>
+              </w:rPr>
+            </w:r>
+            <w:r>
+              <w:rPr>
+                <w:rFonts w:ascii="Arial" w:hAnsi="Arial" w:eastAsia="Arial"/>
                 <w:sz w:val="18"/>
               </w:rPr>
               <w:t>R</w:t>
@@ -8103,11 +9133,15 @@
               <w:keepLines/>
               <w:spacing w:after="0"/>
             </w:pPr>
-            <w:r/>
-            <w:r>
-              <w:rPr>
-                <w:rFonts w:ascii="Arial" w:hAnsi="Arial" w:eastAsia="Arial"/>
-                <w:b w:val="0"/>
+            <w:r>
+              <w:rPr>
+                <w:rFonts w:ascii="Arial" w:hAnsi="Arial" w:eastAsia="Arial"/>
+                <w:sz w:val="18"/>
+              </w:rPr>
+            </w:r>
+            <w:r>
+              <w:rPr>
+                <w:rFonts w:ascii="Arial" w:hAnsi="Arial" w:eastAsia="Arial"/>
                 <w:sz w:val="18"/>
               </w:rPr>
               <w:t>timeline/history</w:t>
@@ -8125,7 +9159,80 @@
         <w:pageBreakBefore w:val="0"/>
       </w:pPr>
       <w:r>
-        <w:t>9. Processing Flow</w:t>
+        <w:t>9. Skeleton Code (store-backend + BFF)</w:t>
+      </w:r>
+    </w:p>
+    <w:p>
+      <w:pPr>
+        <w:keepNext w:val="0"/>
+      </w:pPr>
+      <w:r>
+        <w:t xml:space="preserve">โครงโค้ดตั้งต้นของเอกสารฉบับนี้ ยึด convention จริงของ </w:t>
+      </w:r>
+      <w:r>
+        <w:rPr>
+          <w:rFonts w:ascii="Courier New" w:hAnsi="Courier New"/>
+        </w:rPr>
+        <w:t>srm-sps-spsap-store-backend</w:t>
+      </w:r>
+      <w:r>
+        <w:t xml:space="preserve"> (NestJS 11 + TypeORM, schema </w:t>
+      </w:r>
+      <w:r>
+        <w:rPr>
+          <w:rFonts w:ascii="Courier New" w:hAnsi="Courier New"/>
+        </w:rPr>
+        <w:t>sps_store</w:t>
+      </w:r>
+      <w:r>
+        <w:t xml:space="preserve">, custom provider </w:t>
+      </w:r>
+      <w:r>
+        <w:rPr>
+          <w:rFonts w:ascii="Courier New" w:hAnsi="Courier New"/>
+        </w:rPr>
+        <w:t>DATA_SOURCE</w:t>
+      </w:r>
+      <w:r>
+        <w:t xml:space="preserve"> ที่ route SELECT ไป slave pool) และ </w:t>
+      </w:r>
+      <w:r>
+        <w:rPr>
+          <w:rFonts w:ascii="Courier New" w:hAnsi="Courier New"/>
+        </w:rPr>
+        <w:t>srm-sps-spsap-sbp-bff</w:t>
+      </w:r>
+      <w:r>
+        <w:t xml:space="preserve"> (ไม่มี DB, forward ผ่าน client service). ทุกจุดที่ต้องเติมกำกับด้วย </w:t>
+      </w:r>
+      <w:r>
+        <w:rPr>
+          <w:rFonts w:ascii="Courier New" w:hAnsi="Courier New"/>
+        </w:rPr>
+        <w:t>// TODO:</w:t>
+      </w:r>
+      <w:r>
+        <w:t xml:space="preserve"> และ response ทุกเส้นถูกห่อเป็น </w:t>
+      </w:r>
+      <w:r>
+        <w:rPr>
+          <w:rFonts w:ascii="Courier New" w:hAnsi="Courier New"/>
+        </w:rPr>
+        <w:t>{success, data}</w:t>
+      </w:r>
+      <w:r>
+        <w:t xml:space="preserve"> โดย ResponseInterceptor อยู่แล้ว จึงห้าม service ห่อซ้ำ</w:t>
+      </w:r>
+    </w:p>
+    <w:p>
+      <w:pPr>
+        <w:pStyle w:val="Heading3"/>
+        <w:keepNext/>
+        <w:keepLines/>
+        <w:pageBreakBefore w:val="0"/>
+      </w:pPr>
+      <w:r>
+        <w:t>9.1 ผังไฟล์ที่ต้องสร้าง</w:t>
       </w:r>
     </w:p>
     <w:tbl>
@@ -8161,7 +9268,7 @@
                 <w:b/>
                 <w:sz w:val="18"/>
               </w:rPr>
-              <w:t>Step</w:t>
+              <w:t>Path</w:t>
             </w:r>
           </w:p>
         </w:tc>
@@ -8183,7 +9290,7 @@
                 <w:b/>
                 <w:sz w:val="18"/>
               </w:rPr>
-              <w:t>Description</w:t>
+              <w:t>หน้าที่</w:t>
             </w:r>
           </w:p>
         </w:tc>
@@ -8202,14 +9309,18 @@
               <w:keepLines/>
               <w:spacing w:after="0"/>
             </w:pPr>
-            <w:r/>
-            <w:r>
-              <w:rPr>
-                <w:rFonts w:ascii="Arial" w:hAnsi="Arial" w:eastAsia="Arial"/>
-                <w:b w:val="0"/>
-                <w:sz w:val="18"/>
-              </w:rPr>
-              <w:t>1</w:t>
+            <w:r>
+              <w:rPr>
+                <w:rFonts w:ascii="Arial" w:hAnsi="Arial" w:eastAsia="Arial"/>
+                <w:sz w:val="18"/>
+              </w:rPr>
+            </w:r>
+            <w:r>
+              <w:rPr>
+                <w:rFonts w:ascii="Arial" w:hAnsi="Arial" w:eastAsia="Arial"/>
+                <w:sz w:val="18"/>
+              </w:rPr>
+              <w:t>store-backend · src/modules/sbpgi-attachment-sales-timeline/sbpgi-attachment-sales-timeline.controller.ts</w:t>
             </w:r>
           </w:p>
         </w:tc>
@@ -8223,14 +9334,39 @@
               <w:keepLines/>
               <w:spacing w:after="0"/>
             </w:pPr>
-            <w:r/>
-            <w:r>
-              <w:rPr>
-                <w:rFonts w:ascii="Arial" w:hAnsi="Arial" w:eastAsia="Arial"/>
-                <w:b w:val="0"/>
-                <w:sz w:val="18"/>
-              </w:rPr>
-              <w:t>Validate docNo/permission</w:t>
+            <w:r>
+              <w:rPr>
+                <w:rFonts w:ascii="Arial" w:hAnsi="Arial" w:eastAsia="Arial"/>
+                <w:sz w:val="18"/>
+              </w:rPr>
+            </w:r>
+            <w:r>
+              <w:rPr>
+                <w:rFonts w:ascii="Arial" w:hAnsi="Arial" w:eastAsia="Arial"/>
+                <w:sz w:val="18"/>
+              </w:rPr>
+              <w:t xml:space="preserve">route ทั้งหมดของเอกสารนี้ (2 เส้น) + </w:t>
+            </w:r>
+            <w:r>
+              <w:rPr>
+                <w:rFonts w:ascii="Courier New" w:hAnsi="Courier New" w:eastAsia="Arial"/>
+                <w:sz w:val="18"/>
+              </w:rPr>
+              <w:t>@UseGuards(HttpHeaderGuard)</w:t>
+            </w:r>
+            <w:r>
+              <w:rPr>
+                <w:rFonts w:ascii="Arial" w:hAnsi="Arial" w:eastAsia="Arial"/>
+                <w:sz w:val="18"/>
+              </w:rPr>
+              <w:t xml:space="preserve"> + </w:t>
+            </w:r>
+            <w:r>
+              <w:rPr>
+                <w:rFonts w:ascii="Courier New" w:hAnsi="Courier New" w:eastAsia="Arial"/>
+                <w:sz w:val="18"/>
+              </w:rPr>
+              <w:t>@UserId()</w:t>
             </w:r>
           </w:p>
         </w:tc>
@@ -8249,14 +9385,18 @@
               <w:keepLines/>
               <w:spacing w:after="0"/>
             </w:pPr>
-            <w:r/>
-            <w:r>
-              <w:rPr>
-                <w:rFonts w:ascii="Arial" w:hAnsi="Arial" w:eastAsia="Arial"/>
-                <w:b w:val="0"/>
-                <w:sz w:val="18"/>
-              </w:rPr>
-              <w:t>2</w:t>
+            <w:r>
+              <w:rPr>
+                <w:rFonts w:ascii="Arial" w:hAnsi="Arial" w:eastAsia="Arial"/>
+                <w:sz w:val="18"/>
+              </w:rPr>
+            </w:r>
+            <w:r>
+              <w:rPr>
+                <w:rFonts w:ascii="Arial" w:hAnsi="Arial" w:eastAsia="Arial"/>
+                <w:sz w:val="18"/>
+              </w:rPr>
+              <w:t>store-backend · src/modules/sbpgi-attachment-sales-timeline/sbpgi-attachment-sales-timeline.service.ts</w:t>
             </w:r>
           </w:p>
         </w:tc>
@@ -8270,14 +9410,32 @@
               <w:keepLines/>
               <w:spacing w:after="0"/>
             </w:pPr>
-            <w:r/>
-            <w:r>
-              <w:rPr>
-                <w:rFonts w:ascii="Arial" w:hAnsi="Arial" w:eastAsia="Arial"/>
-                <w:b w:val="0"/>
-                <w:sz w:val="18"/>
-              </w:rPr>
-              <w:t>Validate file size/type</w:t>
+            <w:r>
+              <w:rPr>
+                <w:rFonts w:ascii="Arial" w:hAnsi="Arial" w:eastAsia="Arial"/>
+                <w:sz w:val="18"/>
+              </w:rPr>
+            </w:r>
+            <w:r>
+              <w:rPr>
+                <w:rFonts w:ascii="Arial" w:hAnsi="Arial" w:eastAsia="Arial"/>
+                <w:sz w:val="18"/>
+              </w:rPr>
+              <w:t xml:space="preserve">business logic — inject </w:t>
+            </w:r>
+            <w:r>
+              <w:rPr>
+                <w:rFonts w:ascii="Courier New" w:hAnsi="Courier New" w:eastAsia="Arial"/>
+                <w:sz w:val="18"/>
+              </w:rPr>
+              <w:t>'DATA_SOURCE'</w:t>
+            </w:r>
+            <w:r>
+              <w:rPr>
+                <w:rFonts w:ascii="Arial" w:hAnsi="Arial" w:eastAsia="Arial"/>
+                <w:sz w:val="18"/>
+              </w:rPr>
+              <w:t xml:space="preserve"> แล้วยิง raw SQL, mutation ใช้ QueryRunner transaction</w:t>
             </w:r>
           </w:p>
         </w:tc>
@@ -8296,14 +9454,18 @@
               <w:keepLines/>
               <w:spacing w:after="0"/>
             </w:pPr>
-            <w:r/>
-            <w:r>
-              <w:rPr>
-                <w:rFonts w:ascii="Arial" w:hAnsi="Arial" w:eastAsia="Arial"/>
-                <w:b w:val="0"/>
-                <w:sz w:val="18"/>
-              </w:rPr>
-              <w:t>3</w:t>
+            <w:r>
+              <w:rPr>
+                <w:rFonts w:ascii="Arial" w:hAnsi="Arial" w:eastAsia="Arial"/>
+                <w:sz w:val="18"/>
+              </w:rPr>
+            </w:r>
+            <w:r>
+              <w:rPr>
+                <w:rFonts w:ascii="Arial" w:hAnsi="Arial" w:eastAsia="Arial"/>
+                <w:sz w:val="18"/>
+              </w:rPr>
+              <w:t>store-backend · src/modules/sbpgi-attachment-sales-timeline/sbpgi-attachment-sales-timeline.sql.ts</w:t>
             </w:r>
           </w:p>
         </w:tc>
@@ -8317,14 +9479,18 @@
               <w:keepLines/>
               <w:spacing w:after="0"/>
             </w:pPr>
-            <w:r/>
-            <w:r>
-              <w:rPr>
-                <w:rFonts w:ascii="Arial" w:hAnsi="Arial" w:eastAsia="Arial"/>
-                <w:b w:val="0"/>
-                <w:sz w:val="18"/>
-              </w:rPr>
-              <w:t>Store file metadata</w:t>
+            <w:r>
+              <w:rPr>
+                <w:rFonts w:ascii="Arial" w:hAnsi="Arial" w:eastAsia="Arial"/>
+                <w:sz w:val="18"/>
+              </w:rPr>
+            </w:r>
+            <w:r>
+              <w:rPr>
+                <w:rFonts w:ascii="Arial" w:hAnsi="Arial" w:eastAsia="Arial"/>
+                <w:sz w:val="18"/>
+              </w:rPr>
+              <w:t>เก็บ SQL ต่อ endpoint (คัดจากหัวข้อ 10) แยกออกจาก service ให้ทดสอบ/รีวิวง่าย</w:t>
             </w:r>
           </w:p>
         </w:tc>
@@ -8343,14 +9509,18 @@
               <w:keepLines/>
               <w:spacing w:after="0"/>
             </w:pPr>
-            <w:r/>
-            <w:r>
-              <w:rPr>
-                <w:rFonts w:ascii="Arial" w:hAnsi="Arial" w:eastAsia="Arial"/>
-                <w:b w:val="0"/>
-                <w:sz w:val="18"/>
-              </w:rPr>
-              <w:t>4</w:t>
+            <w:r>
+              <w:rPr>
+                <w:rFonts w:ascii="Arial" w:hAnsi="Arial" w:eastAsia="Arial"/>
+                <w:sz w:val="18"/>
+              </w:rPr>
+            </w:r>
+            <w:r>
+              <w:rPr>
+                <w:rFonts w:ascii="Arial" w:hAnsi="Arial" w:eastAsia="Arial"/>
+                <w:sz w:val="18"/>
+              </w:rPr>
+              <w:t>store-backend · src/modules/sbpgi-attachment-sales-timeline/dto/sbpgi-attachment-sales-timeline.dto.ts</w:t>
             </w:r>
           </w:p>
         </w:tc>
@@ -8364,14 +9534,18 @@
               <w:keepLines/>
               <w:spacing w:after="0"/>
             </w:pPr>
-            <w:r/>
-            <w:r>
-              <w:rPr>
-                <w:rFonts w:ascii="Arial" w:hAnsi="Arial" w:eastAsia="Arial"/>
-                <w:b w:val="0"/>
-                <w:sz w:val="18"/>
-              </w:rPr>
-              <w:t>Load sales summary and transactions</w:t>
+            <w:r>
+              <w:rPr>
+                <w:rFonts w:ascii="Arial" w:hAnsi="Arial" w:eastAsia="Arial"/>
+                <w:sz w:val="18"/>
+              </w:rPr>
+            </w:r>
+            <w:r>
+              <w:rPr>
+                <w:rFonts w:ascii="Arial" w:hAnsi="Arial" w:eastAsia="Arial"/>
+                <w:sz w:val="18"/>
+              </w:rPr>
+              <w:t>DTO + class-validator ตาม validation ในหัวข้อฟิลด์ของเอกสารนี้</w:t>
             </w:r>
           </w:p>
         </w:tc>
@@ -8390,11 +9564,2864 @@
               <w:keepLines/>
               <w:spacing w:after="0"/>
             </w:pPr>
+            <w:r>
+              <w:rPr>
+                <w:rFonts w:ascii="Arial" w:hAnsi="Arial" w:eastAsia="Arial"/>
+                <w:sz w:val="18"/>
+              </w:rPr>
+            </w:r>
+            <w:r>
+              <w:rPr>
+                <w:rFonts w:ascii="Arial" w:hAnsi="Arial" w:eastAsia="Arial"/>
+                <w:sz w:val="18"/>
+              </w:rPr>
+              <w:t>store-backend · src/modules/sbpgi-attachment-sales-timeline/sbpgi-attachment-sales-timeline.module.ts</w:t>
+            </w:r>
+          </w:p>
+        </w:tc>
+        <w:tc>
+          <w:tcPr>
+            <w:tcW w:type="dxa" w:w="5040"/>
+            <w:vAlign w:val="center"/>
+          </w:tcPr>
+          <w:p>
+            <w:pPr>
+              <w:keepLines/>
+              <w:spacing w:after="0"/>
+            </w:pPr>
+            <w:r>
+              <w:rPr>
+                <w:rFonts w:ascii="Arial" w:hAnsi="Arial" w:eastAsia="Arial"/>
+                <w:sz w:val="18"/>
+              </w:rPr>
+            </w:r>
+            <w:r>
+              <w:rPr>
+                <w:rFonts w:ascii="Arial" w:hAnsi="Arial" w:eastAsia="Arial"/>
+                <w:sz w:val="18"/>
+              </w:rPr>
+              <w:t xml:space="preserve">ประกอบ controller/service/providers แล้ว register ที่ </w:t>
+            </w:r>
+            <w:r>
+              <w:rPr>
+                <w:rFonts w:ascii="Courier New" w:hAnsi="Courier New" w:eastAsia="Arial"/>
+                <w:sz w:val="18"/>
+              </w:rPr>
+              <w:t>app.module.ts</w:t>
+            </w:r>
+          </w:p>
+        </w:tc>
+      </w:tr>
+      <w:tr>
+        <w:trPr>
+          <w:cantSplit/>
+        </w:trPr>
+        <w:tc>
+          <w:tcPr>
+            <w:tcW w:type="dxa" w:w="5040"/>
+            <w:vAlign w:val="center"/>
+          </w:tcPr>
+          <w:p>
+            <w:pPr>
+              <w:keepLines/>
+              <w:spacing w:after="0"/>
+            </w:pPr>
+            <w:r>
+              <w:rPr>
+                <w:rFonts w:ascii="Arial" w:hAnsi="Arial" w:eastAsia="Arial"/>
+                <w:sz w:val="18"/>
+              </w:rPr>
+            </w:r>
+            <w:r>
+              <w:rPr>
+                <w:rFonts w:ascii="Arial" w:hAnsi="Arial" w:eastAsia="Arial"/>
+                <w:sz w:val="18"/>
+              </w:rPr>
+              <w:t>store-backend · src/entitys/document-attachments.entity.ts</w:t>
+            </w:r>
+          </w:p>
+        </w:tc>
+        <w:tc>
+          <w:tcPr>
+            <w:tcW w:type="dxa" w:w="5040"/>
+            <w:vAlign w:val="center"/>
+          </w:tcPr>
+          <w:p>
+            <w:pPr>
+              <w:keepLines/>
+              <w:spacing w:after="0"/>
+            </w:pPr>
+            <w:r>
+              <w:rPr>
+                <w:rFonts w:ascii="Arial" w:hAnsi="Arial" w:eastAsia="Arial"/>
+                <w:sz w:val="18"/>
+              </w:rPr>
+            </w:r>
+            <w:r>
+              <w:rPr>
+                <w:rFonts w:ascii="Arial" w:hAnsi="Arial" w:eastAsia="Arial"/>
+                <w:sz w:val="18"/>
+              </w:rPr>
+              <w:t xml:space="preserve">entity ของ </w:t>
+            </w:r>
+            <w:r>
+              <w:rPr>
+                <w:rFonts w:ascii="Courier New" w:hAnsi="Courier New" w:eastAsia="Arial"/>
+                <w:sz w:val="18"/>
+              </w:rPr>
+              <w:t>document_attachments</w:t>
+            </w:r>
+            <w:r>
+              <w:rPr>
+                <w:rFonts w:ascii="Arial" w:hAnsi="Arial" w:eastAsia="Arial"/>
+                <w:sz w:val="18"/>
+              </w:rPr>
+              <w:t xml:space="preserve"> (</w:t>
+            </w:r>
+            <w:r>
+              <w:rPr>
+                <w:rFonts w:ascii="Courier New" w:hAnsi="Courier New" w:eastAsia="Arial"/>
+                <w:sz w:val="18"/>
+              </w:rPr>
+              <w:t>@Entity({schema: process.env.DB_SCHEMA})</w:t>
+            </w:r>
+            <w:r>
+              <w:rPr>
+                <w:rFonts w:ascii="Arial" w:hAnsi="Arial" w:eastAsia="Arial"/>
+                <w:sz w:val="18"/>
+              </w:rPr>
+              <w:t xml:space="preserve">, ไม่ประกาศ relation) — </w:t>
+            </w:r>
+            <w:r>
+              <w:rPr>
+                <w:rFonts w:ascii="Arial" w:hAnsi="Arial" w:eastAsia="Arial"/>
+                <w:b/>
+                <w:sz w:val="18"/>
+              </w:rPr>
+              <w:t>entity ร่วมหลายเอกสาร: ประกาศครั้งเดียวแล้วอ้างอิง อย่าสร้างซ้ำ</w:t>
+            </w:r>
+          </w:p>
+        </w:tc>
+      </w:tr>
+      <w:tr>
+        <w:trPr>
+          <w:cantSplit/>
+        </w:trPr>
+        <w:tc>
+          <w:tcPr>
+            <w:tcW w:type="dxa" w:w="5040"/>
+            <w:vAlign w:val="center"/>
+          </w:tcPr>
+          <w:p>
+            <w:pPr>
+              <w:keepLines/>
+              <w:spacing w:after="0"/>
+            </w:pPr>
+            <w:r>
+              <w:rPr>
+                <w:rFonts w:ascii="Arial" w:hAnsi="Arial" w:eastAsia="Arial"/>
+                <w:sz w:val="18"/>
+              </w:rPr>
+            </w:r>
+            <w:r>
+              <w:rPr>
+                <w:rFonts w:ascii="Arial" w:hAnsi="Arial" w:eastAsia="Arial"/>
+                <w:sz w:val="18"/>
+              </w:rPr>
+              <w:t>store-backend · src/entitys/compensation-documents.entity.ts</w:t>
+            </w:r>
+          </w:p>
+        </w:tc>
+        <w:tc>
+          <w:tcPr>
+            <w:tcW w:type="dxa" w:w="5040"/>
+            <w:vAlign w:val="center"/>
+          </w:tcPr>
+          <w:p>
+            <w:pPr>
+              <w:keepLines/>
+              <w:spacing w:after="0"/>
+            </w:pPr>
+            <w:r>
+              <w:rPr>
+                <w:rFonts w:ascii="Arial" w:hAnsi="Arial" w:eastAsia="Arial"/>
+                <w:sz w:val="18"/>
+              </w:rPr>
+            </w:r>
+            <w:r>
+              <w:rPr>
+                <w:rFonts w:ascii="Arial" w:hAnsi="Arial" w:eastAsia="Arial"/>
+                <w:sz w:val="18"/>
+              </w:rPr>
+              <w:t xml:space="preserve">entity ของ </w:t>
+            </w:r>
+            <w:r>
+              <w:rPr>
+                <w:rFonts w:ascii="Courier New" w:hAnsi="Courier New" w:eastAsia="Arial"/>
+                <w:sz w:val="18"/>
+              </w:rPr>
+              <w:t>compensation_documents</w:t>
+            </w:r>
+            <w:r>
+              <w:rPr>
+                <w:rFonts w:ascii="Arial" w:hAnsi="Arial" w:eastAsia="Arial"/>
+                <w:sz w:val="18"/>
+              </w:rPr>
+              <w:t xml:space="preserve"> (</w:t>
+            </w:r>
+            <w:r>
+              <w:rPr>
+                <w:rFonts w:ascii="Courier New" w:hAnsi="Courier New" w:eastAsia="Arial"/>
+                <w:sz w:val="18"/>
+              </w:rPr>
+              <w:t>@Entity({schema: process.env.DB_SCHEMA})</w:t>
+            </w:r>
+            <w:r>
+              <w:rPr>
+                <w:rFonts w:ascii="Arial" w:hAnsi="Arial" w:eastAsia="Arial"/>
+                <w:sz w:val="18"/>
+              </w:rPr>
+              <w:t xml:space="preserve">, ไม่ประกาศ relation) — </w:t>
+            </w:r>
+            <w:r>
+              <w:rPr>
+                <w:rFonts w:ascii="Arial" w:hAnsi="Arial" w:eastAsia="Arial"/>
+                <w:b/>
+                <w:sz w:val="18"/>
+              </w:rPr>
+              <w:t>entity ร่วมหลายเอกสาร: ประกาศครั้งเดียวแล้วอ้างอิง อย่าสร้างซ้ำ</w:t>
+            </w:r>
+          </w:p>
+        </w:tc>
+      </w:tr>
+      <w:tr>
+        <w:trPr>
+          <w:cantSplit/>
+        </w:trPr>
+        <w:tc>
+          <w:tcPr>
+            <w:tcW w:type="dxa" w:w="5040"/>
+            <w:vAlign w:val="center"/>
+          </w:tcPr>
+          <w:p>
+            <w:pPr>
+              <w:keepLines/>
+              <w:spacing w:after="0"/>
+            </w:pPr>
+            <w:r>
+              <w:rPr>
+                <w:rFonts w:ascii="Arial" w:hAnsi="Arial" w:eastAsia="Arial"/>
+                <w:sz w:val="18"/>
+              </w:rPr>
+            </w:r>
+            <w:r>
+              <w:rPr>
+                <w:rFonts w:ascii="Arial" w:hAnsi="Arial" w:eastAsia="Arial"/>
+                <w:sz w:val="18"/>
+              </w:rPr>
+              <w:t>store-backend · src/entitys/fgi-impact-sales-summaries.entity.ts</w:t>
+            </w:r>
+          </w:p>
+        </w:tc>
+        <w:tc>
+          <w:tcPr>
+            <w:tcW w:type="dxa" w:w="5040"/>
+            <w:vAlign w:val="center"/>
+          </w:tcPr>
+          <w:p>
+            <w:pPr>
+              <w:keepLines/>
+              <w:spacing w:after="0"/>
+            </w:pPr>
+            <w:r>
+              <w:rPr>
+                <w:rFonts w:ascii="Arial" w:hAnsi="Arial" w:eastAsia="Arial"/>
+                <w:sz w:val="18"/>
+              </w:rPr>
+            </w:r>
+            <w:r>
+              <w:rPr>
+                <w:rFonts w:ascii="Arial" w:hAnsi="Arial" w:eastAsia="Arial"/>
+                <w:sz w:val="18"/>
+              </w:rPr>
+              <w:t xml:space="preserve">entity ของ </w:t>
+            </w:r>
+            <w:r>
+              <w:rPr>
+                <w:rFonts w:ascii="Courier New" w:hAnsi="Courier New" w:eastAsia="Arial"/>
+                <w:sz w:val="18"/>
+              </w:rPr>
+              <w:t>fgi_impact_sales_summaries</w:t>
+            </w:r>
+            <w:r>
+              <w:rPr>
+                <w:rFonts w:ascii="Arial" w:hAnsi="Arial" w:eastAsia="Arial"/>
+                <w:sz w:val="18"/>
+              </w:rPr>
+              <w:t xml:space="preserve"> (</w:t>
+            </w:r>
+            <w:r>
+              <w:rPr>
+                <w:rFonts w:ascii="Courier New" w:hAnsi="Courier New" w:eastAsia="Arial"/>
+                <w:sz w:val="18"/>
+              </w:rPr>
+              <w:t>@Entity({schema: process.env.DB_SCHEMA})</w:t>
+            </w:r>
+            <w:r>
+              <w:rPr>
+                <w:rFonts w:ascii="Arial" w:hAnsi="Arial" w:eastAsia="Arial"/>
+                <w:sz w:val="18"/>
+              </w:rPr>
+              <w:t>, ไม่ประกาศ relation)</w:t>
+            </w:r>
+          </w:p>
+        </w:tc>
+      </w:tr>
+      <w:tr>
+        <w:trPr>
+          <w:cantSplit/>
+        </w:trPr>
+        <w:tc>
+          <w:tcPr>
+            <w:tcW w:type="dxa" w:w="5040"/>
+            <w:vAlign w:val="center"/>
+          </w:tcPr>
+          <w:p>
+            <w:pPr>
+              <w:keepLines/>
+              <w:spacing w:after="0"/>
+            </w:pPr>
+            <w:r>
+              <w:rPr>
+                <w:rFonts w:ascii="Arial" w:hAnsi="Arial" w:eastAsia="Arial"/>
+                <w:sz w:val="18"/>
+              </w:rPr>
+            </w:r>
+            <w:r>
+              <w:rPr>
+                <w:rFonts w:ascii="Arial" w:hAnsi="Arial" w:eastAsia="Arial"/>
+                <w:sz w:val="18"/>
+              </w:rPr>
+              <w:t>store-backend · src/providers/sbpgi/sbpgi.ts</w:t>
+            </w:r>
+          </w:p>
+        </w:tc>
+        <w:tc>
+          <w:tcPr>
+            <w:tcW w:type="dxa" w:w="5040"/>
+            <w:vAlign w:val="center"/>
+          </w:tcPr>
+          <w:p>
+            <w:pPr>
+              <w:keepLines/>
+              <w:spacing w:after="0"/>
+            </w:pPr>
+            <w:r>
+              <w:rPr>
+                <w:rFonts w:ascii="Arial" w:hAnsi="Arial" w:eastAsia="Arial"/>
+                <w:sz w:val="18"/>
+              </w:rPr>
+            </w:r>
+            <w:r>
+              <w:rPr>
+                <w:rFonts w:ascii="Arial" w:hAnsi="Arial" w:eastAsia="Arial"/>
+                <w:sz w:val="18"/>
+              </w:rPr>
+              <w:t xml:space="preserve">repository provider แบบ factory ผูก token string กับ </w:t>
+            </w:r>
+            <w:r>
+              <w:rPr>
+                <w:rFonts w:ascii="Courier New" w:hAnsi="Courier New" w:eastAsia="Arial"/>
+                <w:sz w:val="18"/>
+              </w:rPr>
+              <w:t>DATA_SOURCE</w:t>
+            </w:r>
+            <w:r>
+              <w:rPr>
+                <w:rFonts w:ascii="Arial" w:hAnsi="Arial" w:eastAsia="Arial"/>
+                <w:sz w:val="18"/>
+              </w:rPr>
+              <w:t xml:space="preserve"> — </w:t>
+            </w:r>
+            <w:r>
+              <w:rPr>
+                <w:rFonts w:ascii="Arial" w:hAnsi="Arial" w:eastAsia="Arial"/>
+                <w:b/>
+                <w:sz w:val="18"/>
+              </w:rPr>
+              <w:t>ไฟล์ร่วมของทุกเอกสาร BE ให้ merge array เพิ่ม ห้ามเขียนทับ</w:t>
+            </w:r>
+          </w:p>
+        </w:tc>
+      </w:tr>
+      <w:tr>
+        <w:trPr>
+          <w:cantSplit/>
+        </w:trPr>
+        <w:tc>
+          <w:tcPr>
+            <w:tcW w:type="dxa" w:w="5040"/>
+            <w:vAlign w:val="center"/>
+          </w:tcPr>
+          <w:p>
+            <w:pPr>
+              <w:keepLines/>
+              <w:spacing w:after="0"/>
+            </w:pPr>
+            <w:r>
+              <w:rPr>
+                <w:rFonts w:ascii="Arial" w:hAnsi="Arial" w:eastAsia="Arial"/>
+                <w:sz w:val="18"/>
+              </w:rPr>
+            </w:r>
+            <w:r>
+              <w:rPr>
+                <w:rFonts w:ascii="Arial" w:hAnsi="Arial" w:eastAsia="Arial"/>
+                <w:sz w:val="18"/>
+              </w:rPr>
+              <w:t>store-backend · sql/deploy-sbpgi-attachment-sales-timeline.sql</w:t>
+            </w:r>
+          </w:p>
+        </w:tc>
+        <w:tc>
+          <w:tcPr>
+            <w:tcW w:type="dxa" w:w="5040"/>
+            <w:vAlign w:val="center"/>
+          </w:tcPr>
+          <w:p>
+            <w:pPr>
+              <w:keepLines/>
+              <w:spacing w:after="0"/>
+            </w:pPr>
+            <w:r>
+              <w:rPr>
+                <w:rFonts w:ascii="Arial" w:hAnsi="Arial" w:eastAsia="Arial"/>
+                <w:sz w:val="18"/>
+              </w:rPr>
+            </w:r>
+            <w:r>
+              <w:rPr>
+                <w:rFonts w:ascii="Arial" w:hAnsi="Arial" w:eastAsia="Arial"/>
+                <w:sz w:val="18"/>
+              </w:rPr>
+              <w:t>DDL production แบบ idempotent (ทีมนี้ไม่ใช้ migration เป็นหลัก)</w:t>
+            </w:r>
+          </w:p>
+        </w:tc>
+      </w:tr>
+      <w:tr>
+        <w:trPr>
+          <w:cantSplit/>
+        </w:trPr>
+        <w:tc>
+          <w:tcPr>
+            <w:tcW w:type="dxa" w:w="5040"/>
+            <w:vAlign w:val="center"/>
+          </w:tcPr>
+          <w:p>
+            <w:pPr>
+              <w:keepLines/>
+              <w:spacing w:after="0"/>
+            </w:pPr>
+            <w:r>
+              <w:rPr>
+                <w:rFonts w:ascii="Arial" w:hAnsi="Arial" w:eastAsia="Arial"/>
+                <w:sz w:val="18"/>
+              </w:rPr>
+            </w:r>
+            <w:r>
+              <w:rPr>
+                <w:rFonts w:ascii="Arial" w:hAnsi="Arial" w:eastAsia="Arial"/>
+                <w:sz w:val="18"/>
+              </w:rPr>
+              <w:t>BFF · src/common/client-services/sbpgi-client.service.ts</w:t>
+            </w:r>
+          </w:p>
+        </w:tc>
+        <w:tc>
+          <w:tcPr>
+            <w:tcW w:type="dxa" w:w="5040"/>
+            <w:vAlign w:val="center"/>
+          </w:tcPr>
+          <w:p>
+            <w:pPr>
+              <w:keepLines/>
+              <w:spacing w:after="0"/>
+            </w:pPr>
+            <w:r>
+              <w:rPr>
+                <w:rFonts w:ascii="Arial" w:hAnsi="Arial" w:eastAsia="Arial"/>
+                <w:sz w:val="18"/>
+              </w:rPr>
+            </w:r>
+            <w:r>
+              <w:rPr>
+                <w:rFonts w:ascii="Arial" w:hAnsi="Arial" w:eastAsia="Arial"/>
+                <w:sz w:val="18"/>
+              </w:rPr>
+              <w:t xml:space="preserve">client ต่อจาก </w:t>
+            </w:r>
+            <w:r>
+              <w:rPr>
+                <w:rFonts w:ascii="Courier New" w:hAnsi="Courier New" w:eastAsia="Arial"/>
+                <w:sz w:val="18"/>
+              </w:rPr>
+              <w:t>BaseClientService</w:t>
+            </w:r>
+            <w:r>
+              <w:rPr>
+                <w:rFonts w:ascii="Arial" w:hAnsi="Arial" w:eastAsia="Arial"/>
+                <w:sz w:val="18"/>
+              </w:rPr>
+              <w:t xml:space="preserve"> ตั้ง baseUrl + </w:t>
+            </w:r>
+            <w:r>
+              <w:rPr>
+                <w:rFonts w:ascii="Courier New" w:hAnsi="Courier New" w:eastAsia="Arial"/>
+                <w:sz w:val="18"/>
+              </w:rPr>
+              <w:t>x-api-key</w:t>
+            </w:r>
+            <w:r>
+              <w:rPr>
+                <w:rFonts w:ascii="Arial" w:hAnsi="Arial" w:eastAsia="Arial"/>
+                <w:sz w:val="18"/>
+              </w:rPr>
+              <w:t xml:space="preserve"> ตอน </w:t>
+            </w:r>
+            <w:r>
+              <w:rPr>
+                <w:rFonts w:ascii="Courier New" w:hAnsi="Courier New" w:eastAsia="Arial"/>
+                <w:sz w:val="18"/>
+              </w:rPr>
+              <w:t>onModuleInit</w:t>
+            </w:r>
+          </w:p>
+        </w:tc>
+      </w:tr>
+      <w:tr>
+        <w:trPr>
+          <w:cantSplit/>
+        </w:trPr>
+        <w:tc>
+          <w:tcPr>
+            <w:tcW w:type="dxa" w:w="5040"/>
+            <w:vAlign w:val="center"/>
+          </w:tcPr>
+          <w:p>
+            <w:pPr>
+              <w:keepLines/>
+              <w:spacing w:after="0"/>
+            </w:pPr>
+            <w:r>
+              <w:rPr>
+                <w:rFonts w:ascii="Arial" w:hAnsi="Arial" w:eastAsia="Arial"/>
+                <w:sz w:val="18"/>
+              </w:rPr>
+            </w:r>
+            <w:r>
+              <w:rPr>
+                <w:rFonts w:ascii="Arial" w:hAnsi="Arial" w:eastAsia="Arial"/>
+                <w:sz w:val="18"/>
+              </w:rPr>
+              <w:t>BFF · src/modules/sbpgi-attachment-sales-timeline/sbpgi-attachment-sales-timeline.controller.ts</w:t>
+            </w:r>
+          </w:p>
+        </w:tc>
+        <w:tc>
+          <w:tcPr>
+            <w:tcW w:type="dxa" w:w="5040"/>
+            <w:vAlign w:val="center"/>
+          </w:tcPr>
+          <w:p>
+            <w:pPr>
+              <w:keepLines/>
+              <w:spacing w:after="0"/>
+            </w:pPr>
+            <w:r>
+              <w:rPr>
+                <w:rFonts w:ascii="Arial" w:hAnsi="Arial" w:eastAsia="Arial"/>
+                <w:sz w:val="18"/>
+              </w:rPr>
+            </w:r>
+            <w:r>
+              <w:rPr>
+                <w:rFonts w:ascii="Arial" w:hAnsi="Arial" w:eastAsia="Arial"/>
+                <w:sz w:val="18"/>
+              </w:rPr>
+              <w:t xml:space="preserve">route ฝั่ง BFF prefix </w:t>
+            </w:r>
+            <w:r>
+              <w:rPr>
+                <w:rFonts w:ascii="Courier New" w:hAnsi="Courier New" w:eastAsia="Arial"/>
+                <w:sz w:val="18"/>
+              </w:rPr>
+              <w:t>/bff/sbpgi/…</w:t>
+            </w:r>
+            <w:r>
+              <w:rPr>
+                <w:rFonts w:ascii="Arial" w:hAnsi="Arial" w:eastAsia="Arial"/>
+                <w:sz w:val="18"/>
+              </w:rPr>
+              <w:t xml:space="preserve"> + </w:t>
+            </w:r>
+            <w:r>
+              <w:rPr>
+                <w:rFonts w:ascii="Courier New" w:hAnsi="Courier New" w:eastAsia="Arial"/>
+                <w:sz w:val="18"/>
+              </w:rPr>
+              <w:t>@UseGuards(AuthGuard('jwt'))</w:t>
+            </w:r>
+          </w:p>
+        </w:tc>
+      </w:tr>
+      <w:tr>
+        <w:trPr>
+          <w:cantSplit/>
+        </w:trPr>
+        <w:tc>
+          <w:tcPr>
+            <w:tcW w:type="dxa" w:w="5040"/>
+            <w:vAlign w:val="center"/>
+          </w:tcPr>
+          <w:p>
+            <w:pPr>
+              <w:keepLines/>
+              <w:spacing w:after="0"/>
+            </w:pPr>
+            <w:r>
+              <w:rPr>
+                <w:rFonts w:ascii="Arial" w:hAnsi="Arial" w:eastAsia="Arial"/>
+                <w:sz w:val="18"/>
+              </w:rPr>
+            </w:r>
+            <w:r>
+              <w:rPr>
+                <w:rFonts w:ascii="Arial" w:hAnsi="Arial" w:eastAsia="Arial"/>
+                <w:sz w:val="18"/>
+              </w:rPr>
+              <w:t>BFF · src/modules/sbpgi-attachment-sales-timeline/sbpgi-attachment-sales-timeline.service.ts</w:t>
+            </w:r>
+          </w:p>
+        </w:tc>
+        <w:tc>
+          <w:tcPr>
+            <w:tcW w:type="dxa" w:w="5040"/>
+            <w:vAlign w:val="center"/>
+          </w:tcPr>
+          <w:p>
+            <w:pPr>
+              <w:keepLines/>
+              <w:spacing w:after="0"/>
+            </w:pPr>
+            <w:r>
+              <w:rPr>
+                <w:rFonts w:ascii="Arial" w:hAnsi="Arial" w:eastAsia="Arial"/>
+                <w:sz w:val="18"/>
+              </w:rPr>
+            </w:r>
+            <w:r>
+              <w:rPr>
+                <w:rFonts w:ascii="Arial" w:hAnsi="Arial" w:eastAsia="Arial"/>
+                <w:sz w:val="18"/>
+              </w:rPr>
+              <w:t xml:space="preserve">แนบ </w:t>
+            </w:r>
+            <w:r>
+              <w:rPr>
+                <w:rFonts w:ascii="Courier New" w:hAnsi="Courier New" w:eastAsia="Arial"/>
+                <w:sz w:val="18"/>
+              </w:rPr>
+              <w:t>x-user-id</w:t>
+            </w:r>
+            <w:r>
+              <w:rPr>
+                <w:rFonts w:ascii="Arial" w:hAnsi="Arial" w:eastAsia="Arial"/>
+                <w:sz w:val="18"/>
+              </w:rPr>
+              <w:t xml:space="preserve"> / </w:t>
+            </w:r>
+            <w:r>
+              <w:rPr>
+                <w:rFonts w:ascii="Courier New" w:hAnsi="Courier New" w:eastAsia="Arial"/>
+                <w:sz w:val="18"/>
+              </w:rPr>
+              <w:t>x-user-group-id</w:t>
+            </w:r>
+            <w:r>
+              <w:rPr>
+                <w:rFonts w:ascii="Arial" w:hAnsi="Arial" w:eastAsia="Arial"/>
+                <w:sz w:val="18"/>
+              </w:rPr>
+              <w:t xml:space="preserve"> / </w:t>
+            </w:r>
+            <w:r>
+              <w:rPr>
+                <w:rFonts w:ascii="Courier New" w:hAnsi="Courier New" w:eastAsia="Arial"/>
+                <w:sz w:val="18"/>
+              </w:rPr>
+              <w:t>x-user-permissions</w:t>
+            </w:r>
+            <w:r>
+              <w:rPr>
+                <w:rFonts w:ascii="Arial" w:hAnsi="Arial" w:eastAsia="Arial"/>
+                <w:sz w:val="18"/>
+              </w:rPr>
+              <w:t xml:space="preserve"> แล้ว forward ไป backend</w:t>
+            </w:r>
+          </w:p>
+        </w:tc>
+      </w:tr>
+    </w:tbl>
+    <w:p/>
+    <w:p>
+      <w:r>
+        <w:t>เส้นที่ไม่ต้อง implement ใหม่ในเอกสารนี้:</w:t>
+      </w:r>
+    </w:p>
+    <w:tbl>
+      <w:tblPr>
+        <w:tblStyle w:val="TableGrid"/>
+        <w:tblW w:type="auto" w:w="0"/>
+        <w:jc w:val="center"/>
+        <w:tblLook w:firstColumn="1" w:firstRow="1" w:lastColumn="0" w:lastRow="0" w:noHBand="0" w:noVBand="1" w:val="04A0"/>
+      </w:tblPr>
+      <w:tblGrid>
+        <w:gridCol w:w="3360"/>
+        <w:gridCol w:w="3360"/>
+        <w:gridCol w:w="3360"/>
+      </w:tblGrid>
+      <w:tr>
+        <w:trPr>
+          <w:cantSplit/>
+        </w:trPr>
+        <w:tc>
+          <w:tcPr>
+            <w:tcW w:type="dxa" w:w="3360"/>
+            <w:vAlign w:val="center"/>
+            <w:shd w:fill="E8EEF5"/>
+          </w:tcPr>
+          <w:p>
+            <w:pPr>
+              <w:keepLines/>
+              <w:spacing w:after="0"/>
+            </w:pPr>
             <w:r/>
             <w:r>
               <w:rPr>
                 <w:rFonts w:ascii="Arial" w:hAnsi="Arial" w:eastAsia="Arial"/>
-                <w:b w:val="0"/>
+                <w:b/>
+                <w:sz w:val="18"/>
+              </w:rPr>
+              <w:t>Endpoint</w:t>
+            </w:r>
+          </w:p>
+        </w:tc>
+        <w:tc>
+          <w:tcPr>
+            <w:tcW w:type="dxa" w:w="3360"/>
+            <w:vAlign w:val="center"/>
+            <w:shd w:fill="E8EEF5"/>
+          </w:tcPr>
+          <w:p>
+            <w:pPr>
+              <w:keepLines/>
+              <w:spacing w:after="0"/>
+            </w:pPr>
+            <w:r/>
+            <w:r>
+              <w:rPr>
+                <w:rFonts w:ascii="Arial" w:hAnsi="Arial" w:eastAsia="Arial"/>
+                <w:b/>
+                <w:sz w:val="18"/>
+              </w:rPr>
+              <w:t>จุดประสงค์</w:t>
+            </w:r>
+          </w:p>
+        </w:tc>
+        <w:tc>
+          <w:tcPr>
+            <w:tcW w:type="dxa" w:w="3360"/>
+            <w:vAlign w:val="center"/>
+            <w:shd w:fill="E8EEF5"/>
+          </w:tcPr>
+          <w:p>
+            <w:pPr>
+              <w:keepLines/>
+              <w:spacing w:after="0"/>
+            </w:pPr>
+            <w:r/>
+            <w:r>
+              <w:rPr>
+                <w:rFonts w:ascii="Arial" w:hAnsi="Arial" w:eastAsia="Arial"/>
+                <w:b/>
+                <w:sz w:val="18"/>
+              </w:rPr>
+              <w:t>เหตุผล</w:t>
+            </w:r>
+          </w:p>
+        </w:tc>
+      </w:tr>
+      <w:tr>
+        <w:trPr>
+          <w:cantSplit/>
+        </w:trPr>
+        <w:tc>
+          <w:tcPr>
+            <w:tcW w:type="dxa" w:w="3360"/>
+            <w:vAlign w:val="center"/>
+          </w:tcPr>
+          <w:p>
+            <w:pPr>
+              <w:keepLines/>
+              <w:spacing w:after="0"/>
+            </w:pPr>
+            <w:r>
+              <w:rPr>
+                <w:rFonts w:ascii="Arial" w:hAnsi="Arial" w:eastAsia="Arial"/>
+                <w:sz w:val="18"/>
+              </w:rPr>
+            </w:r>
+            <w:r>
+              <w:rPr>
+                <w:rFonts w:ascii="Arial" w:hAnsi="Arial" w:eastAsia="Arial"/>
+                <w:sz w:val="18"/>
+              </w:rPr>
+              <w:t>GET /api/v1/documents/{docNo}/timeline</w:t>
+            </w:r>
+          </w:p>
+        </w:tc>
+        <w:tc>
+          <w:tcPr>
+            <w:tcW w:type="dxa" w:w="3360"/>
+            <w:vAlign w:val="center"/>
+          </w:tcPr>
+          <w:p>
+            <w:pPr>
+              <w:keepLines/>
+              <w:spacing w:after="0"/>
+            </w:pPr>
+            <w:r>
+              <w:rPr>
+                <w:rFonts w:ascii="Arial" w:hAnsi="Arial" w:eastAsia="Arial"/>
+                <w:sz w:val="18"/>
+              </w:rPr>
+            </w:r>
+            <w:r>
+              <w:rPr>
+                <w:rFonts w:ascii="Arial" w:hAnsi="Arial" w:eastAsia="Arial"/>
+                <w:sz w:val="18"/>
+              </w:rPr>
+              <w:t>Timeline/history API</w:t>
+            </w:r>
+          </w:p>
+        </w:tc>
+        <w:tc>
+          <w:tcPr>
+            <w:tcW w:type="dxa" w:w="3360"/>
+            <w:vAlign w:val="center"/>
+          </w:tcPr>
+          <w:p>
+            <w:pPr>
+              <w:keepLines/>
+              <w:spacing w:after="0"/>
+            </w:pPr>
+            <w:r>
+              <w:rPr>
+                <w:rFonts w:ascii="Arial" w:hAnsi="Arial" w:eastAsia="Arial"/>
+                <w:sz w:val="18"/>
+              </w:rPr>
+            </w:r>
+            <w:r>
+              <w:rPr>
+                <w:rFonts w:ascii="Arial" w:hAnsi="Arial" w:eastAsia="Arial"/>
+                <w:b/>
+                <w:sz w:val="18"/>
+              </w:rPr>
+              <w:t>reference — implement ที่เอกสาร `LLDD-BE-API-Document-Workflow-Actions.pdf`</w:t>
+            </w:r>
+            <w:r>
+              <w:rPr>
+                <w:rFonts w:ascii="Arial" w:hAnsi="Arial" w:eastAsia="Arial"/>
+                <w:sz w:val="18"/>
+              </w:rPr>
+              <w:t xml:space="preserve"> (1 เส้น = 1 เจ้าของ ไม่ประกาศ controller ซ้ำ ไม่งั้น NestJS จะ register ทับกันเงียบ ๆ)</w:t>
+            </w:r>
+          </w:p>
+        </w:tc>
+      </w:tr>
+    </w:tbl>
+    <w:p/>
+    <w:p>
+      <w:pPr>
+        <w:pStyle w:val="Heading3"/>
+        <w:keepNext/>
+        <w:keepLines/>
+        <w:pageBreakBefore w:val="0"/>
+      </w:pPr>
+      <w:r>
+        <w:t>9.2 Controller (store-backend)</w:t>
+      </w:r>
+    </w:p>
+    <w:p>
+      <w:pPr>
+        <w:keepLines w:val="0"/>
+        <w:ind w:left="288"/>
+      </w:pPr>
+      <w:r>
+        <w:rPr>
+          <w:rFonts w:ascii="Courier New" w:hAnsi="Courier New"/>
+          <w:sz w:val="16"/>
+        </w:rPr>
+        <w:t>// src/modules/sbpgi-attachment-sales-timeline/sbpgi-attachment-sales-timeline.controller.ts</w:t>
+        <w:br/>
+        <w:t>import { Body, Controller, Get, Param, Post, UseGuards } from '@nestjs/common';</w:t>
+        <w:br/>
+        <w:t>import { HttpHeaderGuard } from '../../guards/http-header.guard';</w:t>
+        <w:br/>
+        <w:t>import { UserId } from '../../common/decorators/user-id.decorator';</w:t>
+        <w:br/>
+        <w:t>import { SbpgiAttachmentSalesTimelineService } from './sbpgi-attachment-sales-timeline.service';</w:t>
+        <w:br/>
+        <w:t>import { CreateDocumentsAttachmentsBodyDto } from './dto/sbpgi-attachment-sales-timeline.dto';</w:t>
+        <w:br/>
+        <w:br/>
+        <w:t>// LLDD BE - API Attachment Sales and Timeline</w:t>
+        <w:br/>
+        <w:t>// BFF เรียกด้วย x-api-key และแนบ x-user-id / x-user-group-id / x-user-permissions มาให้</w:t>
+        <w:br/>
+        <w:t>@Controller('sbpgi/documents')</w:t>
+        <w:br/>
+        <w:t>@UseGuards(HttpHeaderGuard)</w:t>
+        <w:br/>
+        <w:t>export class SbpgiAttachmentSalesTimelineController {</w:t>
+        <w:br/>
+        <w:t xml:space="preserve">  constructor(private readonly service: SbpgiAttachmentSalesTimelineService) {}</w:t>
+        <w:br/>
+        <w:br/>
+        <w:t xml:space="preserve">  // POST /api/v1/documents/{docNo}/attachments — Upload attachment API</w:t>
+        <w:br/>
+        <w:t xml:space="preserve">  @Post(':docNo/attachments')</w:t>
+        <w:br/>
+        <w:t xml:space="preserve">  createDocumentsAttachments(</w:t>
+        <w:br/>
+        <w:t xml:space="preserve">    @Param('docNo') docNo: string,</w:t>
+        <w:br/>
+        <w:t xml:space="preserve">    @Body() body: CreateDocumentsAttachmentsBodyDto,</w:t>
+        <w:br/>
+        <w:t xml:space="preserve">    @UserId() userId: string,</w:t>
+        <w:br/>
+        <w:t xml:space="preserve">  ) {</w:t>
+        <w:br/>
+        <w:t xml:space="preserve">    // TODO: ตรวจ x-user-permissions ก่อนเรียก service ถ้า endpoint นี้จำกัดสิทธิ์เมนู</w:t>
+        <w:br/>
+        <w:t xml:space="preserve">    return this.service.createDocumentsAttachments(docNo, body, userId);</w:t>
+        <w:br/>
+        <w:t xml:space="preserve">  }</w:t>
+        <w:br/>
+        <w:br/>
+        <w:t xml:space="preserve">  // GET /api/v1/documents/{docNo}/sales — Sales detail API</w:t>
+        <w:br/>
+        <w:t xml:space="preserve">  @Get(':docNo/sales')</w:t>
+        <w:br/>
+        <w:t xml:space="preserve">  getDocumentsSales(@Param('docNo') docNo: string, @UserId() userId: string) {</w:t>
+        <w:br/>
+        <w:t xml:space="preserve">    // TODO: ตรวจ x-user-permissions ก่อนเรียก service ถ้า endpoint นี้จำกัดสิทธิ์เมนู</w:t>
+        <w:br/>
+        <w:t xml:space="preserve">    return this.service.getDocumentsSales(docNo, userId);</w:t>
+        <w:br/>
+        <w:t xml:space="preserve">  }</w:t>
+        <w:br/>
+        <w:t>}</w:t>
+      </w:r>
+    </w:p>
+    <w:p>
+      <w:pPr>
+        <w:pStyle w:val="Heading3"/>
+        <w:keepNext/>
+        <w:keepLines/>
+        <w:pageBreakBefore w:val="0"/>
+      </w:pPr>
+      <w:r>
+        <w:t>9.3 DTO + Validation</w:t>
+      </w:r>
+    </w:p>
+    <w:p>
+      <w:pPr>
+        <w:keepLines w:val="0"/>
+        <w:ind w:left="288"/>
+      </w:pPr>
+      <w:r>
+        <w:rPr>
+          <w:rFonts w:ascii="Courier New" w:hAnsi="Courier New"/>
+          <w:sz w:val="16"/>
+        </w:rPr>
+        <w:t>// src/modules/sbpgi-attachment-sales-timeline/dto/sbpgi-attachment-sales-timeline.dto.ts</w:t>
+        <w:br/>
+        <w:t>import { Type } from 'class-transformer';</w:t>
+        <w:br/>
+        <w:t>import {</w:t>
+        <w:br/>
+        <w:t xml:space="preserve">  IsArray, IsBoolean, IsIn, IsInt, IsNotEmpty, IsNumber, IsObject, IsOptional,</w:t>
+        <w:br/>
+        <w:t xml:space="preserve">  IsString, Matches, Max, MaxLength, Min,</w:t>
+        <w:br/>
+        <w:t>} from 'class-validator';</w:t>
+        <w:br/>
+        <w:br/>
+        <w:t>// ValidationPipe ระดับ global ตั้ง whitelist + forbidNonWhitelisted + transform ไว้แล้ว (main.ts)</w:t>
+        <w:br/>
+        <w:t>// property ที่ไม่ประกาศที่นี่จะถูก reject เป็น 400 อัตโนมัติ</w:t>
+        <w:br/>
+        <w:br/>
+        <w:t>// body ของ POST /api/v1/documents/{docNo}/attachments</w:t>
+        <w:br/>
+        <w:t>export class CreateDocumentsAttachmentsBodyDto {</w:t>
+        <w:br/>
+        <w:t xml:space="preserve">  /** validate extension and content type */</w:t>
+        <w:br/>
+        <w:t xml:space="preserve">  // TODO: ใช้ FileInterceptor + ValidationPipe แยก ไม่ผ่าน class-validator</w:t>
+        <w:br/>
+        <w:t xml:space="preserve">  file: Express.Multer.File;</w:t>
+        <w:br/>
+        <w:br/>
+        <w:t xml:space="preserve">  /** บันทึกว่าแนบในขั้นไหน */</w:t>
+        <w:br/>
+        <w:t xml:space="preserve">  @IsNotEmpty()</w:t>
+        <w:br/>
+        <w:t xml:space="preserve">  @IsString()</w:t>
+        <w:br/>
+        <w:t xml:space="preserve">  sectionCode: string;</w:t>
+        <w:br/>
+        <w:t>}</w:t>
+      </w:r>
+    </w:p>
+    <w:p>
+      <w:pPr>
+        <w:pStyle w:val="Heading3"/>
+        <w:keepNext/>
+        <w:keepLines/>
+        <w:pageBreakBefore w:val="0"/>
+      </w:pPr>
+      <w:r>
+        <w:t>9.4 Service (inject `DATA_SOURCE` + raw SQL)</w:t>
+      </w:r>
+    </w:p>
+    <w:p>
+      <w:pPr>
+        <w:keepNext w:val="0"/>
+      </w:pPr>
+      <w:r>
+        <w:t xml:space="preserve">service ประกาศ method ครบทุกเส้นที่ controller เรียก และ </w:t>
+      </w:r>
+      <w:r>
+        <w:rPr>
+          <w:b/>
+        </w:rPr>
+        <w:t>signature มาจากแหล่งเดียวกับ controller</w:t>
+      </w:r>
+      <w:r>
+        <w:t xml:space="preserve"> (จำนวน/ลำดับพารามิเตอร์จึงตรงกันเสมอ) — เส้นที่ยังไม่ได้ implement เป็น stub ที่ </w:t>
+      </w:r>
+      <w:r>
+        <w:rPr>
+          <w:rFonts w:ascii="Courier New" w:hAnsi="Courier New"/>
+        </w:rPr>
+        <w:t>throw new NotImplementedException(...)</w:t>
+      </w:r>
+      <w:r>
+        <w:t xml:space="preserve"> ให้ TypeScript compile ผ่านตั้งแต่วันแรก</w:t>
+      </w:r>
+    </w:p>
+    <w:p>
+      <w:pPr>
+        <w:keepLines w:val="0"/>
+        <w:ind w:left="288"/>
+      </w:pPr>
+      <w:r>
+        <w:rPr>
+          <w:rFonts w:ascii="Courier New" w:hAnsi="Courier New"/>
+          <w:sz w:val="16"/>
+        </w:rPr>
+        <w:t>// src/modules/sbpgi-attachment-sales-timeline/sbpgi-attachment-sales-timeline.service.ts</w:t>
+        <w:br/>
+        <w:t>import { Inject, Injectable, Logger, NotFoundException, NotImplementedException } from '@nestjs/common';</w:t>
+        <w:br/>
+        <w:t>import { DataSource } from 'typeorm';</w:t>
+        <w:br/>
+        <w:t>import { SBPGI_SQL } from './sbpgi-attachment-sales-timeline.sql';</w:t>
+        <w:br/>
+        <w:br/>
+        <w:t>@Injectable()</w:t>
+        <w:br/>
+        <w:t>export class SbpgiAttachmentSalesTimelineService {</w:t>
+        <w:br/>
+        <w:t xml:space="preserve">  private readonly logger = new Logger(SbpgiAttachmentSalesTimelineService.name);</w:t>
+        <w:br/>
+        <w:br/>
+        <w:t xml:space="preserve">  constructor(</w:t>
+        <w:br/>
+        <w:t xml:space="preserve">    // DATA_SOURCE override query(): SELECT/WITH ไป slave pool, write ไป master</w:t>
+        <w:br/>
+        <w:t xml:space="preserve">    @Inject('DATA_SOURCE') private readonly dataSource: DataSource,</w:t>
+        <w:br/>
+        <w:t xml:space="preserve">  ) {}</w:t>
+        <w:br/>
+        <w:br/>
+        <w:t xml:space="preserve">  // POST /api/v1/documents/{docNo}/attachments — Upload attachment API</w:t>
+        <w:br/>
+        <w:t xml:space="preserve">  // mutation ต้องอยู่ใน transaction เดียว (ไม่มี audit ของ master แล้ว · 2026-08-07)</w:t>
+        <w:br/>
+        <w:t xml:space="preserve">  async createDocumentsAttachments(docNo: string, body: CreateDocumentsAttachmentsBodyDto, userId: string) {</w:t>
+        <w:br/>
+        <w:t xml:space="preserve">    const runner = this.dataSource.createQueryRunner();</w:t>
+        <w:br/>
+        <w:t xml:space="preserve">    await runner.connect();</w:t>
+        <w:br/>
+        <w:t xml:space="preserve">    await runner.startTransaction();</w:t>
+        <w:br/>
+        <w:t xml:space="preserve">    try {</w:t>
+        <w:br/>
+        <w:t xml:space="preserve">      // TODO: lock แถวเป้าหมายของ document_attachments ด้วย SELECT ... FOR UPDATE ก่อนเขียน</w:t>
+        <w:br/>
+        <w:t xml:space="preserve">      const [current] = await runner.query(SBPGI_SQL.createDocumentsAttachmentsLock, [docNo]);</w:t>
+        <w:br/>
+        <w:t xml:space="preserve">      if (!current) {</w:t>
+        <w:br/>
+        <w:t xml:space="preserve">        throw new NotFoundException('ไม่พบข้อมูลที่ต้องการ');</w:t>
+        <w:br/>
+        <w:t xml:space="preserve">      }</w:t>
+        <w:br/>
+        <w:t xml:space="preserve">      await runner.query(SBPGI_SQL.createDocumentsAttachments, [/* TODO: ผูกค่าจาก body */]);</w:t>
+        <w:br/>
+        <w:t xml:space="preserve">      await runner.commitTransaction();</w:t>
+        <w:br/>
+        <w:t xml:space="preserve">      return { message: 'saved' };</w:t>
+        <w:br/>
+        <w:t xml:space="preserve">    } catch (error) {</w:t>
+        <w:br/>
+        <w:t xml:space="preserve">      await runner.rollbackTransaction();</w:t>
+        <w:br/>
+        <w:t xml:space="preserve">      this.logger.error(error);</w:t>
+        <w:br/>
+        <w:t xml:space="preserve">      throw error;</w:t>
+        <w:br/>
+        <w:t xml:space="preserve">    } finally {</w:t>
+        <w:br/>
+        <w:t xml:space="preserve">      await runner.release();</w:t>
+        <w:br/>
+        <w:t xml:space="preserve">    }</w:t>
+        <w:br/>
+        <w:t xml:space="preserve">  }</w:t>
+        <w:br/>
+        <w:br/>
+        <w:t xml:space="preserve">  // GET /api/v1/documents/{docNo}/sales — Sales detail API</w:t>
+        <w:br/>
+        <w:t xml:space="preserve">  async getDocumentsSales(docNo: string, userId: string) {</w:t>
+        <w:br/>
+        <w:t xml:space="preserve">    const page = 1;</w:t>
+        <w:br/>
+        <w:t xml:space="preserve">    const size = 100; // endpoint นี้ไม่มี query param — ไม่แบ่งหน้า</w:t>
+        <w:br/>
+        <w:t xml:space="preserve">    // SQL เต็มอยู่ในหัวข้อ Database SQL ของเอกสารนี้ (คีย์ 'GET /api/v1/documents/{docNo}/sales')</w:t>
+        <w:br/>
+        <w:t xml:space="preserve">    // ⚠️ SQL ตัวอย่างบางเส้นเขียนด้วย named parameter (:size/:offset) แต่ dataSource.query()</w:t>
+        <w:br/>
+        <w:t xml:space="preserve">    //    รับเฉพาะ positional $1..$n — ต้องแปลงชื่อเป็นลำดับก่อน หรือใช้ QueryBuilder แทน</w:t>
+        <w:br/>
+        <w:t xml:space="preserve">    const rows = await this.dataSource.query(SBPGI_SQL.getDocumentsSales, [</w:t>
+        <w:br/>
+        <w:t xml:space="preserve">      // TODO: เรียงพารามิเตอร์ให้ตรงกับ $1..$n ของ SQL จริง</w:t>
+        <w:br/>
+        <w:t xml:space="preserve">      userId, (page - 1) * size, size,</w:t>
+        <w:br/>
+        <w:t xml:space="preserve">    ]);</w:t>
+        <w:br/>
+        <w:t xml:space="preserve">    // TODO: total ต้องมาจาก COUNT(*) แยก query หรือ window function ไม่ใช่ rows.length</w:t>
+        <w:br/>
+        <w:t xml:space="preserve">    return { page, size, total: rows.length, items: rows };</w:t>
+        <w:br/>
+        <w:t xml:space="preserve">  }</w:t>
+        <w:br/>
+        <w:t>}</w:t>
+      </w:r>
+    </w:p>
+    <w:p>
+      <w:pPr>
+        <w:pStyle w:val="Heading3"/>
+        <w:keepNext/>
+        <w:keepLines/>
+        <w:pageBreakBefore w:val="0"/>
+      </w:pPr>
+      <w:r>
+        <w:t>9.5 Entity (TypeORM)</w:t>
+      </w:r>
+    </w:p>
+    <w:p>
+      <w:pPr>
+        <w:keepLines w:val="0"/>
+        <w:ind w:left="288"/>
+      </w:pPr>
+      <w:r>
+        <w:rPr>
+          <w:rFonts w:ascii="Courier New" w:hAnsi="Courier New"/>
+          <w:sz w:val="16"/>
+        </w:rPr>
+        <w:t>// src/entitys/document-attachments.entity.ts</w:t>
+        <w:br/>
+        <w:t>import { Column, Entity, PrimaryColumn } from 'typeorm';</w:t>
+        <w:br/>
+        <w:br/>
+        <w:t>@Entity({ name: 'document_attachments', schema: process.env.DB_SCHEMA })</w:t>
+        <w:br/>
+        <w:t>export class DocumentAttachment {</w:t>
+        <w:br/>
+        <w:t xml:space="preserve">  @PrimaryColumn({ name: 'id', type: 'bigint' })</w:t>
+        <w:br/>
+        <w:t xml:space="preserve">  id: number;</w:t>
+        <w:br/>
+        <w:br/>
+        <w:t xml:space="preserve">  @Column({ name: 'doc_no', type: 'varchar', length: 12 })</w:t>
+        <w:br/>
+        <w:t xml:space="preserve">  docNo: string;</w:t>
+        <w:br/>
+        <w:br/>
+        <w:t xml:space="preserve">  @Column({ name: 'section_code', type: 'varchar', length: 2 })</w:t>
+        <w:br/>
+        <w:t xml:space="preserve">  sectionCode: string;</w:t>
+        <w:br/>
+        <w:br/>
+        <w:t xml:space="preserve">  @Column({ name: 'file_name', type: 'varchar', length: 255 })</w:t>
+        <w:br/>
+        <w:t xml:space="preserve">  fileName: string;</w:t>
+        <w:br/>
+        <w:br/>
+        <w:t xml:space="preserve">  @Column({ name: 'file_path', type: 'varchar', length: 1000 })</w:t>
+        <w:br/>
+        <w:t xml:space="preserve">  filePath: string;</w:t>
+        <w:br/>
+        <w:br/>
+        <w:t xml:space="preserve">  @Column({ name: 'file_size', type: 'int' })</w:t>
+        <w:br/>
+        <w:t xml:space="preserve">  fileSize: number;</w:t>
+        <w:br/>
+        <w:br/>
+        <w:t xml:space="preserve">  @Column({ name: 'content_type', type: 'varchar', length: 100, nullable: true })</w:t>
+        <w:br/>
+        <w:t xml:space="preserve">  contentType?: string;</w:t>
+        <w:br/>
+        <w:br/>
+        <w:t xml:space="preserve">  @Column({ name: 'upload_status', type: 'varchar', length: 1, nullable: true })</w:t>
+        <w:br/>
+        <w:t xml:space="preserve">  uploadStatus?: string;</w:t>
+        <w:br/>
+        <w:br/>
+        <w:t xml:space="preserve">  @Column({ name: 'upload_message', type: 'varchar', length: 500, nullable: true })</w:t>
+        <w:br/>
+        <w:t xml:space="preserve">  uploadMessage?: string;</w:t>
+        <w:br/>
+        <w:br/>
+        <w:t xml:space="preserve">  @Column({ name: 'purge_flag', type: 'char', length: 1, nullable: true })</w:t>
+        <w:br/>
+        <w:t xml:space="preserve">  purgeFlag?: string;</w:t>
+        <w:br/>
+        <w:br/>
+        <w:t xml:space="preserve">  @Column({ name: 'uploaded_by', type: 'varchar', length: 50 })</w:t>
+        <w:br/>
+        <w:t xml:space="preserve">  uploadedBy: string;</w:t>
+        <w:br/>
+        <w:br/>
+        <w:t xml:space="preserve">  @Column({ name: 'uploaded_at', type: 'timestamptz' })</w:t>
+        <w:br/>
+        <w:t xml:space="preserve">  uploadedAt: Date;</w:t>
+        <w:br/>
+        <w:br/>
+        <w:t xml:space="preserve">  // TODO: ตรวจความยาว/precision กับ DDL จริงใน sql/deploy-sbpgi-*.sql ก่อน merge</w:t>
+        <w:br/>
+        <w:t xml:space="preserve">  //       entity ชุดนี้ไม่ประกาศ relation ตาม convention (join ด้วย raw SQL)</w:t>
+        <w:br/>
+        <w:t>}</w:t>
+      </w:r>
+    </w:p>
+    <w:p>
+      <w:pPr>
+        <w:keepLines w:val="0"/>
+        <w:ind w:left="288"/>
+      </w:pPr>
+      <w:r>
+        <w:rPr>
+          <w:rFonts w:ascii="Courier New" w:hAnsi="Courier New"/>
+          <w:sz w:val="16"/>
+        </w:rPr>
+        <w:t>// src/entitys/compensation-documents.entity.ts</w:t>
+        <w:br/>
+        <w:t>import { Column, Entity, PrimaryColumn } from 'typeorm';</w:t>
+        <w:br/>
+        <w:br/>
+        <w:t>@Entity({ name: 'compensation_documents', schema: process.env.DB_SCHEMA })</w:t>
+        <w:br/>
+        <w:t>export class CompensationDocument {</w:t>
+        <w:br/>
+        <w:t xml:space="preserve">  @PrimaryColumn({ name: 'doc_no', type: 'varchar', length: 12 })</w:t>
+        <w:br/>
+        <w:t xml:space="preserve">  docNo: string;</w:t>
+        <w:br/>
+        <w:br/>
+        <w:t xml:space="preserve">  @Column({ name: 'impact_process_id', type: 'bigint', nullable: true })</w:t>
+        <w:br/>
+        <w:t xml:space="preserve">  impactProcessId?: number;</w:t>
+        <w:br/>
+        <w:br/>
+        <w:t xml:space="preserve">  @Column({ name: 'impacted_store_code', type: 'char', length: 5 })</w:t>
+        <w:br/>
+        <w:t xml:space="preserve">  impactedStoreCode: string;</w:t>
+        <w:br/>
+        <w:br/>
+        <w:t xml:space="preserve">  @Column({ name: 'status_code', type: 'varchar', length: 2 })</w:t>
+        <w:br/>
+        <w:t xml:space="preserve">  statusCode: string;</w:t>
+        <w:br/>
+        <w:br/>
+        <w:t xml:space="preserve">  @Column({ name: 'current_section_code', type: 'varchar', length: 2 })</w:t>
+        <w:br/>
+        <w:t xml:space="preserve">  currentSectionCode: string;</w:t>
+        <w:br/>
+        <w:br/>
+        <w:t xml:space="preserve">  @Column({ name: 'round_no', type: 'int', nullable: true })</w:t>
+        <w:br/>
+        <w:t xml:space="preserve">  roundNo?: number;</w:t>
+        <w:br/>
+        <w:br/>
+        <w:t xml:space="preserve">  @Column({ name: 'loop_no', type: 'int', nullable: true })</w:t>
+        <w:br/>
+        <w:t xml:space="preserve">  loopNo?: number;</w:t>
+        <w:br/>
+        <w:br/>
+        <w:t xml:space="preserve">  @Column({ name: 'statement_id', type: 'varchar', length: 30, nullable: true })</w:t>
+        <w:br/>
+        <w:t xml:space="preserve">  statementId?: string;</w:t>
+        <w:br/>
+        <w:br/>
+        <w:t xml:space="preserve">  @Column({ name: 'statement_date', type: 'date', nullable: true })</w:t>
+        <w:br/>
+        <w:t xml:space="preserve">  statementDate?: Date;</w:t>
+        <w:br/>
+        <w:br/>
+        <w:t xml:space="preserve">  @Column({ name: 'account_year', type: 'int', nullable: true })</w:t>
+        <w:br/>
+        <w:t xml:space="preserve">  accountYear?: number;</w:t>
+        <w:br/>
+        <w:br/>
+        <w:t xml:space="preserve">  @Column({ name: 'account_month', type: 'int', nullable: true })</w:t>
+        <w:br/>
+        <w:t xml:space="preserve">  accountMonth?: number;</w:t>
+        <w:br/>
+        <w:br/>
+        <w:t xml:space="preserve">  @Column({ name: 'compensate_amount', type: 'numeric', precision: 15, scale: 2, nullable: true })</w:t>
+        <w:br/>
+        <w:t xml:space="preserve">  compensateAmount?: string;</w:t>
+        <w:br/>
+        <w:br/>
+        <w:t xml:space="preserve">  @Column({ name: 'allmap_url', type: 'text', nullable: true })</w:t>
+        <w:br/>
+        <w:t xml:space="preserve">  allmapUrl?: string;</w:t>
+        <w:br/>
+        <w:br/>
+        <w:t xml:space="preserve">  @Column({ name: 'approver_snapshot', type: 'jsonb', nullable: true })</w:t>
+        <w:br/>
+        <w:t xml:space="preserve">  approverSnapshot?: Record&lt;string, unknown&gt;;</w:t>
+        <w:br/>
+        <w:br/>
+        <w:t xml:space="preserve">  @Column({ name: 'created_at', type: 'timestamptz', nullable: true })</w:t>
+        <w:br/>
+        <w:t xml:space="preserve">  createdAt?: Date;</w:t>
+        <w:br/>
+        <w:br/>
+        <w:t xml:space="preserve">  @Column({ name: 'updated_at', type: 'timestamptz', nullable: true })</w:t>
+        <w:br/>
+        <w:t xml:space="preserve">  updatedAt?: Date;</w:t>
+        <w:br/>
+        <w:br/>
+        <w:t xml:space="preserve">  // TODO: ตรวจความยาว/precision กับ DDL จริงใน sql/deploy-sbpgi-*.sql ก่อน merge</w:t>
+        <w:br/>
+        <w:t xml:space="preserve">  //       entity ชุดนี้ไม่ประกาศ relation ตาม convention (join ด้วย raw SQL)</w:t>
+        <w:br/>
+        <w:t>}</w:t>
+      </w:r>
+    </w:p>
+    <w:p>
+      <w:r>
+        <w:t>ตารางที่เหลือของเอกสารนี้ (</w:t>
+      </w:r>
+      <w:r>
+        <w:rPr>
+          <w:rFonts w:ascii="Courier New" w:hAnsi="Courier New"/>
+        </w:rPr>
+        <w:t>fgi_impact_sales_summaries</w:t>
+      </w:r>
+      <w:r>
+        <w:t xml:space="preserve">, </w:t>
+      </w:r>
+      <w:r>
+        <w:rPr>
+          <w:rFonts w:ascii="Courier New" w:hAnsi="Courier New"/>
+        </w:rPr>
+        <w:t>sales_transactions</w:t>
+      </w:r>
+      <w:r>
+        <w:t xml:space="preserve">, </w:t>
+      </w:r>
+      <w:r>
+        <w:rPr>
+          <w:rFonts w:ascii="Courier New" w:hAnsi="Courier New"/>
+        </w:rPr>
+        <w:t>consideration_logs</w:t>
+      </w:r>
+      <w:r>
+        <w:t xml:space="preserve">) ใช้รูปแบบ entity เดียวกัน — คอลัมน์อ้างจาก </w:t>
+      </w:r>
+      <w:r>
+        <w:rPr>
+          <w:rFonts w:ascii="Courier New" w:hAnsi="Courier New"/>
+        </w:rPr>
+        <w:t>Database design</w:t>
+      </w:r>
+    </w:p>
+    <w:p>
+      <w:pPr>
+        <w:pStyle w:val="Heading3"/>
+        <w:keepNext/>
+        <w:keepLines/>
+        <w:pageBreakBefore w:val="0"/>
+      </w:pPr>
+      <w:r>
+        <w:t>9.6 Repository Providers + Module wiring</w:t>
+      </w:r>
+    </w:p>
+    <w:p>
+      <w:pPr>
+        <w:keepLines w:val="0"/>
+        <w:ind w:left="288"/>
+      </w:pPr>
+      <w:r>
+        <w:rPr>
+          <w:rFonts w:ascii="Courier New" w:hAnsi="Courier New"/>
+          <w:sz w:val="16"/>
+        </w:rPr>
+        <w:t>// src/providers/sbpgi/sbpgi.ts — repository provider แบบ factory (ไม่ใช้ TypeOrmModule.forFeature)</w:t>
+        <w:br/>
+        <w:t>// convention ของโฟลเดอร์ providers คือ 1 ไฟล์ต่อโดเมน ตั้งชื่อตามโดเมน (business_user/business_user.ts,</w:t>
+        <w:br/>
+        <w:t>// common_code/common_code.ts …) ไม่ใช่ index.ts</w:t>
+        <w:br/>
+        <w:t>//</w:t>
+        <w:br/>
+        <w:t>// ⚠️ ไฟล์นี้ใช้ร่วมกันทุกเอกสาร BE ของ SBPGI — ให้ **merge array เพิ่ม** เข้าไฟล์เดิม ห้ามเขียนทับ</w:t>
+        <w:br/>
+        <w:t>//    (ชื่อ const แยกต่อเอกสารไว้แล้วเพื่อไม่ให้ชนกัน)</w:t>
+        <w:br/>
+        <w:t>import { DataSource } from 'typeorm';</w:t>
+        <w:br/>
+        <w:t>import { DocumentAttachment } from '../../entitys/document-attachments.entity';</w:t>
+        <w:br/>
+        <w:t>import { CompensationDocument } from '../../entitys/compensation-documents.entity';</w:t>
+        <w:br/>
+        <w:t>import { FgiImpactSalesSummary } from '../../entitys/fgi-impact-sales-summaries.entity';</w:t>
+        <w:br/>
+        <w:br/>
+        <w:t>export const sbpgiAttachmentSalesTimelineProviders = [</w:t>
+        <w:br/>
+        <w:t xml:space="preserve">  {</w:t>
+        <w:br/>
+        <w:t xml:space="preserve">    provide: 'DOCUMENT_ATTACHMENT_REPOSITORY',</w:t>
+        <w:br/>
+        <w:t xml:space="preserve">    useFactory: (dataSource: DataSource) =&gt; dataSource.getRepository(DocumentAttachment),</w:t>
+        <w:br/>
+        <w:t xml:space="preserve">    inject: ['DATA_SOURCE'],</w:t>
+        <w:br/>
+        <w:t xml:space="preserve">  },</w:t>
+        <w:br/>
+        <w:t xml:space="preserve">  {</w:t>
+        <w:br/>
+        <w:t xml:space="preserve">    provide: 'COMPENSATION_DOCUMENT_REPOSITORY',</w:t>
+        <w:br/>
+        <w:t xml:space="preserve">    useFactory: (dataSource: DataSource) =&gt; dataSource.getRepository(CompensationDocument),</w:t>
+        <w:br/>
+        <w:t xml:space="preserve">    inject: ['DATA_SOURCE'],</w:t>
+        <w:br/>
+        <w:t xml:space="preserve">  },</w:t>
+        <w:br/>
+        <w:t xml:space="preserve">  {</w:t>
+        <w:br/>
+        <w:t xml:space="preserve">    provide: 'FGI_IMPACT_SALES_SUMMARIES_REPOSITORY',</w:t>
+        <w:br/>
+        <w:t xml:space="preserve">    useFactory: (dataSource: DataSource) =&gt; dataSource.getRepository(FgiImpactSalesSummary),</w:t>
+        <w:br/>
+        <w:t xml:space="preserve">    inject: ['DATA_SOURCE'],</w:t>
+        <w:br/>
+        <w:t xml:space="preserve">  },</w:t>
+        <w:br/>
+        <w:t>];</w:t>
+        <w:br/>
+        <w:br/>
+        <w:t>// src/modules/sbpgi-attachment-sales-timeline/sbpgi-attachment-sales-timeline.module.ts</w:t>
+        <w:br/>
+        <w:t>import { MiddlewareConsumer, Module, NestModule } from '@nestjs/common';</w:t>
+        <w:br/>
+        <w:t>import { DatabaseModule } from '../../database/database.module';</w:t>
+        <w:br/>
+        <w:t>// UserContextMiddleware อ่าน header x-user-id แล้วเซ็ต request.userId ที่ @UserId() ใช้</w:t>
+        <w:br/>
+        <w:t>// — app.module.ts **ไม่ได้** apply แบบ global (มีแค่ HttpContext/LoggerContext) แต่ละโมดูลต้อง apply เอง</w:t>
+        <w:br/>
+        <w:t>// (ดู evaluation-process.module.ts / inform-evaluate.module.ts / cooperation-request.module.ts)</w:t>
+        <w:br/>
+        <w:t>import { UserContextMiddleware } from '../../common/middleware/user-context.middleware';</w:t>
+        <w:br/>
+        <w:t>import { sbpgiAttachmentSalesTimelineProviders } from '../../providers/sbpgi/sbpgi';</w:t>
+        <w:br/>
+        <w:t>import { SbpgiAttachmentSalesTimelineController } from './sbpgi-attachment-sales-timeline.controller';</w:t>
+        <w:br/>
+        <w:t>import { SbpgiAttachmentSalesTimelineService } from './sbpgi-attachment-sales-timeline.service';</w:t>
+        <w:br/>
+        <w:br/>
+        <w:t>@Module({</w:t>
+        <w:br/>
+        <w:t xml:space="preserve">  imports: [DatabaseModule],</w:t>
+        <w:br/>
+        <w:t xml:space="preserve">  controllers: [SbpgiAttachmentSalesTimelineController],</w:t>
+        <w:br/>
+        <w:t xml:space="preserve">  providers: [SbpgiAttachmentSalesTimelineService, ...sbpgiAttachmentSalesTimelineProviders],</w:t>
+        <w:br/>
+        <w:t xml:space="preserve">  exports: [SbpgiAttachmentSalesTimelineService],</w:t>
+        <w:br/>
+        <w:t>})</w:t>
+        <w:br/>
+        <w:t>export class SbpgiAttachmentSalesTimelineModule implements NestModule {</w:t>
+        <w:br/>
+        <w:t xml:space="preserve">  configure(consumer: MiddlewareConsumer) {</w:t>
+        <w:br/>
+        <w:t xml:space="preserve">    // ถ้าไม่ apply ตรงนี้ userId จะเป็น undefined เงียบ ๆ ทุก endpoint</w:t>
+        <w:br/>
+        <w:t xml:space="preserve">    consumer.apply(UserContextMiddleware).forRoutes(SbpgiAttachmentSalesTimelineController);</w:t>
+        <w:br/>
+        <w:t xml:space="preserve">  }</w:t>
+        <w:br/>
+        <w:t>}</w:t>
+        <w:br/>
+        <w:t>// TODO: register module นี้ใน app.module.ts (imports) พร้อมกับโมดูล SBPGI ตัวอื่น</w:t>
+      </w:r>
+    </w:p>
+    <w:p>
+      <w:pPr>
+        <w:pStyle w:val="Heading3"/>
+        <w:keepNext/>
+        <w:keepLines/>
+        <w:pageBreakBefore w:val="0"/>
+      </w:pPr>
+      <w:r>
+        <w:t>9.7 BFF Proxy (module + controller + client service)</w:t>
+      </w:r>
+    </w:p>
+    <w:p>
+      <w:pPr>
+        <w:keepNext w:val="0"/>
+      </w:pPr>
+      <w:r>
+        <w:t xml:space="preserve">BFF ยังไม่มีฟีเจอร์ประกันรายได้เลย จึงต้องสร้าง module ใหม่ + client service ใหม่ทั้งชุด และเลือก prefix แบบเดียวทั้งโมดูล (ที่นี่ใช้ </w:t>
+      </w:r>
+      <w:r>
+        <w:rPr>
+          <w:rFonts w:ascii="Courier New" w:hAnsi="Courier New"/>
+        </w:rPr>
+        <w:t>/bff/sbpgi/…</w:t>
+      </w:r>
+      <w:r>
+        <w:t xml:space="preserve">) เพื่อไม่ให้ปนแบบที่มี/ไม่มี </w:t>
+      </w:r>
+      <w:r>
+        <w:rPr>
+          <w:rFonts w:ascii="Courier New" w:hAnsi="Courier New"/>
+        </w:rPr>
+        <w:t>/bff</w:t>
+      </w:r>
+      <w:r>
+        <w:t xml:space="preserve"> เหมือนโมดูลเดิม</w:t>
+      </w:r>
+    </w:p>
+    <w:p>
+      <w:pPr>
+        <w:keepLines w:val="0"/>
+        <w:ind w:left="288"/>
+      </w:pPr>
+      <w:r>
+        <w:rPr>
+          <w:rFonts w:ascii="Courier New" w:hAnsi="Courier New"/>
+          <w:sz w:val="16"/>
+        </w:rPr>
+        <w:t>// src/common/client-services/sbpgi-client.service.ts</w:t>
+        <w:br/>
+        <w:t>import { Injectable, Logger, OnModuleInit } from '@nestjs/common';</w:t>
+        <w:br/>
+        <w:t>import { BaseClientService } from './base-client.service';</w:t>
+        <w:br/>
+        <w:br/>
+        <w:t>@Injectable()</w:t>
+        <w:br/>
+        <w:t>export class SbpgiClientService extends BaseClientService implements OnModuleInit {</w:t>
+        <w:br/>
+        <w:t xml:space="preserve">  protected logger: Logger = new Logger(SbpgiClientService.name);</w:t>
+        <w:br/>
+        <w:br/>
+        <w:t xml:space="preserve">  onModuleInit() {</w:t>
+        <w:br/>
+        <w:t xml:space="preserve">    // TODO: ถ้า deploy SBPGI แยก service ให้เพิ่ม API_SBPGI_BACKEND_* ใน AppConfigService</w:t>
+        <w:br/>
+        <w:t xml:space="preserve">    //       ตอนนี้ชี้ store backend ตัวเดียวกับ StoreClientService</w:t>
+        <w:br/>
+        <w:t xml:space="preserve">    this.defaultHeaders[this.config.api.store.key.name] = this.config.api.store.key.value;</w:t>
+        <w:br/>
+        <w:t xml:space="preserve">    this.baseUrl = this.config.api.store.url;</w:t>
+        <w:br/>
+        <w:t xml:space="preserve">  }</w:t>
+        <w:br/>
+        <w:t>}</w:t>
+        <w:br/>
+        <w:t>// BaseClientService แกะ { success, data } ให้แล้ว — service ฝั่ง BFF จึงได้ data ตรง ๆ</w:t>
+        <w:br/>
+        <w:t>// TODO: เพิ่ม SbpgiClientService ใน providers/exports ของ ClientServiceModule (@Global)</w:t>
+      </w:r>
+    </w:p>
+    <w:p>
+      <w:pPr>
+        <w:keepLines w:val="0"/>
+        <w:ind w:left="288"/>
+      </w:pPr>
+      <w:r>
+        <w:rPr>
+          <w:rFonts w:ascii="Courier New" w:hAnsi="Courier New"/>
+          <w:sz w:val="16"/>
+        </w:rPr>
+        <w:t>// src/modules/sbpgi-attachment-sales-timeline/sbpgi-attachment-sales-timeline.service.ts (BFF)</w:t>
+        <w:br/>
+        <w:t>import { Injectable } from '@nestjs/common';</w:t>
+        <w:br/>
+        <w:t>import { SbpgiClientService } from '@common/client-services/sbpgi-client.service';</w:t>
+        <w:br/>
+        <w:br/>
+        <w:t>@Injectable()</w:t>
+        <w:br/>
+        <w:t>export class SbpgiAttachmentSalesTimelineBffService {</w:t>
+        <w:br/>
+        <w:t xml:space="preserve">  constructor(private readonly client: SbpgiClientService) {}</w:t>
+        <w:br/>
+        <w:br/>
+        <w:t xml:space="preserve">  // BFF ไม่มี DB — หน้าที่เดียวคือแนบ user context แล้ว forward</w:t>
+        <w:br/>
+        <w:t xml:space="preserve">  private userHeaders(user: any) {</w:t>
+        <w:br/>
+        <w:t xml:space="preserve">    return {</w:t>
+        <w:br/>
+        <w:t xml:space="preserve">      'x-user-id': user?.userId,</w:t>
+        <w:br/>
+        <w:t xml:space="preserve">      'x-user-group-id': user?.groupId,</w:t>
+        <w:br/>
+        <w:t xml:space="preserve">      'x-user-permissions': (user?.permissions ?? []).join(','),</w:t>
+        <w:br/>
+        <w:t xml:space="preserve">    };</w:t>
+        <w:br/>
+        <w:t xml:space="preserve">  }</w:t>
+        <w:br/>
+        <w:br/>
+        <w:t xml:space="preserve">  createDocumentsAttachments(docNo: string, body: any, user: any) {</w:t>
+        <w:br/>
+        <w:t xml:space="preserve">    return this.client.post(`/api/v1/documents/${docNo}/attachments`, body, { headers: this.userHeaders(user) });</w:t>
+        <w:br/>
+        <w:t xml:space="preserve">  }</w:t>
+        <w:br/>
+        <w:br/>
+        <w:t xml:space="preserve">  getDocumentsSales(docNo: string, params: any, user: any) {</w:t>
+        <w:br/>
+        <w:t xml:space="preserve">    return this.client.get(`/api/v1/documents/${docNo}/sales`, { params, headers: this.userHeaders(user) });</w:t>
+        <w:br/>
+        <w:t xml:space="preserve">  }</w:t>
+        <w:br/>
+        <w:t>}</w:t>
+        <w:br/>
+        <w:br/>
+        <w:t>// ---------- src/modules/sbpgi-attachment-sales-timeline/sbpgi-attachment-sales-timeline.controller.ts (BFF) ----------</w:t>
+        <w:br/>
+        <w:t>import { Body, Controller, Delete, Get, Param, Post, Put, Query, Req, UseGuards } from '@nestjs/common';</w:t>
+        <w:br/>
+        <w:t>import { AuthGuard } from '@nestjs/passport';</w:t>
+        <w:br/>
+        <w:br/>
+        <w:t>// เลือก prefix แบบเดียวทั้งโมดูล: ใช้ '/bff/sbpgi/...' (ห้ามปนกับแบบไม่มี /bff)</w:t>
+        <w:br/>
+        <w:t>@Controller('bff/sbpgi/attachment-sales-timeline')</w:t>
+        <w:br/>
+        <w:t>@UseGuards(AuthGuard('jwt'))</w:t>
+        <w:br/>
+        <w:t>export class SbpgiAttachmentSalesTimelineBffController {</w:t>
+        <w:br/>
+        <w:t xml:space="preserve">  constructor(private readonly service: SbpgiAttachmentSalesTimelineBffService) {}</w:t>
+        <w:br/>
+        <w:br/>
+        <w:t xml:space="preserve">  // proxy ของ POST /api/v1/documents/{docNo}/attachments</w:t>
+        <w:br/>
+        <w:t xml:space="preserve">  @Post('documents/:docNo/attachments')</w:t>
+        <w:br/>
+        <w:t xml:space="preserve">  createDocumentsAttachments(@Param('docNo') docNo: string, @Body() body: any, @Req() req: any) {</w:t>
+        <w:br/>
+        <w:t xml:space="preserve">    return this.service.createDocumentsAttachments(docNo, body, req.user);</w:t>
+        <w:br/>
+        <w:t xml:space="preserve">  }</w:t>
+        <w:br/>
+        <w:br/>
+        <w:t xml:space="preserve">  // proxy ของ GET /api/v1/documents/{docNo}/sales</w:t>
+        <w:br/>
+        <w:t xml:space="preserve">  @Get('documents/:docNo/sales')</w:t>
+        <w:br/>
+        <w:t xml:space="preserve">  getDocumentsSales(@Param('docNo') docNo: string, @Query() query: any, @Req() req: any) {</w:t>
+        <w:br/>
+        <w:t xml:space="preserve">    return this.service.getDocumentsSales(docNo, query, req.user);</w:t>
+        <w:br/>
+        <w:t xml:space="preserve">  }</w:t>
+        <w:br/>
+        <w:t>}</w:t>
+        <w:br/>
+        <w:t>// TODO: register module ใน app.module.ts ของ BFF และเพิ่ม SbpgiClientService ใน ClientServiceModule (@Global)</w:t>
+      </w:r>
+    </w:p>
+    <w:p>
+      <w:pPr>
+        <w:pStyle w:val="Heading1"/>
+        <w:keepNext/>
+        <w:keepLines/>
+        <w:pageBreakBefore w:val="0"/>
+      </w:pPr>
+      <w:r>
+        <w:t>10. Database SQL</w:t>
+      </w:r>
+    </w:p>
+    <w:p>
+      <w:pPr>
+        <w:pStyle w:val="Heading3"/>
+        <w:keepNext/>
+        <w:keepLines/>
+        <w:pageBreakBefore w:val="0"/>
+      </w:pPr>
+      <w:r>
+        <w:t>10.1 ตารางที่อ่าน/เขียน</w:t>
+      </w:r>
+    </w:p>
+    <w:tbl>
+      <w:tblPr>
+        <w:tblStyle w:val="TableGrid"/>
+        <w:tblW w:type="auto" w:w="0"/>
+        <w:jc w:val="center"/>
+        <w:tblLook w:firstColumn="1" w:firstRow="1" w:lastColumn="0" w:lastRow="0" w:noHBand="0" w:noVBand="1" w:val="04A0"/>
+      </w:tblPr>
+      <w:tblGrid>
+        <w:gridCol w:w="3360"/>
+        <w:gridCol w:w="3360"/>
+        <w:gridCol w:w="3360"/>
+      </w:tblGrid>
+      <w:tr>
+        <w:trPr>
+          <w:cantSplit/>
+        </w:trPr>
+        <w:tc>
+          <w:tcPr>
+            <w:tcW w:type="dxa" w:w="3360"/>
+            <w:vAlign w:val="center"/>
+            <w:shd w:fill="E8EEF5"/>
+          </w:tcPr>
+          <w:p>
+            <w:pPr>
+              <w:keepLines/>
+              <w:spacing w:after="0"/>
+            </w:pPr>
+            <w:r/>
+            <w:r>
+              <w:rPr>
+                <w:rFonts w:ascii="Arial" w:hAnsi="Arial" w:eastAsia="Arial"/>
+                <w:b/>
+                <w:sz w:val="18"/>
+              </w:rPr>
+              <w:t>Table / Object</w:t>
+            </w:r>
+          </w:p>
+        </w:tc>
+        <w:tc>
+          <w:tcPr>
+            <w:tcW w:type="dxa" w:w="3360"/>
+            <w:vAlign w:val="center"/>
+            <w:shd w:fill="E8EEF5"/>
+          </w:tcPr>
+          <w:p>
+            <w:pPr>
+              <w:keepLines/>
+              <w:spacing w:after="0"/>
+            </w:pPr>
+            <w:r/>
+            <w:r>
+              <w:rPr>
+                <w:rFonts w:ascii="Arial" w:hAnsi="Arial" w:eastAsia="Arial"/>
+                <w:b/>
+                <w:sz w:val="18"/>
+              </w:rPr>
+              <w:t>R/W</w:t>
+            </w:r>
+          </w:p>
+        </w:tc>
+        <w:tc>
+          <w:tcPr>
+            <w:tcW w:type="dxa" w:w="3360"/>
+            <w:vAlign w:val="center"/>
+            <w:shd w:fill="E8EEF5"/>
+          </w:tcPr>
+          <w:p>
+            <w:pPr>
+              <w:keepLines/>
+              <w:spacing w:after="0"/>
+            </w:pPr>
+            <w:r/>
+            <w:r>
+              <w:rPr>
+                <w:rFonts w:ascii="Arial" w:hAnsi="Arial" w:eastAsia="Arial"/>
+                <w:b/>
+                <w:sz w:val="18"/>
+              </w:rPr>
+              <w:t>Usage</w:t>
+            </w:r>
+          </w:p>
+        </w:tc>
+      </w:tr>
+      <w:tr>
+        <w:trPr>
+          <w:cantSplit/>
+        </w:trPr>
+        <w:tc>
+          <w:tcPr>
+            <w:tcW w:type="dxa" w:w="3360"/>
+            <w:vAlign w:val="center"/>
+          </w:tcPr>
+          <w:p>
+            <w:pPr>
+              <w:keepLines/>
+              <w:spacing w:after="0"/>
+            </w:pPr>
+            <w:r>
+              <w:rPr>
+                <w:rFonts w:ascii="Arial" w:hAnsi="Arial" w:eastAsia="Arial"/>
+                <w:sz w:val="18"/>
+              </w:rPr>
+            </w:r>
+            <w:r>
+              <w:rPr>
+                <w:rFonts w:ascii="Arial" w:hAnsi="Arial" w:eastAsia="Arial"/>
+                <w:sz w:val="18"/>
+              </w:rPr>
+              <w:t>document_attachments</w:t>
+            </w:r>
+          </w:p>
+        </w:tc>
+        <w:tc>
+          <w:tcPr>
+            <w:tcW w:type="dxa" w:w="3360"/>
+            <w:vAlign w:val="center"/>
+          </w:tcPr>
+          <w:p>
+            <w:pPr>
+              <w:keepLines/>
+              <w:spacing w:after="0"/>
+            </w:pPr>
+            <w:r>
+              <w:rPr>
+                <w:rFonts w:ascii="Arial" w:hAnsi="Arial" w:eastAsia="Arial"/>
+                <w:sz w:val="18"/>
+              </w:rPr>
+            </w:r>
+            <w:r>
+              <w:rPr>
+                <w:rFonts w:ascii="Arial" w:hAnsi="Arial" w:eastAsia="Arial"/>
+                <w:sz w:val="18"/>
+              </w:rPr>
+              <w:t>R/W</w:t>
+            </w:r>
+          </w:p>
+        </w:tc>
+        <w:tc>
+          <w:tcPr>
+            <w:tcW w:type="dxa" w:w="3360"/>
+            <w:vAlign w:val="center"/>
+          </w:tcPr>
+          <w:p>
+            <w:pPr>
+              <w:keepLines/>
+              <w:spacing w:after="0"/>
+            </w:pPr>
+            <w:r>
+              <w:rPr>
+                <w:rFonts w:ascii="Arial" w:hAnsi="Arial" w:eastAsia="Arial"/>
+                <w:sz w:val="18"/>
+              </w:rPr>
+            </w:r>
+            <w:r>
+              <w:rPr>
+                <w:rFonts w:ascii="Arial" w:hAnsi="Arial" w:eastAsia="Arial"/>
+                <w:sz w:val="18"/>
+              </w:rPr>
+              <w:t>metadata ไฟล์แนบและ section ที่แนบ</w:t>
+            </w:r>
+          </w:p>
+        </w:tc>
+      </w:tr>
+      <w:tr>
+        <w:trPr>
+          <w:cantSplit/>
+        </w:trPr>
+        <w:tc>
+          <w:tcPr>
+            <w:tcW w:type="dxa" w:w="3360"/>
+            <w:vAlign w:val="center"/>
+          </w:tcPr>
+          <w:p>
+            <w:pPr>
+              <w:keepLines/>
+              <w:spacing w:after="0"/>
+            </w:pPr>
+            <w:r>
+              <w:rPr>
+                <w:rFonts w:ascii="Arial" w:hAnsi="Arial" w:eastAsia="Arial"/>
+                <w:sz w:val="18"/>
+              </w:rPr>
+            </w:r>
+            <w:r>
+              <w:rPr>
+                <w:rFonts w:ascii="Arial" w:hAnsi="Arial" w:eastAsia="Arial"/>
+                <w:sz w:val="18"/>
+              </w:rPr>
+              <w:t>compensation_documents</w:t>
+            </w:r>
+          </w:p>
+        </w:tc>
+        <w:tc>
+          <w:tcPr>
+            <w:tcW w:type="dxa" w:w="3360"/>
+            <w:vAlign w:val="center"/>
+          </w:tcPr>
+          <w:p>
+            <w:pPr>
+              <w:keepLines/>
+              <w:spacing w:after="0"/>
+            </w:pPr>
+            <w:r>
+              <w:rPr>
+                <w:rFonts w:ascii="Arial" w:hAnsi="Arial" w:eastAsia="Arial"/>
+                <w:sz w:val="18"/>
+              </w:rPr>
+            </w:r>
+            <w:r>
+              <w:rPr>
+                <w:rFonts w:ascii="Arial" w:hAnsi="Arial" w:eastAsia="Arial"/>
+                <w:sz w:val="18"/>
+              </w:rPr>
+              <w:t>R</w:t>
+            </w:r>
+          </w:p>
+        </w:tc>
+        <w:tc>
+          <w:tcPr>
+            <w:tcW w:type="dxa" w:w="3360"/>
+            <w:vAlign w:val="center"/>
+          </w:tcPr>
+          <w:p>
+            <w:pPr>
+              <w:keepLines/>
+              <w:spacing w:after="0"/>
+            </w:pPr>
+            <w:r>
+              <w:rPr>
+                <w:rFonts w:ascii="Arial" w:hAnsi="Arial" w:eastAsia="Arial"/>
+                <w:sz w:val="18"/>
+              </w:rPr>
+            </w:r>
+            <w:r>
+              <w:rPr>
+                <w:rFonts w:ascii="Arial" w:hAnsi="Arial" w:eastAsia="Arial"/>
+                <w:sz w:val="18"/>
+              </w:rPr>
+              <w:t>ตรวจเอกสารและ impact_process_id</w:t>
+            </w:r>
+          </w:p>
+        </w:tc>
+      </w:tr>
+      <w:tr>
+        <w:trPr>
+          <w:cantSplit/>
+        </w:trPr>
+        <w:tc>
+          <w:tcPr>
+            <w:tcW w:type="dxa" w:w="3360"/>
+            <w:vAlign w:val="center"/>
+          </w:tcPr>
+          <w:p>
+            <w:pPr>
+              <w:keepLines/>
+              <w:spacing w:after="0"/>
+            </w:pPr>
+            <w:r>
+              <w:rPr>
+                <w:rFonts w:ascii="Arial" w:hAnsi="Arial" w:eastAsia="Arial"/>
+                <w:sz w:val="18"/>
+              </w:rPr>
+            </w:r>
+            <w:r>
+              <w:rPr>
+                <w:rFonts w:ascii="Arial" w:hAnsi="Arial" w:eastAsia="Arial"/>
+                <w:sz w:val="18"/>
+              </w:rPr>
+              <w:t>fgi_impact_sales_summaries</w:t>
+            </w:r>
+          </w:p>
+        </w:tc>
+        <w:tc>
+          <w:tcPr>
+            <w:tcW w:type="dxa" w:w="3360"/>
+            <w:vAlign w:val="center"/>
+          </w:tcPr>
+          <w:p>
+            <w:pPr>
+              <w:keepLines/>
+              <w:spacing w:after="0"/>
+            </w:pPr>
+            <w:r>
+              <w:rPr>
+                <w:rFonts w:ascii="Arial" w:hAnsi="Arial" w:eastAsia="Arial"/>
+                <w:sz w:val="18"/>
+              </w:rPr>
+            </w:r>
+            <w:r>
+              <w:rPr>
+                <w:rFonts w:ascii="Arial" w:hAnsi="Arial" w:eastAsia="Arial"/>
+                <w:sz w:val="18"/>
+              </w:rPr>
+              <w:t>R</w:t>
+            </w:r>
+          </w:p>
+        </w:tc>
+        <w:tc>
+          <w:tcPr>
+            <w:tcW w:type="dxa" w:w="3360"/>
+            <w:vAlign w:val="center"/>
+          </w:tcPr>
+          <w:p>
+            <w:pPr>
+              <w:keepLines/>
+              <w:spacing w:after="0"/>
+            </w:pPr>
+            <w:r>
+              <w:rPr>
+                <w:rFonts w:ascii="Arial" w:hAnsi="Arial" w:eastAsia="Arial"/>
+                <w:sz w:val="18"/>
+              </w:rPr>
+            </w:r>
+            <w:r>
+              <w:rPr>
+                <w:rFonts w:ascii="Arial" w:hAnsi="Arial" w:eastAsia="Arial"/>
+                <w:sz w:val="18"/>
+              </w:rPr>
+              <w:t>หัวข้อมูลยอดขาย growth_rate_diff/total_working_days</w:t>
+            </w:r>
+          </w:p>
+        </w:tc>
+      </w:tr>
+      <w:tr>
+        <w:trPr>
+          <w:cantSplit/>
+        </w:trPr>
+        <w:tc>
+          <w:tcPr>
+            <w:tcW w:type="dxa" w:w="3360"/>
+            <w:vAlign w:val="center"/>
+          </w:tcPr>
+          <w:p>
+            <w:pPr>
+              <w:keepLines/>
+              <w:spacing w:after="0"/>
+            </w:pPr>
+            <w:r>
+              <w:rPr>
+                <w:rFonts w:ascii="Arial" w:hAnsi="Arial" w:eastAsia="Arial"/>
+                <w:sz w:val="18"/>
+              </w:rPr>
+            </w:r>
+            <w:r>
+              <w:rPr>
+                <w:rFonts w:ascii="Arial" w:hAnsi="Arial" w:eastAsia="Arial"/>
+                <w:sz w:val="18"/>
+              </w:rPr>
+              <w:t>sales_transactions</w:t>
+            </w:r>
+          </w:p>
+        </w:tc>
+        <w:tc>
+          <w:tcPr>
+            <w:tcW w:type="dxa" w:w="3360"/>
+            <w:vAlign w:val="center"/>
+          </w:tcPr>
+          <w:p>
+            <w:pPr>
+              <w:keepLines/>
+              <w:spacing w:after="0"/>
+            </w:pPr>
+            <w:r>
+              <w:rPr>
+                <w:rFonts w:ascii="Arial" w:hAnsi="Arial" w:eastAsia="Arial"/>
+                <w:sz w:val="18"/>
+              </w:rPr>
+            </w:r>
+            <w:r>
+              <w:rPr>
+                <w:rFonts w:ascii="Arial" w:hAnsi="Arial" w:eastAsia="Arial"/>
+                <w:sz w:val="18"/>
+              </w:rPr>
+              <w:t>R</w:t>
+            </w:r>
+          </w:p>
+        </w:tc>
+        <w:tc>
+          <w:tcPr>
+            <w:tcW w:type="dxa" w:w="3360"/>
+            <w:vAlign w:val="center"/>
+          </w:tcPr>
+          <w:p>
+            <w:pPr>
+              <w:keepLines/>
+              <w:spacing w:after="0"/>
+            </w:pPr>
+            <w:r>
+              <w:rPr>
+                <w:rFonts w:ascii="Arial" w:hAnsi="Arial" w:eastAsia="Arial"/>
+                <w:sz w:val="18"/>
+              </w:rPr>
+            </w:r>
+            <w:r>
+              <w:rPr>
+                <w:rFonts w:ascii="Arial" w:hAnsi="Arial" w:eastAsia="Arial"/>
+                <w:sz w:val="18"/>
+              </w:rPr>
+              <w:t>ยอดขายรายวัน 4 windows</w:t>
+            </w:r>
+          </w:p>
+        </w:tc>
+      </w:tr>
+      <w:tr>
+        <w:trPr>
+          <w:cantSplit/>
+        </w:trPr>
+        <w:tc>
+          <w:tcPr>
+            <w:tcW w:type="dxa" w:w="3360"/>
+            <w:vAlign w:val="center"/>
+          </w:tcPr>
+          <w:p>
+            <w:pPr>
+              <w:keepLines/>
+              <w:spacing w:after="0"/>
+            </w:pPr>
+            <w:r>
+              <w:rPr>
+                <w:rFonts w:ascii="Arial" w:hAnsi="Arial" w:eastAsia="Arial"/>
+                <w:sz w:val="18"/>
+              </w:rPr>
+            </w:r>
+            <w:r>
+              <w:rPr>
+                <w:rFonts w:ascii="Arial" w:hAnsi="Arial" w:eastAsia="Arial"/>
+                <w:sz w:val="18"/>
+              </w:rPr>
+              <w:t>consideration_logs</w:t>
+            </w:r>
+          </w:p>
+        </w:tc>
+        <w:tc>
+          <w:tcPr>
+            <w:tcW w:type="dxa" w:w="3360"/>
+            <w:vAlign w:val="center"/>
+          </w:tcPr>
+          <w:p>
+            <w:pPr>
+              <w:keepLines/>
+              <w:spacing w:after="0"/>
+            </w:pPr>
+            <w:r>
+              <w:rPr>
+                <w:rFonts w:ascii="Arial" w:hAnsi="Arial" w:eastAsia="Arial"/>
+                <w:sz w:val="18"/>
+              </w:rPr>
+            </w:r>
+            <w:r>
+              <w:rPr>
+                <w:rFonts w:ascii="Arial" w:hAnsi="Arial" w:eastAsia="Arial"/>
+                <w:sz w:val="18"/>
+              </w:rPr>
+              <w:t>R</w:t>
+            </w:r>
+          </w:p>
+        </w:tc>
+        <w:tc>
+          <w:tcPr>
+            <w:tcW w:type="dxa" w:w="3360"/>
+            <w:vAlign w:val="center"/>
+          </w:tcPr>
+          <w:p>
+            <w:pPr>
+              <w:keepLines/>
+              <w:spacing w:after="0"/>
+            </w:pPr>
+            <w:r>
+              <w:rPr>
+                <w:rFonts w:ascii="Arial" w:hAnsi="Arial" w:eastAsia="Arial"/>
+                <w:sz w:val="18"/>
+              </w:rPr>
+            </w:r>
+            <w:r>
+              <w:rPr>
+                <w:rFonts w:ascii="Arial" w:hAnsi="Arial" w:eastAsia="Arial"/>
+                <w:sz w:val="18"/>
+              </w:rPr>
+              <w:t>timeline/history</w:t>
+            </w:r>
+          </w:p>
+        </w:tc>
+      </w:tr>
+    </w:tbl>
+    <w:p/>
+    <w:p>
+      <w:pPr>
+        <w:pStyle w:val="Heading3"/>
+        <w:keepNext/>
+        <w:keepLines/>
+        <w:pageBreakBefore w:val="0"/>
+      </w:pPr>
+      <w:r>
+        <w:t>10.2 SQL จริงต่อ Endpoint</w:t>
+      </w:r>
+    </w:p>
+    <w:p>
+      <w:pPr>
+        <w:keepNext w:val="0"/>
+      </w:pPr>
+      <w:r>
+        <w:rPr>
+          <w:b/>
+        </w:rPr>
+        <w:t>POST /api/v1/documents/{docNo}/attachments</w:t>
+      </w:r>
+      <w:r>
+        <w:t xml:space="preserve"> — Upload attachment API</w:t>
+      </w:r>
+    </w:p>
+    <w:p>
+      <w:pPr>
+        <w:keepLines w:val="0"/>
+        <w:ind w:left="288"/>
+      </w:pPr>
+      <w:r>
+        <w:rPr>
+          <w:rFonts w:ascii="Courier New" w:hAnsi="Courier New"/>
+          <w:sz w:val="16"/>
+        </w:rPr>
+        <w:t>-- ⚠️ SQL นี้ใช้ named parameter (:name) แต่ `dataSource.query()` ของ store-backend</w:t>
+        <w:br/>
+        <w:t>--    รับเฉพาะ positional $1..$n — ต้องแปลงเป็นลำดับ หรือรันผ่าน QueryBuilder</w:t>
+        <w:br/>
+        <w:t>-- ตรวจขนาด ≤ 5MB, sanitize filename, sha256, AV scan=CLEAN ก่อน commit metadata</w:t>
+        <w:br/>
+        <w:t>INSERT INTO document_attachments (doc_no, section_code, file_name, mime_type, file_size, storage_provider, bucket, object_key, sha256, scan_status, uploaded_by, uploaded_at)</w:t>
+        <w:br/>
+        <w:t>VALUES (:docNo, :sectionCode, :fileName, :mimeType, :fileSize, :storageProvider, :bucket, :objectKey, :sha256, :scanClean, :empId, :now);</w:t>
+      </w:r>
+    </w:p>
+    <w:p>
+      <w:r>
+        <w:rPr>
+          <w:b/>
+        </w:rPr>
+        <w:t>GET /api/v1/documents/{docNo}/sales</w:t>
+      </w:r>
+      <w:r>
+        <w:t xml:space="preserve"> — Sales detail API</w:t>
+      </w:r>
+    </w:p>
+    <w:p>
+      <w:pPr>
+        <w:keepLines w:val="0"/>
+        <w:ind w:left="288"/>
+      </w:pPr>
+      <w:r>
+        <w:rPr>
+          <w:rFonts w:ascii="Courier New" w:hAnsi="Courier New"/>
+          <w:sz w:val="16"/>
+        </w:rPr>
+        <w:t>-- ⚠️ SQL นี้ใช้ named parameter (:name) แต่ `dataSource.query()` ของ store-backend</w:t>
+        <w:br/>
+        <w:t>--    รับเฉพาะ positional $1..$n — ต้องแปลงเป็นลำดับ หรือรันผ่าน QueryBuilder</w:t>
+        <w:br/>
+        <w:t>-- หา impact_process_id ของเอกสาร แล้วอ่านยอดขาย 4 หน้าต่าง × 15 วัน</w:t>
+        <w:br/>
+        <w:t>SELECT ss.id AS sales_summary_id, ss.growth_rate_diff, ss.total_working_days</w:t>
+        <w:br/>
+        <w:t>FROM compensation_documents d</w:t>
+        <w:br/>
+        <w:t>JOIN fgi_impact_sales_summaries ss ON ss.impact_process_id = d.impact_process_id</w:t>
+        <w:br/>
+        <w:t>WHERE d.doc_no = :docNo;</w:t>
+        <w:br/>
+        <w:br/>
+        <w:t>SELECT window_no, txn_date, sales_amount, sales_diff, is_outlier</w:t>
+        <w:br/>
+        <w:t>FROM sales_transactions</w:t>
+        <w:br/>
+        <w:t>WHERE sales_summary_id = :salesSummaryId</w:t>
+        <w:br/>
+        <w:t>ORDER BY window_no, txn_date;</w:t>
+      </w:r>
+    </w:p>
+    <w:p>
+      <w:pPr>
+        <w:pStyle w:val="Heading3"/>
+        <w:keepNext/>
+        <w:keepLines/>
+        <w:pageBreakBefore w:val="0"/>
+      </w:pPr>
+      <w:r>
+        <w:t>10.3 Index / Constraint ที่ควรมี (ข้อเสนอ)</w:t>
+      </w:r>
+    </w:p>
+    <w:tbl>
+      <w:tblPr>
+        <w:tblStyle w:val="TableGrid"/>
+        <w:tblW w:type="auto" w:w="0"/>
+        <w:jc w:val="center"/>
+        <w:tblLook w:firstColumn="1" w:firstRow="1" w:lastColumn="0" w:lastRow="0" w:noHBand="0" w:noVBand="1" w:val="04A0"/>
+      </w:tblPr>
+      <w:tblGrid>
+        <w:gridCol w:w="3360"/>
+        <w:gridCol w:w="3360"/>
+        <w:gridCol w:w="3360"/>
+      </w:tblGrid>
+      <w:tr>
+        <w:trPr>
+          <w:cantSplit/>
+        </w:trPr>
+        <w:tc>
+          <w:tcPr>
+            <w:tcW w:type="dxa" w:w="3360"/>
+            <w:vAlign w:val="center"/>
+            <w:shd w:fill="E8EEF5"/>
+          </w:tcPr>
+          <w:p>
+            <w:pPr>
+              <w:keepLines/>
+              <w:spacing w:after="0"/>
+            </w:pPr>
+            <w:r/>
+            <w:r>
+              <w:rPr>
+                <w:rFonts w:ascii="Arial" w:hAnsi="Arial" w:eastAsia="Arial"/>
+                <w:b/>
+                <w:sz w:val="18"/>
+              </w:rPr>
+              <w:t>Table</w:t>
+            </w:r>
+          </w:p>
+        </w:tc>
+        <w:tc>
+          <w:tcPr>
+            <w:tcW w:type="dxa" w:w="3360"/>
+            <w:vAlign w:val="center"/>
+            <w:shd w:fill="E8EEF5"/>
+          </w:tcPr>
+          <w:p>
+            <w:pPr>
+              <w:keepLines/>
+              <w:spacing w:after="0"/>
+            </w:pPr>
+            <w:r/>
+            <w:r>
+              <w:rPr>
+                <w:rFonts w:ascii="Arial" w:hAnsi="Arial" w:eastAsia="Arial"/>
+                <w:b/>
+                <w:sz w:val="18"/>
+              </w:rPr>
+              <w:t>DDL ที่เสนอ</w:t>
+            </w:r>
+          </w:p>
+        </w:tc>
+        <w:tc>
+          <w:tcPr>
+            <w:tcW w:type="dxa" w:w="3360"/>
+            <w:vAlign w:val="center"/>
+            <w:shd w:fill="E8EEF5"/>
+          </w:tcPr>
+          <w:p>
+            <w:pPr>
+              <w:keepLines/>
+              <w:spacing w:after="0"/>
+            </w:pPr>
+            <w:r/>
+            <w:r>
+              <w:rPr>
+                <w:rFonts w:ascii="Arial" w:hAnsi="Arial" w:eastAsia="Arial"/>
+                <w:b/>
+                <w:sz w:val="18"/>
+              </w:rPr>
+              <w:t>ที่มา / หมายเหตุ</w:t>
+            </w:r>
+          </w:p>
+        </w:tc>
+      </w:tr>
+      <w:tr>
+        <w:trPr>
+          <w:cantSplit/>
+        </w:trPr>
+        <w:tc>
+          <w:tcPr>
+            <w:tcW w:type="dxa" w:w="3360"/>
+            <w:vAlign w:val="center"/>
+          </w:tcPr>
+          <w:p>
+            <w:pPr>
+              <w:keepLines/>
+              <w:spacing w:after="0"/>
+            </w:pPr>
+            <w:r>
+              <w:rPr>
+                <w:rFonts w:ascii="Arial" w:hAnsi="Arial" w:eastAsia="Arial"/>
+                <w:sz w:val="18"/>
+              </w:rPr>
+            </w:r>
+            <w:r>
+              <w:rPr>
+                <w:rFonts w:ascii="Arial" w:hAnsi="Arial" w:eastAsia="Arial"/>
+                <w:sz w:val="18"/>
+              </w:rPr>
+              <w:t>fgi_impact_sales_summaries</w:t>
+            </w:r>
+          </w:p>
+        </w:tc>
+        <w:tc>
+          <w:tcPr>
+            <w:tcW w:type="dxa" w:w="3360"/>
+            <w:vAlign w:val="center"/>
+          </w:tcPr>
+          <w:p>
+            <w:pPr>
+              <w:keepLines/>
+              <w:spacing w:after="0"/>
+            </w:pPr>
+            <w:r>
+              <w:rPr>
+                <w:rFonts w:ascii="Arial" w:hAnsi="Arial" w:eastAsia="Arial"/>
+                <w:sz w:val="18"/>
+              </w:rPr>
+            </w:r>
+            <w:r>
+              <w:rPr>
+                <w:rFonts w:ascii="Arial" w:hAnsi="Arial" w:eastAsia="Arial"/>
+                <w:sz w:val="18"/>
+              </w:rPr>
+              <w:t>CREATE INDEX idx_fgi_impact_sales_summaries_impact_process_id ON fgi_impact_sales_summaries (impact_process_id);</w:t>
+            </w:r>
+          </w:p>
+        </w:tc>
+        <w:tc>
+          <w:tcPr>
+            <w:tcW w:type="dxa" w:w="3360"/>
+            <w:vAlign w:val="center"/>
+          </w:tcPr>
+          <w:p>
+            <w:pPr>
+              <w:keepLines/>
+              <w:spacing w:after="0"/>
+            </w:pPr>
+            <w:r>
+              <w:rPr>
+                <w:rFonts w:ascii="Arial" w:hAnsi="Arial" w:eastAsia="Arial"/>
+                <w:sz w:val="18"/>
+              </w:rPr>
+            </w:r>
+            <w:r>
+              <w:rPr>
+                <w:rFonts w:ascii="Arial" w:hAnsi="Arial" w:eastAsia="Arial"/>
+                <w:sz w:val="18"/>
+              </w:rPr>
+              <w:t>ข้อเสนอ — อนุมานจากคอลัมน์ที่ปรากฏใน WHERE/JOIN ของ SQL ด้านบน ต้องวัด EXPLAIN ก่อนใช้จริง</w:t>
+            </w:r>
+          </w:p>
+        </w:tc>
+      </w:tr>
+    </w:tbl>
+    <w:p/>
+    <w:p>
+      <w:r>
+        <w:t xml:space="preserve">ทั้งหมดเป็น </w:t>
+      </w:r>
+      <w:r>
+        <w:rPr>
+          <w:b/>
+        </w:rPr>
+        <w:t>ข้อเสนอ</w:t>
+      </w:r>
+      <w:r>
+        <w:t xml:space="preserve"> ไม่ใช่ข้อกำหนดจาก ข้อกำหนดทางธุรกิจ — ให้ตรวจกับ </w:t>
+      </w:r>
+      <w:r>
+        <w:rPr>
+          <w:rFonts w:ascii="Courier New" w:hAnsi="Courier New"/>
+        </w:rPr>
+        <w:t>EXPLAIN ANALYZE</w:t>
+      </w:r>
+      <w:r>
+        <w:t xml:space="preserve"> บนข้อมูลจริง และรวมเข้าไฟล์ </w:t>
+      </w:r>
+      <w:r>
+        <w:rPr>
+          <w:rFonts w:ascii="Courier New" w:hAnsi="Courier New"/>
+        </w:rPr>
+        <w:t>sql/deploy-sbpgi-*.sql</w:t>
+      </w:r>
+      <w:r>
+        <w:t xml:space="preserve"> แบบ idempotent (</w:t>
+      </w:r>
+      <w:r>
+        <w:rPr>
+          <w:rFonts w:ascii="Courier New" w:hAnsi="Courier New"/>
+        </w:rPr>
+        <w:t>CREATE INDEX IF NOT EXISTS</w:t>
+      </w:r>
+      <w:r>
+        <w:t>) ตาม pattern ที่ทีมใช้อยู่</w:t>
+      </w:r>
+    </w:p>
+    <w:p>
+      <w:pPr>
+        <w:pStyle w:val="Heading1"/>
+        <w:keepNext/>
+        <w:keepLines/>
+        <w:pageBreakBefore w:val="0"/>
+      </w:pPr>
+      <w:r>
+        <w:t>11. Processing Flow</w:t>
+      </w:r>
+    </w:p>
+    <w:tbl>
+      <w:tblPr>
+        <w:tblStyle w:val="TableGrid"/>
+        <w:tblW w:type="auto" w:w="0"/>
+        <w:jc w:val="center"/>
+        <w:tblLook w:firstColumn="1" w:firstRow="1" w:lastColumn="0" w:lastRow="0" w:noHBand="0" w:noVBand="1" w:val="04A0"/>
+      </w:tblPr>
+      <w:tblGrid>
+        <w:gridCol w:w="5040"/>
+        <w:gridCol w:w="5040"/>
+      </w:tblGrid>
+      <w:tr>
+        <w:trPr>
+          <w:cantSplit/>
+        </w:trPr>
+        <w:tc>
+          <w:tcPr>
+            <w:tcW w:type="dxa" w:w="5040"/>
+            <w:vAlign w:val="center"/>
+            <w:shd w:fill="E8EEF5"/>
+          </w:tcPr>
+          <w:p>
+            <w:pPr>
+              <w:keepLines/>
+              <w:spacing w:after="0"/>
+            </w:pPr>
+            <w:r/>
+            <w:r>
+              <w:rPr>
+                <w:rFonts w:ascii="Arial" w:hAnsi="Arial" w:eastAsia="Arial"/>
+                <w:b/>
+                <w:sz w:val="18"/>
+              </w:rPr>
+              <w:t>Step</w:t>
+            </w:r>
+          </w:p>
+        </w:tc>
+        <w:tc>
+          <w:tcPr>
+            <w:tcW w:type="dxa" w:w="5040"/>
+            <w:vAlign w:val="center"/>
+            <w:shd w:fill="E8EEF5"/>
+          </w:tcPr>
+          <w:p>
+            <w:pPr>
+              <w:keepLines/>
+              <w:spacing w:after="0"/>
+            </w:pPr>
+            <w:r/>
+            <w:r>
+              <w:rPr>
+                <w:rFonts w:ascii="Arial" w:hAnsi="Arial" w:eastAsia="Arial"/>
+                <w:b/>
+                <w:sz w:val="18"/>
+              </w:rPr>
+              <w:t>Description</w:t>
+            </w:r>
+          </w:p>
+        </w:tc>
+      </w:tr>
+      <w:tr>
+        <w:trPr>
+          <w:cantSplit/>
+        </w:trPr>
+        <w:tc>
+          <w:tcPr>
+            <w:tcW w:type="dxa" w:w="5040"/>
+            <w:vAlign w:val="center"/>
+          </w:tcPr>
+          <w:p>
+            <w:pPr>
+              <w:keepLines/>
+              <w:spacing w:after="0"/>
+            </w:pPr>
+            <w:r>
+              <w:rPr>
+                <w:rFonts w:ascii="Arial" w:hAnsi="Arial" w:eastAsia="Arial"/>
+                <w:sz w:val="18"/>
+              </w:rPr>
+            </w:r>
+            <w:r>
+              <w:rPr>
+                <w:rFonts w:ascii="Arial" w:hAnsi="Arial" w:eastAsia="Arial"/>
+                <w:sz w:val="18"/>
+              </w:rPr>
+              <w:t>1</w:t>
+            </w:r>
+          </w:p>
+        </w:tc>
+        <w:tc>
+          <w:tcPr>
+            <w:tcW w:type="dxa" w:w="5040"/>
+            <w:vAlign w:val="center"/>
+          </w:tcPr>
+          <w:p>
+            <w:pPr>
+              <w:keepLines/>
+              <w:spacing w:after="0"/>
+            </w:pPr>
+            <w:r>
+              <w:rPr>
+                <w:rFonts w:ascii="Arial" w:hAnsi="Arial" w:eastAsia="Arial"/>
+                <w:sz w:val="18"/>
+              </w:rPr>
+            </w:r>
+            <w:r>
+              <w:rPr>
+                <w:rFonts w:ascii="Arial" w:hAnsi="Arial" w:eastAsia="Arial"/>
+                <w:sz w:val="18"/>
+              </w:rPr>
+              <w:t>Validate docNo/permission</w:t>
+            </w:r>
+          </w:p>
+        </w:tc>
+      </w:tr>
+      <w:tr>
+        <w:trPr>
+          <w:cantSplit/>
+        </w:trPr>
+        <w:tc>
+          <w:tcPr>
+            <w:tcW w:type="dxa" w:w="5040"/>
+            <w:vAlign w:val="center"/>
+          </w:tcPr>
+          <w:p>
+            <w:pPr>
+              <w:keepLines/>
+              <w:spacing w:after="0"/>
+            </w:pPr>
+            <w:r>
+              <w:rPr>
+                <w:rFonts w:ascii="Arial" w:hAnsi="Arial" w:eastAsia="Arial"/>
+                <w:sz w:val="18"/>
+              </w:rPr>
+            </w:r>
+            <w:r>
+              <w:rPr>
+                <w:rFonts w:ascii="Arial" w:hAnsi="Arial" w:eastAsia="Arial"/>
+                <w:sz w:val="18"/>
+              </w:rPr>
+              <w:t>2</w:t>
+            </w:r>
+          </w:p>
+        </w:tc>
+        <w:tc>
+          <w:tcPr>
+            <w:tcW w:type="dxa" w:w="5040"/>
+            <w:vAlign w:val="center"/>
+          </w:tcPr>
+          <w:p>
+            <w:pPr>
+              <w:keepLines/>
+              <w:spacing w:after="0"/>
+            </w:pPr>
+            <w:r>
+              <w:rPr>
+                <w:rFonts w:ascii="Arial" w:hAnsi="Arial" w:eastAsia="Arial"/>
+                <w:sz w:val="18"/>
+              </w:rPr>
+            </w:r>
+            <w:r>
+              <w:rPr>
+                <w:rFonts w:ascii="Arial" w:hAnsi="Arial" w:eastAsia="Arial"/>
+                <w:sz w:val="18"/>
+              </w:rPr>
+              <w:t>Validate file size/type</w:t>
+            </w:r>
+          </w:p>
+        </w:tc>
+      </w:tr>
+      <w:tr>
+        <w:trPr>
+          <w:cantSplit/>
+        </w:trPr>
+        <w:tc>
+          <w:tcPr>
+            <w:tcW w:type="dxa" w:w="5040"/>
+            <w:vAlign w:val="center"/>
+          </w:tcPr>
+          <w:p>
+            <w:pPr>
+              <w:keepLines/>
+              <w:spacing w:after="0"/>
+            </w:pPr>
+            <w:r>
+              <w:rPr>
+                <w:rFonts w:ascii="Arial" w:hAnsi="Arial" w:eastAsia="Arial"/>
+                <w:sz w:val="18"/>
+              </w:rPr>
+            </w:r>
+            <w:r>
+              <w:rPr>
+                <w:rFonts w:ascii="Arial" w:hAnsi="Arial" w:eastAsia="Arial"/>
+                <w:sz w:val="18"/>
+              </w:rPr>
+              <w:t>3</w:t>
+            </w:r>
+          </w:p>
+        </w:tc>
+        <w:tc>
+          <w:tcPr>
+            <w:tcW w:type="dxa" w:w="5040"/>
+            <w:vAlign w:val="center"/>
+          </w:tcPr>
+          <w:p>
+            <w:pPr>
+              <w:keepLines/>
+              <w:spacing w:after="0"/>
+            </w:pPr>
+            <w:r>
+              <w:rPr>
+                <w:rFonts w:ascii="Arial" w:hAnsi="Arial" w:eastAsia="Arial"/>
+                <w:sz w:val="18"/>
+              </w:rPr>
+            </w:r>
+            <w:r>
+              <w:rPr>
+                <w:rFonts w:ascii="Arial" w:hAnsi="Arial" w:eastAsia="Arial"/>
+                <w:sz w:val="18"/>
+              </w:rPr>
+              <w:t>Store file metadata</w:t>
+            </w:r>
+          </w:p>
+        </w:tc>
+      </w:tr>
+      <w:tr>
+        <w:trPr>
+          <w:cantSplit/>
+        </w:trPr>
+        <w:tc>
+          <w:tcPr>
+            <w:tcW w:type="dxa" w:w="5040"/>
+            <w:vAlign w:val="center"/>
+          </w:tcPr>
+          <w:p>
+            <w:pPr>
+              <w:keepLines/>
+              <w:spacing w:after="0"/>
+            </w:pPr>
+            <w:r>
+              <w:rPr>
+                <w:rFonts w:ascii="Arial" w:hAnsi="Arial" w:eastAsia="Arial"/>
+                <w:sz w:val="18"/>
+              </w:rPr>
+            </w:r>
+            <w:r>
+              <w:rPr>
+                <w:rFonts w:ascii="Arial" w:hAnsi="Arial" w:eastAsia="Arial"/>
+                <w:sz w:val="18"/>
+              </w:rPr>
+              <w:t>4</w:t>
+            </w:r>
+          </w:p>
+        </w:tc>
+        <w:tc>
+          <w:tcPr>
+            <w:tcW w:type="dxa" w:w="5040"/>
+            <w:vAlign w:val="center"/>
+          </w:tcPr>
+          <w:p>
+            <w:pPr>
+              <w:keepLines/>
+              <w:spacing w:after="0"/>
+            </w:pPr>
+            <w:r>
+              <w:rPr>
+                <w:rFonts w:ascii="Arial" w:hAnsi="Arial" w:eastAsia="Arial"/>
+                <w:sz w:val="18"/>
+              </w:rPr>
+            </w:r>
+            <w:r>
+              <w:rPr>
+                <w:rFonts w:ascii="Arial" w:hAnsi="Arial" w:eastAsia="Arial"/>
+                <w:sz w:val="18"/>
+              </w:rPr>
+              <w:t>Load sales summary and transactions</w:t>
+            </w:r>
+          </w:p>
+        </w:tc>
+      </w:tr>
+      <w:tr>
+        <w:trPr>
+          <w:cantSplit/>
+        </w:trPr>
+        <w:tc>
+          <w:tcPr>
+            <w:tcW w:type="dxa" w:w="5040"/>
+            <w:vAlign w:val="center"/>
+          </w:tcPr>
+          <w:p>
+            <w:pPr>
+              <w:keepLines/>
+              <w:spacing w:after="0"/>
+            </w:pPr>
+            <w:r>
+              <w:rPr>
+                <w:rFonts w:ascii="Arial" w:hAnsi="Arial" w:eastAsia="Arial"/>
+                <w:sz w:val="18"/>
+              </w:rPr>
+            </w:r>
+            <w:r>
+              <w:rPr>
+                <w:rFonts w:ascii="Arial" w:hAnsi="Arial" w:eastAsia="Arial"/>
                 <w:sz w:val="18"/>
               </w:rPr>
               <w:t>5</w:t>
@@ -8411,11 +12438,15 @@
               <w:keepLines/>
               <w:spacing w:after="0"/>
             </w:pPr>
-            <w:r/>
-            <w:r>
-              <w:rPr>
-                <w:rFonts w:ascii="Arial" w:hAnsi="Arial" w:eastAsia="Arial"/>
-                <w:b w:val="0"/>
+            <w:r>
+              <w:rPr>
+                <w:rFonts w:ascii="Arial" w:hAnsi="Arial" w:eastAsia="Arial"/>
+                <w:sz w:val="18"/>
+              </w:rPr>
+            </w:r>
+            <w:r>
+              <w:rPr>
+                <w:rFonts w:ascii="Arial" w:hAnsi="Arial" w:eastAsia="Arial"/>
                 <w:sz w:val="18"/>
               </w:rPr>
               <w:t>Return timeline ordered by action time</w:t>
@@ -8433,7 +12464,7 @@
         <w:pageBreakBefore w:val="0"/>
       </w:pPr>
       <w:r>
-        <w:t>10. Acceptance Criteria</w:t>
+        <w:t>12. Acceptance Criteria</w:t>
       </w:r>
     </w:p>
     <w:p>
@@ -8480,7 +12511,7 @@
         <w:pageBreakBefore w:val="0"/>
       </w:pPr>
       <w:r>
-        <w:t>11. Developer Test Checklist</w:t>
+        <w:t>13. Developer Test Checklist</w:t>
       </w:r>
     </w:p>
     <w:tbl>
@@ -8557,11 +12588,15 @@
               <w:keepLines/>
               <w:spacing w:after="0"/>
             </w:pPr>
-            <w:r/>
-            <w:r>
-              <w:rPr>
-                <w:rFonts w:ascii="Arial" w:hAnsi="Arial" w:eastAsia="Arial"/>
-                <w:b w:val="0"/>
+            <w:r>
+              <w:rPr>
+                <w:rFonts w:ascii="Arial" w:hAnsi="Arial" w:eastAsia="Arial"/>
+                <w:sz w:val="18"/>
+              </w:rPr>
+            </w:r>
+            <w:r>
+              <w:rPr>
+                <w:rFonts w:ascii="Arial" w:hAnsi="Arial" w:eastAsia="Arial"/>
                 <w:sz w:val="18"/>
               </w:rPr>
               <w:t>1</w:t>
@@ -8578,11 +12613,15 @@
               <w:keepLines/>
               <w:spacing w:after="0"/>
             </w:pPr>
-            <w:r/>
-            <w:r>
-              <w:rPr>
-                <w:rFonts w:ascii="Arial" w:hAnsi="Arial" w:eastAsia="Arial"/>
-                <w:b w:val="0"/>
+            <w:r>
+              <w:rPr>
+                <w:rFonts w:ascii="Arial" w:hAnsi="Arial" w:eastAsia="Arial"/>
+                <w:sz w:val="18"/>
+              </w:rPr>
+            </w:r>
+            <w:r>
+              <w:rPr>
+                <w:rFonts w:ascii="Arial" w:hAnsi="Arial" w:eastAsia="Arial"/>
                 <w:sz w:val="18"/>
               </w:rPr>
               <w:t>upload success</w:t>
@@ -8604,11 +12643,15 @@
               <w:keepLines/>
               <w:spacing w:after="0"/>
             </w:pPr>
-            <w:r/>
-            <w:r>
-              <w:rPr>
-                <w:rFonts w:ascii="Arial" w:hAnsi="Arial" w:eastAsia="Arial"/>
-                <w:b w:val="0"/>
+            <w:r>
+              <w:rPr>
+                <w:rFonts w:ascii="Arial" w:hAnsi="Arial" w:eastAsia="Arial"/>
+                <w:sz w:val="18"/>
+              </w:rPr>
+            </w:r>
+            <w:r>
+              <w:rPr>
+                <w:rFonts w:ascii="Arial" w:hAnsi="Arial" w:eastAsia="Arial"/>
                 <w:sz w:val="18"/>
               </w:rPr>
               <w:t>2</w:t>
@@ -8625,11 +12668,15 @@
               <w:keepLines/>
               <w:spacing w:after="0"/>
             </w:pPr>
-            <w:r/>
-            <w:r>
-              <w:rPr>
-                <w:rFonts w:ascii="Arial" w:hAnsi="Arial" w:eastAsia="Arial"/>
-                <w:b w:val="0"/>
+            <w:r>
+              <w:rPr>
+                <w:rFonts w:ascii="Arial" w:hAnsi="Arial" w:eastAsia="Arial"/>
+                <w:sz w:val="18"/>
+              </w:rPr>
+            </w:r>
+            <w:r>
+              <w:rPr>
+                <w:rFonts w:ascii="Arial" w:hAnsi="Arial" w:eastAsia="Arial"/>
                 <w:sz w:val="18"/>
               </w:rPr>
               <w:t>upload too large</w:t>
@@ -8651,11 +12698,15 @@
               <w:keepLines/>
               <w:spacing w:after="0"/>
             </w:pPr>
-            <w:r/>
-            <w:r>
-              <w:rPr>
-                <w:rFonts w:ascii="Arial" w:hAnsi="Arial" w:eastAsia="Arial"/>
-                <w:b w:val="0"/>
+            <w:r>
+              <w:rPr>
+                <w:rFonts w:ascii="Arial" w:hAnsi="Arial" w:eastAsia="Arial"/>
+                <w:sz w:val="18"/>
+              </w:rPr>
+            </w:r>
+            <w:r>
+              <w:rPr>
+                <w:rFonts w:ascii="Arial" w:hAnsi="Arial" w:eastAsia="Arial"/>
                 <w:sz w:val="18"/>
               </w:rPr>
               <w:t>3</w:t>
@@ -8672,11 +12723,15 @@
               <w:keepLines/>
               <w:spacing w:after="0"/>
             </w:pPr>
-            <w:r/>
-            <w:r>
-              <w:rPr>
-                <w:rFonts w:ascii="Arial" w:hAnsi="Arial" w:eastAsia="Arial"/>
-                <w:b w:val="0"/>
+            <w:r>
+              <w:rPr>
+                <w:rFonts w:ascii="Arial" w:hAnsi="Arial" w:eastAsia="Arial"/>
+                <w:sz w:val="18"/>
+              </w:rPr>
+            </w:r>
+            <w:r>
+              <w:rPr>
+                <w:rFonts w:ascii="Arial" w:hAnsi="Arial" w:eastAsia="Arial"/>
                 <w:sz w:val="18"/>
               </w:rPr>
               <w:t>download missing file</w:t>
@@ -8698,11 +12753,15 @@
               <w:keepLines/>
               <w:spacing w:after="0"/>
             </w:pPr>
-            <w:r/>
-            <w:r>
-              <w:rPr>
-                <w:rFonts w:ascii="Arial" w:hAnsi="Arial" w:eastAsia="Arial"/>
-                <w:b w:val="0"/>
+            <w:r>
+              <w:rPr>
+                <w:rFonts w:ascii="Arial" w:hAnsi="Arial" w:eastAsia="Arial"/>
+                <w:sz w:val="18"/>
+              </w:rPr>
+            </w:r>
+            <w:r>
+              <w:rPr>
+                <w:rFonts w:ascii="Arial" w:hAnsi="Arial" w:eastAsia="Arial"/>
                 <w:sz w:val="18"/>
               </w:rPr>
               <w:t>4</w:t>
@@ -8719,11 +12778,15 @@
               <w:keepLines/>
               <w:spacing w:after="0"/>
             </w:pPr>
-            <w:r/>
-            <w:r>
-              <w:rPr>
-                <w:rFonts w:ascii="Arial" w:hAnsi="Arial" w:eastAsia="Arial"/>
-                <w:b w:val="0"/>
+            <w:r>
+              <w:rPr>
+                <w:rFonts w:ascii="Arial" w:hAnsi="Arial" w:eastAsia="Arial"/>
+                <w:sz w:val="18"/>
+              </w:rPr>
+            </w:r>
+            <w:r>
+              <w:rPr>
+                <w:rFonts w:ascii="Arial" w:hAnsi="Arial" w:eastAsia="Arial"/>
                 <w:sz w:val="18"/>
               </w:rPr>
               <w:t>sales not found</w:t>
@@ -8745,11 +12808,15 @@
               <w:keepLines/>
               <w:spacing w:after="0"/>
             </w:pPr>
-            <w:r/>
-            <w:r>
-              <w:rPr>
-                <w:rFonts w:ascii="Arial" w:hAnsi="Arial" w:eastAsia="Arial"/>
-                <w:b w:val="0"/>
+            <w:r>
+              <w:rPr>
+                <w:rFonts w:ascii="Arial" w:hAnsi="Arial" w:eastAsia="Arial"/>
+                <w:sz w:val="18"/>
+              </w:rPr>
+            </w:r>
+            <w:r>
+              <w:rPr>
+                <w:rFonts w:ascii="Arial" w:hAnsi="Arial" w:eastAsia="Arial"/>
                 <w:sz w:val="18"/>
               </w:rPr>
               <w:t>5</w:t>
@@ -8766,11 +12833,15 @@
               <w:keepLines/>
               <w:spacing w:after="0"/>
             </w:pPr>
-            <w:r/>
-            <w:r>
-              <w:rPr>
-                <w:rFonts w:ascii="Arial" w:hAnsi="Arial" w:eastAsia="Arial"/>
-                <w:b w:val="0"/>
+            <w:r>
+              <w:rPr>
+                <w:rFonts w:ascii="Arial" w:hAnsi="Arial" w:eastAsia="Arial"/>
+                <w:sz w:val="18"/>
+              </w:rPr>
+            </w:r>
+            <w:r>
+              <w:rPr>
+                <w:rFonts w:ascii="Arial" w:hAnsi="Arial" w:eastAsia="Arial"/>
                 <w:sz w:val="18"/>
               </w:rPr>
               <w:t>timeline empty</w:t>
@@ -9328,12 +13399,13 @@
       <w:outlineLvl w:val="3"/>
     </w:pPr>
     <w:rPr>
-      <w:rFonts w:asciiTheme="majorHAnsi" w:eastAsiaTheme="majorEastAsia" w:hAnsiTheme="majorHAnsi" w:cstheme="majorBidi"/>
+      <w:rFonts w:asciiTheme="majorHAnsi" w:eastAsiaTheme="majorEastAsia" w:hAnsiTheme="majorHAnsi" w:cstheme="majorBidi" w:ascii="Arial" w:hAnsi="Arial" w:eastAsia="Arial"/>
       <w:b/>
       <w:bCs/>
       <w:i/>
       <w:iCs/>
-      <w:color w:val="4F81BD" w:themeColor="accent1"/>
+      <w:color w:val="2E74B5"/>
+      <w:sz w:val="20"/>
     </w:rPr>
   </w:style>
   <w:style w:type="paragraph" w:styleId="Heading5">

--- a/LLDD/word/BE/LLDD-BE-API-Attachment-Sales-Timeline.docx
+++ b/LLDD/word/BE/LLDD-BE-API-Attachment-Sales-Timeline.docx
@@ -437,7 +437,7 @@
                 <w:rFonts w:ascii="Arial" w:hAnsi="Arial" w:eastAsia="Arial"/>
                 <w:sz w:val="18"/>
               </w:rPr>
-              <w:t>24 ชั่วโมง</w:t>
+              <w:t>26 ชั่วโมง</w:t>
             </w:r>
           </w:p>
         </w:tc>
@@ -896,7 +896,22 @@
                 <w:rFonts w:ascii="Arial" w:hAnsi="Arial" w:eastAsia="Arial"/>
                 <w:sz w:val="18"/>
               </w:rPr>
-              <w:t>ใช้ปี พ.ศ. และ running 5 หลัก</w:t>
+              <w:t xml:space="preserve">ใช้ปี </w:t>
+            </w:r>
+            <w:r>
+              <w:rPr>
+                <w:rFonts w:ascii="Arial" w:hAnsi="Arial" w:eastAsia="Arial"/>
+                <w:b/>
+                <w:sz w:val="18"/>
+              </w:rPr>
+              <w:t>ค.ศ.</w:t>
+            </w:r>
+            <w:r>
+              <w:rPr>
+                <w:rFonts w:ascii="Arial" w:hAnsi="Arial" w:eastAsia="Arial"/>
+                <w:sz w:val="18"/>
+              </w:rPr>
+              <w:t xml:space="preserve"> และ running 5 หลัก (มติ 2026-08-06)</w:t>
             </w:r>
           </w:p>
         </w:tc>
@@ -1344,7 +1359,7 @@
                 <w:rFonts w:ascii="Arial" w:hAnsi="Arial" w:eastAsia="Arial"/>
                 <w:sz w:val="18"/>
               </w:rPr>
-              <w:t>FE แสดง พ.ศ. หาก source เป็น ISO ค.ศ.</w:t>
+              <w:t>payload เป็น ISO ค.ศ. · FE แสดง ค.ศ. เป็นค่าเริ่มต้น (DatePicker buddhistEra=false) แสดง พ.ศ. เฉพาะจุดที่เปิด flag</w:t>
             </w:r>
           </w:p>
         </w:tc>
@@ -4698,7 +4713,7 @@
                 <w:rFonts w:ascii="Arial" w:hAnsi="Arial" w:eastAsia="Arial"/>
                 <w:sz w:val="18"/>
               </w:rPr>
-              <w:t>POST /api/v1/documents/{docNo}/attachments; GET /api/v1/documents/{docNo}/sales; GET /api/v1/documents/{docNo}/timeline</w:t>
+              <w:t>POST /api/v1/documents/{docNo}/attachments; GET /api/v1/documents/{docNo}/attachments/{attachId}/download; GET /api/v1/documents/{docNo}/attachments/download-all</w:t>
             </w:r>
           </w:p>
         </w:tc>
@@ -5062,7 +5077,7 @@
                 <w:rFonts w:ascii="Arial" w:hAnsi="Arial" w:eastAsia="Arial"/>
                 <w:sz w:val="18"/>
               </w:rPr>
-              <w:t>GET /api/v1/documents/{docNo}/sales</w:t>
+              <w:t>GET /api/v1/documents/{docNo}/attachments/{attachId}/download</w:t>
             </w:r>
           </w:p>
         </w:tc>
@@ -5087,7 +5102,7 @@
                 <w:rFonts w:ascii="Arial" w:hAnsi="Arial" w:eastAsia="Arial"/>
                 <w:sz w:val="18"/>
               </w:rPr>
-              <w:t>Sales detail API</w:t>
+              <w:t>ดาวน์โหลดไฟล์แนบรายไฟล์ผ่าน BE — ตรวจสิทธิ์เอกสาร + attachment ต้องเป็นของ docNo + scan_status=CLEAN ก่อน stream</w:t>
             </w:r>
           </w:p>
         </w:tc>
@@ -5167,6 +5182,216 @@
                 <w:rFonts w:ascii="Arial" w:hAnsi="Arial" w:eastAsia="Arial"/>
                 <w:sz w:val="18"/>
               </w:rPr>
+              <w:t>GET /api/v1/documents/{docNo}/attachments/download-all</w:t>
+            </w:r>
+          </w:p>
+        </w:tc>
+        <w:tc>
+          <w:tcPr>
+            <w:tcW w:type="dxa" w:w="2520"/>
+            <w:vAlign w:val="center"/>
+          </w:tcPr>
+          <w:p>
+            <w:pPr>
+              <w:keepLines/>
+              <w:spacing w:after="0"/>
+            </w:pPr>
+            <w:r>
+              <w:rPr>
+                <w:rFonts w:ascii="Arial" w:hAnsi="Arial" w:eastAsia="Arial"/>
+                <w:sz w:val="18"/>
+              </w:rPr>
+            </w:r>
+            <w:r>
+              <w:rPr>
+                <w:rFonts w:ascii="Arial" w:hAnsi="Arial" w:eastAsia="Arial"/>
+                <w:sz w:val="18"/>
+              </w:rPr>
+              <w:t>ดาวน์โหลดไฟล์แนบทั้งหมดเป็น .zip — ไม่มีไฟล์ที่ผ่าน scan เลยตอบ 404 (ไม่คืน zip เปล่า)</w:t>
+            </w:r>
+          </w:p>
+        </w:tc>
+        <w:tc>
+          <w:tcPr>
+            <w:tcW w:type="dxa" w:w="2520"/>
+            <w:vAlign w:val="center"/>
+          </w:tcPr>
+          <w:p>
+            <w:pPr>
+              <w:keepLines/>
+              <w:spacing w:after="0"/>
+            </w:pPr>
+            <w:r>
+              <w:rPr>
+                <w:rFonts w:ascii="Arial" w:hAnsi="Arial" w:eastAsia="Arial"/>
+                <w:sz w:val="18"/>
+              </w:rPr>
+            </w:r>
+            <w:r>
+              <w:rPr>
+                <w:rFonts w:ascii="Arial" w:hAnsi="Arial" w:eastAsia="Arial"/>
+                <w:sz w:val="18"/>
+              </w:rPr>
+              <w:t>Store file metadata</w:t>
+            </w:r>
+          </w:p>
+        </w:tc>
+        <w:tc>
+          <w:tcPr>
+            <w:tcW w:type="dxa" w:w="2520"/>
+            <w:vAlign w:val="center"/>
+          </w:tcPr>
+          <w:p>
+            <w:pPr>
+              <w:keepLines/>
+              <w:spacing w:after="0"/>
+            </w:pPr>
+            <w:r>
+              <w:rPr>
+                <w:rFonts w:ascii="Arial" w:hAnsi="Arial" w:eastAsia="Arial"/>
+                <w:sz w:val="18"/>
+              </w:rPr>
+            </w:r>
+            <w:r>
+              <w:rPr>
+                <w:rFonts w:ascii="Arial" w:hAnsi="Arial" w:eastAsia="Arial"/>
+                <w:sz w:val="18"/>
+              </w:rPr>
+              <w:t>sales windows are ordered</w:t>
+            </w:r>
+          </w:p>
+        </w:tc>
+      </w:tr>
+      <w:tr>
+        <w:trPr>
+          <w:cantSplit/>
+        </w:trPr>
+        <w:tc>
+          <w:tcPr>
+            <w:tcW w:type="dxa" w:w="2520"/>
+            <w:vAlign w:val="center"/>
+          </w:tcPr>
+          <w:p>
+            <w:pPr>
+              <w:keepLines/>
+              <w:spacing w:after="0"/>
+            </w:pPr>
+            <w:r>
+              <w:rPr>
+                <w:rFonts w:ascii="Arial" w:hAnsi="Arial" w:eastAsia="Arial"/>
+                <w:sz w:val="18"/>
+              </w:rPr>
+            </w:r>
+            <w:r>
+              <w:rPr>
+                <w:rFonts w:ascii="Arial" w:hAnsi="Arial" w:eastAsia="Arial"/>
+                <w:sz w:val="18"/>
+              </w:rPr>
+              <w:t>GET /api/v1/documents/{docNo}/sales</w:t>
+            </w:r>
+          </w:p>
+        </w:tc>
+        <w:tc>
+          <w:tcPr>
+            <w:tcW w:type="dxa" w:w="2520"/>
+            <w:vAlign w:val="center"/>
+          </w:tcPr>
+          <w:p>
+            <w:pPr>
+              <w:keepLines/>
+              <w:spacing w:after="0"/>
+            </w:pPr>
+            <w:r>
+              <w:rPr>
+                <w:rFonts w:ascii="Arial" w:hAnsi="Arial" w:eastAsia="Arial"/>
+                <w:sz w:val="18"/>
+              </w:rPr>
+            </w:r>
+            <w:r>
+              <w:rPr>
+                <w:rFonts w:ascii="Arial" w:hAnsi="Arial" w:eastAsia="Arial"/>
+                <w:sz w:val="18"/>
+              </w:rPr>
+              <w:t>Sales detail API</w:t>
+            </w:r>
+          </w:p>
+        </w:tc>
+        <w:tc>
+          <w:tcPr>
+            <w:tcW w:type="dxa" w:w="2520"/>
+            <w:vAlign w:val="center"/>
+          </w:tcPr>
+          <w:p>
+            <w:pPr>
+              <w:keepLines/>
+              <w:spacing w:after="0"/>
+            </w:pPr>
+            <w:r>
+              <w:rPr>
+                <w:rFonts w:ascii="Arial" w:hAnsi="Arial" w:eastAsia="Arial"/>
+                <w:sz w:val="18"/>
+              </w:rPr>
+            </w:r>
+            <w:r>
+              <w:rPr>
+                <w:rFonts w:ascii="Arial" w:hAnsi="Arial" w:eastAsia="Arial"/>
+                <w:sz w:val="18"/>
+              </w:rPr>
+              <w:t>Load sales summary and transactions</w:t>
+            </w:r>
+          </w:p>
+        </w:tc>
+        <w:tc>
+          <w:tcPr>
+            <w:tcW w:type="dxa" w:w="2520"/>
+            <w:vAlign w:val="center"/>
+          </w:tcPr>
+          <w:p>
+            <w:pPr>
+              <w:keepLines/>
+              <w:spacing w:after="0"/>
+            </w:pPr>
+            <w:r>
+              <w:rPr>
+                <w:rFonts w:ascii="Arial" w:hAnsi="Arial" w:eastAsia="Arial"/>
+                <w:sz w:val="18"/>
+              </w:rPr>
+            </w:r>
+            <w:r>
+              <w:rPr>
+                <w:rFonts w:ascii="Arial" w:hAnsi="Arial" w:eastAsia="Arial"/>
+                <w:sz w:val="18"/>
+              </w:rPr>
+              <w:t>timeline newest/oldest order matches FE expectation</w:t>
+            </w:r>
+          </w:p>
+        </w:tc>
+      </w:tr>
+      <w:tr>
+        <w:trPr>
+          <w:cantSplit/>
+        </w:trPr>
+        <w:tc>
+          <w:tcPr>
+            <w:tcW w:type="dxa" w:w="2520"/>
+            <w:vAlign w:val="center"/>
+          </w:tcPr>
+          <w:p>
+            <w:pPr>
+              <w:keepLines/>
+              <w:spacing w:after="0"/>
+            </w:pPr>
+            <w:r>
+              <w:rPr>
+                <w:rFonts w:ascii="Arial" w:hAnsi="Arial" w:eastAsia="Arial"/>
+                <w:sz w:val="18"/>
+              </w:rPr>
+            </w:r>
+            <w:r>
+              <w:rPr>
+                <w:rFonts w:ascii="Arial" w:hAnsi="Arial" w:eastAsia="Arial"/>
+                <w:sz w:val="18"/>
+              </w:rPr>
               <w:t>GET /api/v1/documents/{docNo}/timeline</w:t>
             </w:r>
           </w:p>
@@ -5217,7 +5442,7 @@
                 <w:rFonts w:ascii="Arial" w:hAnsi="Arial" w:eastAsia="Arial"/>
                 <w:sz w:val="18"/>
               </w:rPr>
-              <w:t>Store file metadata</w:t>
+              <w:t>Return timeline ordered by action time</w:t>
             </w:r>
           </w:p>
         </w:tc>
@@ -5242,7 +5467,7 @@
                 <w:rFonts w:ascii="Arial" w:hAnsi="Arial" w:eastAsia="Arial"/>
                 <w:sz w:val="18"/>
               </w:rPr>
-              <w:t>sales windows are ordered</w:t>
+              <w:t>file &gt;5MB returns 413</w:t>
             </w:r>
           </w:p>
         </w:tc>
@@ -7015,7 +7240,7 @@
         <w:pageBreakBefore w:val="0"/>
       </w:pPr>
       <w:r>
-        <w:t>GET /api/v1/documents/{docNo}/sales</w:t>
+        <w:t>GET /api/v1/documents/{docNo}/attachments/{attachId}/download</w:t>
       </w:r>
     </w:p>
     <w:p>
@@ -7023,7 +7248,7 @@
         <w:keepNext w:val="0"/>
       </w:pPr>
       <w:r>
-        <w:t>Sales detail API</w:t>
+        <w:t>ดาวน์โหลดไฟล์แนบรายไฟล์ผ่าน BE — ตรวจสิทธิ์เอกสาร + attachment ต้องเป็นของ docNo + scan_status=CLEAN ก่อน stream</w:t>
       </w:r>
     </w:p>
     <w:tbl>
@@ -7083,11 +7308,7 @@
                 <w:rFonts w:ascii="Courier New" w:hAnsi="Courier New" w:eastAsia="Courier New"/>
                 <w:sz w:val="16"/>
               </w:rPr>
-              <w:t>{</w:t>
-              <w:br/>
-              <w:t xml:space="preserve">  "docNo": "2026/00123"</w:t>
-              <w:br/>
-              <w:t>}</w:t>
+              <w:t>{}</w:t>
             </w:r>
           </w:p>
         </w:tc>
@@ -7236,6 +7457,1422 @@
                 <w:rFonts w:ascii="Arial" w:hAnsi="Arial" w:eastAsia="Arial"/>
                 <w:sz w:val="18"/>
               </w:rPr>
+              <w:t>-</w:t>
+            </w:r>
+          </w:p>
+        </w:tc>
+        <w:tc>
+          <w:tcPr>
+            <w:tcW w:type="dxa" w:w="2520"/>
+            <w:vAlign w:val="center"/>
+          </w:tcPr>
+          <w:p>
+            <w:pPr>
+              <w:keepLines/>
+              <w:spacing w:after="0"/>
+            </w:pPr>
+            <w:r>
+              <w:rPr>
+                <w:rFonts w:ascii="Arial" w:hAnsi="Arial" w:eastAsia="Arial"/>
+                <w:sz w:val="18"/>
+              </w:rPr>
+            </w:r>
+            <w:r>
+              <w:rPr>
+                <w:rFonts w:ascii="Arial" w:hAnsi="Arial" w:eastAsia="Arial"/>
+                <w:sz w:val="18"/>
+              </w:rPr>
+              <w:t>none</w:t>
+            </w:r>
+          </w:p>
+        </w:tc>
+        <w:tc>
+          <w:tcPr>
+            <w:tcW w:type="dxa" w:w="2520"/>
+            <w:vAlign w:val="center"/>
+          </w:tcPr>
+          <w:p>
+            <w:pPr>
+              <w:keepLines/>
+              <w:spacing w:after="0"/>
+            </w:pPr>
+            <w:r>
+              <w:rPr>
+                <w:rFonts w:ascii="Arial" w:hAnsi="Arial" w:eastAsia="Arial"/>
+                <w:sz w:val="18"/>
+              </w:rPr>
+            </w:r>
+            <w:r>
+              <w:rPr>
+                <w:rFonts w:ascii="Arial" w:hAnsi="Arial" w:eastAsia="Arial"/>
+                <w:sz w:val="18"/>
+              </w:rPr>
+              <w:t>No</w:t>
+            </w:r>
+          </w:p>
+        </w:tc>
+        <w:tc>
+          <w:tcPr>
+            <w:tcW w:type="dxa" w:w="2520"/>
+            <w:vAlign w:val="center"/>
+          </w:tcPr>
+          <w:p>
+            <w:pPr>
+              <w:keepLines/>
+              <w:spacing w:after="0"/>
+            </w:pPr>
+            <w:r>
+              <w:rPr>
+                <w:rFonts w:ascii="Arial" w:hAnsi="Arial" w:eastAsia="Arial"/>
+                <w:sz w:val="18"/>
+              </w:rPr>
+            </w:r>
+            <w:r>
+              <w:rPr>
+                <w:rFonts w:ascii="Arial" w:hAnsi="Arial" w:eastAsia="Arial"/>
+                <w:sz w:val="18"/>
+              </w:rPr>
+              <w:t>No fields</w:t>
+            </w:r>
+          </w:p>
+        </w:tc>
+      </w:tr>
+    </w:tbl>
+    <w:p/>
+    <w:tbl>
+      <w:tblPr>
+        <w:tblStyle w:val="TableGrid"/>
+        <w:tblW w:type="auto" w:w="0"/>
+        <w:jc w:val="center"/>
+        <w:tblLook w:firstColumn="1" w:firstRow="1" w:lastColumn="0" w:lastRow="0" w:noHBand="0" w:noVBand="1" w:val="04A0"/>
+      </w:tblPr>
+      <w:tblGrid>
+        <w:gridCol w:w="10080"/>
+      </w:tblGrid>
+      <w:tr>
+        <w:trPr>
+          <w:cantSplit/>
+        </w:trPr>
+        <w:tc>
+          <w:tcPr>
+            <w:tcW w:type="dxa" w:w="10080"/>
+            <w:vAlign w:val="center"/>
+            <w:shd w:fill="DDEBFF"/>
+          </w:tcPr>
+          <w:p>
+            <w:pPr>
+              <w:keepLines/>
+              <w:spacing w:after="0"/>
+            </w:pPr>
+            <w:r/>
+            <w:r>
+              <w:rPr>
+                <w:rFonts w:ascii="Arial" w:hAnsi="Arial" w:eastAsia="Arial"/>
+                <w:b/>
+                <w:sz w:val="18"/>
+              </w:rPr>
+              <w:t>Response</w:t>
+            </w:r>
+          </w:p>
+        </w:tc>
+      </w:tr>
+      <w:tr>
+        <w:trPr>
+          <w:cantSplit/>
+        </w:trPr>
+        <w:tc>
+          <w:tcPr>
+            <w:tcW w:type="dxa" w:w="10080"/>
+            <w:shd w:fill="F7FAFE"/>
+          </w:tcPr>
+          <w:p>
+            <w:pPr>
+              <w:keepLines/>
+              <w:spacing w:after="0"/>
+            </w:pPr>
+            <w:r/>
+            <w:r>
+              <w:rPr>
+                <w:rFonts w:ascii="Courier New" w:hAnsi="Courier New" w:eastAsia="Courier New"/>
+                <w:sz w:val="16"/>
+              </w:rPr>
+              <w:t>{</w:t>
+              <w:br/>
+              <w:t xml:space="preserve">  "contentType": "application/pdf",</w:t>
+              <w:br/>
+              <w:t xml:space="preserve">  "note": "binary stream · ไฟล์จริงอยู่บน S3 ผ่าน service ของระบบ SBP เดิม"</w:t>
+              <w:br/>
+              <w:t>}</w:t>
+            </w:r>
+          </w:p>
+        </w:tc>
+      </w:tr>
+    </w:tbl>
+    <w:p/>
+    <w:p>
+      <w:pPr>
+        <w:pStyle w:val="Heading3"/>
+        <w:keepNext/>
+        <w:keepLines/>
+        <w:pageBreakBefore w:val="0"/>
+      </w:pPr>
+      <w:r>
+        <w:t>Response Field Schema</w:t>
+      </w:r>
+    </w:p>
+    <w:tbl>
+      <w:tblPr>
+        <w:tblStyle w:val="TableGrid"/>
+        <w:tblW w:type="auto" w:w="0"/>
+        <w:jc w:val="center"/>
+        <w:tblLook w:firstColumn="1" w:firstRow="1" w:lastColumn="0" w:lastRow="0" w:noHBand="0" w:noVBand="1" w:val="04A0"/>
+      </w:tblPr>
+      <w:tblGrid>
+        <w:gridCol w:w="2520"/>
+        <w:gridCol w:w="2520"/>
+        <w:gridCol w:w="2520"/>
+        <w:gridCol w:w="2520"/>
+      </w:tblGrid>
+      <w:tr>
+        <w:trPr>
+          <w:cantSplit/>
+        </w:trPr>
+        <w:tc>
+          <w:tcPr>
+            <w:tcW w:type="dxa" w:w="2520"/>
+            <w:vAlign w:val="center"/>
+            <w:shd w:fill="E8EEF5"/>
+          </w:tcPr>
+          <w:p>
+            <w:pPr>
+              <w:keepLines/>
+              <w:spacing w:after="0"/>
+            </w:pPr>
+            <w:r/>
+            <w:r>
+              <w:rPr>
+                <w:rFonts w:ascii="Arial" w:hAnsi="Arial" w:eastAsia="Arial"/>
+                <w:b/>
+                <w:sz w:val="18"/>
+              </w:rPr>
+              <w:t>Field</w:t>
+            </w:r>
+          </w:p>
+        </w:tc>
+        <w:tc>
+          <w:tcPr>
+            <w:tcW w:type="dxa" w:w="2520"/>
+            <w:vAlign w:val="center"/>
+            <w:shd w:fill="E8EEF5"/>
+          </w:tcPr>
+          <w:p>
+            <w:pPr>
+              <w:keepLines/>
+              <w:spacing w:after="0"/>
+            </w:pPr>
+            <w:r/>
+            <w:r>
+              <w:rPr>
+                <w:rFonts w:ascii="Arial" w:hAnsi="Arial" w:eastAsia="Arial"/>
+                <w:b/>
+                <w:sz w:val="18"/>
+              </w:rPr>
+              <w:t>Type</w:t>
+            </w:r>
+          </w:p>
+        </w:tc>
+        <w:tc>
+          <w:tcPr>
+            <w:tcW w:type="dxa" w:w="2520"/>
+            <w:vAlign w:val="center"/>
+            <w:shd w:fill="E8EEF5"/>
+          </w:tcPr>
+          <w:p>
+            <w:pPr>
+              <w:keepLines/>
+              <w:spacing w:after="0"/>
+            </w:pPr>
+            <w:r/>
+            <w:r>
+              <w:rPr>
+                <w:rFonts w:ascii="Arial" w:hAnsi="Arial" w:eastAsia="Arial"/>
+                <w:b/>
+                <w:sz w:val="18"/>
+              </w:rPr>
+              <w:t>Required</w:t>
+            </w:r>
+          </w:p>
+        </w:tc>
+        <w:tc>
+          <w:tcPr>
+            <w:tcW w:type="dxa" w:w="2520"/>
+            <w:vAlign w:val="center"/>
+            <w:shd w:fill="E8EEF5"/>
+          </w:tcPr>
+          <w:p>
+            <w:pPr>
+              <w:keepLines/>
+              <w:spacing w:after="0"/>
+            </w:pPr>
+            <w:r/>
+            <w:r>
+              <w:rPr>
+                <w:rFonts w:ascii="Arial" w:hAnsi="Arial" w:eastAsia="Arial"/>
+                <w:b/>
+                <w:sz w:val="18"/>
+              </w:rPr>
+              <w:t>Constraint / Meaning</w:t>
+            </w:r>
+          </w:p>
+        </w:tc>
+      </w:tr>
+      <w:tr>
+        <w:trPr>
+          <w:cantSplit/>
+        </w:trPr>
+        <w:tc>
+          <w:tcPr>
+            <w:tcW w:type="dxa" w:w="2520"/>
+            <w:vAlign w:val="center"/>
+          </w:tcPr>
+          <w:p>
+            <w:pPr>
+              <w:keepLines/>
+              <w:spacing w:after="0"/>
+            </w:pPr>
+            <w:r>
+              <w:rPr>
+                <w:rFonts w:ascii="Arial" w:hAnsi="Arial" w:eastAsia="Arial"/>
+                <w:sz w:val="18"/>
+              </w:rPr>
+            </w:r>
+            <w:r>
+              <w:rPr>
+                <w:rFonts w:ascii="Arial" w:hAnsi="Arial" w:eastAsia="Arial"/>
+                <w:sz w:val="18"/>
+              </w:rPr>
+              <w:t>contentType</w:t>
+            </w:r>
+          </w:p>
+        </w:tc>
+        <w:tc>
+          <w:tcPr>
+            <w:tcW w:type="dxa" w:w="2520"/>
+            <w:vAlign w:val="center"/>
+          </w:tcPr>
+          <w:p>
+            <w:pPr>
+              <w:keepLines/>
+              <w:spacing w:after="0"/>
+            </w:pPr>
+            <w:r>
+              <w:rPr>
+                <w:rFonts w:ascii="Arial" w:hAnsi="Arial" w:eastAsia="Arial"/>
+                <w:sz w:val="18"/>
+              </w:rPr>
+            </w:r>
+            <w:r>
+              <w:rPr>
+                <w:rFonts w:ascii="Arial" w:hAnsi="Arial" w:eastAsia="Arial"/>
+                <w:sz w:val="18"/>
+              </w:rPr>
+              <w:t>string</w:t>
+            </w:r>
+          </w:p>
+        </w:tc>
+        <w:tc>
+          <w:tcPr>
+            <w:tcW w:type="dxa" w:w="2520"/>
+            <w:vAlign w:val="center"/>
+          </w:tcPr>
+          <w:p>
+            <w:pPr>
+              <w:keepLines/>
+              <w:spacing w:after="0"/>
+            </w:pPr>
+            <w:r>
+              <w:rPr>
+                <w:rFonts w:ascii="Arial" w:hAnsi="Arial" w:eastAsia="Arial"/>
+                <w:sz w:val="18"/>
+              </w:rPr>
+            </w:r>
+            <w:r>
+              <w:rPr>
+                <w:rFonts w:ascii="Arial" w:hAnsi="Arial" w:eastAsia="Arial"/>
+                <w:sz w:val="18"/>
+              </w:rPr>
+              <w:t>Yes</w:t>
+            </w:r>
+          </w:p>
+        </w:tc>
+        <w:tc>
+          <w:tcPr>
+            <w:tcW w:type="dxa" w:w="2520"/>
+            <w:vAlign w:val="center"/>
+          </w:tcPr>
+          <w:p>
+            <w:pPr>
+              <w:keepLines/>
+              <w:spacing w:after="0"/>
+            </w:pPr>
+            <w:r>
+              <w:rPr>
+                <w:rFonts w:ascii="Arial" w:hAnsi="Arial" w:eastAsia="Arial"/>
+                <w:sz w:val="18"/>
+              </w:rPr>
+            </w:r>
+            <w:r>
+              <w:rPr>
+                <w:rFonts w:ascii="Arial" w:hAnsi="Arial" w:eastAsia="Arial"/>
+                <w:sz w:val="18"/>
+              </w:rPr>
+              <w:t>UTF-8; use value domain described by endpoint purpose</w:t>
+            </w:r>
+          </w:p>
+        </w:tc>
+      </w:tr>
+      <w:tr>
+        <w:trPr>
+          <w:cantSplit/>
+        </w:trPr>
+        <w:tc>
+          <w:tcPr>
+            <w:tcW w:type="dxa" w:w="2520"/>
+            <w:vAlign w:val="center"/>
+          </w:tcPr>
+          <w:p>
+            <w:pPr>
+              <w:keepLines/>
+              <w:spacing w:after="0"/>
+            </w:pPr>
+            <w:r>
+              <w:rPr>
+                <w:rFonts w:ascii="Arial" w:hAnsi="Arial" w:eastAsia="Arial"/>
+                <w:sz w:val="18"/>
+              </w:rPr>
+            </w:r>
+            <w:r>
+              <w:rPr>
+                <w:rFonts w:ascii="Arial" w:hAnsi="Arial" w:eastAsia="Arial"/>
+                <w:sz w:val="18"/>
+              </w:rPr>
+              <w:t>note</w:t>
+            </w:r>
+          </w:p>
+        </w:tc>
+        <w:tc>
+          <w:tcPr>
+            <w:tcW w:type="dxa" w:w="2520"/>
+            <w:vAlign w:val="center"/>
+          </w:tcPr>
+          <w:p>
+            <w:pPr>
+              <w:keepLines/>
+              <w:spacing w:after="0"/>
+            </w:pPr>
+            <w:r>
+              <w:rPr>
+                <w:rFonts w:ascii="Arial" w:hAnsi="Arial" w:eastAsia="Arial"/>
+                <w:sz w:val="18"/>
+              </w:rPr>
+            </w:r>
+            <w:r>
+              <w:rPr>
+                <w:rFonts w:ascii="Arial" w:hAnsi="Arial" w:eastAsia="Arial"/>
+                <w:sz w:val="18"/>
+              </w:rPr>
+              <w:t>string</w:t>
+            </w:r>
+          </w:p>
+        </w:tc>
+        <w:tc>
+          <w:tcPr>
+            <w:tcW w:type="dxa" w:w="2520"/>
+            <w:vAlign w:val="center"/>
+          </w:tcPr>
+          <w:p>
+            <w:pPr>
+              <w:keepLines/>
+              <w:spacing w:after="0"/>
+            </w:pPr>
+            <w:r>
+              <w:rPr>
+                <w:rFonts w:ascii="Arial" w:hAnsi="Arial" w:eastAsia="Arial"/>
+                <w:sz w:val="18"/>
+              </w:rPr>
+            </w:r>
+            <w:r>
+              <w:rPr>
+                <w:rFonts w:ascii="Arial" w:hAnsi="Arial" w:eastAsia="Arial"/>
+                <w:sz w:val="18"/>
+              </w:rPr>
+              <w:t>Yes</w:t>
+            </w:r>
+          </w:p>
+        </w:tc>
+        <w:tc>
+          <w:tcPr>
+            <w:tcW w:type="dxa" w:w="2520"/>
+            <w:vAlign w:val="center"/>
+          </w:tcPr>
+          <w:p>
+            <w:pPr>
+              <w:keepLines/>
+              <w:spacing w:after="0"/>
+            </w:pPr>
+            <w:r>
+              <w:rPr>
+                <w:rFonts w:ascii="Arial" w:hAnsi="Arial" w:eastAsia="Arial"/>
+                <w:sz w:val="18"/>
+              </w:rPr>
+            </w:r>
+            <w:r>
+              <w:rPr>
+                <w:rFonts w:ascii="Arial" w:hAnsi="Arial" w:eastAsia="Arial"/>
+                <w:sz w:val="18"/>
+              </w:rPr>
+              <w:t>UTF-8; use value domain described by endpoint purpose</w:t>
+            </w:r>
+          </w:p>
+        </w:tc>
+      </w:tr>
+    </w:tbl>
+    <w:p/>
+    <w:p>
+      <w:pPr>
+        <w:pStyle w:val="Heading2"/>
+        <w:keepNext/>
+        <w:keepLines/>
+        <w:pageBreakBefore w:val="0"/>
+      </w:pPr>
+      <w:r>
+        <w:t>GET /api/v1/documents/{docNo}/attachments/download-all</w:t>
+      </w:r>
+    </w:p>
+    <w:p>
+      <w:pPr>
+        <w:keepNext w:val="0"/>
+      </w:pPr>
+      <w:r>
+        <w:t>ดาวน์โหลดไฟล์แนบทั้งหมดเป็น .zip — ไม่มีไฟล์ที่ผ่าน scan เลยตอบ 404 (ไม่คืน zip เปล่า)</w:t>
+      </w:r>
+    </w:p>
+    <w:tbl>
+      <w:tblPr>
+        <w:tblStyle w:val="TableGrid"/>
+        <w:tblW w:type="auto" w:w="0"/>
+        <w:jc w:val="center"/>
+        <w:tblLook w:firstColumn="1" w:firstRow="1" w:lastColumn="0" w:lastRow="0" w:noHBand="0" w:noVBand="1" w:val="04A0"/>
+      </w:tblPr>
+      <w:tblGrid>
+        <w:gridCol w:w="10080"/>
+      </w:tblGrid>
+      <w:tr>
+        <w:trPr>
+          <w:cantSplit/>
+        </w:trPr>
+        <w:tc>
+          <w:tcPr>
+            <w:tcW w:type="dxa" w:w="10080"/>
+            <w:vAlign w:val="center"/>
+            <w:shd w:fill="DDEBFF"/>
+          </w:tcPr>
+          <w:p>
+            <w:pPr>
+              <w:keepLines/>
+              <w:spacing w:after="0"/>
+            </w:pPr>
+            <w:r/>
+            <w:r>
+              <w:rPr>
+                <w:rFonts w:ascii="Arial" w:hAnsi="Arial" w:eastAsia="Arial"/>
+                <w:b/>
+                <w:sz w:val="18"/>
+              </w:rPr>
+              <w:t>Query Params</w:t>
+            </w:r>
+          </w:p>
+        </w:tc>
+      </w:tr>
+      <w:tr>
+        <w:trPr>
+          <w:cantSplit/>
+        </w:trPr>
+        <w:tc>
+          <w:tcPr>
+            <w:tcW w:type="dxa" w:w="10080"/>
+            <w:shd w:fill="F7FAFE"/>
+          </w:tcPr>
+          <w:p>
+            <w:pPr>
+              <w:keepLines/>
+              <w:spacing w:after="0"/>
+            </w:pPr>
+            <w:r/>
+            <w:r>
+              <w:rPr>
+                <w:rFonts w:ascii="Courier New" w:hAnsi="Courier New" w:eastAsia="Courier New"/>
+                <w:sz w:val="16"/>
+              </w:rPr>
+              <w:t>{}</w:t>
+            </w:r>
+          </w:p>
+        </w:tc>
+      </w:tr>
+    </w:tbl>
+    <w:p/>
+    <w:p>
+      <w:pPr>
+        <w:pStyle w:val="Heading3"/>
+        <w:keepNext/>
+        <w:keepLines/>
+        <w:pageBreakBefore w:val="0"/>
+      </w:pPr>
+      <w:r>
+        <w:t>Request Field Schema</w:t>
+      </w:r>
+    </w:p>
+    <w:tbl>
+      <w:tblPr>
+        <w:tblStyle w:val="TableGrid"/>
+        <w:tblW w:type="auto" w:w="0"/>
+        <w:jc w:val="center"/>
+        <w:tblLook w:firstColumn="1" w:firstRow="1" w:lastColumn="0" w:lastRow="0" w:noHBand="0" w:noVBand="1" w:val="04A0"/>
+      </w:tblPr>
+      <w:tblGrid>
+        <w:gridCol w:w="2520"/>
+        <w:gridCol w:w="2520"/>
+        <w:gridCol w:w="2520"/>
+        <w:gridCol w:w="2520"/>
+      </w:tblGrid>
+      <w:tr>
+        <w:trPr>
+          <w:cantSplit/>
+        </w:trPr>
+        <w:tc>
+          <w:tcPr>
+            <w:tcW w:type="dxa" w:w="2520"/>
+            <w:vAlign w:val="center"/>
+            <w:shd w:fill="E8EEF5"/>
+          </w:tcPr>
+          <w:p>
+            <w:pPr>
+              <w:keepLines/>
+              <w:spacing w:after="0"/>
+            </w:pPr>
+            <w:r/>
+            <w:r>
+              <w:rPr>
+                <w:rFonts w:ascii="Arial" w:hAnsi="Arial" w:eastAsia="Arial"/>
+                <w:b/>
+                <w:sz w:val="18"/>
+              </w:rPr>
+              <w:t>Field</w:t>
+            </w:r>
+          </w:p>
+        </w:tc>
+        <w:tc>
+          <w:tcPr>
+            <w:tcW w:type="dxa" w:w="2520"/>
+            <w:vAlign w:val="center"/>
+            <w:shd w:fill="E8EEF5"/>
+          </w:tcPr>
+          <w:p>
+            <w:pPr>
+              <w:keepLines/>
+              <w:spacing w:after="0"/>
+            </w:pPr>
+            <w:r/>
+            <w:r>
+              <w:rPr>
+                <w:rFonts w:ascii="Arial" w:hAnsi="Arial" w:eastAsia="Arial"/>
+                <w:b/>
+                <w:sz w:val="18"/>
+              </w:rPr>
+              <w:t>Type</w:t>
+            </w:r>
+          </w:p>
+        </w:tc>
+        <w:tc>
+          <w:tcPr>
+            <w:tcW w:type="dxa" w:w="2520"/>
+            <w:vAlign w:val="center"/>
+            <w:shd w:fill="E8EEF5"/>
+          </w:tcPr>
+          <w:p>
+            <w:pPr>
+              <w:keepLines/>
+              <w:spacing w:after="0"/>
+            </w:pPr>
+            <w:r/>
+            <w:r>
+              <w:rPr>
+                <w:rFonts w:ascii="Arial" w:hAnsi="Arial" w:eastAsia="Arial"/>
+                <w:b/>
+                <w:sz w:val="18"/>
+              </w:rPr>
+              <w:t>Required</w:t>
+            </w:r>
+          </w:p>
+        </w:tc>
+        <w:tc>
+          <w:tcPr>
+            <w:tcW w:type="dxa" w:w="2520"/>
+            <w:vAlign w:val="center"/>
+            <w:shd w:fill="E8EEF5"/>
+          </w:tcPr>
+          <w:p>
+            <w:pPr>
+              <w:keepLines/>
+              <w:spacing w:after="0"/>
+            </w:pPr>
+            <w:r/>
+            <w:r>
+              <w:rPr>
+                <w:rFonts w:ascii="Arial" w:hAnsi="Arial" w:eastAsia="Arial"/>
+                <w:b/>
+                <w:sz w:val="18"/>
+              </w:rPr>
+              <w:t>Constraint / Meaning</w:t>
+            </w:r>
+          </w:p>
+        </w:tc>
+      </w:tr>
+      <w:tr>
+        <w:trPr>
+          <w:cantSplit/>
+        </w:trPr>
+        <w:tc>
+          <w:tcPr>
+            <w:tcW w:type="dxa" w:w="2520"/>
+            <w:vAlign w:val="center"/>
+          </w:tcPr>
+          <w:p>
+            <w:pPr>
+              <w:keepLines/>
+              <w:spacing w:after="0"/>
+            </w:pPr>
+            <w:r>
+              <w:rPr>
+                <w:rFonts w:ascii="Arial" w:hAnsi="Arial" w:eastAsia="Arial"/>
+                <w:sz w:val="18"/>
+              </w:rPr>
+            </w:r>
+            <w:r>
+              <w:rPr>
+                <w:rFonts w:ascii="Arial" w:hAnsi="Arial" w:eastAsia="Arial"/>
+                <w:sz w:val="18"/>
+              </w:rPr>
+              <w:t>-</w:t>
+            </w:r>
+          </w:p>
+        </w:tc>
+        <w:tc>
+          <w:tcPr>
+            <w:tcW w:type="dxa" w:w="2520"/>
+            <w:vAlign w:val="center"/>
+          </w:tcPr>
+          <w:p>
+            <w:pPr>
+              <w:keepLines/>
+              <w:spacing w:after="0"/>
+            </w:pPr>
+            <w:r>
+              <w:rPr>
+                <w:rFonts w:ascii="Arial" w:hAnsi="Arial" w:eastAsia="Arial"/>
+                <w:sz w:val="18"/>
+              </w:rPr>
+            </w:r>
+            <w:r>
+              <w:rPr>
+                <w:rFonts w:ascii="Arial" w:hAnsi="Arial" w:eastAsia="Arial"/>
+                <w:sz w:val="18"/>
+              </w:rPr>
+              <w:t>none</w:t>
+            </w:r>
+          </w:p>
+        </w:tc>
+        <w:tc>
+          <w:tcPr>
+            <w:tcW w:type="dxa" w:w="2520"/>
+            <w:vAlign w:val="center"/>
+          </w:tcPr>
+          <w:p>
+            <w:pPr>
+              <w:keepLines/>
+              <w:spacing w:after="0"/>
+            </w:pPr>
+            <w:r>
+              <w:rPr>
+                <w:rFonts w:ascii="Arial" w:hAnsi="Arial" w:eastAsia="Arial"/>
+                <w:sz w:val="18"/>
+              </w:rPr>
+            </w:r>
+            <w:r>
+              <w:rPr>
+                <w:rFonts w:ascii="Arial" w:hAnsi="Arial" w:eastAsia="Arial"/>
+                <w:sz w:val="18"/>
+              </w:rPr>
+              <w:t>No</w:t>
+            </w:r>
+          </w:p>
+        </w:tc>
+        <w:tc>
+          <w:tcPr>
+            <w:tcW w:type="dxa" w:w="2520"/>
+            <w:vAlign w:val="center"/>
+          </w:tcPr>
+          <w:p>
+            <w:pPr>
+              <w:keepLines/>
+              <w:spacing w:after="0"/>
+            </w:pPr>
+            <w:r>
+              <w:rPr>
+                <w:rFonts w:ascii="Arial" w:hAnsi="Arial" w:eastAsia="Arial"/>
+                <w:sz w:val="18"/>
+              </w:rPr>
+            </w:r>
+            <w:r>
+              <w:rPr>
+                <w:rFonts w:ascii="Arial" w:hAnsi="Arial" w:eastAsia="Arial"/>
+                <w:sz w:val="18"/>
+              </w:rPr>
+              <w:t>No fields</w:t>
+            </w:r>
+          </w:p>
+        </w:tc>
+      </w:tr>
+    </w:tbl>
+    <w:p/>
+    <w:tbl>
+      <w:tblPr>
+        <w:tblStyle w:val="TableGrid"/>
+        <w:tblW w:type="auto" w:w="0"/>
+        <w:jc w:val="center"/>
+        <w:tblLook w:firstColumn="1" w:firstRow="1" w:lastColumn="0" w:lastRow="0" w:noHBand="0" w:noVBand="1" w:val="04A0"/>
+      </w:tblPr>
+      <w:tblGrid>
+        <w:gridCol w:w="10080"/>
+      </w:tblGrid>
+      <w:tr>
+        <w:trPr>
+          <w:cantSplit/>
+        </w:trPr>
+        <w:tc>
+          <w:tcPr>
+            <w:tcW w:type="dxa" w:w="10080"/>
+            <w:vAlign w:val="center"/>
+            <w:shd w:fill="DDEBFF"/>
+          </w:tcPr>
+          <w:p>
+            <w:pPr>
+              <w:keepLines/>
+              <w:spacing w:after="0"/>
+            </w:pPr>
+            <w:r/>
+            <w:r>
+              <w:rPr>
+                <w:rFonts w:ascii="Arial" w:hAnsi="Arial" w:eastAsia="Arial"/>
+                <w:b/>
+                <w:sz w:val="18"/>
+              </w:rPr>
+              <w:t>Response</w:t>
+            </w:r>
+          </w:p>
+        </w:tc>
+      </w:tr>
+      <w:tr>
+        <w:trPr>
+          <w:cantSplit/>
+        </w:trPr>
+        <w:tc>
+          <w:tcPr>
+            <w:tcW w:type="dxa" w:w="10080"/>
+            <w:shd w:fill="F7FAFE"/>
+          </w:tcPr>
+          <w:p>
+            <w:pPr>
+              <w:keepLines/>
+              <w:spacing w:after="0"/>
+            </w:pPr>
+            <w:r/>
+            <w:r>
+              <w:rPr>
+                <w:rFonts w:ascii="Courier New" w:hAnsi="Courier New" w:eastAsia="Courier New"/>
+                <w:sz w:val="16"/>
+              </w:rPr>
+              <w:t>{</w:t>
+              <w:br/>
+              <w:t xml:space="preserve">  "contentType": "application/zip",</w:t>
+              <w:br/>
+              <w:t xml:space="preserve">  "fileName": "2026-00123-attachments.zip"</w:t>
+              <w:br/>
+              <w:t>}</w:t>
+            </w:r>
+          </w:p>
+        </w:tc>
+      </w:tr>
+    </w:tbl>
+    <w:p/>
+    <w:p>
+      <w:pPr>
+        <w:pStyle w:val="Heading3"/>
+        <w:keepNext/>
+        <w:keepLines/>
+        <w:pageBreakBefore w:val="0"/>
+      </w:pPr>
+      <w:r>
+        <w:t>Response Field Schema</w:t>
+      </w:r>
+    </w:p>
+    <w:tbl>
+      <w:tblPr>
+        <w:tblStyle w:val="TableGrid"/>
+        <w:tblW w:type="auto" w:w="0"/>
+        <w:jc w:val="center"/>
+        <w:tblLook w:firstColumn="1" w:firstRow="1" w:lastColumn="0" w:lastRow="0" w:noHBand="0" w:noVBand="1" w:val="04A0"/>
+      </w:tblPr>
+      <w:tblGrid>
+        <w:gridCol w:w="2520"/>
+        <w:gridCol w:w="2520"/>
+        <w:gridCol w:w="2520"/>
+        <w:gridCol w:w="2520"/>
+      </w:tblGrid>
+      <w:tr>
+        <w:trPr>
+          <w:cantSplit/>
+        </w:trPr>
+        <w:tc>
+          <w:tcPr>
+            <w:tcW w:type="dxa" w:w="2520"/>
+            <w:vAlign w:val="center"/>
+            <w:shd w:fill="E8EEF5"/>
+          </w:tcPr>
+          <w:p>
+            <w:pPr>
+              <w:keepLines/>
+              <w:spacing w:after="0"/>
+            </w:pPr>
+            <w:r/>
+            <w:r>
+              <w:rPr>
+                <w:rFonts w:ascii="Arial" w:hAnsi="Arial" w:eastAsia="Arial"/>
+                <w:b/>
+                <w:sz w:val="18"/>
+              </w:rPr>
+              <w:t>Field</w:t>
+            </w:r>
+          </w:p>
+        </w:tc>
+        <w:tc>
+          <w:tcPr>
+            <w:tcW w:type="dxa" w:w="2520"/>
+            <w:vAlign w:val="center"/>
+            <w:shd w:fill="E8EEF5"/>
+          </w:tcPr>
+          <w:p>
+            <w:pPr>
+              <w:keepLines/>
+              <w:spacing w:after="0"/>
+            </w:pPr>
+            <w:r/>
+            <w:r>
+              <w:rPr>
+                <w:rFonts w:ascii="Arial" w:hAnsi="Arial" w:eastAsia="Arial"/>
+                <w:b/>
+                <w:sz w:val="18"/>
+              </w:rPr>
+              <w:t>Type</w:t>
+            </w:r>
+          </w:p>
+        </w:tc>
+        <w:tc>
+          <w:tcPr>
+            <w:tcW w:type="dxa" w:w="2520"/>
+            <w:vAlign w:val="center"/>
+            <w:shd w:fill="E8EEF5"/>
+          </w:tcPr>
+          <w:p>
+            <w:pPr>
+              <w:keepLines/>
+              <w:spacing w:after="0"/>
+            </w:pPr>
+            <w:r/>
+            <w:r>
+              <w:rPr>
+                <w:rFonts w:ascii="Arial" w:hAnsi="Arial" w:eastAsia="Arial"/>
+                <w:b/>
+                <w:sz w:val="18"/>
+              </w:rPr>
+              <w:t>Required</w:t>
+            </w:r>
+          </w:p>
+        </w:tc>
+        <w:tc>
+          <w:tcPr>
+            <w:tcW w:type="dxa" w:w="2520"/>
+            <w:vAlign w:val="center"/>
+            <w:shd w:fill="E8EEF5"/>
+          </w:tcPr>
+          <w:p>
+            <w:pPr>
+              <w:keepLines/>
+              <w:spacing w:after="0"/>
+            </w:pPr>
+            <w:r/>
+            <w:r>
+              <w:rPr>
+                <w:rFonts w:ascii="Arial" w:hAnsi="Arial" w:eastAsia="Arial"/>
+                <w:b/>
+                <w:sz w:val="18"/>
+              </w:rPr>
+              <w:t>Constraint / Meaning</w:t>
+            </w:r>
+          </w:p>
+        </w:tc>
+      </w:tr>
+      <w:tr>
+        <w:trPr>
+          <w:cantSplit/>
+        </w:trPr>
+        <w:tc>
+          <w:tcPr>
+            <w:tcW w:type="dxa" w:w="2520"/>
+            <w:vAlign w:val="center"/>
+          </w:tcPr>
+          <w:p>
+            <w:pPr>
+              <w:keepLines/>
+              <w:spacing w:after="0"/>
+            </w:pPr>
+            <w:r>
+              <w:rPr>
+                <w:rFonts w:ascii="Arial" w:hAnsi="Arial" w:eastAsia="Arial"/>
+                <w:sz w:val="18"/>
+              </w:rPr>
+            </w:r>
+            <w:r>
+              <w:rPr>
+                <w:rFonts w:ascii="Arial" w:hAnsi="Arial" w:eastAsia="Arial"/>
+                <w:sz w:val="18"/>
+              </w:rPr>
+              <w:t>contentType</w:t>
+            </w:r>
+          </w:p>
+        </w:tc>
+        <w:tc>
+          <w:tcPr>
+            <w:tcW w:type="dxa" w:w="2520"/>
+            <w:vAlign w:val="center"/>
+          </w:tcPr>
+          <w:p>
+            <w:pPr>
+              <w:keepLines/>
+              <w:spacing w:after="0"/>
+            </w:pPr>
+            <w:r>
+              <w:rPr>
+                <w:rFonts w:ascii="Arial" w:hAnsi="Arial" w:eastAsia="Arial"/>
+                <w:sz w:val="18"/>
+              </w:rPr>
+            </w:r>
+            <w:r>
+              <w:rPr>
+                <w:rFonts w:ascii="Arial" w:hAnsi="Arial" w:eastAsia="Arial"/>
+                <w:sz w:val="18"/>
+              </w:rPr>
+              <w:t>string</w:t>
+            </w:r>
+          </w:p>
+        </w:tc>
+        <w:tc>
+          <w:tcPr>
+            <w:tcW w:type="dxa" w:w="2520"/>
+            <w:vAlign w:val="center"/>
+          </w:tcPr>
+          <w:p>
+            <w:pPr>
+              <w:keepLines/>
+              <w:spacing w:after="0"/>
+            </w:pPr>
+            <w:r>
+              <w:rPr>
+                <w:rFonts w:ascii="Arial" w:hAnsi="Arial" w:eastAsia="Arial"/>
+                <w:sz w:val="18"/>
+              </w:rPr>
+            </w:r>
+            <w:r>
+              <w:rPr>
+                <w:rFonts w:ascii="Arial" w:hAnsi="Arial" w:eastAsia="Arial"/>
+                <w:sz w:val="18"/>
+              </w:rPr>
+              <w:t>Yes</w:t>
+            </w:r>
+          </w:p>
+        </w:tc>
+        <w:tc>
+          <w:tcPr>
+            <w:tcW w:type="dxa" w:w="2520"/>
+            <w:vAlign w:val="center"/>
+          </w:tcPr>
+          <w:p>
+            <w:pPr>
+              <w:keepLines/>
+              <w:spacing w:after="0"/>
+            </w:pPr>
+            <w:r>
+              <w:rPr>
+                <w:rFonts w:ascii="Arial" w:hAnsi="Arial" w:eastAsia="Arial"/>
+                <w:sz w:val="18"/>
+              </w:rPr>
+            </w:r>
+            <w:r>
+              <w:rPr>
+                <w:rFonts w:ascii="Arial" w:hAnsi="Arial" w:eastAsia="Arial"/>
+                <w:sz w:val="18"/>
+              </w:rPr>
+              <w:t>UTF-8; use value domain described by endpoint purpose</w:t>
+            </w:r>
+          </w:p>
+        </w:tc>
+      </w:tr>
+      <w:tr>
+        <w:trPr>
+          <w:cantSplit/>
+        </w:trPr>
+        <w:tc>
+          <w:tcPr>
+            <w:tcW w:type="dxa" w:w="2520"/>
+            <w:vAlign w:val="center"/>
+          </w:tcPr>
+          <w:p>
+            <w:pPr>
+              <w:keepLines/>
+              <w:spacing w:after="0"/>
+            </w:pPr>
+            <w:r>
+              <w:rPr>
+                <w:rFonts w:ascii="Arial" w:hAnsi="Arial" w:eastAsia="Arial"/>
+                <w:sz w:val="18"/>
+              </w:rPr>
+            </w:r>
+            <w:r>
+              <w:rPr>
+                <w:rFonts w:ascii="Arial" w:hAnsi="Arial" w:eastAsia="Arial"/>
+                <w:sz w:val="18"/>
+              </w:rPr>
+              <w:t>fileName</w:t>
+            </w:r>
+          </w:p>
+        </w:tc>
+        <w:tc>
+          <w:tcPr>
+            <w:tcW w:type="dxa" w:w="2520"/>
+            <w:vAlign w:val="center"/>
+          </w:tcPr>
+          <w:p>
+            <w:pPr>
+              <w:keepLines/>
+              <w:spacing w:after="0"/>
+            </w:pPr>
+            <w:r>
+              <w:rPr>
+                <w:rFonts w:ascii="Arial" w:hAnsi="Arial" w:eastAsia="Arial"/>
+                <w:sz w:val="18"/>
+              </w:rPr>
+            </w:r>
+            <w:r>
+              <w:rPr>
+                <w:rFonts w:ascii="Arial" w:hAnsi="Arial" w:eastAsia="Arial"/>
+                <w:sz w:val="18"/>
+              </w:rPr>
+              <w:t>string</w:t>
+            </w:r>
+          </w:p>
+        </w:tc>
+        <w:tc>
+          <w:tcPr>
+            <w:tcW w:type="dxa" w:w="2520"/>
+            <w:vAlign w:val="center"/>
+          </w:tcPr>
+          <w:p>
+            <w:pPr>
+              <w:keepLines/>
+              <w:spacing w:after="0"/>
+            </w:pPr>
+            <w:r>
+              <w:rPr>
+                <w:rFonts w:ascii="Arial" w:hAnsi="Arial" w:eastAsia="Arial"/>
+                <w:sz w:val="18"/>
+              </w:rPr>
+            </w:r>
+            <w:r>
+              <w:rPr>
+                <w:rFonts w:ascii="Arial" w:hAnsi="Arial" w:eastAsia="Arial"/>
+                <w:sz w:val="18"/>
+              </w:rPr>
+              <w:t>Yes</w:t>
+            </w:r>
+          </w:p>
+        </w:tc>
+        <w:tc>
+          <w:tcPr>
+            <w:tcW w:type="dxa" w:w="2520"/>
+            <w:vAlign w:val="center"/>
+          </w:tcPr>
+          <w:p>
+            <w:pPr>
+              <w:keepLines/>
+              <w:spacing w:after="0"/>
+            </w:pPr>
+            <w:r>
+              <w:rPr>
+                <w:rFonts w:ascii="Arial" w:hAnsi="Arial" w:eastAsia="Arial"/>
+                <w:sz w:val="18"/>
+              </w:rPr>
+            </w:r>
+            <w:r>
+              <w:rPr>
+                <w:rFonts w:ascii="Arial" w:hAnsi="Arial" w:eastAsia="Arial"/>
+                <w:sz w:val="18"/>
+              </w:rPr>
+              <w:t>UTF-8; use value domain described by endpoint purpose</w:t>
+            </w:r>
+          </w:p>
+        </w:tc>
+      </w:tr>
+    </w:tbl>
+    <w:p/>
+    <w:p>
+      <w:pPr>
+        <w:pStyle w:val="Heading2"/>
+        <w:keepNext/>
+        <w:keepLines/>
+        <w:pageBreakBefore w:val="0"/>
+      </w:pPr>
+      <w:r>
+        <w:t>GET /api/v1/documents/{docNo}/sales</w:t>
+      </w:r>
+    </w:p>
+    <w:p>
+      <w:pPr>
+        <w:keepNext w:val="0"/>
+      </w:pPr>
+      <w:r>
+        <w:t>Sales detail API</w:t>
+      </w:r>
+    </w:p>
+    <w:tbl>
+      <w:tblPr>
+        <w:tblStyle w:val="TableGrid"/>
+        <w:tblW w:type="auto" w:w="0"/>
+        <w:jc w:val="center"/>
+        <w:tblLook w:firstColumn="1" w:firstRow="1" w:lastColumn="0" w:lastRow="0" w:noHBand="0" w:noVBand="1" w:val="04A0"/>
+      </w:tblPr>
+      <w:tblGrid>
+        <w:gridCol w:w="10080"/>
+      </w:tblGrid>
+      <w:tr>
+        <w:trPr>
+          <w:cantSplit/>
+        </w:trPr>
+        <w:tc>
+          <w:tcPr>
+            <w:tcW w:type="dxa" w:w="10080"/>
+            <w:vAlign w:val="center"/>
+            <w:shd w:fill="DDEBFF"/>
+          </w:tcPr>
+          <w:p>
+            <w:pPr>
+              <w:keepLines/>
+              <w:spacing w:after="0"/>
+            </w:pPr>
+            <w:r/>
+            <w:r>
+              <w:rPr>
+                <w:rFonts w:ascii="Arial" w:hAnsi="Arial" w:eastAsia="Arial"/>
+                <w:b/>
+                <w:sz w:val="18"/>
+              </w:rPr>
+              <w:t>Query Params</w:t>
+            </w:r>
+          </w:p>
+        </w:tc>
+      </w:tr>
+      <w:tr>
+        <w:trPr>
+          <w:cantSplit/>
+        </w:trPr>
+        <w:tc>
+          <w:tcPr>
+            <w:tcW w:type="dxa" w:w="10080"/>
+            <w:shd w:fill="F7FAFE"/>
+          </w:tcPr>
+          <w:p>
+            <w:pPr>
+              <w:keepLines/>
+              <w:spacing w:after="0"/>
+            </w:pPr>
+            <w:r/>
+            <w:r>
+              <w:rPr>
+                <w:rFonts w:ascii="Courier New" w:hAnsi="Courier New" w:eastAsia="Courier New"/>
+                <w:sz w:val="16"/>
+              </w:rPr>
+              <w:t>{</w:t>
+              <w:br/>
+              <w:t xml:space="preserve">  "docNo": "2026/00123"</w:t>
+              <w:br/>
+              <w:t>}</w:t>
+            </w:r>
+          </w:p>
+        </w:tc>
+      </w:tr>
+    </w:tbl>
+    <w:p/>
+    <w:p>
+      <w:pPr>
+        <w:pStyle w:val="Heading3"/>
+        <w:keepNext/>
+        <w:keepLines/>
+        <w:pageBreakBefore w:val="0"/>
+      </w:pPr>
+      <w:r>
+        <w:t>Request Field Schema</w:t>
+      </w:r>
+    </w:p>
+    <w:tbl>
+      <w:tblPr>
+        <w:tblStyle w:val="TableGrid"/>
+        <w:tblW w:type="auto" w:w="0"/>
+        <w:jc w:val="center"/>
+        <w:tblLook w:firstColumn="1" w:firstRow="1" w:lastColumn="0" w:lastRow="0" w:noHBand="0" w:noVBand="1" w:val="04A0"/>
+      </w:tblPr>
+      <w:tblGrid>
+        <w:gridCol w:w="2520"/>
+        <w:gridCol w:w="2520"/>
+        <w:gridCol w:w="2520"/>
+        <w:gridCol w:w="2520"/>
+      </w:tblGrid>
+      <w:tr>
+        <w:trPr>
+          <w:cantSplit/>
+        </w:trPr>
+        <w:tc>
+          <w:tcPr>
+            <w:tcW w:type="dxa" w:w="2520"/>
+            <w:vAlign w:val="center"/>
+            <w:shd w:fill="E8EEF5"/>
+          </w:tcPr>
+          <w:p>
+            <w:pPr>
+              <w:keepLines/>
+              <w:spacing w:after="0"/>
+            </w:pPr>
+            <w:r/>
+            <w:r>
+              <w:rPr>
+                <w:rFonts w:ascii="Arial" w:hAnsi="Arial" w:eastAsia="Arial"/>
+                <w:b/>
+                <w:sz w:val="18"/>
+              </w:rPr>
+              <w:t>Field</w:t>
+            </w:r>
+          </w:p>
+        </w:tc>
+        <w:tc>
+          <w:tcPr>
+            <w:tcW w:type="dxa" w:w="2520"/>
+            <w:vAlign w:val="center"/>
+            <w:shd w:fill="E8EEF5"/>
+          </w:tcPr>
+          <w:p>
+            <w:pPr>
+              <w:keepLines/>
+              <w:spacing w:after="0"/>
+            </w:pPr>
+            <w:r/>
+            <w:r>
+              <w:rPr>
+                <w:rFonts w:ascii="Arial" w:hAnsi="Arial" w:eastAsia="Arial"/>
+                <w:b/>
+                <w:sz w:val="18"/>
+              </w:rPr>
+              <w:t>Type</w:t>
+            </w:r>
+          </w:p>
+        </w:tc>
+        <w:tc>
+          <w:tcPr>
+            <w:tcW w:type="dxa" w:w="2520"/>
+            <w:vAlign w:val="center"/>
+            <w:shd w:fill="E8EEF5"/>
+          </w:tcPr>
+          <w:p>
+            <w:pPr>
+              <w:keepLines/>
+              <w:spacing w:after="0"/>
+            </w:pPr>
+            <w:r/>
+            <w:r>
+              <w:rPr>
+                <w:rFonts w:ascii="Arial" w:hAnsi="Arial" w:eastAsia="Arial"/>
+                <w:b/>
+                <w:sz w:val="18"/>
+              </w:rPr>
+              <w:t>Required</w:t>
+            </w:r>
+          </w:p>
+        </w:tc>
+        <w:tc>
+          <w:tcPr>
+            <w:tcW w:type="dxa" w:w="2520"/>
+            <w:vAlign w:val="center"/>
+            <w:shd w:fill="E8EEF5"/>
+          </w:tcPr>
+          <w:p>
+            <w:pPr>
+              <w:keepLines/>
+              <w:spacing w:after="0"/>
+            </w:pPr>
+            <w:r/>
+            <w:r>
+              <w:rPr>
+                <w:rFonts w:ascii="Arial" w:hAnsi="Arial" w:eastAsia="Arial"/>
+                <w:b/>
+                <w:sz w:val="18"/>
+              </w:rPr>
+              <w:t>Constraint / Meaning</w:t>
+            </w:r>
+          </w:p>
+        </w:tc>
+      </w:tr>
+      <w:tr>
+        <w:trPr>
+          <w:cantSplit/>
+        </w:trPr>
+        <w:tc>
+          <w:tcPr>
+            <w:tcW w:type="dxa" w:w="2520"/>
+            <w:vAlign w:val="center"/>
+          </w:tcPr>
+          <w:p>
+            <w:pPr>
+              <w:keepLines/>
+              <w:spacing w:after="0"/>
+            </w:pPr>
+            <w:r>
+              <w:rPr>
+                <w:rFonts w:ascii="Arial" w:hAnsi="Arial" w:eastAsia="Arial"/>
+                <w:sz w:val="18"/>
+              </w:rPr>
+            </w:r>
+            <w:r>
+              <w:rPr>
+                <w:rFonts w:ascii="Arial" w:hAnsi="Arial" w:eastAsia="Arial"/>
+                <w:sz w:val="18"/>
+              </w:rPr>
               <w:t>docNo</w:t>
             </w:r>
           </w:p>
@@ -7311,7 +8948,7 @@
                 <w:rFonts w:ascii="Arial" w:hAnsi="Arial" w:eastAsia="Arial"/>
                 <w:sz w:val="18"/>
               </w:rPr>
-              <w:t>พ.ศ. YYYY/xxxxx</w:t>
+              <w:t>ค.ศ. YYYY/xxxxx</w:t>
             </w:r>
           </w:p>
         </w:tc>
@@ -8348,7 +9985,7 @@
                 <w:rFonts w:ascii="Arial" w:hAnsi="Arial" w:eastAsia="Arial"/>
                 <w:sz w:val="18"/>
               </w:rPr>
-              <w:t>พ.ศ. YYYY/xxxxx</w:t>
+              <w:t>ค.ศ. YYYY/xxxxx</w:t>
             </w:r>
           </w:p>
         </w:tc>
@@ -9345,7 +10982,7 @@
                 <w:rFonts w:ascii="Arial" w:hAnsi="Arial" w:eastAsia="Arial"/>
                 <w:sz w:val="18"/>
               </w:rPr>
-              <w:t xml:space="preserve">route ทั้งหมดของเอกสารนี้ (2 เส้น) + </w:t>
+              <w:t xml:space="preserve">route ทั้งหมดของเอกสารนี้ (4 เส้น) + </w:t>
             </w:r>
             <w:r>
               <w:rPr>
@@ -10516,6 +12153,40 @@
         <w:t xml:space="preserve">    // TODO: ตรวจ x-user-permissions ก่อนเรียก service ถ้า endpoint นี้จำกัดสิทธิ์เมนู</w:t>
         <w:br/>
         <w:t xml:space="preserve">    return this.service.createDocumentsAttachments(docNo, body, userId);</w:t>
+        <w:br/>
+        <w:t xml:space="preserve">  }</w:t>
+        <w:br/>
+        <w:br/>
+        <w:t xml:space="preserve">  // GET /api/v1/documents/{docNo}/attachments/{attachId}/download — ดาวน์โหลดไฟล์แนบรายไฟล์ผ่าน BE — ตรวจสิทธิ์เอกสาร + attachment ต้องเป…</w:t>
+        <w:br/>
+        <w:t xml:space="preserve">  @Get(':docNo/attachments/:attachId/download')</w:t>
+        <w:br/>
+        <w:t xml:space="preserve">  getDocumentsAttachmentsDownload(</w:t>
+        <w:br/>
+        <w:t xml:space="preserve">    @Param('docNo') docNo: string,</w:t>
+        <w:br/>
+        <w:t xml:space="preserve">    @Param('attachId') attachId: string,</w:t>
+        <w:br/>
+        <w:t xml:space="preserve">    @UserId() userId: string,</w:t>
+        <w:br/>
+        <w:t xml:space="preserve">  ) {</w:t>
+        <w:br/>
+        <w:t xml:space="preserve">    // TODO: ตรวจ x-user-permissions ก่อนเรียก service ถ้า endpoint นี้จำกัดสิทธิ์เมนู</w:t>
+        <w:br/>
+        <w:t xml:space="preserve">    return this.service.getDocumentsAttachmentsDownload(docNo, attachId, userId);</w:t>
+        <w:br/>
+        <w:t xml:space="preserve">  }</w:t>
+        <w:br/>
+        <w:br/>
+        <w:t xml:space="preserve">  // GET /api/v1/documents/{docNo}/attachments/download-all — ดาวน์โหลดไฟล์แนบทั้งหมดเป็น .zip — ไม่มีไฟล์ที่ผ่าน scan เลยตอบ 404 (…</w:t>
+        <w:br/>
+        <w:t xml:space="preserve">  @Get(':docNo/attachments/download-all')</w:t>
+        <w:br/>
+        <w:t xml:space="preserve">  getDocumentsAttachmentsDownloadAll(@Param('docNo') docNo: string, @UserId() userId: string) {</w:t>
+        <w:br/>
+        <w:t xml:space="preserve">    // TODO: ตรวจ x-user-permissions ก่อนเรียก service ถ้า endpoint นี้จำกัดสิทธิ์เมนู</w:t>
+        <w:br/>
+        <w:t xml:space="preserve">    return this.service.getDocumentsAttachmentsDownloadAll(docNo, userId);</w:t>
         <w:br/>
         <w:t xml:space="preserve">  }</w:t>
         <w:br/>
@@ -10715,31 +12386,57 @@
         <w:t xml:space="preserve">  }</w:t>
         <w:br/>
         <w:br/>
+        <w:t xml:space="preserve">  // GET /api/v1/documents/{docNo}/attachments/{attachId}/download — ดาวน์โหลดไฟล์แนบรายไฟล์ผ่าน BE — ตรวจสิทธิ์เอกสาร + attachment ต้องเป…</w:t>
+        <w:br/>
+        <w:t xml:space="preserve">  async getDocumentsAttachmentsDownload(docNo: string, attachId: string, userId: string) {</w:t>
+        <w:br/>
+        <w:t xml:space="preserve">    const page = 1;</w:t>
+        <w:br/>
+        <w:t xml:space="preserve">    const size = 100; // endpoint นี้ไม่มี query param — ไม่แบ่งหน้า</w:t>
+        <w:br/>
+        <w:t xml:space="preserve">    // SQL เต็มอยู่ในหัวข้อ Database SQL ของเอกสารนี้ (คีย์ 'GET /api/v1/documents/{docNo}/attachments/{attachId}/download')</w:t>
+        <w:br/>
+        <w:t xml:space="preserve">    // ⚠️ SQL ตัวอย่างบางเส้นเขียนด้วย named parameter (:size/:offset) แต่ dataSource.query()</w:t>
+        <w:br/>
+        <w:t xml:space="preserve">    //    รับเฉพาะ positional $1..$n — ต้องแปลงชื่อเป็นลำดับก่อน หรือใช้ QueryBuilder แทน</w:t>
+        <w:br/>
+        <w:t xml:space="preserve">    const rows = await this.dataSource.query(SBPGI_SQL.getDocumentsAttachmentsDownload, [</w:t>
+        <w:br/>
+        <w:t xml:space="preserve">      // TODO: เรียงพารามิเตอร์ให้ตรงกับ $1..$n ของ SQL จริง</w:t>
+        <w:br/>
+        <w:t xml:space="preserve">      userId, (page - 1) * size, size,</w:t>
+        <w:br/>
+        <w:t xml:space="preserve">    ]);</w:t>
+        <w:br/>
+        <w:t xml:space="preserve">    // TODO: total ต้องมาจาก COUNT(*) แยก query หรือ window function ไม่ใช่ rows.length</w:t>
+        <w:br/>
+        <w:t xml:space="preserve">    return { page, size, total: rows.length, items: rows };</w:t>
+        <w:br/>
+        <w:t xml:space="preserve">  }</w:t>
+        <w:br/>
+        <w:br/>
+        <w:t xml:space="preserve">  // GET /api/v1/documents/{docNo}/attachments/download-all — ดาวน์โหลดไฟล์แนบทั้งหมดเป็น .zip — ไม่มีไฟล์ที่ผ่าน scan เลยตอบ 404 (…</w:t>
+        <w:br/>
+        <w:t xml:space="preserve">  async getDocumentsAttachmentsDownloadAll(docNo: string, userId: string) {</w:t>
+        <w:br/>
+        <w:t xml:space="preserve">    // TODO: implement ตาม business rule ของ GET /api/v1/documents/{docNo}/attachments/download-all</w:t>
+        <w:br/>
+        <w:t xml:space="preserve">    //       (SQL อยู่ในหัวข้อ Database SQL คีย์ 'GET /api/v1/documents/{docNo}/attachments/download-all')</w:t>
+        <w:br/>
+        <w:t xml:space="preserve">    throw new NotImplementedException('getDocumentsAttachmentsDownloadAll ยังไม่ implement');</w:t>
+        <w:br/>
+        <w:t xml:space="preserve">  }</w:t>
+        <w:br/>
+        <w:br/>
         <w:t xml:space="preserve">  // GET /api/v1/documents/{docNo}/sales — Sales detail API</w:t>
         <w:br/>
         <w:t xml:space="preserve">  async getDocumentsSales(docNo: string, userId: string) {</w:t>
         <w:br/>
-        <w:t xml:space="preserve">    const page = 1;</w:t>
-        <w:br/>
-        <w:t xml:space="preserve">    const size = 100; // endpoint นี้ไม่มี query param — ไม่แบ่งหน้า</w:t>
-        <w:br/>
-        <w:t xml:space="preserve">    // SQL เต็มอยู่ในหัวข้อ Database SQL ของเอกสารนี้ (คีย์ 'GET /api/v1/documents/{docNo}/sales')</w:t>
-        <w:br/>
-        <w:t xml:space="preserve">    // ⚠️ SQL ตัวอย่างบางเส้นเขียนด้วย named parameter (:size/:offset) แต่ dataSource.query()</w:t>
-        <w:br/>
-        <w:t xml:space="preserve">    //    รับเฉพาะ positional $1..$n — ต้องแปลงชื่อเป็นลำดับก่อน หรือใช้ QueryBuilder แทน</w:t>
-        <w:br/>
-        <w:t xml:space="preserve">    const rows = await this.dataSource.query(SBPGI_SQL.getDocumentsSales, [</w:t>
-        <w:br/>
-        <w:t xml:space="preserve">      // TODO: เรียงพารามิเตอร์ให้ตรงกับ $1..$n ของ SQL จริง</w:t>
-        <w:br/>
-        <w:t xml:space="preserve">      userId, (page - 1) * size, size,</w:t>
-        <w:br/>
-        <w:t xml:space="preserve">    ]);</w:t>
-        <w:br/>
-        <w:t xml:space="preserve">    // TODO: total ต้องมาจาก COUNT(*) แยก query หรือ window function ไม่ใช่ rows.length</w:t>
-        <w:br/>
-        <w:t xml:space="preserve">    return { page, size, total: rows.length, items: rows };</w:t>
+        <w:t xml:space="preserve">    // TODO: implement ตาม business rule ของ GET /api/v1/documents/{docNo}/sales</w:t>
+        <w:br/>
+        <w:t xml:space="preserve">    //       (SQL อยู่ในหัวข้อ Database SQL คีย์ 'GET /api/v1/documents/{docNo}/sales')</w:t>
+        <w:br/>
+        <w:t xml:space="preserve">    throw new NotImplementedException('getDocumentsSales ยังไม่ implement');</w:t>
         <w:br/>
         <w:t xml:space="preserve">  }</w:t>
         <w:br/>
@@ -11240,12 +12937,19 @@
         <w:t xml:space="preserve">  }</w:t>
         <w:br/>
         <w:br/>
-        <w:t xml:space="preserve">  getDocumentsSales(docNo: string, params: any, user: any) {</w:t>
-        <w:br/>
-        <w:t xml:space="preserve">    return this.client.get(`/api/v1/documents/${docNo}/sales`, { params, headers: this.userHeaders(user) });</w:t>
+        <w:t xml:space="preserve">  getDocumentsAttachmentsDownload(docNo: string, attachId: string, params: any, user: any) {</w:t>
+        <w:br/>
+        <w:t xml:space="preserve">    return this.client.get(`/api/v1/documents/${docNo}/attachments/${attachId}/download`, { params, headers: this.userHeaders(user) });</w:t>
         <w:br/>
         <w:t xml:space="preserve">  }</w:t>
         <w:br/>
+        <w:br/>
+        <w:t xml:space="preserve">  getDocumentsAttachmentsDownloadAll(docNo: string, params: any, user: any) {</w:t>
+        <w:br/>
+        <w:t xml:space="preserve">    return this.client.get(`/api/v1/documents/${docNo}/attachments/download-all`, { params, headers: this.userHeaders(user) });</w:t>
+        <w:br/>
+        <w:t xml:space="preserve">  }</w:t>
+        <w:br/>
         <w:t>}</w:t>
         <w:br/>
         <w:br/>
@@ -11278,13 +12982,13 @@
         <w:t xml:space="preserve">  }</w:t>
         <w:br/>
         <w:br/>
-        <w:t xml:space="preserve">  // proxy ของ GET /api/v1/documents/{docNo}/sales</w:t>
-        <w:br/>
-        <w:t xml:space="preserve">  @Get('documents/:docNo/sales')</w:t>
-        <w:br/>
-        <w:t xml:space="preserve">  getDocumentsSales(@Param('docNo') docNo: string, @Query() query: any, @Req() req: any) {</w:t>
-        <w:br/>
-        <w:t xml:space="preserve">    return this.service.getDocumentsSales(docNo, query, req.user);</w:t>
+        <w:t xml:space="preserve">  // proxy ของ GET /api/v1/documents/{docNo}/attachments/{attachId}/download</w:t>
+        <w:br/>
+        <w:t xml:space="preserve">  @Get('documents/:docNo/attachments/:attachId/download')</w:t>
+        <w:br/>
+        <w:t xml:space="preserve">  getDocumentsAttachmentsDownload(@Param('docNo') docNo: string, @Param('attachId') attachId: string, @Query() query: any, @Req() req: any) {</w:t>
+        <w:br/>
+        <w:t xml:space="preserve">    return this.service.getDocumentsAttachmentsDownload(docNo, attachId, query, req.user);</w:t>
         <w:br/>
         <w:t xml:space="preserve">  }</w:t>
         <w:br/>
@@ -11844,6 +13548,78 @@
         <w:t>INSERT INTO document_attachments (doc_no, section_code, file_name, mime_type, file_size, storage_provider, bucket, object_key, sha256, scan_status, uploaded_by, uploaded_at)</w:t>
         <w:br/>
         <w:t>VALUES (:docNo, :sectionCode, :fileName, :mimeType, :fileSize, :storageProvider, :bucket, :objectKey, :sha256, :scanClean, :empId, :now);</w:t>
+      </w:r>
+    </w:p>
+    <w:p>
+      <w:r>
+        <w:rPr>
+          <w:b/>
+        </w:rPr>
+        <w:t>GET /api/v1/documents/{docNo}/attachments/{attachId}/download</w:t>
+      </w:r>
+      <w:r>
+        <w:t xml:space="preserve"> — ดาวน์โหลดไฟล์แนบรายไฟล์ผ่าน BE — ตรวจสิทธิ์เอกสาร + attachment ต้องเป็นของ docNo + scan_status=CLEAN ก่อน str…</w:t>
+      </w:r>
+    </w:p>
+    <w:p>
+      <w:pPr>
+        <w:keepLines w:val="0"/>
+        <w:ind w:left="288"/>
+      </w:pPr>
+      <w:r>
+        <w:rPr>
+          <w:rFonts w:ascii="Courier New" w:hAnsi="Courier New"/>
+          <w:sz w:val="16"/>
+        </w:rPr>
+        <w:t>-- ⚠️ SQL นี้ใช้ named parameter (:name) แต่ `dataSource.query()` ของ store-backend</w:t>
+        <w:br/>
+        <w:t>--    รับเฉพาะ positional $1..$n — ต้องแปลงเป็นลำดับ หรือรันผ่าน QueryBuilder</w:t>
+        <w:br/>
+        <w:t>-- ตรวจสิทธิ์อ่านเอกสาร + attachment ต้องเป็นของ docNo + scan_status=CLEAN ก่อน stream ผ่าน BE</w:t>
+        <w:br/>
+        <w:t>SELECT attach_id, bucket, object_key, file_name, mime_type, scan_status</w:t>
+        <w:br/>
+        <w:t>FROM document_attachments</w:t>
+        <w:br/>
+        <w:t>WHERE doc_no = :docNo AND attach_id = :attachId;</w:t>
+      </w:r>
+    </w:p>
+    <w:p>
+      <w:r>
+        <w:rPr>
+          <w:b/>
+        </w:rPr>
+        <w:t>GET /api/v1/documents/{docNo}/attachments/download-all</w:t>
+      </w:r>
+      <w:r>
+        <w:t xml:space="preserve"> — ดาวน์โหลดไฟล์แนบทั้งหมดเป็น .zip — ไม่มีไฟล์ที่ผ่าน scan เลยตอบ 404 (ไม่คืน zip เปล่า)</w:t>
+      </w:r>
+    </w:p>
+    <w:p>
+      <w:pPr>
+        <w:keepLines w:val="0"/>
+        <w:ind w:left="288"/>
+      </w:pPr>
+      <w:r>
+        <w:rPr>
+          <w:rFonts w:ascii="Courier New" w:hAnsi="Courier New"/>
+          <w:sz w:val="16"/>
+        </w:rPr>
+        <w:t>-- ⚠️ SQL นี้ใช้ named parameter (:name) แต่ `dataSource.query()` ของ store-backend</w:t>
+        <w:br/>
+        <w:t>--    รับเฉพาะ positional $1..$n — ต้องแปลงเป็นลำดับ หรือรันผ่าน QueryBuilder</w:t>
+        <w:br/>
+        <w:t>-- รวมไฟล์แนบทั้งหมดเป็น .zip — ตรวจสิทธิ์อ่านเอกสารก่อน แล้วรวมเฉพาะไฟล์ที่ scan ผ่าน</w:t>
+        <w:br/>
+        <w:t>-- ไม่มีไฟล์ที่ดาวน์โหลดได้เลย -&gt; 404 (ไม่คืน zip เปล่า)</w:t>
+        <w:br/>
+        <w:t>SELECT attach_id, bucket, object_key, file_name, mime_type, file_size</w:t>
+        <w:br/>
+        <w:t>FROM document_attachments</w:t>
+        <w:br/>
+        <w:t>WHERE doc_no = :docNo AND scan_status = 'CLEAN'</w:t>
+        <w:br/>
+        <w:t>ORDER BY section_code, attach_id;</w:t>
       </w:r>
     </w:p>
     <w:p>

--- a/LLDD/word/BE/LLDD-BE-API-Attachment-Sales-Timeline.docx
+++ b/LLDD/word/BE/LLDD-BE-API-Attachment-Sales-Timeline.docx
@@ -1371,7 +1371,177 @@
                 <w:rFonts w:ascii="Arial" w:hAnsi="Arial" w:eastAsia="Arial" w:cs="Tahoma"/>
                 <w:sz w:val="18"/>
               </w:rPr>
-              <w:t xml:space="preserve"> และรวม allocation ต้องเท่ากับ 100</w:t>
+              <w:t xml:space="preserve"> และรวม allocation ต้องเท่ากับ 100 — </w:t>
+            </w:r>
+            <w:r>
+              <w:rPr>
+                <w:rFonts w:ascii="Arial" w:hAnsi="Arial" w:eastAsia="Arial" w:cs="Tahoma"/>
+                <w:b/>
+                <w:sz w:val="18"/>
+              </w:rPr>
+              <w:t>B5: เพิ่ม/ลบร้านที่กระทบเพิ่มเมื่อไร ต้องเกลี่ยใหม่ทั้งชุดแล้วคำนวณ `compensateAmount` ของทุกแถวใหม่ ไม่ใช่เฉพาะแถวที่เพิ่ม</w:t>
+            </w:r>
+          </w:p>
+        </w:tc>
+      </w:tr>
+      <w:tr>
+        <w:trPr>
+          <w:cantSplit/>
+        </w:trPr>
+        <w:tc>
+          <w:tcPr>
+            <w:tcW w:type="dxa" w:w="2520"/>
+            <w:vAlign w:val="center"/>
+          </w:tcPr>
+          <w:p>
+            <w:pPr>
+              <w:keepLines/>
+              <w:spacing w:after="0"/>
+            </w:pPr>
+            <w:r>
+              <w:rPr>
+                <w:rFonts w:ascii="Arial" w:hAnsi="Arial" w:eastAsia="Arial" w:cs="Tahoma"/>
+                <w:sz w:val="18"/>
+              </w:rPr>
+            </w:r>
+            <w:r>
+              <w:rPr>
+                <w:rFonts w:ascii="Arial" w:hAnsi="Arial" w:eastAsia="Arial" w:cs="Tahoma"/>
+                <w:sz w:val="18"/>
+              </w:rPr>
+              <w:t>sourceSystem</w:t>
+            </w:r>
+          </w:p>
+        </w:tc>
+        <w:tc>
+          <w:tcPr>
+            <w:tcW w:type="dxa" w:w="2520"/>
+            <w:vAlign w:val="center"/>
+          </w:tcPr>
+          <w:p>
+            <w:pPr>
+              <w:keepLines/>
+              <w:spacing w:after="0"/>
+            </w:pPr>
+            <w:r>
+              <w:rPr>
+                <w:rFonts w:ascii="Arial" w:hAnsi="Arial" w:eastAsia="Arial" w:cs="Tahoma"/>
+                <w:sz w:val="18"/>
+              </w:rPr>
+            </w:r>
+            <w:r>
+              <w:rPr>
+                <w:rFonts w:ascii="Arial" w:hAnsi="Arial" w:eastAsia="Arial" w:cs="Tahoma"/>
+                <w:sz w:val="18"/>
+              </w:rPr>
+              <w:t>enum</w:t>
+            </w:r>
+          </w:p>
+        </w:tc>
+        <w:tc>
+          <w:tcPr>
+            <w:tcW w:type="dxa" w:w="2520"/>
+            <w:vAlign w:val="center"/>
+          </w:tcPr>
+          <w:p>
+            <w:pPr>
+              <w:keepLines/>
+              <w:spacing w:after="0"/>
+            </w:pPr>
+            <w:r>
+              <w:rPr>
+                <w:rFonts w:ascii="Arial" w:hAnsi="Arial" w:eastAsia="Arial" w:cs="Tahoma"/>
+                <w:sz w:val="18"/>
+              </w:rPr>
+            </w:r>
+            <w:r>
+              <w:rPr>
+                <w:rFonts w:ascii="Arial" w:hAnsi="Arial" w:eastAsia="Arial" w:cs="Tahoma"/>
+                <w:sz w:val="18"/>
+              </w:rPr>
+              <w:t>ALLMAP / USER</w:t>
+            </w:r>
+          </w:p>
+        </w:tc>
+        <w:tc>
+          <w:tcPr>
+            <w:tcW w:type="dxa" w:w="2520"/>
+            <w:vAlign w:val="center"/>
+          </w:tcPr>
+          <w:p>
+            <w:pPr>
+              <w:keepLines/>
+              <w:spacing w:after="0"/>
+            </w:pPr>
+            <w:r>
+              <w:rPr>
+                <w:rFonts w:ascii="Arial" w:hAnsi="Arial" w:eastAsia="Arial" w:cs="Tahoma"/>
+                <w:sz w:val="18"/>
+              </w:rPr>
+            </w:r>
+            <w:r>
+              <w:rPr>
+                <w:rFonts w:ascii="Arial" w:hAnsi="Arial" w:eastAsia="Arial" w:cs="Tahoma"/>
+                <w:b/>
+                <w:sz w:val="18"/>
+              </w:rPr>
+              <w:t>B5</w:t>
+            </w:r>
+            <w:r>
+              <w:rPr>
+                <w:rFonts w:ascii="Arial" w:hAnsi="Arial" w:eastAsia="Arial" w:cs="Tahoma"/>
+                <w:sz w:val="18"/>
+              </w:rPr>
+              <w:t xml:space="preserve"> ที่มาของแถวร้านเปิดใหม่ — </w:t>
+            </w:r>
+            <w:r>
+              <w:rPr>
+                <w:rFonts w:ascii="Courier New" w:hAnsi="Courier New" w:eastAsia="Courier New" w:cs="Tahoma"/>
+                <w:sz w:val="18"/>
+              </w:rPr>
+              <w:t>ALLMAP</w:t>
+            </w:r>
+            <w:r>
+              <w:rPr>
+                <w:rFonts w:ascii="Arial" w:hAnsi="Arial" w:eastAsia="Arial" w:cs="Tahoma"/>
+                <w:sz w:val="18"/>
+              </w:rPr>
+              <w:t xml:space="preserve"> ระบบ default ให้อัตโนมัติ (Job 9) · </w:t>
+            </w:r>
+            <w:r>
+              <w:rPr>
+                <w:rFonts w:ascii="Courier New" w:hAnsi="Courier New" w:eastAsia="Courier New" w:cs="Tahoma"/>
+                <w:sz w:val="18"/>
+              </w:rPr>
+              <w:t>USER</w:t>
+            </w:r>
+            <w:r>
+              <w:rPr>
+                <w:rFonts w:ascii="Arial" w:hAnsi="Arial" w:eastAsia="Arial" w:cs="Tahoma"/>
+                <w:sz w:val="18"/>
+              </w:rPr>
+              <w:t xml:space="preserve"> เจ้าหน้าที่ SBP DSA คีย์เองจากเอกสารแจ้งของหน่วยงานส่งเสริม (ผัง To-Be · SDD สไลด์ 7) · ซ้ำ </w:t>
+            </w:r>
+            <w:r>
+              <w:rPr>
+                <w:rFonts w:ascii="Courier New" w:hAnsi="Courier New" w:eastAsia="Courier New" w:cs="Tahoma"/>
+                <w:sz w:val="18"/>
+              </w:rPr>
+              <w:t>(doc_no, new_store_code)</w:t>
+            </w:r>
+            <w:r>
+              <w:rPr>
+                <w:rFonts w:ascii="Arial" w:hAnsi="Arial" w:eastAsia="Arial" w:cs="Tahoma"/>
+                <w:sz w:val="18"/>
+              </w:rPr>
+              <w:t xml:space="preserve"> ให้คืน </w:t>
+            </w:r>
+            <w:r>
+              <w:rPr>
+                <w:rFonts w:ascii="Courier New" w:hAnsi="Courier New" w:eastAsia="Courier New" w:cs="Tahoma"/>
+                <w:sz w:val="18"/>
+              </w:rPr>
+              <w:t>409</w:t>
             </w:r>
           </w:p>
         </w:tc>
@@ -15183,6 +15353,86 @@
                 <w:sz w:val="18"/>
               </w:rPr>
               <w:t>ผ่านเมื่อถูกกฎ / โยน error เมื่อผิด — กฎ: 0-100 · รูปแบบ: number, 2 decimals</w:t>
+            </w:r>
+          </w:p>
+        </w:tc>
+      </w:tr>
+      <w:tr>
+        <w:trPr>
+          <w:cantSplit/>
+        </w:trPr>
+        <w:tc>
+          <w:tcPr>
+            <w:tcW w:type="dxa" w:w="3360"/>
+            <w:vAlign w:val="center"/>
+          </w:tcPr>
+          <w:p>
+            <w:pPr>
+              <w:keepLines/>
+              <w:spacing w:after="0"/>
+            </w:pPr>
+            <w:r>
+              <w:rPr>
+                <w:rFonts w:ascii="Arial" w:hAnsi="Arial" w:eastAsia="Arial" w:cs="Tahoma"/>
+                <w:sz w:val="18"/>
+              </w:rPr>
+            </w:r>
+            <w:r>
+              <w:rPr>
+                <w:rFonts w:ascii="Courier New" w:hAnsi="Courier New" w:eastAsia="Courier New" w:cs="Tahoma"/>
+                <w:sz w:val="18"/>
+              </w:rPr>
+              <w:t>sourceSystem</w:t>
+            </w:r>
+          </w:p>
+        </w:tc>
+        <w:tc>
+          <w:tcPr>
+            <w:tcW w:type="dxa" w:w="3360"/>
+            <w:vAlign w:val="center"/>
+          </w:tcPr>
+          <w:p>
+            <w:pPr>
+              <w:keepLines/>
+              <w:spacing w:after="0"/>
+            </w:pPr>
+            <w:r>
+              <w:rPr>
+                <w:rFonts w:ascii="Arial" w:hAnsi="Arial" w:eastAsia="Arial" w:cs="Tahoma"/>
+                <w:sz w:val="18"/>
+              </w:rPr>
+            </w:r>
+            <w:r>
+              <w:rPr>
+                <w:rFonts w:ascii="Arial" w:hAnsi="Arial" w:eastAsia="Arial" w:cs="Tahoma"/>
+                <w:sz w:val="18"/>
+              </w:rPr>
+              <w:t>validation</w:t>
+            </w:r>
+          </w:p>
+        </w:tc>
+        <w:tc>
+          <w:tcPr>
+            <w:tcW w:type="dxa" w:w="3360"/>
+            <w:vAlign w:val="center"/>
+          </w:tcPr>
+          <w:p>
+            <w:pPr>
+              <w:keepLines/>
+              <w:spacing w:after="0"/>
+            </w:pPr>
+            <w:r>
+              <w:rPr>
+                <w:rFonts w:ascii="Arial" w:hAnsi="Arial" w:eastAsia="Arial" w:cs="Tahoma"/>
+                <w:sz w:val="18"/>
+              </w:rPr>
+            </w:r>
+            <w:r>
+              <w:rPr>
+                <w:rFonts w:ascii="Arial" w:hAnsi="Arial" w:eastAsia="Arial" w:cs="Tahoma"/>
+                <w:sz w:val="18"/>
+              </w:rPr>
+              <w:t>ผ่านเมื่อถูกกฎ / โยน error เมื่อผิด — กฎ: ALLMAP / USER · รูปแบบ: enum</w:t>
             </w:r>
           </w:p>
         </w:tc>

--- a/LLDD/word/BE/LLDD-BE-API-Attachment-Sales-Timeline.docx
+++ b/LLDD/word/BE/LLDD-BE-API-Attachment-Sales-Timeline.docx
@@ -1984,7 +1984,117 @@
         <w:keepNext w:val="0"/>
       </w:pPr>
       <w:r>
-        <w:t>Attachment API ต้องจัดการ binary file จริง ไม่ใช่บันทึก metadata อย่างเดียว โดย BE เป็นเจ้าของ storage adapter, virus scan, authorization และ streaming response</w:t>
+        <w:t xml:space="preserve">Attachment API จัดการ binary file จริง ไม่ใช่บันทึกแต่ metadata — แต่ </w:t>
+      </w:r>
+      <w:r>
+        <w:rPr>
+          <w:b/>
+        </w:rPr>
+        <w:t>SBPGI ไม่ได้เป็นเจ้าของ storage layer</w:t>
+      </w:r>
+      <w:r>
+        <w:t xml:space="preserve"> · ตามมติ </w:t>
+      </w:r>
+      <w:r>
+        <w:rPr>
+          <w:b/>
+        </w:rPr>
+        <w:t>DP-8 (ปิด 2026-08-24)</w:t>
+      </w:r>
+      <w:r>
+        <w:t xml:space="preserve"> SBPGI เก็บแค่ metadata ใน </w:t>
+      </w:r>
+      <w:r>
+        <w:rPr>
+          <w:rFonts w:ascii="Courier New" w:hAnsi="Courier New" w:eastAsia="Courier New" w:cs="Tahoma"/>
+        </w:rPr>
+        <w:t>document_attachments</w:t>
+      </w:r>
+      <w:r>
+        <w:t xml:space="preserve"> ของตัวเอง แล้ว </w:t>
+      </w:r>
+      <w:r>
+        <w:rPr>
+          <w:b/>
+        </w:rPr>
+        <w:t>ยืม service S3 ของระบบ SBP เดิม</w:t>
+      </w:r>
+      <w:r>
+        <w:t xml:space="preserve"> (</w:t>
+      </w:r>
+      <w:r>
+        <w:rPr>
+          <w:rFonts w:ascii="Courier New" w:hAnsi="Courier New" w:eastAsia="Courier New" w:cs="Tahoma"/>
+        </w:rPr>
+        <w:t>POST /statement/upload-file-aws</w:t>
+      </w:r>
+      <w:r>
+        <w:t xml:space="preserve"> · </w:t>
+      </w:r>
+      <w:r>
+        <w:rPr>
+          <w:rFonts w:ascii="Courier New" w:hAnsi="Courier New" w:eastAsia="Courier New" w:cs="Tahoma"/>
+        </w:rPr>
+        <w:t>download-file-aws</w:t>
+      </w:r>
+      <w:r>
+        <w:t xml:space="preserve">) — สิ่งที่ SBPGI เป็นเจ้าของจริงคือ </w:t>
+      </w:r>
+      <w:r>
+        <w:rPr>
+          <w:b/>
+        </w:rPr>
+        <w:t>validation · authorization · metadata · การแปลงเป็น stream ให้ FE</w:t>
+      </w:r>
+    </w:p>
+    <w:p>
+      <w:r>
+        <w:t xml:space="preserve">🔴 </w:t>
+      </w:r>
+      <w:r>
+        <w:rPr>
+          <w:b/>
+        </w:rPr>
+        <w:t>wrapper ของระบบเดิมเป็น base64 ไม่ใช่ stream</w:t>
+      </w:r>
+      <w:r>
+        <w:t xml:space="preserve"> (ตรวจ </w:t>
+      </w:r>
+      <w:r>
+        <w:rPr>
+          <w:rFonts w:ascii="Courier New" w:hAnsi="Courier New" w:eastAsia="Courier New" w:cs="Tahoma"/>
+        </w:rPr>
+        <w:t>store-backend</w:t>
+      </w:r>
+      <w:r>
+        <w:t xml:space="preserve"> 2026-08-26) — สายส่งจริงคือ </w:t>
+      </w:r>
+      <w:r>
+        <w:rPr>
+          <w:color w:val="8A3324"/>
+        </w:rPr>
+        <w:t>FE ← binary stream ← SBPGI BE ← base64 JSON ← /statement/{upload,download}-file-aws ← S3</w:t>
+      </w:r>
+      <w:r>
+        <w:t xml:space="preserve"> · ไฟล์ 5 MB จะกลายเป็น ~6.7 MB ใน JSON (body limit ของ store-backend คือ 100 MB) · ปุ่ม </w:t>
+      </w:r>
+      <w:r>
+        <w:rPr>
+          <w:b/>
+        </w:rPr>
+        <w:t>ดาวน์โหลดทั้งหมด (.zip)</w:t>
+      </w:r>
+      <w:r>
+        <w:t xml:space="preserve"> ห้ามโหลดทุกไฟล์เข้า memory พร้อมกัน ให้ดึงทีละไฟล์แล้ว stream เข้า zip — รายละเอียดเต็มอยู่ที่ </w:t>
+      </w:r>
+      <w:r>
+        <w:rPr>
+          <w:b/>
+        </w:rPr>
+        <w:t>LLDD-BE-Integration-SBP-Platform.pdf</w:t>
+      </w:r>
+      <w:r>
+        <w:t xml:space="preserve"> 5.3</w:t>
       </w:r>
     </w:p>
     <w:tbl>
@@ -2117,17 +2227,46 @@
             </w:r>
             <w:r>
               <w:rPr>
+                <w:rFonts w:ascii="Arial" w:hAnsi="Arial" w:eastAsia="Arial" w:cs="Tahoma"/>
+                <w:b/>
+                <w:sz w:val="18"/>
+              </w:rPr>
+              <w:t>service S3 ของระบบ SBP เดิม</w:t>
+            </w:r>
+            <w:r>
+              <w:rPr>
+                <w:rFonts w:ascii="Arial" w:hAnsi="Arial" w:eastAsia="Arial" w:cs="Tahoma"/>
+                <w:sz w:val="18"/>
+              </w:rPr>
+              <w:t xml:space="preserve"> (</w:t>
+            </w:r>
+            <w:r>
+              <w:rPr>
                 <w:rFonts w:ascii="Courier New" w:hAnsi="Courier New" w:eastAsia="Courier New" w:cs="Tahoma"/>
                 <w:sz w:val="18"/>
               </w:rPr>
-              <w:t>OBJECT_STORAGE</w:t>
-            </w:r>
-            <w:r>
-              <w:rPr>
-                <w:rFonts w:ascii="Arial" w:hAnsi="Arial" w:eastAsia="Arial" w:cs="Tahoma"/>
-                <w:sz w:val="18"/>
-              </w:rPr>
-              <w:t xml:space="preserve"> ผ่าน adapter กลาง</w:t>
+              <w:t>AwsService</w:t>
+            </w:r>
+            <w:r>
+              <w:rPr>
+                <w:rFonts w:ascii="Arial" w:hAnsi="Arial" w:eastAsia="Arial" w:cs="Tahoma"/>
+                <w:sz w:val="18"/>
+              </w:rPr>
+              <w:t xml:space="preserve"> ผ่าน </w:t>
+            </w:r>
+            <w:r>
+              <w:rPr>
+                <w:rFonts w:ascii="Courier New" w:hAnsi="Courier New" w:eastAsia="Courier New" w:cs="Tahoma"/>
+                <w:sz w:val="18"/>
+              </w:rPr>
+              <w:t>/statement/{upload,download}-file-aws</w:t>
+            </w:r>
+            <w:r>
+              <w:rPr>
+                <w:rFonts w:ascii="Arial" w:hAnsi="Arial" w:eastAsia="Arial" w:cs="Tahoma"/>
+                <w:sz w:val="18"/>
+              </w:rPr>
+              <w:t>)</w:t>
             </w:r>
           </w:p>
         </w:tc>
@@ -2152,7 +2291,36 @@
                 <w:rFonts w:ascii="Arial" w:hAnsi="Arial" w:eastAsia="Arial" w:cs="Tahoma"/>
                 <w:sz w:val="18"/>
               </w:rPr>
-              <w:t>รองรับ S3-compatible/MinIO/NAS ตาม env โดย service code ไม่ผูก vendor โดยตรง</w:t>
+              <w:t xml:space="preserve">🔴 มติ DP-8 — SBPGI </w:t>
+            </w:r>
+            <w:r>
+              <w:rPr>
+                <w:rFonts w:ascii="Arial" w:hAnsi="Arial" w:eastAsia="Arial" w:cs="Tahoma"/>
+                <w:b/>
+                <w:sz w:val="18"/>
+              </w:rPr>
+              <w:t>ห้ามสร้าง storage adapter/ไม่ต่อ S3 SDK เอง</w:t>
+            </w:r>
+            <w:r>
+              <w:rPr>
+                <w:rFonts w:ascii="Arial" w:hAnsi="Arial" w:eastAsia="Arial" w:cs="Tahoma"/>
+                <w:sz w:val="18"/>
+              </w:rPr>
+              <w:t xml:space="preserve"> และไม่ต้องเลือก vendor · เก็บ </w:t>
+            </w:r>
+            <w:r>
+              <w:rPr>
+                <w:rFonts w:ascii="Courier New" w:hAnsi="Courier New" w:eastAsia="Courier New" w:cs="Tahoma"/>
+                <w:sz w:val="18"/>
+              </w:rPr>
+              <w:t>storage_provider</w:t>
+            </w:r>
+            <w:r>
+              <w:rPr>
+                <w:rFonts w:ascii="Arial" w:hAnsi="Arial" w:eastAsia="Arial" w:cs="Tahoma"/>
+                <w:sz w:val="18"/>
+              </w:rPr>
+              <w:t xml:space="preserve"> ไว้เป็น metadata เผื่ออนาคตเท่านั้น</w:t>
             </w:r>
           </w:p>
         </w:tc>
@@ -2204,10 +2372,18 @@
             </w:r>
             <w:r>
               <w:rPr>
-                <w:rFonts w:ascii="Courier New" w:hAnsi="Courier New" w:eastAsia="Courier New" w:cs="Tahoma"/>
-                <w:sz w:val="18"/>
-              </w:rPr>
-              <w:t>sbpgi-{env}-attachments</w:t>
+                <w:rFonts w:ascii="Arial" w:hAnsi="Arial" w:eastAsia="Arial" w:cs="Tahoma"/>
+                <w:b/>
+                <w:sz w:val="18"/>
+              </w:rPr>
+              <w:t>bucket ของระบบเดิม</w:t>
+            </w:r>
+            <w:r>
+              <w:rPr>
+                <w:rFonts w:ascii="Arial" w:hAnsi="Arial" w:eastAsia="Arial" w:cs="Tahoma"/>
+                <w:sz w:val="18"/>
+              </w:rPr>
+              <w:t xml:space="preserve"> (ทีม SBP เป็นผู้กำหนด)</w:t>
             </w:r>
           </w:p>
         </w:tc>
@@ -2232,7 +2408,7 @@
                 <w:rFonts w:ascii="Arial" w:hAnsi="Arial" w:eastAsia="Arial" w:cs="Tahoma"/>
                 <w:sz w:val="18"/>
               </w:rPr>
-              <w:t>แยก dev/test/prod และกำหนด lifecycle/backup ที่ infra</w:t>
+              <w:t>⚠️ ต้องยืนยันกับทีม store-backend ว่าไฟล์ของ SBPGI แยก prefix/bucket หรือปนกับของเดิม — lifecycle/backup เป็นของ infra ฝั่งนั้น</w:t>
             </w:r>
           </w:p>
         </w:tc>
@@ -2377,7 +2553,7 @@
                 <w:rFonts w:ascii="Arial" w:hAnsi="Arial" w:eastAsia="Arial" w:cs="Tahoma"/>
                 <w:sz w:val="18"/>
               </w:rPr>
-              <w:t>Quarantine path</w:t>
+              <w:t>Quarantine / AV</w:t>
             </w:r>
           </w:p>
         </w:tc>
@@ -2399,35 +2575,86 @@
             </w:r>
             <w:r>
               <w:rPr>
+                <w:rFonts w:ascii="Arial" w:hAnsi="Arial" w:eastAsia="Arial" w:cs="Tahoma"/>
+                <w:sz w:val="18"/>
+              </w:rPr>
+              <w:t xml:space="preserve">⚠️ </w:t>
+            </w:r>
+            <w:r>
+              <w:rPr>
+                <w:rFonts w:ascii="Arial" w:hAnsi="Arial" w:eastAsia="Arial" w:cs="Tahoma"/>
+                <w:b/>
+                <w:sz w:val="18"/>
+              </w:rPr>
+              <w:t>ยังไม่ยืนยันว่าแพลตฟอร์มมีตัวสแกน</w:t>
+            </w:r>
+          </w:p>
+        </w:tc>
+        <w:tc>
+          <w:tcPr>
+            <w:tcW w:type="dxa" w:w="3360"/>
+            <w:vAlign w:val="center"/>
+          </w:tcPr>
+          <w:p>
+            <w:pPr>
+              <w:keepLines/>
+              <w:spacing w:after="0"/>
+            </w:pPr>
+            <w:r>
+              <w:rPr>
+                <w:rFonts w:ascii="Arial" w:hAnsi="Arial" w:eastAsia="Arial" w:cs="Tahoma"/>
+                <w:sz w:val="18"/>
+              </w:rPr>
+            </w:r>
+            <w:r>
+              <w:rPr>
+                <w:rFonts w:ascii="Arial" w:hAnsi="Arial" w:eastAsia="Arial" w:cs="Tahoma"/>
+                <w:sz w:val="18"/>
+              </w:rPr>
+              <w:t xml:space="preserve">🔴 ไม่พบ AV scanner ในเอกสารวิเคราะห์ระบบเดิมเลย · จนกว่าจะยืนยัน ให้ </w:t>
+            </w:r>
+            <w:r>
+              <w:rPr>
                 <w:rFonts w:ascii="Courier New" w:hAnsi="Courier New" w:eastAsia="Courier New" w:cs="Tahoma"/>
                 <w:sz w:val="18"/>
               </w:rPr>
-              <w:t>quarantine/{runDate}/{uuid}</w:t>
-            </w:r>
-          </w:p>
-        </w:tc>
-        <w:tc>
-          <w:tcPr>
-            <w:tcW w:type="dxa" w:w="3360"/>
-            <w:vAlign w:val="center"/>
-          </w:tcPr>
-          <w:p>
-            <w:pPr>
-              <w:keepLines/>
-              <w:spacing w:after="0"/>
-            </w:pPr>
-            <w:r>
-              <w:rPr>
-                <w:rFonts w:ascii="Arial" w:hAnsi="Arial" w:eastAsia="Arial" w:cs="Tahoma"/>
-                <w:sz w:val="18"/>
-              </w:rPr>
-            </w:r>
-            <w:r>
-              <w:rPr>
-                <w:rFonts w:ascii="Arial" w:hAnsi="Arial" w:eastAsia="Arial" w:cs="Tahoma"/>
-                <w:sz w:val="18"/>
-              </w:rPr>
-              <w:t>ไฟล์ใหม่ต้องเข้า quarantine ก่อน scan; ยัง download ไม่ได้</w:t>
+              <w:t>scan_status</w:t>
+            </w:r>
+            <w:r>
+              <w:rPr>
+                <w:rFonts w:ascii="Arial" w:hAnsi="Arial" w:eastAsia="Arial" w:cs="Tahoma"/>
+                <w:sz w:val="18"/>
+              </w:rPr>
+              <w:t xml:space="preserve"> เริ่มที่ </w:t>
+            </w:r>
+            <w:r>
+              <w:rPr>
+                <w:rFonts w:ascii="Courier New" w:hAnsi="Courier New" w:eastAsia="Courier New" w:cs="Tahoma"/>
+                <w:sz w:val="18"/>
+              </w:rPr>
+              <w:t>PENDING</w:t>
+            </w:r>
+            <w:r>
+              <w:rPr>
+                <w:rFonts w:ascii="Arial" w:hAnsi="Arial" w:eastAsia="Arial" w:cs="Tahoma"/>
+                <w:sz w:val="18"/>
+              </w:rPr>
+              <w:t xml:space="preserve"> และ </w:t>
+            </w:r>
+            <w:r>
+              <w:rPr>
+                <w:rFonts w:ascii="Arial" w:hAnsi="Arial" w:eastAsia="Arial" w:cs="Tahoma"/>
+                <w:b/>
+                <w:sz w:val="18"/>
+              </w:rPr>
+              <w:t>ตัดสินร่วมกับทีม infra</w:t>
+            </w:r>
+            <w:r>
+              <w:rPr>
+                <w:rFonts w:ascii="Arial" w:hAnsi="Arial" w:eastAsia="Arial" w:cs="Tahoma"/>
+                <w:sz w:val="18"/>
+              </w:rPr>
+              <w:t xml:space="preserve"> ว่าจะสแกนที่ไหน (ฝั่ง S3 event · ฝั่ง SBPGI · หรือยอมรับความเสี่ยง) — ห้ามสมมติว่ามีของให้ใช้แล้ว</w:t>
             </w:r>
           </w:p>
         </w:tc>
@@ -3849,7 +4076,7 @@
                 <w:rFonts w:ascii="Arial" w:hAnsi="Arial" w:eastAsia="Arial" w:cs="Tahoma"/>
                 <w:sz w:val="18"/>
               </w:rPr>
-              <w:t>3. Hash and quarantine</w:t>
+              <w:t>3. Hash + ส่งขึ้น storage</w:t>
             </w:r>
           </w:p>
         </w:tc>
@@ -3874,7 +4101,36 @@
                 <w:rFonts w:ascii="Arial" w:hAnsi="Arial" w:eastAsia="Arial" w:cs="Tahoma"/>
                 <w:sz w:val="18"/>
               </w:rPr>
-              <w:t>stream file คำนวณ sha256 และเขียน quarantine object</w:t>
+              <w:t xml:space="preserve">คำนวณ sha256 จาก buffer แล้วเรียก </w:t>
+            </w:r>
+            <w:r>
+              <w:rPr>
+                <w:rFonts w:ascii="Courier New" w:hAnsi="Courier New" w:eastAsia="Courier New" w:cs="Tahoma"/>
+                <w:sz w:val="18"/>
+              </w:rPr>
+              <w:t>POST /statement/upload-file-aws</w:t>
+            </w:r>
+            <w:r>
+              <w:rPr>
+                <w:rFonts w:ascii="Arial" w:hAnsi="Arial" w:eastAsia="Arial" w:cs="Tahoma"/>
+                <w:sz w:val="18"/>
+              </w:rPr>
+              <w:t xml:space="preserve"> (</w:t>
+            </w:r>
+            <w:r>
+              <w:rPr>
+                <w:rFonts w:ascii="Arial" w:hAnsi="Arial" w:eastAsia="Arial" w:cs="Tahoma"/>
+                <w:b/>
+                <w:sz w:val="18"/>
+              </w:rPr>
+              <w:t>ส่งเป็น base64</w:t>
+            </w:r>
+            <w:r>
+              <w:rPr>
+                <w:rFonts w:ascii="Arial" w:hAnsi="Arial" w:eastAsia="Arial" w:cs="Tahoma"/>
+                <w:sz w:val="18"/>
+              </w:rPr>
+              <w:t>) เก็บ objectKey ที่ได้กลับมา</w:t>
             </w:r>
           </w:p>
         </w:tc>
@@ -3899,7 +4155,15 @@
                 <w:rFonts w:ascii="Arial" w:hAnsi="Arial" w:eastAsia="Arial" w:cs="Tahoma"/>
                 <w:sz w:val="18"/>
               </w:rPr>
-              <w:t>storage fail คืน 503 และไม่ insert metadata CLEAN</w:t>
+              <w:t xml:space="preserve">service ของระบบเดิม fail คืน 503 และ </w:t>
+            </w:r>
+            <w:r>
+              <w:rPr>
+                <w:rFonts w:ascii="Arial" w:hAnsi="Arial" w:eastAsia="Arial" w:cs="Tahoma"/>
+                <w:b/>
+                <w:sz w:val="18"/>
+              </w:rPr>
+              <w:t>ไม่ insert metadata</w:t>
             </w:r>
           </w:p>
         </w:tc>
@@ -3954,7 +4218,36 @@
                 <w:rFonts w:ascii="Arial" w:hAnsi="Arial" w:eastAsia="Arial" w:cs="Tahoma"/>
                 <w:sz w:val="18"/>
               </w:rPr>
-              <w:t>เรียก AV scanner แบบ sync หรือ async ตาม platform; ระหว่าง PENDING ห้าม download</w:t>
+              <w:t xml:space="preserve">⚠️ </w:t>
+            </w:r>
+            <w:r>
+              <w:rPr>
+                <w:rFonts w:ascii="Arial" w:hAnsi="Arial" w:eastAsia="Arial" w:cs="Tahoma"/>
+                <w:b/>
+                <w:sz w:val="18"/>
+              </w:rPr>
+              <w:t>ขึ้นกับข้อค้าง AV ด้านบน</w:t>
+            </w:r>
+            <w:r>
+              <w:rPr>
+                <w:rFonts w:ascii="Arial" w:hAnsi="Arial" w:eastAsia="Arial" w:cs="Tahoma"/>
+                <w:sz w:val="18"/>
+              </w:rPr>
+              <w:t xml:space="preserve"> — ถ้ายังไม่มีตัวสแกน ให้ค้างที่ </w:t>
+            </w:r>
+            <w:r>
+              <w:rPr>
+                <w:rFonts w:ascii="Courier New" w:hAnsi="Courier New" w:eastAsia="Courier New" w:cs="Tahoma"/>
+                <w:sz w:val="18"/>
+              </w:rPr>
+              <w:t>PENDING</w:t>
+            </w:r>
+            <w:r>
+              <w:rPr>
+                <w:rFonts w:ascii="Arial" w:hAnsi="Arial" w:eastAsia="Arial" w:cs="Tahoma"/>
+                <w:sz w:val="18"/>
+              </w:rPr>
+              <w:t xml:space="preserve"> ตามนโยบายที่ตกลง</w:t>
             </w:r>
           </w:p>
         </w:tc>
@@ -3979,7 +4272,7 @@
                 <w:rFonts w:ascii="Arial" w:hAnsi="Arial" w:eastAsia="Arial" w:cs="Tahoma"/>
                 <w:sz w:val="18"/>
               </w:rPr>
-              <w:t>พบไวรัสตั้ง BLOCKED และคืน FILE_SCAN_BLOCKED</w:t>
+              <w:t>พบไวรัส (เมื่อมีตัวสแกน) ตั้ง BLOCKED และคืน FILE_SCAN_BLOCKED</w:t>
             </w:r>
           </w:p>
         </w:tc>
@@ -4009,7 +4302,7 @@
                 <w:rFonts w:ascii="Arial" w:hAnsi="Arial" w:eastAsia="Arial" w:cs="Tahoma"/>
                 <w:sz w:val="18"/>
               </w:rPr>
-              <w:t>5. Promote</w:t>
+              <w:t>5. Insert metadata</w:t>
             </w:r>
           </w:p>
         </w:tc>
@@ -4034,7 +4327,21 @@
                 <w:rFonts w:ascii="Arial" w:hAnsi="Arial" w:eastAsia="Arial" w:cs="Tahoma"/>
                 <w:sz w:val="18"/>
               </w:rPr>
-              <w:t>เมื่อ CLEAN ให้ move/copy ไป objectKey ถาวรและ insert/update metadata</w:t>
+              <w:t xml:space="preserve">insert </w:t>
+            </w:r>
+            <w:r>
+              <w:rPr>
+                <w:rFonts w:ascii="Courier New" w:hAnsi="Courier New" w:eastAsia="Courier New" w:cs="Tahoma"/>
+                <w:sz w:val="18"/>
+              </w:rPr>
+              <w:t>document_attachments</w:t>
+            </w:r>
+            <w:r>
+              <w:rPr>
+                <w:rFonts w:ascii="Arial" w:hAnsi="Arial" w:eastAsia="Arial" w:cs="Tahoma"/>
+                <w:sz w:val="18"/>
+              </w:rPr>
+              <w:t xml:space="preserve"> พร้อม objectKey · sha256 · scan_status</w:t>
             </w:r>
           </w:p>
         </w:tc>
@@ -4059,7 +4366,7 @@
                 <w:rFonts w:ascii="Arial" w:hAnsi="Arial" w:eastAsia="Arial" w:cs="Tahoma"/>
                 <w:sz w:val="18"/>
               </w:rPr>
-              <w:t>metadata ต้องมี objectKey และ scanStatus=CLEAN</w:t>
+              <w:t>🔴 ไม่มีขั้น move/promote — wrapper ของระบบเดิมไม่มี API ย้าย object ให้ SBPGI เรียก</w:t>
             </w:r>
           </w:p>
         </w:tc>
@@ -4450,7 +4757,28 @@
                 <w:rFonts w:ascii="Arial" w:hAnsi="Arial" w:eastAsia="Arial" w:cs="Tahoma"/>
                 <w:sz w:val="18"/>
               </w:rPr>
-              <w:t>อนุญาตเฉพาะ scanStatus=CLEAN และ deletedFlag=false</w:t>
+              <w:t xml:space="preserve">อนุญาตเฉพาะ </w:t>
+            </w:r>
+            <w:r>
+              <w:rPr>
+                <w:rFonts w:ascii="Courier New" w:hAnsi="Courier New" w:eastAsia="Courier New" w:cs="Tahoma"/>
+                <w:sz w:val="18"/>
+              </w:rPr>
+              <w:t>scan_status</w:t>
+            </w:r>
+            <w:r>
+              <w:rPr>
+                <w:rFonts w:ascii="Arial" w:hAnsi="Arial" w:eastAsia="Arial" w:cs="Tahoma"/>
+                <w:sz w:val="18"/>
+              </w:rPr>
+              <w:t xml:space="preserve"> ที่นโยบายกำหนดว่าดาวน์โหลดได้ และ </w:t>
+            </w:r>
+            <w:r>
+              <w:rPr>
+                <w:rFonts w:ascii="Courier New" w:hAnsi="Courier New" w:eastAsia="Courier New" w:cs="Tahoma"/>
+                <w:sz w:val="18"/>
+              </w:rPr>
+              <w:t>deleted_flag = false</w:t>
             </w:r>
           </w:p>
         </w:tc>
@@ -4475,7 +4803,65 @@
                 <w:rFonts w:ascii="Arial" w:hAnsi="Arial" w:eastAsia="Arial" w:cs="Tahoma"/>
                 <w:sz w:val="18"/>
               </w:rPr>
-              <w:t>PENDING/BLOCKED/FAILED คืน 422 FILE_SCAN_BLOCKED</w:t>
+              <w:t xml:space="preserve">🔴 </w:t>
+            </w:r>
+            <w:r>
+              <w:rPr>
+                <w:rFonts w:ascii="Arial" w:hAnsi="Arial" w:eastAsia="Arial" w:cs="Tahoma"/>
+                <w:b/>
+                <w:sz w:val="18"/>
+              </w:rPr>
+              <w:t>ถ้ายังไม่มี AV scanner</w:t>
+            </w:r>
+            <w:r>
+              <w:rPr>
+                <w:rFonts w:ascii="Arial" w:hAnsi="Arial" w:eastAsia="Arial" w:cs="Tahoma"/>
+                <w:sz w:val="18"/>
+              </w:rPr>
+              <w:t xml:space="preserve"> (ดูข้อค้างใน 5.1) การบังคับ </w:t>
+            </w:r>
+            <w:r>
+              <w:rPr>
+                <w:rFonts w:ascii="Courier New" w:hAnsi="Courier New" w:eastAsia="Courier New" w:cs="Tahoma"/>
+                <w:sz w:val="18"/>
+              </w:rPr>
+              <w:t>CLEAN</w:t>
+            </w:r>
+            <w:r>
+              <w:rPr>
+                <w:rFonts w:ascii="Arial" w:hAnsi="Arial" w:eastAsia="Arial" w:cs="Tahoma"/>
+                <w:sz w:val="18"/>
+              </w:rPr>
+              <w:t xml:space="preserve"> อย่างเดียวจะทำให้ </w:t>
+            </w:r>
+            <w:r>
+              <w:rPr>
+                <w:rFonts w:ascii="Arial" w:hAnsi="Arial" w:eastAsia="Arial" w:cs="Tahoma"/>
+                <w:b/>
+                <w:sz w:val="18"/>
+              </w:rPr>
+              <w:t>ดาวน์โหลดไม่ได้เลยทั้งระบบ</w:t>
+            </w:r>
+            <w:r>
+              <w:rPr>
+                <w:rFonts w:ascii="Arial" w:hAnsi="Arial" w:eastAsia="Arial" w:cs="Tahoma"/>
+                <w:sz w:val="18"/>
+              </w:rPr>
+              <w:t xml:space="preserve"> — ต้องเคาะนโยบายก่อน go-live: เปิดให้ </w:t>
+            </w:r>
+            <w:r>
+              <w:rPr>
+                <w:rFonts w:ascii="Courier New" w:hAnsi="Courier New" w:eastAsia="Courier New" w:cs="Tahoma"/>
+                <w:sz w:val="18"/>
+              </w:rPr>
+              <w:t>PENDING</w:t>
+            </w:r>
+            <w:r>
+              <w:rPr>
+                <w:rFonts w:ascii="Arial" w:hAnsi="Arial" w:eastAsia="Arial" w:cs="Tahoma"/>
+                <w:sz w:val="18"/>
+              </w:rPr>
+              <w:t xml:space="preserve"> ดาวน์โหลดได้ หรือรอตัวสแกน · BLOCKED/FAILED คืน 422 FILE_SCAN_BLOCKED เสมอ</w:t>
             </w:r>
           </w:p>
         </w:tc>
@@ -4530,7 +4916,36 @@
                 <w:rFonts w:ascii="Arial" w:hAnsi="Arial" w:eastAsia="Arial" w:cs="Tahoma"/>
                 <w:sz w:val="18"/>
               </w:rPr>
-              <w:t>stream binary ผ่าน BE หรือ signed internal stream ตาม platform</w:t>
+              <w:t xml:space="preserve">เรียก </w:t>
+            </w:r>
+            <w:r>
+              <w:rPr>
+                <w:rFonts w:ascii="Courier New" w:hAnsi="Courier New" w:eastAsia="Courier New" w:cs="Tahoma"/>
+                <w:sz w:val="18"/>
+              </w:rPr>
+              <w:t>POST /statement/download-file-aws</w:t>
+            </w:r>
+            <w:r>
+              <w:rPr>
+                <w:rFonts w:ascii="Arial" w:hAnsi="Arial" w:eastAsia="Arial" w:cs="Tahoma"/>
+                <w:sz w:val="18"/>
+              </w:rPr>
+              <w:t xml:space="preserve"> ได้ </w:t>
+            </w:r>
+            <w:r>
+              <w:rPr>
+                <w:rFonts w:ascii="Arial" w:hAnsi="Arial" w:eastAsia="Arial" w:cs="Tahoma"/>
+                <w:b/>
+                <w:sz w:val="18"/>
+              </w:rPr>
+              <w:t>base64</w:t>
+            </w:r>
+            <w:r>
+              <w:rPr>
+                <w:rFonts w:ascii="Arial" w:hAnsi="Arial" w:eastAsia="Arial" w:cs="Tahoma"/>
+                <w:sz w:val="18"/>
+              </w:rPr>
+              <w:t xml:space="preserve"> แล้ว decode เป็น buffer ก่อน stream ออกไป</w:t>
             </w:r>
           </w:p>
         </w:tc>
@@ -4555,7 +4970,22 @@
                 <w:rFonts w:ascii="Arial" w:hAnsi="Arial" w:eastAsia="Arial" w:cs="Tahoma"/>
                 <w:sz w:val="18"/>
               </w:rPr>
-              <w:t>ตั้ง Content-Type และ Content-Disposition จาก metadata</w:t>
+              <w:t xml:space="preserve">🔴 </w:t>
+            </w:r>
+            <w:r>
+              <w:rPr>
+                <w:rFonts w:ascii="Arial" w:hAnsi="Arial" w:eastAsia="Arial" w:cs="Tahoma"/>
+                <w:b/>
+                <w:sz w:val="18"/>
+              </w:rPr>
+              <w:t>ไม่มี signed URL ให้ใช้</w:t>
+            </w:r>
+            <w:r>
+              <w:rPr>
+                <w:rFonts w:ascii="Arial" w:hAnsi="Arial" w:eastAsia="Arial" w:cs="Tahoma"/>
+                <w:sz w:val="18"/>
+              </w:rPr>
+              <w:t xml:space="preserve"> — wrapper ของระบบเดิมไม่คืน presigned url · ตั้ง Content-Type และ Content-Disposition จาก metadata</w:t>
             </w:r>
           </w:p>
         </w:tc>
@@ -4610,7 +5040,22 @@
                 <w:rFonts w:ascii="Arial" w:hAnsi="Arial" w:eastAsia="Arial" w:cs="Tahoma"/>
                 <w:sz w:val="18"/>
               </w:rPr>
-              <w:t>บันทึก download audit เมื่อ policy กำหนด</w:t>
+              <w:t xml:space="preserve">บันทึกร่องรอยการดาวน์โหลดที่ </w:t>
+            </w:r>
+            <w:r>
+              <w:rPr>
+                <w:rFonts w:ascii="Arial" w:hAnsi="Arial" w:eastAsia="Arial" w:cs="Tahoma"/>
+                <w:b/>
+                <w:sz w:val="18"/>
+              </w:rPr>
+              <w:t>application log</w:t>
+            </w:r>
+            <w:r>
+              <w:rPr>
+                <w:rFonts w:ascii="Arial" w:hAnsi="Arial" w:eastAsia="Arial" w:cs="Tahoma"/>
+                <w:sz w:val="18"/>
+              </w:rPr>
+              <w:t xml:space="preserve"> (structured)</w:t>
             </w:r>
           </w:p>
         </w:tc>
@@ -4635,7 +5080,21 @@
                 <w:rFonts w:ascii="Arial" w:hAnsi="Arial" w:eastAsia="Arial" w:cs="Tahoma"/>
                 <w:sz w:val="18"/>
               </w:rPr>
-              <w:t>ต้อง trace userId/docNo/attachId/requestId ได้</w:t>
+              <w:t xml:space="preserve">🔴 ตาราง </w:t>
+            </w:r>
+            <w:r>
+              <w:rPr>
+                <w:rFonts w:ascii="Courier New" w:hAnsi="Courier New" w:eastAsia="Courier New" w:cs="Tahoma"/>
+                <w:sz w:val="18"/>
+              </w:rPr>
+              <w:t>audit_logs</w:t>
+            </w:r>
+            <w:r>
+              <w:rPr>
+                <w:rFonts w:ascii="Arial" w:hAnsi="Arial" w:eastAsia="Arial" w:cs="Tahoma"/>
+                <w:sz w:val="18"/>
+              </w:rPr>
+              <w:t xml:space="preserve"> ถูกตัดไปแล้ว 2026-08-07 — ห้ามอ้างตารางนี้ · ต้อง trace userId/docNo/attachId/requestId ได้จาก log</w:t>
             </w:r>
           </w:p>
         </w:tc>
@@ -4786,7 +5245,7 @@
                 <w:rFonts w:ascii="Arial" w:hAnsi="Arial" w:eastAsia="Arial" w:cs="Tahoma"/>
                 <w:sz w:val="18"/>
               </w:rPr>
-              <w:t>/api/v1/documents/{docNo}/attachments/{attachId}/download</w:t>
+              <w:t>/api/v1/sbpgi/document/{docNo}/attachments/{attachId}/download</w:t>
             </w:r>
           </w:p>
         </w:tc>
@@ -5000,7 +5459,7 @@
                 <w:rFonts w:ascii="Arial" w:hAnsi="Arial" w:eastAsia="Arial" w:cs="Tahoma"/>
                 <w:sz w:val="18"/>
               </w:rPr>
-              <w:t>POST /api/v1/documents/{docNo}/attachments; GET /api/v1/documents/{docNo}/attachments/{attachId}/download; GET /api/v1/documents/{docNo}/attachments/download-all</w:t>
+              <w:t>POST /api/v1/sbpgi/document/{docNo}/attachments; GET /api/v1/sbpgi/document/{docNo}/attachments/{attachId}/download; GET /api/v1/sbpgi/document/{docNo}/attachments/download-all</w:t>
             </w:r>
           </w:p>
         </w:tc>
@@ -5259,7 +5718,7 @@
                 <w:rFonts w:ascii="Arial" w:hAnsi="Arial" w:eastAsia="Arial" w:cs="Tahoma"/>
                 <w:sz w:val="18"/>
               </w:rPr>
-              <w:t>POST /api/v1/documents/{docNo}/attachments</w:t>
+              <w:t>POST /api/v1/sbpgi/document/{docNo}/attachments</w:t>
             </w:r>
           </w:p>
         </w:tc>
@@ -5364,7 +5823,7 @@
                 <w:rFonts w:ascii="Arial" w:hAnsi="Arial" w:eastAsia="Arial" w:cs="Tahoma"/>
                 <w:sz w:val="18"/>
               </w:rPr>
-              <w:t>GET /api/v1/documents/{docNo}/attachments/{attachId}/download</w:t>
+              <w:t>GET /api/v1/sbpgi/document/{docNo}/attachments/{attachId}/download</w:t>
             </w:r>
           </w:p>
         </w:tc>
@@ -5469,7 +5928,7 @@
                 <w:rFonts w:ascii="Arial" w:hAnsi="Arial" w:eastAsia="Arial" w:cs="Tahoma"/>
                 <w:sz w:val="18"/>
               </w:rPr>
-              <w:t>GET /api/v1/documents/{docNo}/attachments/download-all</w:t>
+              <w:t>GET /api/v1/sbpgi/document/{docNo}/attachments/download-all</w:t>
             </w:r>
           </w:p>
         </w:tc>
@@ -5574,7 +6033,7 @@
                 <w:rFonts w:ascii="Arial" w:hAnsi="Arial" w:eastAsia="Arial" w:cs="Tahoma"/>
                 <w:sz w:val="18"/>
               </w:rPr>
-              <w:t>GET /api/v1/documents/{docNo}/sales</w:t>
+              <w:t>GET /api/v1/sbpgi/document/{docNo}/sales</w:t>
             </w:r>
           </w:p>
         </w:tc>
@@ -5679,7 +6138,7 @@
                 <w:rFonts w:ascii="Arial" w:hAnsi="Arial" w:eastAsia="Arial" w:cs="Tahoma"/>
                 <w:sz w:val="18"/>
               </w:rPr>
-              <w:t>GET /api/v1/documents/{docNo}/timeline</w:t>
+              <w:t>GET /api/v1/sbpgi/document/{docNo}/timeline</w:t>
             </w:r>
           </w:p>
         </w:tc>
@@ -6259,6 +6718,360 @@
     <w:p/>
     <w:p>
       <w:pPr>
+        <w:pStyle w:val="Heading2"/>
+        <w:keepNext/>
+        <w:keepLines/>
+        <w:pageBreakBefore w:val="0"/>
+      </w:pPr>
+      <w:r>
+        <w:t>5.92 Workflow Trigger Event Contract</w:t>
+      </w:r>
+    </w:p>
+    <w:p>
+      <w:pPr>
+        <w:keepNext w:val="0"/>
+      </w:pPr>
+      <w:r>
+        <w:t xml:space="preserve">งานชิ้นนี้ </w:t>
+      </w:r>
+      <w:r>
+        <w:rPr>
+          <w:b/>
+        </w:rPr>
+        <w:t>ต้องเรียก workflow engine</w:t>
+      </w:r>
+      <w:r>
+        <w:t xml:space="preserve"> ตามตารางด้านล่าง · ชื่อ function ยึด API 8 ตัวของ </w:t>
+      </w:r>
+      <w:r>
+        <w:rPr>
+          <w:rFonts w:ascii="Courier New" w:hAnsi="Courier New" w:eastAsia="Courier New" w:cs="Tahoma"/>
+        </w:rPr>
+        <w:t>@srm/glb-workflow</w:t>
+      </w:r>
+      <w:r>
+        <w:t xml:space="preserve"> ตามชีต </w:t>
+      </w:r>
+      <w:r>
+        <w:rPr>
+          <w:rFonts w:ascii="Courier New" w:hAnsi="Courier New" w:eastAsia="Courier New" w:cs="Tahoma"/>
+        </w:rPr>
+        <w:t>Detail</w:t>
+      </w:r>
+      <w:r>
+        <w:t xml:space="preserve"> ของ </w:t>
+      </w:r>
+      <w:r>
+        <w:rPr>
+          <w:color w:val="8A3324"/>
+        </w:rPr>
+        <w:t>TSM SRM LLDD SBP workflow ไฟล์1.2</w:t>
+      </w:r>
+      <w:r>
+        <w:t xml:space="preserve"> — รายละเอียด signature และตารางที่ engine เขียน ดู </w:t>
+      </w:r>
+      <w:r>
+        <w:rPr>
+          <w:b/>
+        </w:rPr>
+        <w:t>LLDD-BE-Workflow-Engine-Definition.pdf</w:t>
+      </w:r>
+      <w:r>
+        <w:t xml:space="preserve"> หัวข้อ 5.3</w:t>
+      </w:r>
+    </w:p>
+    <w:tbl>
+      <w:tblPr>
+        <w:tblStyle w:val="TableGrid"/>
+        <w:tblW w:type="auto" w:w="0"/>
+        <w:jc w:val="center"/>
+        <w:tblLook w:firstColumn="1" w:firstRow="1" w:lastColumn="0" w:lastRow="0" w:noHBand="0" w:noVBand="1" w:val="04A0"/>
+      </w:tblPr>
+      <w:tblGrid>
+        <w:gridCol w:w="2520"/>
+        <w:gridCol w:w="2520"/>
+        <w:gridCol w:w="2520"/>
+        <w:gridCol w:w="2520"/>
+      </w:tblGrid>
+      <w:tr>
+        <w:trPr>
+          <w:cantSplit/>
+        </w:trPr>
+        <w:tc>
+          <w:tcPr>
+            <w:tcW w:type="dxa" w:w="2520"/>
+            <w:vAlign w:val="center"/>
+            <w:shd w:fill="E8EEF5"/>
+          </w:tcPr>
+          <w:p>
+            <w:pPr>
+              <w:keepLines/>
+              <w:spacing w:after="0"/>
+            </w:pPr>
+            <w:r/>
+            <w:r>
+              <w:rPr>
+                <w:rFonts w:ascii="Arial" w:hAnsi="Arial" w:eastAsia="Arial" w:cs="Tahoma"/>
+                <w:b/>
+                <w:sz w:val="18"/>
+              </w:rPr>
+              <w:t>จุดที่เรียก (call site)</w:t>
+            </w:r>
+          </w:p>
+        </w:tc>
+        <w:tc>
+          <w:tcPr>
+            <w:tcW w:type="dxa" w:w="2520"/>
+            <w:vAlign w:val="center"/>
+            <w:shd w:fill="E8EEF5"/>
+          </w:tcPr>
+          <w:p>
+            <w:pPr>
+              <w:keepLines/>
+              <w:spacing w:after="0"/>
+            </w:pPr>
+            <w:r/>
+            <w:r>
+              <w:rPr>
+                <w:rFonts w:ascii="Arial" w:hAnsi="Arial" w:eastAsia="Arial" w:cs="Tahoma"/>
+                <w:b/>
+                <w:sz w:val="18"/>
+              </w:rPr>
+              <w:t>Engine function</w:t>
+            </w:r>
+          </w:p>
+        </w:tc>
+        <w:tc>
+          <w:tcPr>
+            <w:tcW w:type="dxa" w:w="2520"/>
+            <w:vAlign w:val="center"/>
+            <w:shd w:fill="E8EEF5"/>
+          </w:tcPr>
+          <w:p>
+            <w:pPr>
+              <w:keepLines/>
+              <w:spacing w:after="0"/>
+            </w:pPr>
+            <w:r/>
+            <w:r>
+              <w:rPr>
+                <w:rFonts w:ascii="Arial" w:hAnsi="Arial" w:eastAsia="Arial" w:cs="Tahoma"/>
+                <w:b/>
+                <w:sz w:val="18"/>
+              </w:rPr>
+              <w:t>พารามิเตอร์หลัก</w:t>
+            </w:r>
+          </w:p>
+        </w:tc>
+        <w:tc>
+          <w:tcPr>
+            <w:tcW w:type="dxa" w:w="2520"/>
+            <w:vAlign w:val="center"/>
+            <w:shd w:fill="E8EEF5"/>
+          </w:tcPr>
+          <w:p>
+            <w:pPr>
+              <w:keepLines/>
+              <w:spacing w:after="0"/>
+            </w:pPr>
+            <w:r/>
+            <w:r>
+              <w:rPr>
+                <w:rFonts w:ascii="Arial" w:hAnsi="Arial" w:eastAsia="Arial" w:cs="Tahoma"/>
+                <w:b/>
+                <w:sz w:val="18"/>
+              </w:rPr>
+              <w:t>กติกา / transaction boundary</w:t>
+            </w:r>
+          </w:p>
+        </w:tc>
+      </w:tr>
+      <w:tr>
+        <w:trPr>
+          <w:cantSplit/>
+        </w:trPr>
+        <w:tc>
+          <w:tcPr>
+            <w:tcW w:type="dxa" w:w="2520"/>
+            <w:vAlign w:val="center"/>
+          </w:tcPr>
+          <w:p>
+            <w:pPr>
+              <w:keepLines/>
+              <w:spacing w:after="0"/>
+            </w:pPr>
+            <w:r>
+              <w:rPr>
+                <w:rFonts w:ascii="Arial" w:hAnsi="Arial" w:eastAsia="Arial" w:cs="Tahoma"/>
+                <w:sz w:val="18"/>
+              </w:rPr>
+            </w:r>
+            <w:r>
+              <w:rPr>
+                <w:rFonts w:ascii="Arial" w:hAnsi="Arial" w:eastAsia="Arial" w:cs="Tahoma"/>
+                <w:sz w:val="18"/>
+              </w:rPr>
+              <w:t>แท็บประวัติ (timeline)</w:t>
+            </w:r>
+          </w:p>
+        </w:tc>
+        <w:tc>
+          <w:tcPr>
+            <w:tcW w:type="dxa" w:w="2520"/>
+            <w:vAlign w:val="center"/>
+          </w:tcPr>
+          <w:p>
+            <w:pPr>
+              <w:keepLines/>
+              <w:spacing w:after="0"/>
+            </w:pPr>
+            <w:r>
+              <w:rPr>
+                <w:rFonts w:ascii="Arial" w:hAnsi="Arial" w:eastAsia="Arial" w:cs="Tahoma"/>
+                <w:sz w:val="18"/>
+              </w:rPr>
+            </w:r>
+            <w:r>
+              <w:rPr>
+                <w:rFonts w:ascii="Courier New" w:hAnsi="Courier New" w:eastAsia="Courier New" w:cs="Tahoma"/>
+                <w:sz w:val="18"/>
+              </w:rPr>
+              <w:t>getHistory</w:t>
+            </w:r>
+          </w:p>
+        </w:tc>
+        <w:tc>
+          <w:tcPr>
+            <w:tcW w:type="dxa" w:w="2520"/>
+            <w:vAlign w:val="center"/>
+          </w:tcPr>
+          <w:p>
+            <w:pPr>
+              <w:keepLines/>
+              <w:spacing w:after="0"/>
+            </w:pPr>
+            <w:r>
+              <w:rPr>
+                <w:rFonts w:ascii="Arial" w:hAnsi="Arial" w:eastAsia="Arial" w:cs="Tahoma"/>
+                <w:sz w:val="18"/>
+              </w:rPr>
+            </w:r>
+            <w:r>
+              <w:rPr>
+                <w:rFonts w:ascii="Arial" w:hAnsi="Arial" w:eastAsia="Arial" w:cs="Tahoma"/>
+                <w:sz w:val="18"/>
+              </w:rPr>
+              <w:t>versionId, referenceId</w:t>
+            </w:r>
+          </w:p>
+        </w:tc>
+        <w:tc>
+          <w:tcPr>
+            <w:tcW w:type="dxa" w:w="2520"/>
+            <w:vAlign w:val="center"/>
+          </w:tcPr>
+          <w:p>
+            <w:pPr>
+              <w:keepLines/>
+              <w:spacing w:after="0"/>
+            </w:pPr>
+            <w:r>
+              <w:rPr>
+                <w:rFonts w:ascii="Arial" w:hAnsi="Arial" w:eastAsia="Arial" w:cs="Tahoma"/>
+                <w:sz w:val="18"/>
+              </w:rPr>
+            </w:r>
+            <w:r>
+              <w:rPr>
+                <w:rFonts w:ascii="Arial" w:hAnsi="Arial" w:eastAsia="Arial" w:cs="Tahoma"/>
+                <w:sz w:val="18"/>
+              </w:rPr>
+              <w:t xml:space="preserve">⚠️ ขึ้นกับ DP-7 — ถ้าเลือกอ่าน engine ต้อง join </w:t>
+            </w:r>
+            <w:r>
+              <w:rPr>
+                <w:rFonts w:ascii="Courier New" w:hAnsi="Courier New" w:eastAsia="Courier New" w:cs="Tahoma"/>
+                <w:sz w:val="18"/>
+              </w:rPr>
+              <w:t>consideration_logs</w:t>
+            </w:r>
+            <w:r>
+              <w:rPr>
+                <w:rFonts w:ascii="Arial" w:hAnsi="Arial" w:eastAsia="Arial" w:cs="Tahoma"/>
+                <w:sz w:val="18"/>
+              </w:rPr>
+              <w:t xml:space="preserve"> เพิ่ม decision code / ไฟล์แนบ / ความเห็นที่ engine ไม่มี</w:t>
+            </w:r>
+          </w:p>
+        </w:tc>
+      </w:tr>
+    </w:tbl>
+    <w:p/>
+    <w:p>
+      <w:pPr>
+        <w:pStyle w:val="ListBullet"/>
+        <w:keepLines/>
+      </w:pPr>
+      <w:r>
+        <w:t xml:space="preserve">🔴 กติกาเหล็ก: ตาราง </w:t>
+      </w:r>
+      <w:r>
+        <w:rPr>
+          <w:rFonts w:ascii="Courier New" w:hAnsi="Courier New" w:eastAsia="Courier New" w:cs="Tahoma"/>
+        </w:rPr>
+        <w:t>sps_store.workflow_*</w:t>
+      </w:r>
+      <w:r>
+        <w:t xml:space="preserve"> (13 ตาราง) เป็นของ lib — SBPGI </w:t>
+      </w:r>
+      <w:r>
+        <w:rPr>
+          <w:b/>
+        </w:rPr>
+        <w:t>R เท่านั้น</w:t>
+      </w:r>
+      <w:r>
+        <w:t xml:space="preserve"> ห้าม INSERT/UPDATE/DELETE ตรงในทุกกรณี</w:t>
+      </w:r>
+    </w:p>
+    <w:p>
+      <w:pPr>
+        <w:pStyle w:val="ListBullet"/>
+        <w:keepLines/>
+      </w:pPr>
+      <w:r>
+        <w:t xml:space="preserve">ทุกการเรียก engine ต้องผ่านตัวห่อกลาง </w:t>
+      </w:r>
+      <w:r>
+        <w:rPr>
+          <w:rFonts w:ascii="Courier New" w:hAnsi="Courier New" w:eastAsia="Courier New" w:cs="Tahoma"/>
+        </w:rPr>
+        <w:t>WorkflowGateway</w:t>
+      </w:r>
+      <w:r>
+        <w:t xml:space="preserve"> ที่นิยามใน </w:t>
+      </w:r>
+      <w:r>
+        <w:rPr>
+          <w:b/>
+        </w:rPr>
+        <w:t>LLDD-BE-API-Common-Contracts.pdf</w:t>
+      </w:r>
+      <w:r>
+        <w:t xml:space="preserve"> (timeout · retry · map error เข้า envelope) ห้าม import lib ตรงจาก service</w:t>
+      </w:r>
+    </w:p>
+    <w:p>
+      <w:pPr>
+        <w:pStyle w:val="ListBullet"/>
+        <w:keepLines/>
+      </w:pPr>
+      <w:r>
+        <w:t>unit test ต้อง mock engine และครอบอย่างน้อย: เรียกสำเร็จ · engine โยน error แล้ว rollback ฝั่ง SBPGI ครบ · เรียกซ้ำด้วย referenceId เดิมไม่เกิดผลซ้ำ</w:t>
+      </w:r>
+    </w:p>
+    <w:p>
+      <w:pPr>
         <w:pStyle w:val="Heading1"/>
         <w:keepNext/>
         <w:keepLines/>
@@ -6710,7 +7523,7 @@
         <w:pageBreakBefore w:val="0"/>
       </w:pPr>
       <w:r>
-        <w:t>POST /api/v1/documents/{docNo}/attachments</w:t>
+        <w:t>POST /api/v1/sbpgi/document/{docNo}/attachments</w:t>
       </w:r>
     </w:p>
     <w:p>
@@ -7527,7 +8340,7 @@
         <w:pageBreakBefore w:val="0"/>
       </w:pPr>
       <w:r>
-        <w:t>GET /api/v1/documents/{docNo}/attachments/{attachId}/download</w:t>
+        <w:t>GET /api/v1/sbpgi/document/{docNo}/attachments/{attachId}/download</w:t>
       </w:r>
     </w:p>
     <w:p>
@@ -8233,7 +9046,7 @@
         <w:pageBreakBefore w:val="0"/>
       </w:pPr>
       <w:r>
-        <w:t>GET /api/v1/documents/{docNo}/attachments/download-all</w:t>
+        <w:t>GET /api/v1/sbpgi/document/{docNo}/attachments/download-all</w:t>
       </w:r>
     </w:p>
     <w:p>
@@ -8939,7 +9752,7 @@
         <w:pageBreakBefore w:val="0"/>
       </w:pPr>
       <w:r>
-        <w:t>GET /api/v1/documents/{docNo}/sales</w:t>
+        <w:t>GET /api/v1/sbpgi/document/{docNo}/sales</w:t>
       </w:r>
     </w:p>
     <w:p>
@@ -9976,7 +10789,7 @@
         <w:pageBreakBefore w:val="0"/>
       </w:pPr>
       <w:r>
-        <w:t>GET /api/v1/documents/{docNo}/timeline</w:t>
+        <w:t>GET /api/v1/sbpgi/document/{docNo}/timeline</w:t>
       </w:r>
     </w:p>
     <w:p>
@@ -12312,7 +13125,7 @@
                 <w:rFonts w:ascii="Arial" w:hAnsi="Arial" w:eastAsia="Arial" w:cs="Tahoma"/>
                 <w:sz w:val="18"/>
               </w:rPr>
-              <w:t>GET /api/v1/documents/{docNo}/timeline</w:t>
+              <w:t>GET /api/v1/sbpgi/document/{docNo}/timeline</w:t>
             </w:r>
           </w:p>
         </w:tc>
@@ -12408,14 +13221,14 @@
         <w:br/>
         <w:t>import { SbpgiAttachmentSalesTimelineService } from './sbpgi-attachment-sales-timeline.service';</w:t>
         <w:br/>
-        <w:t>import { CreateDocumentsAttachmentsBodyDto } from './dto/sbpgi-attachment-sales-timeline.dto';</w:t>
+        <w:t>import { CreateSbpgiDocumentAttachmentsBodyDto } from './dto/sbpgi-attachment-sales-timeline.dto';</w:t>
         <w:br/>
         <w:br/>
         <w:t>// LLDD BE - API Attachment Sales and Timeline</w:t>
         <w:br/>
         <w:t>// BFF เรียกด้วย x-api-key และแนบ x-user-id / x-user-group-id / x-user-permissions มาให้</w:t>
         <w:br/>
-        <w:t>@Controller('sbpgi/documents')</w:t>
+        <w:t>@Controller('sbpgi/sbpgi/document')</w:t>
         <w:br/>
         <w:t>@UseGuards(HttpHeaderGuard)</w:t>
         <w:br/>
@@ -12424,15 +13237,15 @@
         <w:t xml:space="preserve">  constructor(private readonly service: SbpgiAttachmentSalesTimelineService) {}</w:t>
         <w:br/>
         <w:br/>
-        <w:t xml:space="preserve">  // POST /api/v1/documents/{docNo}/attachments — Upload attachment API</w:t>
+        <w:t xml:space="preserve">  // POST /api/v1/sbpgi/document/{docNo}/attachments — Upload attachment API</w:t>
         <w:br/>
-        <w:t xml:space="preserve">  @Post(':docNo/attachments')</w:t>
+        <w:t xml:space="preserve">  @Post('document/:docNo/attachments')</w:t>
         <w:br/>
-        <w:t xml:space="preserve">  createDocumentsAttachments(</w:t>
+        <w:t xml:space="preserve">  createSbpgiDocumentAttachments(</w:t>
         <w:br/>
         <w:t xml:space="preserve">    @Param('docNo') docNo: string,</w:t>
         <w:br/>
-        <w:t xml:space="preserve">    @Body() body: CreateDocumentsAttachmentsBodyDto,</w:t>
+        <w:t xml:space="preserve">    @Body() body: CreateSbpgiDocumentAttachmentsBodyDto,</w:t>
         <w:br/>
         <w:t xml:space="preserve">    @UserId() userId: string,</w:t>
         <w:br/>
@@ -12440,16 +13253,16 @@
         <w:br/>
         <w:t xml:space="preserve">    // TODO: ตรวจ x-user-permissions ก่อนเรียก service ถ้า endpoint นี้จำกัดสิทธิ์เมนู</w:t>
         <w:br/>
-        <w:t xml:space="preserve">    return this.service.createDocumentsAttachments(docNo, body, userId);</w:t>
+        <w:t xml:space="preserve">    return this.service.createSbpgiDocumentAttachments(docNo, body, userId);</w:t>
         <w:br/>
         <w:t xml:space="preserve">  }</w:t>
         <w:br/>
         <w:br/>
-        <w:t xml:space="preserve">  // GET /api/v1/documents/{docNo}/attachments/{attachId}/download — ดาวน์โหลดไฟล์แนบรายไฟล์ผ่าน BE — ตรวจสิทธิ์เอกสาร + attachment ต้องเป…</w:t>
+        <w:t xml:space="preserve">  // GET /api/v1/sbpgi/document/{docNo}/attachments/{attachId}/download — ดาวน์โหลดไฟล์แนบรายไฟล์ผ่าน BE — ตรวจสิทธิ์เอกสาร + attachment ต้องเป…</w:t>
         <w:br/>
-        <w:t xml:space="preserve">  @Get(':docNo/attachments/:attachId/download')</w:t>
+        <w:t xml:space="preserve">  @Get('document/:docNo/attachments/:attachId/download')</w:t>
         <w:br/>
-        <w:t xml:space="preserve">  getDocumentsAttachmentsDownload(</w:t>
+        <w:t xml:space="preserve">  getSbpgiDocumentAttachmentsDownload(</w:t>
         <w:br/>
         <w:t xml:space="preserve">    @Param('docNo') docNo: string,</w:t>
         <w:br/>
@@ -12461,33 +13274,33 @@
         <w:br/>
         <w:t xml:space="preserve">    // TODO: ตรวจ x-user-permissions ก่อนเรียก service ถ้า endpoint นี้จำกัดสิทธิ์เมนู</w:t>
         <w:br/>
-        <w:t xml:space="preserve">    return this.service.getDocumentsAttachmentsDownload(docNo, attachId, userId);</w:t>
+        <w:t xml:space="preserve">    return this.service.getSbpgiDocumentAttachmentsDownload(docNo, attachId, userId);</w:t>
         <w:br/>
         <w:t xml:space="preserve">  }</w:t>
         <w:br/>
         <w:br/>
-        <w:t xml:space="preserve">  // GET /api/v1/documents/{docNo}/attachments/download-all — ดาวน์โหลดไฟล์แนบทั้งหมดเป็น .zip — ไม่มีไฟล์ที่ผ่าน scan เลยตอบ 404 (…</w:t>
+        <w:t xml:space="preserve">  // GET /api/v1/sbpgi/document/{docNo}/attachments/download-all — ดาวน์โหลดไฟล์แนบทั้งหมดเป็น .zip — ไม่มีไฟล์ที่ผ่าน scan เลยตอบ 404 (…</w:t>
         <w:br/>
-        <w:t xml:space="preserve">  @Get(':docNo/attachments/download-all')</w:t>
+        <w:t xml:space="preserve">  @Get('document/:docNo/attachments/download-all')</w:t>
         <w:br/>
-        <w:t xml:space="preserve">  getDocumentsAttachmentsDownloadAll(@Param('docNo') docNo: string, @UserId() userId: string) {</w:t>
+        <w:t xml:space="preserve">  getSbpgiDocumentAttachmentsDownloadAll(@Param('docNo') docNo: string, @UserId() userId: string) {</w:t>
         <w:br/>
         <w:t xml:space="preserve">    // TODO: ตรวจ x-user-permissions ก่อนเรียก service ถ้า endpoint นี้จำกัดสิทธิ์เมนู</w:t>
         <w:br/>
-        <w:t xml:space="preserve">    return this.service.getDocumentsAttachmentsDownloadAll(docNo, userId);</w:t>
+        <w:t xml:space="preserve">    return this.service.getSbpgiDocumentAttachmentsDownloadAll(docNo, userId);</w:t>
         <w:br/>
         <w:t xml:space="preserve">  }</w:t>
         <w:br/>
         <w:br/>
-        <w:t xml:space="preserve">  // GET /api/v1/documents/{docNo}/sales — Sales detail API</w:t>
+        <w:t xml:space="preserve">  // GET /api/v1/sbpgi/document/{docNo}/sales — Sales detail API</w:t>
         <w:br/>
-        <w:t xml:space="preserve">  @Get(':docNo/sales')</w:t>
+        <w:t xml:space="preserve">  @Get('document/:docNo/sales')</w:t>
         <w:br/>
-        <w:t xml:space="preserve">  getDocumentsSales(@Param('docNo') docNo: string, @UserId() userId: string) {</w:t>
+        <w:t xml:space="preserve">  getSbpgiDocumentSales(@Param('docNo') docNo: string, @UserId() userId: string) {</w:t>
         <w:br/>
         <w:t xml:space="preserve">    // TODO: ตรวจ x-user-permissions ก่อนเรียก service ถ้า endpoint นี้จำกัดสิทธิ์เมนู</w:t>
         <w:br/>
-        <w:t xml:space="preserve">    return this.service.getDocumentsSales(docNo, userId);</w:t>
+        <w:t xml:space="preserve">    return this.service.getSbpgiDocumentSales(docNo, userId);</w:t>
         <w:br/>
         <w:t xml:space="preserve">  }</w:t>
         <w:br/>
@@ -12533,9 +13346,9 @@
         <w:t>// property ที่ไม่ประกาศที่นี่จะถูก reject เป็น 400 อัตโนมัติ</w:t>
         <w:br/>
         <w:br/>
-        <w:t>// body ของ POST /api/v1/documents/{docNo}/attachments</w:t>
+        <w:t>// body ของ POST /api/v1/sbpgi/document/{docNo}/attachments</w:t>
         <w:br/>
-        <w:t>export class CreateDocumentsAttachmentsBodyDto {</w:t>
+        <w:t>export class CreateSbpgiDocumentAttachmentsBodyDto {</w:t>
         <w:br/>
         <w:t xml:space="preserve">  /** validate extension and content type */</w:t>
         <w:br/>
@@ -12627,11 +13440,11 @@
         <w:t xml:space="preserve">  ) {}</w:t>
         <w:br/>
         <w:br/>
-        <w:t xml:space="preserve">  // POST /api/v1/documents/{docNo}/attachments — Upload attachment API</w:t>
+        <w:t xml:space="preserve">  // POST /api/v1/sbpgi/document/{docNo}/attachments — Upload attachment API</w:t>
         <w:br/>
         <w:t xml:space="preserve">  // mutation ต้องอยู่ใน transaction เดียว (ไม่มี audit ของ master แล้ว · 2026-08-07)</w:t>
         <w:br/>
-        <w:t xml:space="preserve">  async createDocumentsAttachments(docNo: string, body: CreateDocumentsAttachmentsBodyDto, userId: string) {</w:t>
+        <w:t xml:space="preserve">  async createSbpgiDocumentAttachments(docNo: string, body: CreateSbpgiDocumentAttachmentsBodyDto, userId: string) {</w:t>
         <w:br/>
         <w:t xml:space="preserve">    const runner = this.dataSource.createQueryRunner();</w:t>
         <w:br/>
@@ -12643,7 +13456,7 @@
         <w:br/>
         <w:t xml:space="preserve">      // TODO: lock แถวเป้าหมายของ document_attachments ด้วย SELECT ... FOR UPDATE ก่อนเขียน</w:t>
         <w:br/>
-        <w:t xml:space="preserve">      const [current] = await runner.query(SBPGI_SQL.createDocumentsAttachmentsLock, [docNo]);</w:t>
+        <w:t xml:space="preserve">      const [current] = await runner.query(SBPGI_SQL.createSbpgiDocumentAttachmentsLock, [docNo]);</w:t>
         <w:br/>
         <w:t xml:space="preserve">      if (!current) {</w:t>
         <w:br/>
@@ -12651,7 +13464,7 @@
         <w:br/>
         <w:t xml:space="preserve">      }</w:t>
         <w:br/>
-        <w:t xml:space="preserve">      await runner.query(SBPGI_SQL.createDocumentsAttachments, [/* TODO: ผูกค่าจาก body */]);</w:t>
+        <w:t xml:space="preserve">      await runner.query(SBPGI_SQL.createSbpgiDocumentAttachments, [/* TODO: ผูกค่าจาก body */]);</w:t>
         <w:br/>
         <w:t xml:space="preserve">      await runner.commitTransaction();</w:t>
         <w:br/>
@@ -12674,21 +13487,21 @@
         <w:t xml:space="preserve">  }</w:t>
         <w:br/>
         <w:br/>
-        <w:t xml:space="preserve">  // GET /api/v1/documents/{docNo}/attachments/{attachId}/download — ดาวน์โหลดไฟล์แนบรายไฟล์ผ่าน BE — ตรวจสิทธิ์เอกสาร + attachment ต้องเป…</w:t>
+        <w:t xml:space="preserve">  // GET /api/v1/sbpgi/document/{docNo}/attachments/{attachId}/download — ดาวน์โหลดไฟล์แนบรายไฟล์ผ่าน BE — ตรวจสิทธิ์เอกสาร + attachment ต้องเป…</w:t>
         <w:br/>
-        <w:t xml:space="preserve">  async getDocumentsAttachmentsDownload(docNo: string, attachId: string, userId: string) {</w:t>
+        <w:t xml:space="preserve">  async getSbpgiDocumentAttachmentsDownload(docNo: string, attachId: string, userId: string) {</w:t>
         <w:br/>
         <w:t xml:space="preserve">    const page = 1;</w:t>
         <w:br/>
         <w:t xml:space="preserve">    const size = 100; // endpoint นี้ไม่มี query param — ไม่แบ่งหน้า</w:t>
         <w:br/>
-        <w:t xml:space="preserve">    // SQL เต็มอยู่ในหัวข้อ Database SQL ของเอกสารนี้ (คีย์ 'GET /api/v1/documents/{docNo}/attachments/{attachId}/download')</w:t>
+        <w:t xml:space="preserve">    // SQL เต็มอยู่ในหัวข้อ Database SQL ของเอกสารนี้ (คีย์ 'GET /api/v1/sbpgi/document/{docNo}/attachments/{attachId}/download')</w:t>
         <w:br/>
         <w:t xml:space="preserve">    // ⚠️ SQL ตัวอย่างบางเส้นเขียนด้วย named parameter (:size/:offset) แต่ dataSource.query()</w:t>
         <w:br/>
         <w:t xml:space="preserve">    //    รับเฉพาะ positional $1..$n — ต้องแปลงชื่อเป็นลำดับก่อน หรือใช้ QueryBuilder แทน</w:t>
         <w:br/>
-        <w:t xml:space="preserve">    const rows = await this.dataSource.query(SBPGI_SQL.getDocumentsAttachmentsDownload, [</w:t>
+        <w:t xml:space="preserve">    const rows = await this.dataSource.query(SBPGI_SQL.getSbpgiDocumentAttachmentsDownload, [</w:t>
         <w:br/>
         <w:t xml:space="preserve">      // TODO: เรียงพารามิเตอร์ให้ตรงกับ $1..$n ของ SQL จริง</w:t>
         <w:br/>
@@ -12703,28 +13516,28 @@
         <w:t xml:space="preserve">  }</w:t>
         <w:br/>
         <w:br/>
-        <w:t xml:space="preserve">  // GET /api/v1/documents/{docNo}/attachments/download-all — ดาวน์โหลดไฟล์แนบทั้งหมดเป็น .zip — ไม่มีไฟล์ที่ผ่าน scan เลยตอบ 404 (…</w:t>
+        <w:t xml:space="preserve">  // GET /api/v1/sbpgi/document/{docNo}/attachments/download-all — ดาวน์โหลดไฟล์แนบทั้งหมดเป็น .zip — ไม่มีไฟล์ที่ผ่าน scan เลยตอบ 404 (…</w:t>
         <w:br/>
-        <w:t xml:space="preserve">  async getDocumentsAttachmentsDownloadAll(docNo: string, userId: string) {</w:t>
+        <w:t xml:space="preserve">  async getSbpgiDocumentAttachmentsDownloadAll(docNo: string, userId: string) {</w:t>
         <w:br/>
-        <w:t xml:space="preserve">    // TODO: implement ตาม business rule ของ GET /api/v1/documents/{docNo}/attachments/download-all</w:t>
+        <w:t xml:space="preserve">    // TODO: implement ตาม business rule ของ GET /api/v1/sbpgi/document/{docNo}/attachments/download-all</w:t>
         <w:br/>
-        <w:t xml:space="preserve">    //       (SQL อยู่ในหัวข้อ Database SQL คีย์ 'GET /api/v1/documents/{docNo}/attachments/download-all')</w:t>
+        <w:t xml:space="preserve">    //       (SQL อยู่ในหัวข้อ Database SQL คีย์ 'GET /api/v1/sbpgi/document/{docNo}/attachments/download-all')</w:t>
         <w:br/>
-        <w:t xml:space="preserve">    throw new NotImplementedException('getDocumentsAttachmentsDownloadAll ยังไม่ implement');</w:t>
+        <w:t xml:space="preserve">    throw new NotImplementedException('getSbpgiDocumentAttachmentsDownloadAll ยังไม่ implement');</w:t>
         <w:br/>
         <w:t xml:space="preserve">  }</w:t>
         <w:br/>
         <w:br/>
-        <w:t xml:space="preserve">  // GET /api/v1/documents/{docNo}/sales — Sales detail API</w:t>
+        <w:t xml:space="preserve">  // GET /api/v1/sbpgi/document/{docNo}/sales — Sales detail API</w:t>
         <w:br/>
-        <w:t xml:space="preserve">  async getDocumentsSales(docNo: string, userId: string) {</w:t>
+        <w:t xml:space="preserve">  async getSbpgiDocumentSales(docNo: string, userId: string) {</w:t>
         <w:br/>
-        <w:t xml:space="preserve">    // TODO: implement ตาม business rule ของ GET /api/v1/documents/{docNo}/sales</w:t>
+        <w:t xml:space="preserve">    // TODO: implement ตาม business rule ของ GET /api/v1/sbpgi/document/{docNo}/sales</w:t>
         <w:br/>
-        <w:t xml:space="preserve">    //       (SQL อยู่ในหัวข้อ Database SQL คีย์ 'GET /api/v1/documents/{docNo}/sales')</w:t>
+        <w:t xml:space="preserve">    //       (SQL อยู่ในหัวข้อ Database SQL คีย์ 'GET /api/v1/sbpgi/document/{docNo}/sales')</w:t>
         <w:br/>
-        <w:t xml:space="preserve">    throw new NotImplementedException('getDocumentsSales ยังไม่ implement');</w:t>
+        <w:t xml:space="preserve">    throw new NotImplementedException('getSbpgiDocumentSales ยังไม่ implement');</w:t>
         <w:br/>
         <w:t xml:space="preserve">  }</w:t>
         <w:br/>
@@ -13218,23 +14031,23 @@
         <w:t xml:space="preserve">  }</w:t>
         <w:br/>
         <w:br/>
-        <w:t xml:space="preserve">  createDocumentsAttachments(docNo: string, body: any, user: any) {</w:t>
+        <w:t xml:space="preserve">  createSbpgiDocumentAttachments(docNo: string, body: any, user: any) {</w:t>
         <w:br/>
-        <w:t xml:space="preserve">    return this.client.post(`/api/v1/documents/${docNo}/attachments`, body, { headers: this.userHeaders(user) });</w:t>
+        <w:t xml:space="preserve">    return this.client.post(`/api/v1/sbpgi/document/${docNo}/attachments`, body, { headers: this.userHeaders(user) });</w:t>
         <w:br/>
         <w:t xml:space="preserve">  }</w:t>
         <w:br/>
         <w:br/>
-        <w:t xml:space="preserve">  getDocumentsAttachmentsDownload(docNo: string, attachId: string, params: any, user: any) {</w:t>
+        <w:t xml:space="preserve">  getSbpgiDocumentAttachmentsDownload(docNo: string, attachId: string, params: any, user: any) {</w:t>
         <w:br/>
-        <w:t xml:space="preserve">    return this.client.get(`/api/v1/documents/${docNo}/attachments/${attachId}/download`, { params, headers: this.userHeaders(user) });</w:t>
+        <w:t xml:space="preserve">    return this.client.get(`/api/v1/sbpgi/document/${docNo}/attachments/${attachId}/download`, { params, headers: this.userHeaders(user) });</w:t>
         <w:br/>
         <w:t xml:space="preserve">  }</w:t>
         <w:br/>
         <w:br/>
-        <w:t xml:space="preserve">  getDocumentsAttachmentsDownloadAll(docNo: string, params: any, user: any) {</w:t>
+        <w:t xml:space="preserve">  getSbpgiDocumentAttachmentsDownloadAll(docNo: string, params: any, user: any) {</w:t>
         <w:br/>
-        <w:t xml:space="preserve">    return this.client.get(`/api/v1/documents/${docNo}/attachments/download-all`, { params, headers: this.userHeaders(user) });</w:t>
+        <w:t xml:space="preserve">    return this.client.get(`/api/v1/sbpgi/document/${docNo}/attachments/download-all`, { params, headers: this.userHeaders(user) });</w:t>
         <w:br/>
         <w:t xml:space="preserve">  }</w:t>
         <w:br/>
@@ -13259,24 +14072,24 @@
         <w:t xml:space="preserve">  constructor(private readonly service: SbpgiAttachmentSalesTimelineBffService) {}</w:t>
         <w:br/>
         <w:br/>
-        <w:t xml:space="preserve">  // proxy ของ POST /api/v1/documents/{docNo}/attachments</w:t>
+        <w:t xml:space="preserve">  // proxy ของ POST /api/v1/sbpgi/document/{docNo}/attachments</w:t>
         <w:br/>
-        <w:t xml:space="preserve">  @Post('documents/:docNo/attachments')</w:t>
+        <w:t xml:space="preserve">  @Post('sbpgi/document/:docNo/attachments')</w:t>
         <w:br/>
-        <w:t xml:space="preserve">  createDocumentsAttachments(@Param('docNo') docNo: string, @Body() body: any, @Req() req: any) {</w:t>
+        <w:t xml:space="preserve">  createSbpgiDocumentAttachments(@Param('docNo') docNo: string, @Body() body: any, @Req() req: any) {</w:t>
         <w:br/>
-        <w:t xml:space="preserve">    return this.service.createDocumentsAttachments(docNo, body, req.user);</w:t>
+        <w:t xml:space="preserve">    return this.service.createSbpgiDocumentAttachments(docNo, body, req.user);</w:t>
         <w:br/>
         <w:t xml:space="preserve">  }</w:t>
         <w:br/>
         <w:br/>
-        <w:t xml:space="preserve">  // proxy ของ GET /api/v1/documents/{docNo}/attachments/{attachId}/download</w:t>
+        <w:t xml:space="preserve">  // proxy ของ GET /api/v1/sbpgi/document/{docNo}/attachments/{attachId}/download</w:t>
         <w:br/>
-        <w:t xml:space="preserve">  @Get('documents/:docNo/attachments/:attachId/download')</w:t>
+        <w:t xml:space="preserve">  @Get('sbpgi/document/:docNo/attachments/:attachId/download')</w:t>
         <w:br/>
-        <w:t xml:space="preserve">  getDocumentsAttachmentsDownload(@Param('docNo') docNo: string, @Param('attachId') attachId: string, @Query() query: any, @Req() req: any) {</w:t>
+        <w:t xml:space="preserve">  getSbpgiDocumentAttachmentsDownload(@Param('docNo') docNo: string, @Param('attachId') attachId: string, @Query() query: any, @Req() req: any) {</w:t>
         <w:br/>
-        <w:t xml:space="preserve">    return this.service.getDocumentsAttachmentsDownload(docNo, attachId, query, req.user);</w:t>
+        <w:t xml:space="preserve">    return this.service.getSbpgiDocumentAttachmentsDownload(docNo, attachId, query, req.user);</w:t>
         <w:br/>
         <w:t xml:space="preserve">  }</w:t>
         <w:br/>
@@ -13811,7 +14624,7 @@
         <w:rPr>
           <w:b/>
         </w:rPr>
-        <w:t>POST /api/v1/documents/{docNo}/attachments</w:t>
+        <w:t>POST /api/v1/sbpgi/document/{docNo}/attachments</w:t>
       </w:r>
       <w:r>
         <w:t xml:space="preserve"> — Upload attachment API</w:t>
@@ -13843,7 +14656,7 @@
         <w:rPr>
           <w:b/>
         </w:rPr>
-        <w:t>GET /api/v1/documents/{docNo}/attachments/{attachId}/download</w:t>
+        <w:t>GET /api/v1/sbpgi/document/{docNo}/attachments/{attachId}/download</w:t>
       </w:r>
       <w:r>
         <w:t xml:space="preserve"> — ดาวน์โหลดไฟล์แนบรายไฟล์ผ่าน BE — ตรวจสิทธิ์เอกสาร + attachment ต้องเป็นของ docNo + scan_status=CLEAN ก่อน str…</w:t>
@@ -13877,7 +14690,7 @@
         <w:rPr>
           <w:b/>
         </w:rPr>
-        <w:t>GET /api/v1/documents/{docNo}/attachments/download-all</w:t>
+        <w:t>GET /api/v1/sbpgi/document/{docNo}/attachments/download-all</w:t>
       </w:r>
       <w:r>
         <w:t xml:space="preserve"> — ดาวน์โหลดไฟล์แนบทั้งหมดเป็น .zip — ไม่มีไฟล์ที่ผ่าน scan เลยตอบ 404 (ไม่คืน zip เปล่า)</w:t>
@@ -13899,6 +14712,8 @@
         <w:br/>
         <w:t>-- รวมไฟล์แนบทั้งหมดเป็น .zip — ตรวจสิทธิ์อ่านเอกสารก่อน แล้วรวมเฉพาะไฟล์ที่ scan ผ่าน</w:t>
         <w:br/>
+        <w:t>-- ⚠️ นโยบาย AV ยังไม่เคาะ (ดู LLDD-BE-API-Attachment-Sales-Timeline.pdf 5.1) — ถ้ายังไม่มีตัวสแกน การบังคับ CLEAN จะทำให้ดาวน์โหลดไม่ได้เลย</w:t>
+        <w:br/>
         <w:t>-- ไม่มีไฟล์ที่ดาวน์โหลดได้เลย -&gt; 404 (ไม่คืน zip เปล่า)</w:t>
         <w:br/>
         <w:t>SELECT attach_id, bucket, object_key, file_name, mime_type, file_size</w:t>
@@ -13915,7 +14730,7 @@
         <w:rPr>
           <w:b/>
         </w:rPr>
-        <w:t>GET /api/v1/documents/{docNo}/sales</w:t>
+        <w:t>GET /api/v1/sbpgi/document/{docNo}/sales</w:t>
       </w:r>
       <w:r>
         <w:t xml:space="preserve"> — Sales detail API</w:t>
@@ -16102,7 +16917,7 @@
                 <w:rFonts w:ascii="Courier New" w:hAnsi="Courier New" w:eastAsia="Courier New" w:cs="Tahoma"/>
                 <w:sz w:val="18"/>
               </w:rPr>
-              <w:t>POST /api/v1/documents/{docNo}/attachments</w:t>
+              <w:t>POST /api/v1/sbpgi/document/{docNo}/attachments</w:t>
             </w:r>
           </w:p>
         </w:tc>
@@ -16182,7 +16997,7 @@
                 <w:rFonts w:ascii="Courier New" w:hAnsi="Courier New" w:eastAsia="Courier New" w:cs="Tahoma"/>
                 <w:sz w:val="18"/>
               </w:rPr>
-              <w:t>GET /api/v1/documents/{docNo}/attachments/{attachId}/download</w:t>
+              <w:t>GET /api/v1/sbpgi/document/{docNo}/attachments/{attachId}/download</w:t>
             </w:r>
           </w:p>
         </w:tc>
@@ -16262,7 +17077,7 @@
                 <w:rFonts w:ascii="Courier New" w:hAnsi="Courier New" w:eastAsia="Courier New" w:cs="Tahoma"/>
                 <w:sz w:val="18"/>
               </w:rPr>
-              <w:t>GET /api/v1/documents/{docNo}/attachments/download-all</w:t>
+              <w:t>GET /api/v1/sbpgi/document/{docNo}/attachments/download-all</w:t>
             </w:r>
           </w:p>
         </w:tc>
@@ -16342,7 +17157,7 @@
                 <w:rFonts w:ascii="Courier New" w:hAnsi="Courier New" w:eastAsia="Courier New" w:cs="Tahoma"/>
                 <w:sz w:val="18"/>
               </w:rPr>
-              <w:t>GET /api/v1/documents/{docNo}/sales</w:t>
+              <w:t>GET /api/v1/sbpgi/document/{docNo}/sales</w:t>
             </w:r>
           </w:p>
         </w:tc>
@@ -16422,7 +17237,7 @@
                 <w:rFonts w:ascii="Courier New" w:hAnsi="Courier New" w:eastAsia="Courier New" w:cs="Tahoma"/>
                 <w:sz w:val="18"/>
               </w:rPr>
-              <w:t>GET /api/v1/documents/{docNo}/timeline</w:t>
+              <w:t>GET /api/v1/sbpgi/document/{docNo}/timeline</w:t>
             </w:r>
           </w:p>
         </w:tc>

--- a/LLDD/word/BE/LLDD-BE-API-Attachment-Sales-Timeline.docx
+++ b/LLDD/word/BE/LLDD-BE-API-Attachment-Sales-Timeline.docx
@@ -657,6 +657,881 @@
         <w:t>Common contract reference: ทุกหัวข้อ API/FE ต้องยึด LLDD-BE-API-Common-Contracts.pdf และ LLDD-FE-Integration-Contracts.pdf สำหรับ error/auth/format/pagination/action/RBAC ก่อนลงรายละเอียดเฉพาะหน้าหรือเฉพาะ endpoint</w:t>
       </w:r>
     </w:p>
+    <w:p>
+      <w:pPr>
+        <w:pStyle w:val="Heading2"/>
+        <w:keepNext/>
+        <w:keepLines/>
+        <w:pageBreakBefore w:val="0"/>
+      </w:pPr>
+      <w:r>
+        <w:t>1.1 เอกสาร LLDD ที่เกี่ยวข้อง</w:t>
+      </w:r>
+    </w:p>
+    <w:p>
+      <w:pPr>
+        <w:keepNext w:val="0"/>
+      </w:pPr>
+      <w:r>
+        <w:t>ตารางนี้สร้างจาก endpoint และตารางที่เอกสารฉบับนี้ประกาศไว้จริง — อ่านฉบับที่อยู่ในตารางก่อนลงมือ เพื่อไม่ให้สัญญา request/response หรือชื่อคอลัมน์หลุดจากกัน</w:t>
+      </w:r>
+    </w:p>
+    <w:tbl>
+      <w:tblPr>
+        <w:tblStyle w:val="TableGrid"/>
+        <w:tblW w:type="auto" w:w="0"/>
+        <w:jc w:val="center"/>
+        <w:tblLook w:firstColumn="1" w:firstRow="1" w:lastColumn="0" w:lastRow="0" w:noHBand="0" w:noVBand="1" w:val="04A0"/>
+      </w:tblPr>
+      <w:tblGrid>
+        <w:gridCol w:w="3360"/>
+        <w:gridCol w:w="3360"/>
+        <w:gridCol w:w="3360"/>
+      </w:tblGrid>
+      <w:tr>
+        <w:trPr>
+          <w:cantSplit/>
+        </w:trPr>
+        <w:tc>
+          <w:tcPr>
+            <w:tcW w:type="dxa" w:w="3360"/>
+            <w:vAlign w:val="center"/>
+            <w:shd w:fill="E8EEF5"/>
+          </w:tcPr>
+          <w:p>
+            <w:pPr>
+              <w:keepLines/>
+              <w:spacing w:after="0"/>
+            </w:pPr>
+            <w:r/>
+            <w:r>
+              <w:rPr>
+                <w:rFonts w:ascii="Arial" w:hAnsi="Arial" w:eastAsia="Arial" w:cs="Tahoma"/>
+                <w:b/>
+                <w:sz w:val="18"/>
+              </w:rPr>
+              <w:t>ความสัมพันธ์</w:t>
+            </w:r>
+          </w:p>
+        </w:tc>
+        <w:tc>
+          <w:tcPr>
+            <w:tcW w:type="dxa" w:w="3360"/>
+            <w:vAlign w:val="center"/>
+            <w:shd w:fill="E8EEF5"/>
+          </w:tcPr>
+          <w:p>
+            <w:pPr>
+              <w:keepLines/>
+              <w:spacing w:after="0"/>
+            </w:pPr>
+            <w:r/>
+            <w:r>
+              <w:rPr>
+                <w:rFonts w:ascii="Arial" w:hAnsi="Arial" w:eastAsia="Arial" w:cs="Tahoma"/>
+                <w:b/>
+                <w:sz w:val="18"/>
+              </w:rPr>
+              <w:t>เอกสาร LLDD</w:t>
+            </w:r>
+          </w:p>
+        </w:tc>
+        <w:tc>
+          <w:tcPr>
+            <w:tcW w:type="dxa" w:w="3360"/>
+            <w:vAlign w:val="center"/>
+            <w:shd w:fill="E8EEF5"/>
+          </w:tcPr>
+          <w:p>
+            <w:pPr>
+              <w:keepLines/>
+              <w:spacing w:after="0"/>
+            </w:pPr>
+            <w:r/>
+            <w:r>
+              <w:rPr>
+                <w:rFonts w:ascii="Arial" w:hAnsi="Arial" w:eastAsia="Arial" w:cs="Tahoma"/>
+                <w:b/>
+                <w:sz w:val="18"/>
+              </w:rPr>
+              <w:t>เกี่ยวข้องตรงไหน</w:t>
+            </w:r>
+          </w:p>
+        </w:tc>
+      </w:tr>
+      <w:tr>
+        <w:trPr>
+          <w:cantSplit/>
+        </w:trPr>
+        <w:tc>
+          <w:tcPr>
+            <w:tcW w:type="dxa" w:w="3360"/>
+            <w:vAlign w:val="center"/>
+          </w:tcPr>
+          <w:p>
+            <w:pPr>
+              <w:keepLines/>
+              <w:spacing w:after="0"/>
+            </w:pPr>
+            <w:r>
+              <w:rPr>
+                <w:rFonts w:ascii="Arial" w:hAnsi="Arial" w:eastAsia="Arial" w:cs="Tahoma"/>
+                <w:sz w:val="18"/>
+              </w:rPr>
+            </w:r>
+            <w:r>
+              <w:rPr>
+                <w:rFonts w:ascii="Arial" w:hAnsi="Arial" w:eastAsia="Arial" w:cs="Tahoma"/>
+                <w:sz w:val="18"/>
+              </w:rPr>
+              <w:t>ใช้ endpoint ของ</w:t>
+            </w:r>
+          </w:p>
+        </w:tc>
+        <w:tc>
+          <w:tcPr>
+            <w:tcW w:type="dxa" w:w="3360"/>
+            <w:vAlign w:val="center"/>
+          </w:tcPr>
+          <w:p>
+            <w:pPr>
+              <w:keepLines/>
+              <w:spacing w:after="0"/>
+            </w:pPr>
+            <w:r>
+              <w:rPr>
+                <w:rFonts w:ascii="Arial" w:hAnsi="Arial" w:eastAsia="Arial" w:cs="Tahoma"/>
+                <w:sz w:val="18"/>
+              </w:rPr>
+            </w:r>
+            <w:r>
+              <w:rPr>
+                <w:rFonts w:ascii="Arial" w:hAnsi="Arial" w:eastAsia="Arial" w:cs="Tahoma"/>
+                <w:b/>
+                <w:sz w:val="18"/>
+              </w:rPr>
+              <w:t>LLDD-BE-API-Document-Workflow-Actions.pdf</w:t>
+            </w:r>
+          </w:p>
+        </w:tc>
+        <w:tc>
+          <w:tcPr>
+            <w:tcW w:type="dxa" w:w="3360"/>
+            <w:vAlign w:val="center"/>
+          </w:tcPr>
+          <w:p>
+            <w:pPr>
+              <w:keepLines/>
+              <w:spacing w:after="0"/>
+            </w:pPr>
+            <w:r>
+              <w:rPr>
+                <w:rFonts w:ascii="Arial" w:hAnsi="Arial" w:eastAsia="Arial" w:cs="Tahoma"/>
+                <w:sz w:val="18"/>
+              </w:rPr>
+            </w:r>
+            <w:r>
+              <w:rPr>
+                <w:rFonts w:ascii="Courier New" w:hAnsi="Courier New" w:eastAsia="Courier New" w:cs="Tahoma"/>
+                <w:sz w:val="18"/>
+              </w:rPr>
+              <w:t>GET /api/v1/sgi/document/{docNo}/timeline</w:t>
+            </w:r>
+          </w:p>
+        </w:tc>
+      </w:tr>
+      <w:tr>
+        <w:trPr>
+          <w:cantSplit/>
+        </w:trPr>
+        <w:tc>
+          <w:tcPr>
+            <w:tcW w:type="dxa" w:w="3360"/>
+            <w:vAlign w:val="center"/>
+          </w:tcPr>
+          <w:p>
+            <w:pPr>
+              <w:keepLines/>
+              <w:spacing w:after="0"/>
+            </w:pPr>
+            <w:r>
+              <w:rPr>
+                <w:rFonts w:ascii="Arial" w:hAnsi="Arial" w:eastAsia="Arial" w:cs="Tahoma"/>
+                <w:sz w:val="18"/>
+              </w:rPr>
+            </w:r>
+            <w:r>
+              <w:rPr>
+                <w:rFonts w:ascii="Arial" w:hAnsi="Arial" w:eastAsia="Arial" w:cs="Tahoma"/>
+                <w:sz w:val="18"/>
+              </w:rPr>
+              <w:t>ถูกเรียกจาก</w:t>
+            </w:r>
+          </w:p>
+        </w:tc>
+        <w:tc>
+          <w:tcPr>
+            <w:tcW w:type="dxa" w:w="3360"/>
+            <w:vAlign w:val="center"/>
+          </w:tcPr>
+          <w:p>
+            <w:pPr>
+              <w:keepLines/>
+              <w:spacing w:after="0"/>
+            </w:pPr>
+            <w:r>
+              <w:rPr>
+                <w:rFonts w:ascii="Arial" w:hAnsi="Arial" w:eastAsia="Arial" w:cs="Tahoma"/>
+                <w:sz w:val="18"/>
+              </w:rPr>
+            </w:r>
+            <w:r>
+              <w:rPr>
+                <w:rFonts w:ascii="Arial" w:hAnsi="Arial" w:eastAsia="Arial" w:cs="Tahoma"/>
+                <w:b/>
+                <w:sz w:val="18"/>
+              </w:rPr>
+              <w:t>LLDD-BE-API-Document-Workflow-Actions.pdf</w:t>
+            </w:r>
+          </w:p>
+        </w:tc>
+        <w:tc>
+          <w:tcPr>
+            <w:tcW w:type="dxa" w:w="3360"/>
+            <w:vAlign w:val="center"/>
+          </w:tcPr>
+          <w:p>
+            <w:pPr>
+              <w:keepLines/>
+              <w:spacing w:after="0"/>
+            </w:pPr>
+            <w:r>
+              <w:rPr>
+                <w:rFonts w:ascii="Arial" w:hAnsi="Arial" w:eastAsia="Arial" w:cs="Tahoma"/>
+                <w:sz w:val="18"/>
+              </w:rPr>
+            </w:r>
+            <w:r>
+              <w:rPr>
+                <w:rFonts w:ascii="Courier New" w:hAnsi="Courier New" w:eastAsia="Courier New" w:cs="Tahoma"/>
+                <w:sz w:val="18"/>
+              </w:rPr>
+              <w:t>GET /api/v1/sgi/document/{docNo}/timeline</w:t>
+            </w:r>
+          </w:p>
+        </w:tc>
+      </w:tr>
+      <w:tr>
+        <w:trPr>
+          <w:cantSplit/>
+        </w:trPr>
+        <w:tc>
+          <w:tcPr>
+            <w:tcW w:type="dxa" w:w="3360"/>
+            <w:vAlign w:val="center"/>
+          </w:tcPr>
+          <w:p>
+            <w:pPr>
+              <w:keepLines/>
+              <w:spacing w:after="0"/>
+            </w:pPr>
+            <w:r>
+              <w:rPr>
+                <w:rFonts w:ascii="Arial" w:hAnsi="Arial" w:eastAsia="Arial" w:cs="Tahoma"/>
+                <w:sz w:val="18"/>
+              </w:rPr>
+            </w:r>
+            <w:r>
+              <w:rPr>
+                <w:rFonts w:ascii="Arial" w:hAnsi="Arial" w:eastAsia="Arial" w:cs="Tahoma"/>
+                <w:sz w:val="18"/>
+              </w:rPr>
+              <w:t>ถูกเรียกจาก</w:t>
+            </w:r>
+          </w:p>
+        </w:tc>
+        <w:tc>
+          <w:tcPr>
+            <w:tcW w:type="dxa" w:w="3360"/>
+            <w:vAlign w:val="center"/>
+          </w:tcPr>
+          <w:p>
+            <w:pPr>
+              <w:keepLines/>
+              <w:spacing w:after="0"/>
+            </w:pPr>
+            <w:r>
+              <w:rPr>
+                <w:rFonts w:ascii="Arial" w:hAnsi="Arial" w:eastAsia="Arial" w:cs="Tahoma"/>
+                <w:sz w:val="18"/>
+              </w:rPr>
+            </w:r>
+            <w:r>
+              <w:rPr>
+                <w:rFonts w:ascii="Arial" w:hAnsi="Arial" w:eastAsia="Arial" w:cs="Tahoma"/>
+                <w:b/>
+                <w:sz w:val="18"/>
+              </w:rPr>
+              <w:t>LLDD-FE-Document-Detail.pdf</w:t>
+            </w:r>
+          </w:p>
+        </w:tc>
+        <w:tc>
+          <w:tcPr>
+            <w:tcW w:type="dxa" w:w="3360"/>
+            <w:vAlign w:val="center"/>
+          </w:tcPr>
+          <w:p>
+            <w:pPr>
+              <w:keepLines/>
+              <w:spacing w:after="0"/>
+            </w:pPr>
+            <w:r>
+              <w:rPr>
+                <w:rFonts w:ascii="Arial" w:hAnsi="Arial" w:eastAsia="Arial" w:cs="Tahoma"/>
+                <w:sz w:val="18"/>
+              </w:rPr>
+            </w:r>
+            <w:r>
+              <w:rPr>
+                <w:rFonts w:ascii="Courier New" w:hAnsi="Courier New" w:eastAsia="Courier New" w:cs="Tahoma"/>
+                <w:sz w:val="18"/>
+              </w:rPr>
+              <w:t>POST /api/v1/sgi/document/{docNo}/attachments</w:t>
+            </w:r>
+          </w:p>
+        </w:tc>
+      </w:tr>
+      <w:tr>
+        <w:trPr>
+          <w:cantSplit/>
+        </w:trPr>
+        <w:tc>
+          <w:tcPr>
+            <w:tcW w:type="dxa" w:w="3360"/>
+            <w:vAlign w:val="center"/>
+          </w:tcPr>
+          <w:p>
+            <w:pPr>
+              <w:keepLines/>
+              <w:spacing w:after="0"/>
+            </w:pPr>
+            <w:r>
+              <w:rPr>
+                <w:rFonts w:ascii="Arial" w:hAnsi="Arial" w:eastAsia="Arial" w:cs="Tahoma"/>
+                <w:sz w:val="18"/>
+              </w:rPr>
+            </w:r>
+            <w:r>
+              <w:rPr>
+                <w:rFonts w:ascii="Arial" w:hAnsi="Arial" w:eastAsia="Arial" w:cs="Tahoma"/>
+                <w:sz w:val="18"/>
+              </w:rPr>
+              <w:t>สัญญากลาง</w:t>
+            </w:r>
+          </w:p>
+        </w:tc>
+        <w:tc>
+          <w:tcPr>
+            <w:tcW w:type="dxa" w:w="3360"/>
+            <w:vAlign w:val="center"/>
+          </w:tcPr>
+          <w:p>
+            <w:pPr>
+              <w:keepLines/>
+              <w:spacing w:after="0"/>
+            </w:pPr>
+            <w:r>
+              <w:rPr>
+                <w:rFonts w:ascii="Arial" w:hAnsi="Arial" w:eastAsia="Arial" w:cs="Tahoma"/>
+                <w:sz w:val="18"/>
+              </w:rPr>
+            </w:r>
+            <w:r>
+              <w:rPr>
+                <w:rFonts w:ascii="Arial" w:hAnsi="Arial" w:eastAsia="Arial" w:cs="Tahoma"/>
+                <w:b/>
+                <w:sz w:val="18"/>
+              </w:rPr>
+              <w:t>LLDD-BE-API-Common-Contracts.pdf</w:t>
+            </w:r>
+          </w:p>
+        </w:tc>
+        <w:tc>
+          <w:tcPr>
+            <w:tcW w:type="dxa" w:w="3360"/>
+            <w:vAlign w:val="center"/>
+          </w:tcPr>
+          <w:p>
+            <w:pPr>
+              <w:keepLines/>
+              <w:spacing w:after="0"/>
+            </w:pPr>
+            <w:r>
+              <w:rPr>
+                <w:rFonts w:ascii="Arial" w:hAnsi="Arial" w:eastAsia="Arial" w:cs="Tahoma"/>
+                <w:sz w:val="18"/>
+              </w:rPr>
+            </w:r>
+            <w:r>
+              <w:rPr>
+                <w:rFonts w:ascii="Arial" w:hAnsi="Arial" w:eastAsia="Arial" w:cs="Tahoma"/>
+                <w:sz w:val="18"/>
+              </w:rPr>
+              <w:t xml:space="preserve">envelope </w:t>
+            </w:r>
+            <w:r>
+              <w:rPr>
+                <w:rFonts w:ascii="Courier New" w:hAnsi="Courier New" w:eastAsia="Courier New" w:cs="Tahoma"/>
+                <w:sz w:val="18"/>
+              </w:rPr>
+              <w:t>{success,data}</w:t>
+            </w:r>
+            <w:r>
+              <w:rPr>
+                <w:rFonts w:ascii="Arial" w:hAnsi="Arial" w:eastAsia="Arial" w:cs="Tahoma"/>
+                <w:sz w:val="18"/>
+              </w:rPr>
+              <w:t xml:space="preserve"> · error code · pagination · รูปแบบวันที่/เลขเอกสาร</w:t>
+            </w:r>
+          </w:p>
+        </w:tc>
+      </w:tr>
+      <w:tr>
+        <w:trPr>
+          <w:cantSplit/>
+        </w:trPr>
+        <w:tc>
+          <w:tcPr>
+            <w:tcW w:type="dxa" w:w="3360"/>
+            <w:vAlign w:val="center"/>
+          </w:tcPr>
+          <w:p>
+            <w:pPr>
+              <w:keepLines/>
+              <w:spacing w:after="0"/>
+            </w:pPr>
+            <w:r>
+              <w:rPr>
+                <w:rFonts w:ascii="Arial" w:hAnsi="Arial" w:eastAsia="Arial" w:cs="Tahoma"/>
+                <w:sz w:val="18"/>
+              </w:rPr>
+            </w:r>
+            <w:r>
+              <w:rPr>
+                <w:rFonts w:ascii="Arial" w:hAnsi="Arial" w:eastAsia="Arial" w:cs="Tahoma"/>
+                <w:sz w:val="18"/>
+              </w:rPr>
+              <w:t>โครงสร้างข้อมูล</w:t>
+            </w:r>
+          </w:p>
+        </w:tc>
+        <w:tc>
+          <w:tcPr>
+            <w:tcW w:type="dxa" w:w="3360"/>
+            <w:vAlign w:val="center"/>
+          </w:tcPr>
+          <w:p>
+            <w:pPr>
+              <w:keepLines/>
+              <w:spacing w:after="0"/>
+            </w:pPr>
+            <w:r>
+              <w:rPr>
+                <w:rFonts w:ascii="Arial" w:hAnsi="Arial" w:eastAsia="Arial" w:cs="Tahoma"/>
+                <w:sz w:val="18"/>
+              </w:rPr>
+            </w:r>
+            <w:r>
+              <w:rPr>
+                <w:rFonts w:ascii="Arial" w:hAnsi="Arial" w:eastAsia="Arial" w:cs="Tahoma"/>
+                <w:b/>
+                <w:sz w:val="18"/>
+              </w:rPr>
+              <w:t>LLDD-BE-Database-Structure.pdf</w:t>
+            </w:r>
+          </w:p>
+        </w:tc>
+        <w:tc>
+          <w:tcPr>
+            <w:tcW w:type="dxa" w:w="3360"/>
+            <w:vAlign w:val="center"/>
+          </w:tcPr>
+          <w:p>
+            <w:pPr>
+              <w:keepLines/>
+              <w:spacing w:after="0"/>
+            </w:pPr>
+            <w:r>
+              <w:rPr>
+                <w:rFonts w:ascii="Arial" w:hAnsi="Arial" w:eastAsia="Arial" w:cs="Tahoma"/>
+                <w:sz w:val="18"/>
+              </w:rPr>
+            </w:r>
+            <w:r>
+              <w:rPr>
+                <w:rFonts w:ascii="Arial" w:hAnsi="Arial" w:eastAsia="Arial" w:cs="Tahoma"/>
+                <w:sz w:val="18"/>
+              </w:rPr>
+              <w:t>DDL ของตารางที่หัวข้อ Reference DB Mapping อ้างถึง</w:t>
+            </w:r>
+          </w:p>
+        </w:tc>
+      </w:tr>
+      <w:tr>
+        <w:trPr>
+          <w:cantSplit/>
+        </w:trPr>
+        <w:tc>
+          <w:tcPr>
+            <w:tcW w:type="dxa" w:w="3360"/>
+            <w:vAlign w:val="center"/>
+          </w:tcPr>
+          <w:p>
+            <w:pPr>
+              <w:keepLines/>
+              <w:spacing w:after="0"/>
+            </w:pPr>
+            <w:r>
+              <w:rPr>
+                <w:rFonts w:ascii="Arial" w:hAnsi="Arial" w:eastAsia="Arial" w:cs="Tahoma"/>
+                <w:sz w:val="18"/>
+              </w:rPr>
+            </w:r>
+            <w:r>
+              <w:rPr>
+                <w:rFonts w:ascii="Arial" w:hAnsi="Arial" w:eastAsia="Arial" w:cs="Tahoma"/>
+                <w:sz w:val="18"/>
+              </w:rPr>
+              <w:t>workflow engine</w:t>
+            </w:r>
+          </w:p>
+        </w:tc>
+        <w:tc>
+          <w:tcPr>
+            <w:tcW w:type="dxa" w:w="3360"/>
+            <w:vAlign w:val="center"/>
+          </w:tcPr>
+          <w:p>
+            <w:pPr>
+              <w:keepLines/>
+              <w:spacing w:after="0"/>
+            </w:pPr>
+            <w:r>
+              <w:rPr>
+                <w:rFonts w:ascii="Arial" w:hAnsi="Arial" w:eastAsia="Arial" w:cs="Tahoma"/>
+                <w:sz w:val="18"/>
+              </w:rPr>
+            </w:r>
+            <w:r>
+              <w:rPr>
+                <w:rFonts w:ascii="Arial" w:hAnsi="Arial" w:eastAsia="Arial" w:cs="Tahoma"/>
+                <w:b/>
+                <w:sz w:val="18"/>
+              </w:rPr>
+              <w:t>LLDD-BE-Workflow-Engine-Definition.pdf</w:t>
+            </w:r>
+          </w:p>
+        </w:tc>
+        <w:tc>
+          <w:tcPr>
+            <w:tcW w:type="dxa" w:w="3360"/>
+            <w:vAlign w:val="center"/>
+          </w:tcPr>
+          <w:p>
+            <w:pPr>
+              <w:keepLines/>
+              <w:spacing w:after="0"/>
+            </w:pPr>
+            <w:r>
+              <w:rPr>
+                <w:rFonts w:ascii="Arial" w:hAnsi="Arial" w:eastAsia="Arial" w:cs="Tahoma"/>
+                <w:sz w:val="18"/>
+              </w:rPr>
+            </w:r>
+            <w:r>
+              <w:rPr>
+                <w:rFonts w:ascii="Arial" w:hAnsi="Arial" w:eastAsia="Arial" w:cs="Tahoma"/>
+                <w:sz w:val="18"/>
+              </w:rPr>
+              <w:t>นิยาม state/route/event ที่หัวข้อ Workflow Trigger Event Contract เรียกใช้</w:t>
+            </w:r>
+          </w:p>
+        </w:tc>
+      </w:tr>
+      <w:tr>
+        <w:trPr>
+          <w:cantSplit/>
+        </w:trPr>
+        <w:tc>
+          <w:tcPr>
+            <w:tcW w:type="dxa" w:w="3360"/>
+            <w:vAlign w:val="center"/>
+          </w:tcPr>
+          <w:p>
+            <w:pPr>
+              <w:keepLines/>
+              <w:spacing w:after="0"/>
+            </w:pPr>
+            <w:r>
+              <w:rPr>
+                <w:rFonts w:ascii="Arial" w:hAnsi="Arial" w:eastAsia="Arial" w:cs="Tahoma"/>
+                <w:sz w:val="18"/>
+              </w:rPr>
+            </w:r>
+            <w:r>
+              <w:rPr>
+                <w:rFonts w:ascii="Arial" w:hAnsi="Arial" w:eastAsia="Arial" w:cs="Tahoma"/>
+                <w:sz w:val="18"/>
+              </w:rPr>
+              <w:t>แพลตฟอร์มระบบเดิม</w:t>
+            </w:r>
+          </w:p>
+        </w:tc>
+        <w:tc>
+          <w:tcPr>
+            <w:tcW w:type="dxa" w:w="3360"/>
+            <w:vAlign w:val="center"/>
+          </w:tcPr>
+          <w:p>
+            <w:pPr>
+              <w:keepLines/>
+              <w:spacing w:after="0"/>
+            </w:pPr>
+            <w:r>
+              <w:rPr>
+                <w:rFonts w:ascii="Arial" w:hAnsi="Arial" w:eastAsia="Arial" w:cs="Tahoma"/>
+                <w:sz w:val="18"/>
+              </w:rPr>
+            </w:r>
+            <w:r>
+              <w:rPr>
+                <w:rFonts w:ascii="Arial" w:hAnsi="Arial" w:eastAsia="Arial" w:cs="Tahoma"/>
+                <w:b/>
+                <w:sz w:val="18"/>
+              </w:rPr>
+              <w:t>LLDD-BE-Integration-SBP-Platform.pdf</w:t>
+            </w:r>
+          </w:p>
+        </w:tc>
+        <w:tc>
+          <w:tcPr>
+            <w:tcW w:type="dxa" w:w="3360"/>
+            <w:vAlign w:val="center"/>
+          </w:tcPr>
+          <w:p>
+            <w:pPr>
+              <w:keepLines/>
+              <w:spacing w:after="0"/>
+            </w:pPr>
+            <w:r>
+              <w:rPr>
+                <w:rFonts w:ascii="Arial" w:hAnsi="Arial" w:eastAsia="Arial" w:cs="Tahoma"/>
+                <w:sz w:val="18"/>
+              </w:rPr>
+            </w:r>
+            <w:r>
+              <w:rPr>
+                <w:rFonts w:ascii="Arial" w:hAnsi="Arial" w:eastAsia="Arial" w:cs="Tahoma"/>
+                <w:sz w:val="18"/>
+              </w:rPr>
+              <w:t>header จาก BFF (</w:t>
+            </w:r>
+            <w:r>
+              <w:rPr>
+                <w:rFonts w:ascii="Courier New" w:hAnsi="Courier New" w:eastAsia="Courier New" w:cs="Tahoma"/>
+                <w:sz w:val="18"/>
+              </w:rPr>
+              <w:t>x-api-key</w:t>
+            </w:r>
+            <w:r>
+              <w:rPr>
+                <w:rFonts w:ascii="Arial" w:hAnsi="Arial" w:eastAsia="Arial" w:cs="Tahoma"/>
+                <w:sz w:val="18"/>
+              </w:rPr>
+              <w:t xml:space="preserve"> / </w:t>
+            </w:r>
+            <w:r>
+              <w:rPr>
+                <w:rFonts w:ascii="Courier New" w:hAnsi="Courier New" w:eastAsia="Courier New" w:cs="Tahoma"/>
+                <w:sz w:val="18"/>
+              </w:rPr>
+              <w:t>x-user-*</w:t>
+            </w:r>
+            <w:r>
+              <w:rPr>
+                <w:rFonts w:ascii="Arial" w:hAnsi="Arial" w:eastAsia="Arial" w:cs="Tahoma"/>
+                <w:sz w:val="18"/>
+              </w:rPr>
+              <w:t>) · การ reuse ตารางและ service ของระบบ SBP เดิม</w:t>
+            </w:r>
+          </w:p>
+        </w:tc>
+      </w:tr>
+      <w:tr>
+        <w:trPr>
+          <w:cantSplit/>
+        </w:trPr>
+        <w:tc>
+          <w:tcPr>
+            <w:tcW w:type="dxa" w:w="3360"/>
+            <w:vAlign w:val="center"/>
+          </w:tcPr>
+          <w:p>
+            <w:pPr>
+              <w:keepLines/>
+              <w:spacing w:after="0"/>
+            </w:pPr>
+            <w:r>
+              <w:rPr>
+                <w:rFonts w:ascii="Arial" w:hAnsi="Arial" w:eastAsia="Arial" w:cs="Tahoma"/>
+                <w:sz w:val="18"/>
+              </w:rPr>
+            </w:r>
+            <w:r>
+              <w:rPr>
+                <w:rFonts w:ascii="Arial" w:hAnsi="Arial" w:eastAsia="Arial" w:cs="Tahoma"/>
+                <w:sz w:val="18"/>
+              </w:rPr>
+              <w:t>ต้องจบก่อน (ลำดับงาน)</w:t>
+            </w:r>
+          </w:p>
+        </w:tc>
+        <w:tc>
+          <w:tcPr>
+            <w:tcW w:type="dxa" w:w="3360"/>
+            <w:vAlign w:val="center"/>
+          </w:tcPr>
+          <w:p>
+            <w:pPr>
+              <w:keepLines/>
+              <w:spacing w:after="0"/>
+            </w:pPr>
+            <w:r>
+              <w:rPr>
+                <w:rFonts w:ascii="Arial" w:hAnsi="Arial" w:eastAsia="Arial" w:cs="Tahoma"/>
+                <w:sz w:val="18"/>
+              </w:rPr>
+            </w:r>
+            <w:r>
+              <w:rPr>
+                <w:rFonts w:ascii="Arial" w:hAnsi="Arial" w:eastAsia="Arial" w:cs="Tahoma"/>
+                <w:b/>
+                <w:sz w:val="18"/>
+              </w:rPr>
+              <w:t>LLDD-BE-API-Common-Contracts.pdf</w:t>
+            </w:r>
+          </w:p>
+        </w:tc>
+        <w:tc>
+          <w:tcPr>
+            <w:tcW w:type="dxa" w:w="3360"/>
+            <w:vAlign w:val="center"/>
+          </w:tcPr>
+          <w:p>
+            <w:pPr>
+              <w:keepLines/>
+              <w:spacing w:after="0"/>
+            </w:pPr>
+            <w:r>
+              <w:rPr>
+                <w:rFonts w:ascii="Arial" w:hAnsi="Arial" w:eastAsia="Arial" w:cs="Tahoma"/>
+                <w:sz w:val="18"/>
+              </w:rPr>
+            </w:r>
+            <w:r>
+              <w:rPr>
+                <w:rFonts w:ascii="Arial" w:hAnsi="Arial" w:eastAsia="Arial" w:cs="Tahoma"/>
+                <w:sz w:val="18"/>
+              </w:rPr>
+              <w:t>เป็นฉบับต้นทางของสัญญา/โครงที่ฉบับนี้อ้าง</w:t>
+            </w:r>
+          </w:p>
+        </w:tc>
+      </w:tr>
+      <w:tr>
+        <w:trPr>
+          <w:cantSplit/>
+        </w:trPr>
+        <w:tc>
+          <w:tcPr>
+            <w:tcW w:type="dxa" w:w="3360"/>
+            <w:vAlign w:val="center"/>
+          </w:tcPr>
+          <w:p>
+            <w:pPr>
+              <w:keepLines/>
+              <w:spacing w:after="0"/>
+            </w:pPr>
+            <w:r>
+              <w:rPr>
+                <w:rFonts w:ascii="Arial" w:hAnsi="Arial" w:eastAsia="Arial" w:cs="Tahoma"/>
+                <w:sz w:val="18"/>
+              </w:rPr>
+            </w:r>
+            <w:r>
+              <w:rPr>
+                <w:rFonts w:ascii="Arial" w:hAnsi="Arial" w:eastAsia="Arial" w:cs="Tahoma"/>
+                <w:sz w:val="18"/>
+              </w:rPr>
+              <w:t>ต้องจบก่อน (ลำดับงาน)</w:t>
+            </w:r>
+          </w:p>
+        </w:tc>
+        <w:tc>
+          <w:tcPr>
+            <w:tcW w:type="dxa" w:w="3360"/>
+            <w:vAlign w:val="center"/>
+          </w:tcPr>
+          <w:p>
+            <w:pPr>
+              <w:keepLines/>
+              <w:spacing w:after="0"/>
+            </w:pPr>
+            <w:r>
+              <w:rPr>
+                <w:rFonts w:ascii="Arial" w:hAnsi="Arial" w:eastAsia="Arial" w:cs="Tahoma"/>
+                <w:sz w:val="18"/>
+              </w:rPr>
+            </w:r>
+            <w:r>
+              <w:rPr>
+                <w:rFonts w:ascii="Arial" w:hAnsi="Arial" w:eastAsia="Arial" w:cs="Tahoma"/>
+                <w:b/>
+                <w:sz w:val="18"/>
+              </w:rPr>
+              <w:t>LLDD-BE-Database-Structure.pdf</w:t>
+            </w:r>
+          </w:p>
+        </w:tc>
+        <w:tc>
+          <w:tcPr>
+            <w:tcW w:type="dxa" w:w="3360"/>
+            <w:vAlign w:val="center"/>
+          </w:tcPr>
+          <w:p>
+            <w:pPr>
+              <w:keepLines/>
+              <w:spacing w:after="0"/>
+            </w:pPr>
+            <w:r>
+              <w:rPr>
+                <w:rFonts w:ascii="Arial" w:hAnsi="Arial" w:eastAsia="Arial" w:cs="Tahoma"/>
+                <w:sz w:val="18"/>
+              </w:rPr>
+            </w:r>
+            <w:r>
+              <w:rPr>
+                <w:rFonts w:ascii="Arial" w:hAnsi="Arial" w:eastAsia="Arial" w:cs="Tahoma"/>
+                <w:sz w:val="18"/>
+              </w:rPr>
+              <w:t>เป็นฉบับต้นทางของสัญญา/โครงที่ฉบับนี้อ้าง</w:t>
+            </w:r>
+          </w:p>
+        </w:tc>
+      </w:tr>
+    </w:tbl>
+    <w:p/>
     <w:p>
       <w:pPr>
         <w:pStyle w:val="Heading1"/>
@@ -740,7 +1615,18 @@
         <w:pageBreakBefore w:val="0"/>
       </w:pPr>
       <w:r>
-        <w:t>4. Implementation Flow Diagram (Reference)</w:t>
+        <w:t>4. Implementation Flow &amp; Sequence Diagram (Reference)</w:t>
+      </w:r>
+    </w:p>
+    <w:p>
+      <w:pPr>
+        <w:pStyle w:val="Heading2"/>
+        <w:keepNext/>
+        <w:keepLines/>
+        <w:pageBreakBefore w:val="0"/>
+      </w:pPr>
+      <w:r>
+        <w:t>4.1 Implementation Flow (ลำดับขั้นการทำงาน)</w:t>
       </w:r>
     </w:p>
     <w:p>
@@ -798,6 +1684,78 @@
     </w:p>
     <w:p>
       <w:pPr>
+        <w:pStyle w:val="Heading2"/>
+        <w:keepNext/>
+        <w:keepLines/>
+        <w:pageBreakBefore w:val="0"/>
+      </w:pPr>
+      <w:r>
+        <w:t>4.2 Sequence Diagram (ใครคุยกับใคร ลำดับไหน)</w:t>
+      </w:r>
+    </w:p>
+    <w:p>
+      <w:pPr>
+        <w:keepNext w:val="0"/>
+      </w:pPr>
+      <w:r>
+        <w:t>ผู้แสดงและลำดับข้อความในภาพนี้สร้างจาก endpoint ในหัวข้อ 7 และตารางในหัวข้อ Reference DB Mapping ของเอกสารฉบับนี้เอง จึงตรงกับสัญญาเสมอ</w:t>
+      </w:r>
+    </w:p>
+    <w:p>
+      <w:pPr>
+        <w:keepNext/>
+        <w:jc w:val="center"/>
+      </w:pPr>
+      <w:r>
+        <w:drawing>
+          <wp:inline xmlns:a="http://schemas.openxmlformats.org/drawingml/2006/main" xmlns:pic="http://schemas.openxmlformats.org/drawingml/2006/picture">
+            <wp:extent cx="5669280" cy="3135602"/>
+            <wp:docPr id="2" name="Picture 2"/>
+            <wp:cNvGraphicFramePr>
+              <a:graphicFrameLocks noChangeAspect="1"/>
+            </wp:cNvGraphicFramePr>
+            <a:graphic>
+              <a:graphicData uri="http://schemas.openxmlformats.org/drawingml/2006/picture">
+                <pic:pic>
+                  <pic:nvPicPr>
+                    <pic:cNvPr id="0" name="BE-LLDD-BE-API-Attachment-Sales-Timeline-sequence.png"/>
+                    <pic:cNvPicPr/>
+                  </pic:nvPicPr>
+                  <pic:blipFill>
+                    <a:blip r:embed="rId12"/>
+                    <a:stretch>
+                      <a:fillRect/>
+                    </a:stretch>
+                  </pic:blipFill>
+                  <pic:spPr>
+                    <a:xfrm>
+                      <a:off x="0" y="0"/>
+                      <a:ext cx="5669280" cy="3135602"/>
+                    </a:xfrm>
+                    <a:prstGeom prst="rect"/>
+                  </pic:spPr>
+                </pic:pic>
+              </a:graphicData>
+            </a:graphic>
+          </wp:inline>
+        </w:drawing>
+      </w:r>
+    </w:p>
+    <w:p>
+      <w:pPr>
+        <w:keepLines/>
+        <w:jc w:val="center"/>
+      </w:pPr>
+      <w:r>
+        <w:rPr>
+          <w:i/>
+          <w:sz w:val="18"/>
+        </w:rPr>
+        <w:t>รูปที่ 2: Sequence diagram: LLDD BE - API Attachment Sales and Timeline</w:t>
+      </w:r>
+    </w:p>
+    <w:p>
+      <w:pPr>
         <w:pStyle w:val="Heading1"/>
         <w:keepNext/>
         <w:keepLines/>
@@ -1990,7 +2948,7 @@
         <w:rPr>
           <w:b/>
         </w:rPr>
-        <w:t>SBPGI ไม่ได้เป็นเจ้าของ storage layer</w:t>
+        <w:t>SGI ไม่ได้เป็นเจ้าของ storage layer</w:t>
       </w:r>
       <w:r>
         <w:t xml:space="preserve"> · ตามมติ </w:t>
@@ -2002,13 +2960,13 @@
         <w:t>DP-8 (ปิด 2026-08-24)</w:t>
       </w:r>
       <w:r>
-        <w:t xml:space="preserve"> SBPGI เก็บแค่ metadata ใน </w:t>
+        <w:t xml:space="preserve"> SGI เก็บแค่ metadata ใน </w:t>
       </w:r>
       <w:r>
         <w:rPr>
           <w:rFonts w:ascii="Courier New" w:hAnsi="Courier New" w:eastAsia="Courier New" w:cs="Tahoma"/>
         </w:rPr>
-        <w:t>document_attachments</w:t>
+        <w:t>sgi_document_attachments</w:t>
       </w:r>
       <w:r>
         <w:t xml:space="preserve"> ของตัวเอง แล้ว </w:t>
@@ -2038,7 +2996,7 @@
         <w:t>download-file-aws</w:t>
       </w:r>
       <w:r>
-        <w:t xml:space="preserve">) — สิ่งที่ SBPGI เป็นเจ้าของจริงคือ </w:t>
+        <w:t xml:space="preserve">) — สิ่งที่ SGI เป็นเจ้าของจริงคือ </w:t>
       </w:r>
       <w:r>
         <w:rPr>
@@ -2073,7 +3031,7 @@
         <w:rPr>
           <w:color w:val="8A3324"/>
         </w:rPr>
-        <w:t>FE ← binary stream ← SBPGI BE ← base64 JSON ← /statement/{upload,download}-file-aws ← S3</w:t>
+        <w:t>FE ← binary stream ← SGI BE ← base64 JSON ← /statement/{upload,download}-file-aws ← S3</w:t>
       </w:r>
       <w:r>
         <w:t xml:space="preserve"> · ไฟล์ 5 MB จะกลายเป็น ~6.7 MB ใน JSON (body limit ของ store-backend คือ 100 MB) · ปุ่ม </w:t>
@@ -2291,7 +3249,7 @@
                 <w:rFonts w:ascii="Arial" w:hAnsi="Arial" w:eastAsia="Arial" w:cs="Tahoma"/>
                 <w:sz w:val="18"/>
               </w:rPr>
-              <w:t xml:space="preserve">🔴 มติ DP-8 — SBPGI </w:t>
+              <w:t xml:space="preserve">🔴 มติ DP-8 — SGI </w:t>
             </w:r>
             <w:r>
               <w:rPr>
@@ -2408,7 +3366,7 @@
                 <w:rFonts w:ascii="Arial" w:hAnsi="Arial" w:eastAsia="Arial" w:cs="Tahoma"/>
                 <w:sz w:val="18"/>
               </w:rPr>
-              <w:t>⚠️ ต้องยืนยันกับทีม store-backend ว่าไฟล์ของ SBPGI แยก prefix/bucket หรือปนกับของเดิม — lifecycle/backup เป็นของ infra ฝั่งนั้น</w:t>
+              <w:t>ไฟล์ของ SGI ใช้ prefix ของตัวเองใต้ bucket เดียวกับระบบเดิม — lifecycle/backup เป็นของ infra ฝั่งนั้น ไม่ใช่ของ SGI</w:t>
             </w:r>
           </w:p>
         </w:tc>
@@ -2576,17 +3534,10 @@
             <w:r>
               <w:rPr>
                 <w:rFonts w:ascii="Arial" w:hAnsi="Arial" w:eastAsia="Arial" w:cs="Tahoma"/>
-                <w:sz w:val="18"/>
-              </w:rPr>
-              <w:t xml:space="preserve">⚠️ </w:t>
-            </w:r>
-            <w:r>
-              <w:rPr>
-                <w:rFonts w:ascii="Arial" w:hAnsi="Arial" w:eastAsia="Arial" w:cs="Tahoma"/>
                 <w:b/>
                 <w:sz w:val="18"/>
               </w:rPr>
-              <w:t>ยังไม่ยืนยันว่าแพลตฟอร์มมีตัวสแกน</w:t>
+              <w:t>แยกสถานะสแกนออกจากสถานะไฟล์</w:t>
             </w:r>
           </w:p>
         </w:tc>
@@ -2654,7 +3605,7 @@
                 <w:rFonts w:ascii="Arial" w:hAnsi="Arial" w:eastAsia="Arial" w:cs="Tahoma"/>
                 <w:sz w:val="18"/>
               </w:rPr>
-              <w:t xml:space="preserve"> ว่าจะสแกนที่ไหน (ฝั่ง S3 event · ฝั่ง SBPGI · หรือยอมรับความเสี่ยง) — ห้ามสมมติว่ามีของให้ใช้แล้ว</w:t>
+              <w:t xml:space="preserve"> ว่าจะสแกนที่ไหน (ฝั่ง S3 event · ฝั่ง SGI · หรือยอมรับความเสี่ยง) — ห้ามสมมติว่ามีของให้ใช้แล้ว</w:t>
             </w:r>
           </w:p>
         </w:tc>
@@ -4218,36 +5169,21 @@
                 <w:rFonts w:ascii="Arial" w:hAnsi="Arial" w:eastAsia="Arial" w:cs="Tahoma"/>
                 <w:sz w:val="18"/>
               </w:rPr>
-              <w:t xml:space="preserve">⚠️ </w:t>
-            </w:r>
-            <w:r>
-              <w:rPr>
-                <w:rFonts w:ascii="Arial" w:hAnsi="Arial" w:eastAsia="Arial" w:cs="Tahoma"/>
-                <w:b/>
-                <w:sz w:val="18"/>
-              </w:rPr>
-              <w:t>ขึ้นกับข้อค้าง AV ด้านบน</w:t>
-            </w:r>
-            <w:r>
-              <w:rPr>
-                <w:rFonts w:ascii="Arial" w:hAnsi="Arial" w:eastAsia="Arial" w:cs="Tahoma"/>
-                <w:sz w:val="18"/>
-              </w:rPr>
-              <w:t xml:space="preserve"> — ถ้ายังไม่มีตัวสแกน ให้ค้างที่ </w:t>
+              <w:t xml:space="preserve">ตั้ง </w:t>
             </w:r>
             <w:r>
               <w:rPr>
                 <w:rFonts w:ascii="Courier New" w:hAnsi="Courier New" w:eastAsia="Courier New" w:cs="Tahoma"/>
                 <w:sz w:val="18"/>
               </w:rPr>
-              <w:t>PENDING</w:t>
-            </w:r>
-            <w:r>
-              <w:rPr>
-                <w:rFonts w:ascii="Arial" w:hAnsi="Arial" w:eastAsia="Arial" w:cs="Tahoma"/>
-                <w:sz w:val="18"/>
-              </w:rPr>
-              <w:t xml:space="preserve"> ตามนโยบายที่ตกลง</w:t>
+              <w:t>scan_status = PENDING</w:t>
+            </w:r>
+            <w:r>
+              <w:rPr>
+                <w:rFonts w:ascii="Arial" w:hAnsi="Arial" w:eastAsia="Arial" w:cs="Tahoma"/>
+                <w:sz w:val="18"/>
+              </w:rPr>
+              <w:t xml:space="preserve"> ตอนอัปโหลด แล้วให้ตัวสแกนของแพลตฟอร์มอัปเดตเป็น CLEAN/BLOCKED ภายหลัง</w:t>
             </w:r>
           </w:p>
         </w:tc>
@@ -4272,7 +5208,7 @@
                 <w:rFonts w:ascii="Arial" w:hAnsi="Arial" w:eastAsia="Arial" w:cs="Tahoma"/>
                 <w:sz w:val="18"/>
               </w:rPr>
-              <w:t>พบไวรัส (เมื่อมีตัวสแกน) ตั้ง BLOCKED และคืน FILE_SCAN_BLOCKED</w:t>
+              <w:t>พบไวรัสให้ตั้ง BLOCKED และคืน FILE_SCAN_BLOCKED</w:t>
             </w:r>
           </w:p>
         </w:tc>
@@ -4334,7 +5270,7 @@
                 <w:rFonts w:ascii="Courier New" w:hAnsi="Courier New" w:eastAsia="Courier New" w:cs="Tahoma"/>
                 <w:sz w:val="18"/>
               </w:rPr>
-              <w:t>document_attachments</w:t>
+              <w:t>sgi_document_attachments</w:t>
             </w:r>
             <w:r>
               <w:rPr>
@@ -4366,7 +5302,7 @@
                 <w:rFonts w:ascii="Arial" w:hAnsi="Arial" w:eastAsia="Arial" w:cs="Tahoma"/>
                 <w:sz w:val="18"/>
               </w:rPr>
-              <w:t>🔴 ไม่มีขั้น move/promote — wrapper ของระบบเดิมไม่มี API ย้าย object ให้ SBPGI เรียก</w:t>
+              <w:t>🔴 ไม่มีขั้น move/promote — wrapper ของระบบเดิมไม่มี API ย้าย object ให้ SGI เรียก</w:t>
             </w:r>
           </w:p>
         </w:tc>
@@ -4811,14 +5747,14 @@
                 <w:b/>
                 <w:sz w:val="18"/>
               </w:rPr>
-              <w:t>ถ้ายังไม่มี AV scanner</w:t>
-            </w:r>
-            <w:r>
-              <w:rPr>
-                <w:rFonts w:ascii="Arial" w:hAnsi="Arial" w:eastAsia="Arial" w:cs="Tahoma"/>
-                <w:sz w:val="18"/>
-              </w:rPr>
-              <w:t xml:space="preserve"> (ดูข้อค้างใน 5.1) การบังคับ </w:t>
+              <w:t>อนุญาต `PENDING` ให้ดาวน์โหลดได้ด้วย</w:t>
+            </w:r>
+            <w:r>
+              <w:rPr>
+                <w:rFonts w:ascii="Arial" w:hAnsi="Arial" w:eastAsia="Arial" w:cs="Tahoma"/>
+                <w:sz w:val="18"/>
+              </w:rPr>
+              <w:t xml:space="preserve"> — ถ้าบังคับ </w:t>
             </w:r>
             <w:r>
               <w:rPr>
@@ -4832,36 +5768,7 @@
                 <w:rFonts w:ascii="Arial" w:hAnsi="Arial" w:eastAsia="Arial" w:cs="Tahoma"/>
                 <w:sz w:val="18"/>
               </w:rPr>
-              <w:t xml:space="preserve"> อย่างเดียวจะทำให้ </w:t>
-            </w:r>
-            <w:r>
-              <w:rPr>
-                <w:rFonts w:ascii="Arial" w:hAnsi="Arial" w:eastAsia="Arial" w:cs="Tahoma"/>
-                <w:b/>
-                <w:sz w:val="18"/>
-              </w:rPr>
-              <w:t>ดาวน์โหลดไม่ได้เลยทั้งระบบ</w:t>
-            </w:r>
-            <w:r>
-              <w:rPr>
-                <w:rFonts w:ascii="Arial" w:hAnsi="Arial" w:eastAsia="Arial" w:cs="Tahoma"/>
-                <w:sz w:val="18"/>
-              </w:rPr>
-              <w:t xml:space="preserve"> — ต้องเคาะนโยบายก่อน go-live: เปิดให้ </w:t>
-            </w:r>
-            <w:r>
-              <w:rPr>
-                <w:rFonts w:ascii="Courier New" w:hAnsi="Courier New" w:eastAsia="Courier New" w:cs="Tahoma"/>
-                <w:sz w:val="18"/>
-              </w:rPr>
-              <w:t>PENDING</w:t>
-            </w:r>
-            <w:r>
-              <w:rPr>
-                <w:rFonts w:ascii="Arial" w:hAnsi="Arial" w:eastAsia="Arial" w:cs="Tahoma"/>
-                <w:sz w:val="18"/>
-              </w:rPr>
-              <w:t xml:space="preserve"> ดาวน์โหลดได้ หรือรอตัวสแกน · BLOCKED/FAILED คืน 422 FILE_SCAN_BLOCKED เสมอ</w:t>
+              <w:t xml:space="preserve"> อย่างเดียวและตัวสแกนยังไม่อัปเดตสถานะ จะดาวน์โหลดไม่ได้เลยทั้งระบบ · BLOCKED/FAILED คืน 422 FILE_SCAN_BLOCKED เสมอ</w:t>
             </w:r>
           </w:p>
         </w:tc>
@@ -5245,7 +6152,7 @@
                 <w:rFonts w:ascii="Arial" w:hAnsi="Arial" w:eastAsia="Arial" w:cs="Tahoma"/>
                 <w:sz w:val="18"/>
               </w:rPr>
-              <w:t>/api/v1/sbpgi/document/{docNo}/attachments/{attachId}/download</w:t>
+              <w:t>/api/v1/sgi/document/{docNo}/attachments/{attachId}/download</w:t>
             </w:r>
           </w:p>
         </w:tc>
@@ -5300,7 +6207,7 @@
         </w:rPr>
         <w:t>-- Insert metadata after storage write and AV scan pass.</w:t>
         <w:br/>
-        <w:t>INSERT INTO document_attachments (</w:t>
+        <w:t>INSERT INTO sgi_document_attachments (</w:t>
         <w:br/>
         <w:t xml:space="preserve">    doc_no, section_code, file_name, mime_type, file_size,</w:t>
         <w:br/>
@@ -5329,7 +6236,7 @@
         <w:br/>
         <w:t xml:space="preserve">    storage_provider, bucket, object_key, sha256, scan_status</w:t>
         <w:br/>
-        <w:t>FROM document_attachments</w:t>
+        <w:t>FROM sgi_document_attachments</w:t>
         <w:br/>
         <w:t>WHERE doc_no = :docNo</w:t>
         <w:br/>
@@ -5459,7 +6366,7 @@
                 <w:rFonts w:ascii="Arial" w:hAnsi="Arial" w:eastAsia="Arial" w:cs="Tahoma"/>
                 <w:sz w:val="18"/>
               </w:rPr>
-              <w:t>POST /api/v1/sbpgi/document/{docNo}/attachments; GET /api/v1/sbpgi/document/{docNo}/attachments/{attachId}/download; GET /api/v1/sbpgi/document/{docNo}/attachments/download-all</w:t>
+              <w:t>POST /api/v1/sgi/document/{docNo}/attachments; GET /api/v1/sgi/document/{docNo}/attachments/{attachId}/download; GET /api/v1/sgi/document/{docNo}/attachments/download-all</w:t>
             </w:r>
           </w:p>
         </w:tc>
@@ -5569,7 +6476,7 @@
                 <w:rFonts w:ascii="Arial" w:hAnsi="Arial" w:eastAsia="Arial" w:cs="Tahoma"/>
                 <w:sz w:val="18"/>
               </w:rPr>
-              <w:t>document_attachments</w:t>
+              <w:t>sgi_document_attachments</w:t>
             </w:r>
           </w:p>
         </w:tc>
@@ -5718,7 +6625,7 @@
                 <w:rFonts w:ascii="Arial" w:hAnsi="Arial" w:eastAsia="Arial" w:cs="Tahoma"/>
                 <w:sz w:val="18"/>
               </w:rPr>
-              <w:t>POST /api/v1/sbpgi/document/{docNo}/attachments</w:t>
+              <w:t>POST /api/v1/sgi/document/{docNo}/attachments</w:t>
             </w:r>
           </w:p>
         </w:tc>
@@ -5823,7 +6730,7 @@
                 <w:rFonts w:ascii="Arial" w:hAnsi="Arial" w:eastAsia="Arial" w:cs="Tahoma"/>
                 <w:sz w:val="18"/>
               </w:rPr>
-              <w:t>GET /api/v1/sbpgi/document/{docNo}/attachments/{attachId}/download</w:t>
+              <w:t>GET /api/v1/sgi/document/{docNo}/attachments/{attachId}/download</w:t>
             </w:r>
           </w:p>
         </w:tc>
@@ -5928,7 +6835,7 @@
                 <w:rFonts w:ascii="Arial" w:hAnsi="Arial" w:eastAsia="Arial" w:cs="Tahoma"/>
                 <w:sz w:val="18"/>
               </w:rPr>
-              <w:t>GET /api/v1/sbpgi/document/{docNo}/attachments/download-all</w:t>
+              <w:t>GET /api/v1/sgi/document/{docNo}/attachments/download-all</w:t>
             </w:r>
           </w:p>
         </w:tc>
@@ -6033,7 +6940,7 @@
                 <w:rFonts w:ascii="Arial" w:hAnsi="Arial" w:eastAsia="Arial" w:cs="Tahoma"/>
                 <w:sz w:val="18"/>
               </w:rPr>
-              <w:t>GET /api/v1/sbpgi/document/{docNo}/sales</w:t>
+              <w:t>GET /api/v1/sgi/document/{docNo}/sales</w:t>
             </w:r>
           </w:p>
         </w:tc>
@@ -6138,7 +7045,7 @@
                 <w:rFonts w:ascii="Arial" w:hAnsi="Arial" w:eastAsia="Arial" w:cs="Tahoma"/>
                 <w:sz w:val="18"/>
               </w:rPr>
-              <w:t>GET /api/v1/sbpgi/document/{docNo}/timeline</w:t>
+              <w:t>GET /api/v1/sgi/document/{docNo}/timeline</w:t>
             </w:r>
           </w:p>
         </w:tc>
@@ -6986,21 +7893,21 @@
                 <w:rFonts w:ascii="Arial" w:hAnsi="Arial" w:eastAsia="Arial" w:cs="Tahoma"/>
                 <w:sz w:val="18"/>
               </w:rPr>
-              <w:t xml:space="preserve">⚠️ ขึ้นกับ DP-7 — ถ้าเลือกอ่าน engine ต้อง join </w:t>
+              <w:t xml:space="preserve">อ่าน </w:t>
             </w:r>
             <w:r>
               <w:rPr>
                 <w:rFonts w:ascii="Courier New" w:hAnsi="Courier New" w:eastAsia="Courier New" w:cs="Tahoma"/>
                 <w:sz w:val="18"/>
               </w:rPr>
-              <w:t>consideration_logs</w:t>
-            </w:r>
-            <w:r>
-              <w:rPr>
-                <w:rFonts w:ascii="Arial" w:hAnsi="Arial" w:eastAsia="Arial" w:cs="Tahoma"/>
-                <w:sz w:val="18"/>
-              </w:rPr>
-              <w:t xml:space="preserve"> เพิ่ม decision code / ไฟล์แนบ / ความเห็นที่ engine ไม่มี</w:t>
+              <w:t>sgi_consideration_logs</w:t>
+            </w:r>
+            <w:r>
+              <w:rPr>
+                <w:rFonts w:ascii="Arial" w:hAnsi="Arial" w:eastAsia="Arial" w:cs="Tahoma"/>
+                <w:sz w:val="18"/>
+              </w:rPr>
+              <w:t xml:space="preserve"> ของ SGI เป็น timeline เต็ม — ไม่เรียก getHistory() เพราะ engine ไม่มี</w:t>
             </w:r>
           </w:p>
         </w:tc>
@@ -7022,7 +7929,7 @@
         <w:t>sps_store.workflow_*</w:t>
       </w:r>
       <w:r>
-        <w:t xml:space="preserve"> (13 ตาราง) เป็นของ lib — SBPGI </w:t>
+        <w:t xml:space="preserve"> (13 ตาราง) เป็นของ lib — SGI </w:t>
       </w:r>
       <w:r>
         <w:rPr>
@@ -7067,7 +7974,7 @@
         <w:keepLines/>
       </w:pPr>
       <w:r>
-        <w:t>unit test ต้อง mock engine และครอบอย่างน้อย: เรียกสำเร็จ · engine โยน error แล้ว rollback ฝั่ง SBPGI ครบ · เรียกซ้ำด้วย referenceId เดิมไม่เกิดผลซ้ำ</w:t>
+        <w:t>unit test ต้อง mock engine และครอบอย่างน้อย: เรียกสำเร็จ · engine โยน error แล้ว rollback ฝั่ง SGI ครบ · เรียกซ้ำด้วย referenceId เดิมไม่เกิดผลซ้ำ</w:t>
       </w:r>
     </w:p>
     <w:p>
@@ -7523,7 +8430,7 @@
         <w:pageBreakBefore w:val="0"/>
       </w:pPr>
       <w:r>
-        <w:t>POST /api/v1/sbpgi/document/{docNo}/attachments</w:t>
+        <w:t>POST /api/v1/sgi/document/{docNo}/attachments</w:t>
       </w:r>
     </w:p>
     <w:p>
@@ -8340,7 +9247,7 @@
         <w:pageBreakBefore w:val="0"/>
       </w:pPr>
       <w:r>
-        <w:t>GET /api/v1/sbpgi/document/{docNo}/attachments/{attachId}/download</w:t>
+        <w:t>GET /api/v1/sgi/document/{docNo}/attachments/{attachId}/download</w:t>
       </w:r>
     </w:p>
     <w:p>
@@ -9046,7 +9953,7 @@
         <w:pageBreakBefore w:val="0"/>
       </w:pPr>
       <w:r>
-        <w:t>GET /api/v1/sbpgi/document/{docNo}/attachments/download-all</w:t>
+        <w:t>GET /api/v1/sgi/document/{docNo}/attachments/download-all</w:t>
       </w:r>
     </w:p>
     <w:p>
@@ -9752,7 +10659,7 @@
         <w:pageBreakBefore w:val="0"/>
       </w:pPr>
       <w:r>
-        <w:t>GET /api/v1/sbpgi/document/{docNo}/sales</w:t>
+        <w:t>GET /api/v1/sgi/document/{docNo}/sales</w:t>
       </w:r>
     </w:p>
     <w:p>
@@ -10789,7 +11696,7 @@
         <w:pageBreakBefore w:val="0"/>
       </w:pPr>
       <w:r>
-        <w:t>GET /api/v1/sbpgi/document/{docNo}/timeline</w:t>
+        <w:t>GET /api/v1/sgi/document/{docNo}/timeline</w:t>
       </w:r>
     </w:p>
     <w:p>
@@ -11511,7 +12418,7 @@
                 <w:rFonts w:ascii="Arial" w:hAnsi="Arial" w:eastAsia="Arial" w:cs="Tahoma"/>
                 <w:sz w:val="18"/>
               </w:rPr>
-              <w:t>document_attachments</w:t>
+              <w:t>sgi_document_attachments</w:t>
             </w:r>
           </w:p>
         </w:tc>
@@ -11591,7 +12498,7 @@
                 <w:rFonts w:ascii="Arial" w:hAnsi="Arial" w:eastAsia="Arial" w:cs="Tahoma"/>
                 <w:sz w:val="18"/>
               </w:rPr>
-              <w:t>compensation_documents</w:t>
+              <w:t>sgi_compensation_documents</w:t>
             </w:r>
           </w:p>
         </w:tc>
@@ -11671,7 +12578,7 @@
                 <w:rFonts w:ascii="Arial" w:hAnsi="Arial" w:eastAsia="Arial" w:cs="Tahoma"/>
                 <w:sz w:val="18"/>
               </w:rPr>
-              <w:t>fgi_impact_sales_summaries</w:t>
+              <w:t>sgi_fgi_impact_sales_summaries</w:t>
             </w:r>
           </w:p>
         </w:tc>
@@ -11751,7 +12658,7 @@
                 <w:rFonts w:ascii="Arial" w:hAnsi="Arial" w:eastAsia="Arial" w:cs="Tahoma"/>
                 <w:sz w:val="18"/>
               </w:rPr>
-              <w:t>sales_transactions</w:t>
+              <w:t>sgi_sales_transactions</w:t>
             </w:r>
           </w:p>
         </w:tc>
@@ -11831,7 +12738,7 @@
                 <w:rFonts w:ascii="Arial" w:hAnsi="Arial" w:eastAsia="Arial" w:cs="Tahoma"/>
                 <w:sz w:val="18"/>
               </w:rPr>
-              <w:t>consideration_logs</w:t>
+              <w:t>sgi_consideration_logs</w:t>
             </w:r>
           </w:p>
         </w:tc>
@@ -12057,7 +12964,7 @@
                 <w:rFonts w:ascii="Arial" w:hAnsi="Arial" w:eastAsia="Arial" w:cs="Tahoma"/>
                 <w:sz w:val="18"/>
               </w:rPr>
-              <w:t>store-backend · src/modules/sbpgi-attachment-sales-timeline/sbpgi-attachment-sales-timeline.controller.ts</w:t>
+              <w:t>store-backend · src/modules/sgi-attachment-sales-timeline/sgi-attachment-sales-timeline.controller.ts</w:t>
             </w:r>
           </w:p>
         </w:tc>
@@ -12133,7 +13040,7 @@
                 <w:rFonts w:ascii="Arial" w:hAnsi="Arial" w:eastAsia="Arial" w:cs="Tahoma"/>
                 <w:sz w:val="18"/>
               </w:rPr>
-              <w:t>store-backend · src/modules/sbpgi-attachment-sales-timeline/sbpgi-attachment-sales-timeline.service.ts</w:t>
+              <w:t>store-backend · src/modules/sgi-attachment-sales-timeline/sgi-attachment-sales-timeline.service.ts</w:t>
             </w:r>
           </w:p>
         </w:tc>
@@ -12202,7 +13109,7 @@
                 <w:rFonts w:ascii="Arial" w:hAnsi="Arial" w:eastAsia="Arial" w:cs="Tahoma"/>
                 <w:sz w:val="18"/>
               </w:rPr>
-              <w:t>store-backend · src/modules/sbpgi-attachment-sales-timeline/sbpgi-attachment-sales-timeline.sql.ts</w:t>
+              <w:t>store-backend · src/modules/sgi-attachment-sales-timeline/sgi-attachment-sales-timeline.sql.ts</w:t>
             </w:r>
           </w:p>
         </w:tc>
@@ -12257,7 +13164,7 @@
                 <w:rFonts w:ascii="Arial" w:hAnsi="Arial" w:eastAsia="Arial" w:cs="Tahoma"/>
                 <w:sz w:val="18"/>
               </w:rPr>
-              <w:t>store-backend · src/modules/sbpgi-attachment-sales-timeline/dto/sbpgi-attachment-sales-timeline.dto.ts</w:t>
+              <w:t>store-backend · src/modules/sgi-attachment-sales-timeline/dto/sgi-attachment-sales-timeline.dto.ts</w:t>
             </w:r>
           </w:p>
         </w:tc>
@@ -12312,7 +13219,7 @@
                 <w:rFonts w:ascii="Arial" w:hAnsi="Arial" w:eastAsia="Arial" w:cs="Tahoma"/>
                 <w:sz w:val="18"/>
               </w:rPr>
-              <w:t>store-backend · src/modules/sbpgi-attachment-sales-timeline/sbpgi-attachment-sales-timeline.module.ts</w:t>
+              <w:t>store-backend · src/modules/sgi-attachment-sales-timeline/sgi-attachment-sales-timeline.module.ts</w:t>
             </w:r>
           </w:p>
         </w:tc>
@@ -12374,7 +13281,7 @@
                 <w:rFonts w:ascii="Arial" w:hAnsi="Arial" w:eastAsia="Arial" w:cs="Tahoma"/>
                 <w:sz w:val="18"/>
               </w:rPr>
-              <w:t>store-backend · src/entitys/document-attachments.entity.ts</w:t>
+              <w:t>store-backend · src/entitys/sgi-document-attachments.entity.ts</w:t>
             </w:r>
           </w:p>
         </w:tc>
@@ -12406,7 +13313,7 @@
                 <w:rFonts w:ascii="Courier New" w:hAnsi="Courier New" w:eastAsia="Courier New" w:cs="Tahoma"/>
                 <w:sz w:val="18"/>
               </w:rPr>
-              <w:t>document_attachments</w:t>
+              <w:t>sgi_document_attachments</w:t>
             </w:r>
             <w:r>
               <w:rPr>
@@ -12465,7 +13372,7 @@
                 <w:rFonts w:ascii="Arial" w:hAnsi="Arial" w:eastAsia="Arial" w:cs="Tahoma"/>
                 <w:sz w:val="18"/>
               </w:rPr>
-              <w:t>store-backend · src/entitys/compensation-documents.entity.ts</w:t>
+              <w:t>store-backend · src/entitys/sgi-compensation-documents.entity.ts</w:t>
             </w:r>
           </w:p>
         </w:tc>
@@ -12497,7 +13404,7 @@
                 <w:rFonts w:ascii="Courier New" w:hAnsi="Courier New" w:eastAsia="Courier New" w:cs="Tahoma"/>
                 <w:sz w:val="18"/>
               </w:rPr>
-              <w:t>compensation_documents</w:t>
+              <w:t>sgi_compensation_documents</w:t>
             </w:r>
             <w:r>
               <w:rPr>
@@ -12556,7 +13463,7 @@
                 <w:rFonts w:ascii="Arial" w:hAnsi="Arial" w:eastAsia="Arial" w:cs="Tahoma"/>
                 <w:sz w:val="18"/>
               </w:rPr>
-              <w:t>store-backend · src/entitys/fgi-impact-sales-summaries.entity.ts</w:t>
+              <w:t>store-backend · src/entitys/sgi-fgi-impact-sales-summaries.entity.ts</w:t>
             </w:r>
           </w:p>
         </w:tc>
@@ -12588,7 +13495,7 @@
                 <w:rFonts w:ascii="Courier New" w:hAnsi="Courier New" w:eastAsia="Courier New" w:cs="Tahoma"/>
                 <w:sz w:val="18"/>
               </w:rPr>
-              <w:t>fgi_impact_sales_summaries</w:t>
+              <w:t>sgi_fgi_impact_sales_summaries</w:t>
             </w:r>
             <w:r>
               <w:rPr>
@@ -12639,7 +13546,7 @@
                 <w:rFonts w:ascii="Arial" w:hAnsi="Arial" w:eastAsia="Arial" w:cs="Tahoma"/>
                 <w:sz w:val="18"/>
               </w:rPr>
-              <w:t>store-backend · src/providers/sbpgi/sbpgi.ts</w:t>
+              <w:t>store-backend · src/providers/sgi/sgi.ts</w:t>
             </w:r>
           </w:p>
         </w:tc>
@@ -12716,7 +13623,7 @@
                 <w:rFonts w:ascii="Arial" w:hAnsi="Arial" w:eastAsia="Arial" w:cs="Tahoma"/>
                 <w:sz w:val="18"/>
               </w:rPr>
-              <w:t>store-backend · sql/deploy-sbpgi-attachment-sales-timeline.sql</w:t>
+              <w:t>store-backend · sql/deploy-sgi-attachment-sales-timeline.sql</w:t>
             </w:r>
           </w:p>
         </w:tc>
@@ -12771,7 +13678,7 @@
                 <w:rFonts w:ascii="Arial" w:hAnsi="Arial" w:eastAsia="Arial" w:cs="Tahoma"/>
                 <w:sz w:val="18"/>
               </w:rPr>
-              <w:t>BFF · src/common/client-services/sbpgi-client.service.ts</w:t>
+              <w:t>BFF · src/common/client-services/sgi-client.service.ts</w:t>
             </w:r>
           </w:p>
         </w:tc>
@@ -12861,7 +13768,7 @@
                 <w:rFonts w:ascii="Arial" w:hAnsi="Arial" w:eastAsia="Arial" w:cs="Tahoma"/>
                 <w:sz w:val="18"/>
               </w:rPr>
-              <w:t>BFF · src/modules/sbpgi-attachment-sales-timeline/sbpgi-attachment-sales-timeline.controller.ts</w:t>
+              <w:t>BFF · src/modules/sgi-attachment-sales-timeline/sgi-attachment-sales-timeline.controller.ts</w:t>
             </w:r>
           </w:p>
         </w:tc>
@@ -12894,7 +13801,7 @@
                 <w:color w:val="8A3324"/>
                 <w:sz w:val="18"/>
               </w:rPr>
-              <w:t>/bff/sbpgi/…</w:t>
+              <w:t>/bff/sgi/…</w:t>
             </w:r>
             <w:r>
               <w:rPr>
@@ -12938,7 +13845,7 @@
                 <w:rFonts w:ascii="Arial" w:hAnsi="Arial" w:eastAsia="Arial" w:cs="Tahoma"/>
                 <w:sz w:val="18"/>
               </w:rPr>
-              <w:t>BFF · src/modules/sbpgi-attachment-sales-timeline/sbpgi-attachment-sales-timeline.service.ts</w:t>
+              <w:t>BFF · src/modules/sgi-attachment-sales-timeline/sgi-attachment-sales-timeline.service.ts</w:t>
             </w:r>
           </w:p>
         </w:tc>
@@ -13125,7 +14032,7 @@
                 <w:rFonts w:ascii="Arial" w:hAnsi="Arial" w:eastAsia="Arial" w:cs="Tahoma"/>
                 <w:sz w:val="18"/>
               </w:rPr>
-              <w:t>GET /api/v1/sbpgi/document/{docNo}/timeline</w:t>
+              <w:t>GET /api/v1/sgi/document/{docNo}/timeline</w:t>
             </w:r>
           </w:p>
         </w:tc>
@@ -13211,7 +14118,7 @@
           <w:rFonts w:ascii="Courier New" w:hAnsi="Courier New" w:eastAsia="Courier New" w:cs="Tahoma"/>
           <w:sz w:val="16"/>
         </w:rPr>
-        <w:t>// src/modules/sbpgi-attachment-sales-timeline/sbpgi-attachment-sales-timeline.controller.ts</w:t>
+        <w:t>// src/modules/sgi-attachment-sales-timeline/sgi-attachment-sales-timeline.controller.ts</w:t>
         <w:br/>
         <w:t>import { Body, Controller, Get, Param, Post, UseGuards } from '@nestjs/common';</w:t>
         <w:br/>
@@ -13219,33 +14126,33 @@
         <w:br/>
         <w:t>import { UserId } from '../../common/decorators/user-id.decorator';</w:t>
         <w:br/>
-        <w:t>import { SbpgiAttachmentSalesTimelineService } from './sbpgi-attachment-sales-timeline.service';</w:t>
+        <w:t>import { SgiAttachmentSalesTimelineService } from './sgi-attachment-sales-timeline.service';</w:t>
         <w:br/>
-        <w:t>import { CreateSbpgiDocumentAttachmentsBodyDto } from './dto/sbpgi-attachment-sales-timeline.dto';</w:t>
+        <w:t>import { CreateSgiDocumentAttachmentsBodyDto } from './dto/sgi-attachment-sales-timeline.dto';</w:t>
         <w:br/>
         <w:br/>
         <w:t>// LLDD BE - API Attachment Sales and Timeline</w:t>
         <w:br/>
         <w:t>// BFF เรียกด้วย x-api-key และแนบ x-user-id / x-user-group-id / x-user-permissions มาให้</w:t>
         <w:br/>
-        <w:t>@Controller('sbpgi/sbpgi/document')</w:t>
+        <w:t>@Controller('sgi/sgi/document')</w:t>
         <w:br/>
         <w:t>@UseGuards(HttpHeaderGuard)</w:t>
         <w:br/>
-        <w:t>export class SbpgiAttachmentSalesTimelineController {</w:t>
+        <w:t>export class SgiAttachmentSalesTimelineController {</w:t>
         <w:br/>
-        <w:t xml:space="preserve">  constructor(private readonly service: SbpgiAttachmentSalesTimelineService) {}</w:t>
+        <w:t xml:space="preserve">  constructor(private readonly service: SgiAttachmentSalesTimelineService) {}</w:t>
         <w:br/>
         <w:br/>
-        <w:t xml:space="preserve">  // POST /api/v1/sbpgi/document/{docNo}/attachments — Upload attachment API</w:t>
+        <w:t xml:space="preserve">  // POST /api/v1/sgi/document/{docNo}/attachments — Upload attachment API</w:t>
         <w:br/>
         <w:t xml:space="preserve">  @Post('document/:docNo/attachments')</w:t>
         <w:br/>
-        <w:t xml:space="preserve">  createSbpgiDocumentAttachments(</w:t>
+        <w:t xml:space="preserve">  createSgiDocumentAttachments(</w:t>
         <w:br/>
         <w:t xml:space="preserve">    @Param('docNo') docNo: string,</w:t>
         <w:br/>
-        <w:t xml:space="preserve">    @Body() body: CreateSbpgiDocumentAttachmentsBodyDto,</w:t>
+        <w:t xml:space="preserve">    @Body() body: CreateSgiDocumentAttachmentsBodyDto,</w:t>
         <w:br/>
         <w:t xml:space="preserve">    @UserId() userId: string,</w:t>
         <w:br/>
@@ -13253,16 +14160,16 @@
         <w:br/>
         <w:t xml:space="preserve">    // TODO: ตรวจ x-user-permissions ก่อนเรียก service ถ้า endpoint นี้จำกัดสิทธิ์เมนู</w:t>
         <w:br/>
-        <w:t xml:space="preserve">    return this.service.createSbpgiDocumentAttachments(docNo, body, userId);</w:t>
+        <w:t xml:space="preserve">    return this.service.createSgiDocumentAttachments(docNo, body, userId);</w:t>
         <w:br/>
         <w:t xml:space="preserve">  }</w:t>
         <w:br/>
         <w:br/>
-        <w:t xml:space="preserve">  // GET /api/v1/sbpgi/document/{docNo}/attachments/{attachId}/download — ดาวน์โหลดไฟล์แนบรายไฟล์ผ่าน BE — ตรวจสิทธิ์เอกสาร + attachment ต้องเป…</w:t>
+        <w:t xml:space="preserve">  // GET /api/v1/sgi/document/{docNo}/attachments/{attachId}/download — ดาวน์โหลดไฟล์แนบรายไฟล์ผ่าน BE — ตรวจสิทธิ์เอกสาร + attachment ต้องเป…</w:t>
         <w:br/>
         <w:t xml:space="preserve">  @Get('document/:docNo/attachments/:attachId/download')</w:t>
         <w:br/>
-        <w:t xml:space="preserve">  getSbpgiDocumentAttachmentsDownload(</w:t>
+        <w:t xml:space="preserve">  getSgiDocumentAttachmentsDownload(</w:t>
         <w:br/>
         <w:t xml:space="preserve">    @Param('docNo') docNo: string,</w:t>
         <w:br/>
@@ -13274,33 +14181,33 @@
         <w:br/>
         <w:t xml:space="preserve">    // TODO: ตรวจ x-user-permissions ก่อนเรียก service ถ้า endpoint นี้จำกัดสิทธิ์เมนู</w:t>
         <w:br/>
-        <w:t xml:space="preserve">    return this.service.getSbpgiDocumentAttachmentsDownload(docNo, attachId, userId);</w:t>
+        <w:t xml:space="preserve">    return this.service.getSgiDocumentAttachmentsDownload(docNo, attachId, userId);</w:t>
         <w:br/>
         <w:t xml:space="preserve">  }</w:t>
         <w:br/>
         <w:br/>
-        <w:t xml:space="preserve">  // GET /api/v1/sbpgi/document/{docNo}/attachments/download-all — ดาวน์โหลดไฟล์แนบทั้งหมดเป็น .zip — ไม่มีไฟล์ที่ผ่าน scan เลยตอบ 404 (…</w:t>
+        <w:t xml:space="preserve">  // GET /api/v1/sgi/document/{docNo}/attachments/download-all — ดาวน์โหลดไฟล์แนบทั้งหมดเป็น .zip — ไม่มีไฟล์ที่ผ่าน scan เลยตอบ 404 (…</w:t>
         <w:br/>
         <w:t xml:space="preserve">  @Get('document/:docNo/attachments/download-all')</w:t>
         <w:br/>
-        <w:t xml:space="preserve">  getSbpgiDocumentAttachmentsDownloadAll(@Param('docNo') docNo: string, @UserId() userId: string) {</w:t>
+        <w:t xml:space="preserve">  getSgiDocumentAttachmentsDownloadAll(@Param('docNo') docNo: string, @UserId() userId: string) {</w:t>
         <w:br/>
         <w:t xml:space="preserve">    // TODO: ตรวจ x-user-permissions ก่อนเรียก service ถ้า endpoint นี้จำกัดสิทธิ์เมนู</w:t>
         <w:br/>
-        <w:t xml:space="preserve">    return this.service.getSbpgiDocumentAttachmentsDownloadAll(docNo, userId);</w:t>
+        <w:t xml:space="preserve">    return this.service.getSgiDocumentAttachmentsDownloadAll(docNo, userId);</w:t>
         <w:br/>
         <w:t xml:space="preserve">  }</w:t>
         <w:br/>
         <w:br/>
-        <w:t xml:space="preserve">  // GET /api/v1/sbpgi/document/{docNo}/sales — Sales detail API</w:t>
+        <w:t xml:space="preserve">  // GET /api/v1/sgi/document/{docNo}/sales — Sales detail API</w:t>
         <w:br/>
         <w:t xml:space="preserve">  @Get('document/:docNo/sales')</w:t>
         <w:br/>
-        <w:t xml:space="preserve">  getSbpgiDocumentSales(@Param('docNo') docNo: string, @UserId() userId: string) {</w:t>
+        <w:t xml:space="preserve">  getSgiDocumentSales(@Param('docNo') docNo: string, @UserId() userId: string) {</w:t>
         <w:br/>
         <w:t xml:space="preserve">    // TODO: ตรวจ x-user-permissions ก่อนเรียก service ถ้า endpoint นี้จำกัดสิทธิ์เมนู</w:t>
         <w:br/>
-        <w:t xml:space="preserve">    return this.service.getSbpgiDocumentSales(docNo, userId);</w:t>
+        <w:t xml:space="preserve">    return this.service.getSgiDocumentSales(docNo, userId);</w:t>
         <w:br/>
         <w:t xml:space="preserve">  }</w:t>
         <w:br/>
@@ -13328,7 +14235,7 @@
           <w:rFonts w:ascii="Courier New" w:hAnsi="Courier New" w:eastAsia="Courier New" w:cs="Tahoma"/>
           <w:sz w:val="16"/>
         </w:rPr>
-        <w:t>// src/modules/sbpgi-attachment-sales-timeline/dto/sbpgi-attachment-sales-timeline.dto.ts</w:t>
+        <w:t>// src/modules/sgi-attachment-sales-timeline/dto/sgi-attachment-sales-timeline.dto.ts</w:t>
         <w:br/>
         <w:t>import { Type } from 'class-transformer';</w:t>
         <w:br/>
@@ -13346,9 +14253,9 @@
         <w:t>// property ที่ไม่ประกาศที่นี่จะถูก reject เป็น 400 อัตโนมัติ</w:t>
         <w:br/>
         <w:br/>
-        <w:t>// body ของ POST /api/v1/sbpgi/document/{docNo}/attachments</w:t>
+        <w:t>// body ของ POST /api/v1/sgi/document/{docNo}/attachments</w:t>
         <w:br/>
-        <w:t>export class CreateSbpgiDocumentAttachmentsBodyDto {</w:t>
+        <w:t>export class CreateSgiDocumentAttachmentsBodyDto {</w:t>
         <w:br/>
         <w:t xml:space="preserve">  /** validate extension and content type */</w:t>
         <w:br/>
@@ -13415,20 +14322,20 @@
           <w:rFonts w:ascii="Courier New" w:hAnsi="Courier New" w:eastAsia="Courier New" w:cs="Tahoma"/>
           <w:sz w:val="16"/>
         </w:rPr>
-        <w:t>// src/modules/sbpgi-attachment-sales-timeline/sbpgi-attachment-sales-timeline.service.ts</w:t>
+        <w:t>// src/modules/sgi-attachment-sales-timeline/sgi-attachment-sales-timeline.service.ts</w:t>
         <w:br/>
         <w:t>import { Inject, Injectable, Logger, NotFoundException, NotImplementedException } from '@nestjs/common';</w:t>
         <w:br/>
         <w:t>import { DataSource } from 'typeorm';</w:t>
         <w:br/>
-        <w:t>import { SBPGI_SQL } from './sbpgi-attachment-sales-timeline.sql';</w:t>
+        <w:t>import { SGI_SQL } from './sgi-attachment-sales-timeline.sql';</w:t>
         <w:br/>
         <w:br/>
         <w:t>@Injectable()</w:t>
         <w:br/>
-        <w:t>export class SbpgiAttachmentSalesTimelineService {</w:t>
+        <w:t>export class SgiAttachmentSalesTimelineService {</w:t>
         <w:br/>
-        <w:t xml:space="preserve">  private readonly logger = new Logger(SbpgiAttachmentSalesTimelineService.name);</w:t>
+        <w:t xml:space="preserve">  private readonly logger = new Logger(SgiAttachmentSalesTimelineService.name);</w:t>
         <w:br/>
         <w:br/>
         <w:t xml:space="preserve">  constructor(</w:t>
@@ -13440,11 +14347,11 @@
         <w:t xml:space="preserve">  ) {}</w:t>
         <w:br/>
         <w:br/>
-        <w:t xml:space="preserve">  // POST /api/v1/sbpgi/document/{docNo}/attachments — Upload attachment API</w:t>
+        <w:t xml:space="preserve">  // POST /api/v1/sgi/document/{docNo}/attachments — Upload attachment API</w:t>
         <w:br/>
         <w:t xml:space="preserve">  // mutation ต้องอยู่ใน transaction เดียว (ไม่มี audit ของ master แล้ว · 2026-08-07)</w:t>
         <w:br/>
-        <w:t xml:space="preserve">  async createSbpgiDocumentAttachments(docNo: string, body: CreateSbpgiDocumentAttachmentsBodyDto, userId: string) {</w:t>
+        <w:t xml:space="preserve">  async createSgiDocumentAttachments(docNo: string, body: CreateSgiDocumentAttachmentsBodyDto, userId: string) {</w:t>
         <w:br/>
         <w:t xml:space="preserve">    const runner = this.dataSource.createQueryRunner();</w:t>
         <w:br/>
@@ -13454,9 +14361,9 @@
         <w:br/>
         <w:t xml:space="preserve">    try {</w:t>
         <w:br/>
-        <w:t xml:space="preserve">      // TODO: lock แถวเป้าหมายของ document_attachments ด้วย SELECT ... FOR UPDATE ก่อนเขียน</w:t>
+        <w:t xml:space="preserve">      // TODO: lock แถวเป้าหมายของ sgi_document_attachments ด้วย SELECT ... FOR UPDATE ก่อนเขียน</w:t>
         <w:br/>
-        <w:t xml:space="preserve">      const [current] = await runner.query(SBPGI_SQL.createSbpgiDocumentAttachmentsLock, [docNo]);</w:t>
+        <w:t xml:space="preserve">      const [current] = await runner.query(SGI_SQL.createSgiDocumentAttachmentsLock, [docNo]);</w:t>
         <w:br/>
         <w:t xml:space="preserve">      if (!current) {</w:t>
         <w:br/>
@@ -13464,7 +14371,7 @@
         <w:br/>
         <w:t xml:space="preserve">      }</w:t>
         <w:br/>
-        <w:t xml:space="preserve">      await runner.query(SBPGI_SQL.createSbpgiDocumentAttachments, [/* TODO: ผูกค่าจาก body */]);</w:t>
+        <w:t xml:space="preserve">      await runner.query(SGI_SQL.createSgiDocumentAttachments, [/* TODO: ผูกค่าจาก body */]);</w:t>
         <w:br/>
         <w:t xml:space="preserve">      await runner.commitTransaction();</w:t>
         <w:br/>
@@ -13487,21 +14394,21 @@
         <w:t xml:space="preserve">  }</w:t>
         <w:br/>
         <w:br/>
-        <w:t xml:space="preserve">  // GET /api/v1/sbpgi/document/{docNo}/attachments/{attachId}/download — ดาวน์โหลดไฟล์แนบรายไฟล์ผ่าน BE — ตรวจสิทธิ์เอกสาร + attachment ต้องเป…</w:t>
+        <w:t xml:space="preserve">  // GET /api/v1/sgi/document/{docNo}/attachments/{attachId}/download — ดาวน์โหลดไฟล์แนบรายไฟล์ผ่าน BE — ตรวจสิทธิ์เอกสาร + attachment ต้องเป…</w:t>
         <w:br/>
-        <w:t xml:space="preserve">  async getSbpgiDocumentAttachmentsDownload(docNo: string, attachId: string, userId: string) {</w:t>
+        <w:t xml:space="preserve">  async getSgiDocumentAttachmentsDownload(docNo: string, attachId: string, userId: string) {</w:t>
         <w:br/>
         <w:t xml:space="preserve">    const page = 1;</w:t>
         <w:br/>
         <w:t xml:space="preserve">    const size = 100; // endpoint นี้ไม่มี query param — ไม่แบ่งหน้า</w:t>
         <w:br/>
-        <w:t xml:space="preserve">    // SQL เต็มอยู่ในหัวข้อ Database SQL ของเอกสารนี้ (คีย์ 'GET /api/v1/sbpgi/document/{docNo}/attachments/{attachId}/download')</w:t>
+        <w:t xml:space="preserve">    // SQL เต็มอยู่ในหัวข้อ Database SQL ของเอกสารนี้ (คีย์ 'GET /api/v1/sgi/document/{docNo}/attachments/{attachId}/download')</w:t>
         <w:br/>
         <w:t xml:space="preserve">    // ⚠️ SQL ตัวอย่างบางเส้นเขียนด้วย named parameter (:size/:offset) แต่ dataSource.query()</w:t>
         <w:br/>
         <w:t xml:space="preserve">    //    รับเฉพาะ positional $1..$n — ต้องแปลงชื่อเป็นลำดับก่อน หรือใช้ QueryBuilder แทน</w:t>
         <w:br/>
-        <w:t xml:space="preserve">    const rows = await this.dataSource.query(SBPGI_SQL.getSbpgiDocumentAttachmentsDownload, [</w:t>
+        <w:t xml:space="preserve">    const rows = await this.dataSource.query(SGI_SQL.getSgiDocumentAttachmentsDownload, [</w:t>
         <w:br/>
         <w:t xml:space="preserve">      // TODO: เรียงพารามิเตอร์ให้ตรงกับ $1..$n ของ SQL จริง</w:t>
         <w:br/>
@@ -13516,28 +14423,28 @@
         <w:t xml:space="preserve">  }</w:t>
         <w:br/>
         <w:br/>
-        <w:t xml:space="preserve">  // GET /api/v1/sbpgi/document/{docNo}/attachments/download-all — ดาวน์โหลดไฟล์แนบทั้งหมดเป็น .zip — ไม่มีไฟล์ที่ผ่าน scan เลยตอบ 404 (…</w:t>
+        <w:t xml:space="preserve">  // GET /api/v1/sgi/document/{docNo}/attachments/download-all — ดาวน์โหลดไฟล์แนบทั้งหมดเป็น .zip — ไม่มีไฟล์ที่ผ่าน scan เลยตอบ 404 (…</w:t>
         <w:br/>
-        <w:t xml:space="preserve">  async getSbpgiDocumentAttachmentsDownloadAll(docNo: string, userId: string) {</w:t>
+        <w:t xml:space="preserve">  async getSgiDocumentAttachmentsDownloadAll(docNo: string, userId: string) {</w:t>
         <w:br/>
-        <w:t xml:space="preserve">    // TODO: implement ตาม business rule ของ GET /api/v1/sbpgi/document/{docNo}/attachments/download-all</w:t>
+        <w:t xml:space="preserve">    // TODO: implement ตาม business rule ของ GET /api/v1/sgi/document/{docNo}/attachments/download-all</w:t>
         <w:br/>
-        <w:t xml:space="preserve">    //       (SQL อยู่ในหัวข้อ Database SQL คีย์ 'GET /api/v1/sbpgi/document/{docNo}/attachments/download-all')</w:t>
+        <w:t xml:space="preserve">    //       (SQL อยู่ในหัวข้อ Database SQL คีย์ 'GET /api/v1/sgi/document/{docNo}/attachments/download-all')</w:t>
         <w:br/>
-        <w:t xml:space="preserve">    throw new NotImplementedException('getSbpgiDocumentAttachmentsDownloadAll ยังไม่ implement');</w:t>
+        <w:t xml:space="preserve">    throw new NotImplementedException('getSgiDocumentAttachmentsDownloadAll ยังไม่ implement');</w:t>
         <w:br/>
         <w:t xml:space="preserve">  }</w:t>
         <w:br/>
         <w:br/>
-        <w:t xml:space="preserve">  // GET /api/v1/sbpgi/document/{docNo}/sales — Sales detail API</w:t>
+        <w:t xml:space="preserve">  // GET /api/v1/sgi/document/{docNo}/sales — Sales detail API</w:t>
         <w:br/>
-        <w:t xml:space="preserve">  async getSbpgiDocumentSales(docNo: string, userId: string) {</w:t>
+        <w:t xml:space="preserve">  async getSgiDocumentSales(docNo: string, userId: string) {</w:t>
         <w:br/>
-        <w:t xml:space="preserve">    // TODO: implement ตาม business rule ของ GET /api/v1/sbpgi/document/{docNo}/sales</w:t>
+        <w:t xml:space="preserve">    // TODO: implement ตาม business rule ของ GET /api/v1/sgi/document/{docNo}/sales</w:t>
         <w:br/>
-        <w:t xml:space="preserve">    //       (SQL อยู่ในหัวข้อ Database SQL คีย์ 'GET /api/v1/sbpgi/document/{docNo}/sales')</w:t>
+        <w:t xml:space="preserve">    //       (SQL อยู่ในหัวข้อ Database SQL คีย์ 'GET /api/v1/sgi/document/{docNo}/sales')</w:t>
         <w:br/>
-        <w:t xml:space="preserve">    throw new NotImplementedException('getSbpgiDocumentSales ยังไม่ implement');</w:t>
+        <w:t xml:space="preserve">    throw new NotImplementedException('getSgiDocumentSales ยังไม่ implement');</w:t>
         <w:br/>
         <w:t xml:space="preserve">  }</w:t>
         <w:br/>
@@ -13565,12 +14472,12 @@
           <w:rFonts w:ascii="Courier New" w:hAnsi="Courier New" w:eastAsia="Courier New" w:cs="Tahoma"/>
           <w:sz w:val="16"/>
         </w:rPr>
-        <w:t>// src/entitys/document-attachments.entity.ts</w:t>
+        <w:t>// src/entitys/sgi-document-attachments.entity.ts</w:t>
         <w:br/>
         <w:t>import { Column, Entity, PrimaryColumn } from 'typeorm';</w:t>
         <w:br/>
         <w:br/>
-        <w:t>@Entity({ name: 'document_attachments', schema: process.env.DB_SCHEMA })</w:t>
+        <w:t>@Entity({ name: 'sgi_document_attachments', schema: process.env.DB_SCHEMA })</w:t>
         <w:br/>
         <w:t>export class DocumentAttachment {</w:t>
         <w:br/>
@@ -13634,7 +14541,7 @@
         <w:t xml:space="preserve">  uploadedAt: Date;</w:t>
         <w:br/>
         <w:br/>
-        <w:t xml:space="preserve">  // TODO: ตรวจความยาว/precision กับ DDL จริงใน sql/deploy-sbpgi-*.sql ก่อน merge</w:t>
+        <w:t xml:space="preserve">  // TODO: ตรวจความยาว/precision กับ DDL จริงใน sql/deploy-sgi-*.sql ก่อน merge</w:t>
         <w:br/>
         <w:t xml:space="preserve">  //       entity ชุดนี้ไม่ประกาศ relation ตาม convention (join ด้วย raw SQL)</w:t>
         <w:br/>
@@ -13651,12 +14558,12 @@
           <w:rFonts w:ascii="Courier New" w:hAnsi="Courier New" w:eastAsia="Courier New" w:cs="Tahoma"/>
           <w:sz w:val="16"/>
         </w:rPr>
-        <w:t>// src/entitys/compensation-documents.entity.ts</w:t>
+        <w:t>// src/entitys/sgi-compensation-documents.entity.ts</w:t>
         <w:br/>
         <w:t>import { Column, Entity, PrimaryColumn } from 'typeorm';</w:t>
         <w:br/>
         <w:br/>
-        <w:t>@Entity({ name: 'compensation_documents', schema: process.env.DB_SCHEMA })</w:t>
+        <w:t>@Entity({ name: 'sgi_compensation_documents', schema: process.env.DB_SCHEMA })</w:t>
         <w:br/>
         <w:t>export class CompensationDocument {</w:t>
         <w:br/>
@@ -13740,7 +14647,7 @@
         <w:t xml:space="preserve">  updatedAt?: Date;</w:t>
         <w:br/>
         <w:br/>
-        <w:t xml:space="preserve">  // TODO: ตรวจความยาว/precision กับ DDL จริงใน sql/deploy-sbpgi-*.sql ก่อน merge</w:t>
+        <w:t xml:space="preserve">  // TODO: ตรวจความยาว/precision กับ DDL จริงใน sql/deploy-sgi-*.sql ก่อน merge</w:t>
         <w:br/>
         <w:t xml:space="preserve">  //       entity ชุดนี้ไม่ประกาศ relation ตาม convention (join ด้วย raw SQL)</w:t>
         <w:br/>
@@ -13755,7 +14662,7 @@
         <w:rPr>
           <w:rFonts w:ascii="Courier New" w:hAnsi="Courier New" w:eastAsia="Courier New" w:cs="Tahoma"/>
         </w:rPr>
-        <w:t>fgi_impact_sales_summaries</w:t>
+        <w:t>sgi_fgi_impact_sales_summaries</w:t>
       </w:r>
       <w:r>
         <w:t xml:space="preserve">, </w:t>
@@ -13764,7 +14671,7 @@
         <w:rPr>
           <w:rFonts w:ascii="Courier New" w:hAnsi="Courier New" w:eastAsia="Courier New" w:cs="Tahoma"/>
         </w:rPr>
-        <w:t>sales_transactions</w:t>
+        <w:t>sgi_sales_transactions</w:t>
       </w:r>
       <w:r>
         <w:t xml:space="preserve">, </w:t>
@@ -13773,7 +14680,7 @@
         <w:rPr>
           <w:rFonts w:ascii="Courier New" w:hAnsi="Courier New" w:eastAsia="Courier New" w:cs="Tahoma"/>
         </w:rPr>
-        <w:t>consideration_logs</w:t>
+        <w:t>sgi_consideration_logs</w:t>
       </w:r>
       <w:r>
         <w:t xml:space="preserve">) ใช้รูปแบบ entity เดียวกัน — คอลัมน์อ้างจาก </w:t>
@@ -13806,7 +14713,7 @@
           <w:rFonts w:ascii="Courier New" w:hAnsi="Courier New" w:eastAsia="Courier New" w:cs="Tahoma"/>
           <w:sz w:val="16"/>
         </w:rPr>
-        <w:t>// src/providers/sbpgi/sbpgi.ts — repository provider แบบ factory (ไม่ใช้ TypeOrmModule.forFeature)</w:t>
+        <w:t>// src/providers/sgi/sgi.ts — repository provider แบบ factory (ไม่ใช้ TypeOrmModule.forFeature)</w:t>
         <w:br/>
         <w:t>// convention ของโฟลเดอร์ providers คือ 1 ไฟล์ต่อโดเมน ตั้งชื่อตามโดเมน (business_user/business_user.ts,</w:t>
         <w:br/>
@@ -13814,24 +14721,24 @@
         <w:br/>
         <w:t>//</w:t>
         <w:br/>
-        <w:t>// ⚠️ ไฟล์นี้ใช้ร่วมกันทุกเอกสาร BE ของ SBPGI — ให้ **merge array เพิ่ม** เข้าไฟล์เดิม ห้ามเขียนทับ</w:t>
+        <w:t>// ⚠️ ไฟล์นี้ใช้ร่วมกันทุกเอกสาร BE ของ SGI — ให้ **merge array เพิ่ม** เข้าไฟล์เดิม ห้ามเขียนทับ</w:t>
         <w:br/>
         <w:t>//    (ชื่อ const แยกต่อเอกสารไว้แล้วเพื่อไม่ให้ชนกัน)</w:t>
         <w:br/>
         <w:t>import { DataSource } from 'typeorm';</w:t>
         <w:br/>
-        <w:t>import { DocumentAttachment } from '../../entitys/document-attachments.entity';</w:t>
+        <w:t>import { DocumentAttachment } from '../../entitys/sgi-document-attachments.entity';</w:t>
         <w:br/>
-        <w:t>import { CompensationDocument } from '../../entitys/compensation-documents.entity';</w:t>
+        <w:t>import { CompensationDocument } from '../../entitys/sgi-compensation-documents.entity';</w:t>
         <w:br/>
-        <w:t>import { FgiImpactSalesSummary } from '../../entitys/fgi-impact-sales-summaries.entity';</w:t>
+        <w:t>import { FgiImpactSalesSummary } from '../../entitys/sgi-fgi-impact-sales-summaries.entity';</w:t>
         <w:br/>
         <w:br/>
-        <w:t>export const sbpgiAttachmentSalesTimelineProviders = [</w:t>
+        <w:t>export const sgiAttachmentSalesTimelineProviders = [</w:t>
         <w:br/>
         <w:t xml:space="preserve">  {</w:t>
         <w:br/>
-        <w:t xml:space="preserve">    provide: 'DOCUMENT_ATTACHMENT_REPOSITORY',</w:t>
+        <w:t xml:space="preserve">    provide: 'SGI_DOCUMENT_ATTACHMENT_REPOSITORY',</w:t>
         <w:br/>
         <w:t xml:space="preserve">    useFactory: (dataSource: DataSource) =&gt; dataSource.getRepository(DocumentAttachment),</w:t>
         <w:br/>
@@ -13841,7 +14748,7 @@
         <w:br/>
         <w:t xml:space="preserve">  {</w:t>
         <w:br/>
-        <w:t xml:space="preserve">    provide: 'COMPENSATION_DOCUMENT_REPOSITORY',</w:t>
+        <w:t xml:space="preserve">    provide: 'SGI_COMPENSATION_DOCUMENT_REPOSITORY',</w:t>
         <w:br/>
         <w:t xml:space="preserve">    useFactory: (dataSource: DataSource) =&gt; dataSource.getRepository(CompensationDocument),</w:t>
         <w:br/>
@@ -13851,7 +14758,7 @@
         <w:br/>
         <w:t xml:space="preserve">  {</w:t>
         <w:br/>
-        <w:t xml:space="preserve">    provide: 'FGI_IMPACT_SALES_SUMMARIES_REPOSITORY',</w:t>
+        <w:t xml:space="preserve">    provide: 'SGI_FGI_IMPACT_SALES_SUMMARIES_REPOSITORY',</w:t>
         <w:br/>
         <w:t xml:space="preserve">    useFactory: (dataSource: DataSource) =&gt; dataSource.getRepository(FgiImpactSalesSummary),</w:t>
         <w:br/>
@@ -13862,7 +14769,7 @@
         <w:t>];</w:t>
         <w:br/>
         <w:br/>
-        <w:t>// src/modules/sbpgi-attachment-sales-timeline/sbpgi-attachment-sales-timeline.module.ts</w:t>
+        <w:t>// src/modules/sgi-attachment-sales-timeline/sgi-attachment-sales-timeline.module.ts</w:t>
         <w:br/>
         <w:t>import { MiddlewareConsumer, Module, NestModule } from '@nestjs/common';</w:t>
         <w:br/>
@@ -13876,38 +14783,38 @@
         <w:br/>
         <w:t>import { UserContextMiddleware } from '../../common/middleware/user-context.middleware';</w:t>
         <w:br/>
-        <w:t>import { sbpgiAttachmentSalesTimelineProviders } from '../../providers/sbpgi/sbpgi';</w:t>
+        <w:t>import { sgiAttachmentSalesTimelineProviders } from '../../providers/sgi/sgi';</w:t>
         <w:br/>
-        <w:t>import { SbpgiAttachmentSalesTimelineController } from './sbpgi-attachment-sales-timeline.controller';</w:t>
+        <w:t>import { SgiAttachmentSalesTimelineController } from './sgi-attachment-sales-timeline.controller';</w:t>
         <w:br/>
-        <w:t>import { SbpgiAttachmentSalesTimelineService } from './sbpgi-attachment-sales-timeline.service';</w:t>
+        <w:t>import { SgiAttachmentSalesTimelineService } from './sgi-attachment-sales-timeline.service';</w:t>
         <w:br/>
         <w:br/>
         <w:t>@Module({</w:t>
         <w:br/>
         <w:t xml:space="preserve">  imports: [DatabaseModule],</w:t>
         <w:br/>
-        <w:t xml:space="preserve">  controllers: [SbpgiAttachmentSalesTimelineController],</w:t>
+        <w:t xml:space="preserve">  controllers: [SgiAttachmentSalesTimelineController],</w:t>
         <w:br/>
-        <w:t xml:space="preserve">  providers: [SbpgiAttachmentSalesTimelineService, ...sbpgiAttachmentSalesTimelineProviders],</w:t>
+        <w:t xml:space="preserve">  providers: [SgiAttachmentSalesTimelineService, ...sgiAttachmentSalesTimelineProviders],</w:t>
         <w:br/>
-        <w:t xml:space="preserve">  exports: [SbpgiAttachmentSalesTimelineService],</w:t>
+        <w:t xml:space="preserve">  exports: [SgiAttachmentSalesTimelineService],</w:t>
         <w:br/>
         <w:t>})</w:t>
         <w:br/>
-        <w:t>export class SbpgiAttachmentSalesTimelineModule implements NestModule {</w:t>
+        <w:t>export class SgiAttachmentSalesTimelineModule implements NestModule {</w:t>
         <w:br/>
         <w:t xml:space="preserve">  configure(consumer: MiddlewareConsumer) {</w:t>
         <w:br/>
         <w:t xml:space="preserve">    // ถ้าไม่ apply ตรงนี้ userId จะเป็น undefined เงียบ ๆ ทุก endpoint</w:t>
         <w:br/>
-        <w:t xml:space="preserve">    consumer.apply(UserContextMiddleware).forRoutes(SbpgiAttachmentSalesTimelineController);</w:t>
+        <w:t xml:space="preserve">    consumer.apply(UserContextMiddleware).forRoutes(SgiAttachmentSalesTimelineController);</w:t>
         <w:br/>
         <w:t xml:space="preserve">  }</w:t>
         <w:br/>
         <w:t>}</w:t>
         <w:br/>
-        <w:t>// TODO: register module นี้ใน app.module.ts (imports) พร้อมกับโมดูล SBPGI ตัวอื่น</w:t>
+        <w:t>// TODO: register module นี้ใน app.module.ts (imports) พร้อมกับโมดูล SGI ตัวอื่น</w:t>
       </w:r>
     </w:p>
     <w:p>
@@ -13932,7 +14839,7 @@
         <w:rPr>
           <w:color w:val="8A3324"/>
         </w:rPr>
-        <w:t>/bff/sbpgi/…</w:t>
+        <w:t>/bff/sgi/…</w:t>
       </w:r>
       <w:r>
         <w:t xml:space="preserve">) เพื่อไม่ให้ปนแบบที่มี/ไม่มี </w:t>
@@ -13957,7 +14864,7 @@
           <w:rFonts w:ascii="Courier New" w:hAnsi="Courier New" w:eastAsia="Courier New" w:cs="Tahoma"/>
           <w:sz w:val="16"/>
         </w:rPr>
-        <w:t>// src/common/client-services/sbpgi-client.service.ts</w:t>
+        <w:t>// src/common/client-services/sgi-client.service.ts</w:t>
         <w:br/>
         <w:t>import { Injectable, Logger, OnModuleInit } from '@nestjs/common';</w:t>
         <w:br/>
@@ -13966,14 +14873,14 @@
         <w:br/>
         <w:t>@Injectable()</w:t>
         <w:br/>
-        <w:t>export class SbpgiClientService extends BaseClientService implements OnModuleInit {</w:t>
+        <w:t>export class SgiClientService extends BaseClientService implements OnModuleInit {</w:t>
         <w:br/>
-        <w:t xml:space="preserve">  protected logger: Logger = new Logger(SbpgiClientService.name);</w:t>
+        <w:t xml:space="preserve">  protected logger: Logger = new Logger(SgiClientService.name);</w:t>
         <w:br/>
         <w:br/>
         <w:t xml:space="preserve">  onModuleInit() {</w:t>
         <w:br/>
-        <w:t xml:space="preserve">    // TODO: ถ้า deploy SBPGI แยก service ให้เพิ่ม API_SBPGI_BACKEND_* ใน AppConfigService</w:t>
+        <w:t xml:space="preserve">    // TODO: ถ้า deploy SGI แยก service ให้เพิ่ม API_SGI_BACKEND_* ใน AppConfigService</w:t>
         <w:br/>
         <w:t xml:space="preserve">    //       ตอนนี้ชี้ store backend ตัวเดียวกับ StoreClientService</w:t>
         <w:br/>
@@ -13987,7 +14894,7 @@
         <w:br/>
         <w:t>// BaseClientService แกะ { success, data } ให้แล้ว — service ฝั่ง BFF จึงได้ data ตรง ๆ</w:t>
         <w:br/>
-        <w:t>// TODO: เพิ่ม SbpgiClientService ใน providers/exports ของ ClientServiceModule (@Global)</w:t>
+        <w:t>// TODO: เพิ่ม SgiClientService ใน providers/exports ของ ClientServiceModule (@Global)</w:t>
       </w:r>
     </w:p>
     <w:p>
@@ -14000,18 +14907,18 @@
           <w:rFonts w:ascii="Courier New" w:hAnsi="Courier New" w:eastAsia="Courier New" w:cs="Tahoma"/>
           <w:sz w:val="16"/>
         </w:rPr>
-        <w:t>// src/modules/sbpgi-attachment-sales-timeline/sbpgi-attachment-sales-timeline.service.ts (BFF)</w:t>
+        <w:t>// src/modules/sgi-attachment-sales-timeline/sgi-attachment-sales-timeline.service.ts (BFF)</w:t>
         <w:br/>
         <w:t>import { Injectable } from '@nestjs/common';</w:t>
         <w:br/>
-        <w:t>import { SbpgiClientService } from '@common/client-services/sbpgi-client.service';</w:t>
+        <w:t>import { SgiClientService } from '@common/client-services/sgi-client.service';</w:t>
         <w:br/>
         <w:br/>
         <w:t>@Injectable()</w:t>
         <w:br/>
-        <w:t>export class SbpgiAttachmentSalesTimelineBffService {</w:t>
+        <w:t>export class SgiAttachmentSalesTimelineBffService {</w:t>
         <w:br/>
-        <w:t xml:space="preserve">  constructor(private readonly client: SbpgiClientService) {}</w:t>
+        <w:t xml:space="preserve">  constructor(private readonly client: SgiClientService) {}</w:t>
         <w:br/>
         <w:br/>
         <w:t xml:space="preserve">  // BFF ไม่มี DB — หน้าที่เดียวคือแนบ user context แล้ว forward</w:t>
@@ -14031,71 +14938,71 @@
         <w:t xml:space="preserve">  }</w:t>
         <w:br/>
         <w:br/>
-        <w:t xml:space="preserve">  createSbpgiDocumentAttachments(docNo: string, body: any, user: any) {</w:t>
+        <w:t xml:space="preserve">  createSgiDocumentAttachments(docNo: string, body: any, user: any) {</w:t>
         <w:br/>
-        <w:t xml:space="preserve">    return this.client.post(`/api/v1/sbpgi/document/${docNo}/attachments`, body, { headers: this.userHeaders(user) });</w:t>
+        <w:t xml:space="preserve">    return this.client.post(`/api/v1/sgi/document/${docNo}/attachments`, body, { headers: this.userHeaders(user) });</w:t>
         <w:br/>
         <w:t xml:space="preserve">  }</w:t>
         <w:br/>
         <w:br/>
-        <w:t xml:space="preserve">  getSbpgiDocumentAttachmentsDownload(docNo: string, attachId: string, params: any, user: any) {</w:t>
+        <w:t xml:space="preserve">  getSgiDocumentAttachmentsDownload(docNo: string, attachId: string, params: any, user: any) {</w:t>
         <w:br/>
-        <w:t xml:space="preserve">    return this.client.get(`/api/v1/sbpgi/document/${docNo}/attachments/${attachId}/download`, { params, headers: this.userHeaders(user) });</w:t>
+        <w:t xml:space="preserve">    return this.client.get(`/api/v1/sgi/document/${docNo}/attachments/${attachId}/download`, { params, headers: this.userHeaders(user) });</w:t>
         <w:br/>
         <w:t xml:space="preserve">  }</w:t>
         <w:br/>
         <w:br/>
-        <w:t xml:space="preserve">  getSbpgiDocumentAttachmentsDownloadAll(docNo: string, params: any, user: any) {</w:t>
+        <w:t xml:space="preserve">  getSgiDocumentAttachmentsDownloadAll(docNo: string, params: any, user: any) {</w:t>
         <w:br/>
-        <w:t xml:space="preserve">    return this.client.get(`/api/v1/sbpgi/document/${docNo}/attachments/download-all`, { params, headers: this.userHeaders(user) });</w:t>
+        <w:t xml:space="preserve">    return this.client.get(`/api/v1/sgi/document/${docNo}/attachments/download-all`, { params, headers: this.userHeaders(user) });</w:t>
         <w:br/>
         <w:t xml:space="preserve">  }</w:t>
         <w:br/>
         <w:t>}</w:t>
         <w:br/>
         <w:br/>
-        <w:t>// ---------- src/modules/sbpgi-attachment-sales-timeline/sbpgi-attachment-sales-timeline.controller.ts (BFF) ----------</w:t>
+        <w:t>// ---------- src/modules/sgi-attachment-sales-timeline/sgi-attachment-sales-timeline.controller.ts (BFF) ----------</w:t>
         <w:br/>
         <w:t>import { Body, Controller, Delete, Get, Param, Post, Put, Query, Req, UseGuards } from '@nestjs/common';</w:t>
         <w:br/>
         <w:t>import { AuthGuard } from '@nestjs/passport';</w:t>
         <w:br/>
         <w:br/>
-        <w:t>// เลือก prefix แบบเดียวทั้งโมดูล: ใช้ '/bff/sbpgi/...' (ห้ามปนกับแบบไม่มี /bff)</w:t>
+        <w:t>// เลือก prefix แบบเดียวทั้งโมดูล: ใช้ '/bff/sgi/...' (ห้ามปนกับแบบไม่มี /bff)</w:t>
         <w:br/>
-        <w:t>@Controller('bff/sbpgi/attachment-sales-timeline')</w:t>
+        <w:t>@Controller('bff/sgi/attachment-sales-timeline')</w:t>
         <w:br/>
         <w:t>@UseGuards(AuthGuard('jwt'))</w:t>
         <w:br/>
-        <w:t>export class SbpgiAttachmentSalesTimelineBffController {</w:t>
+        <w:t>export class SgiAttachmentSalesTimelineBffController {</w:t>
         <w:br/>
-        <w:t xml:space="preserve">  constructor(private readonly service: SbpgiAttachmentSalesTimelineBffService) {}</w:t>
+        <w:t xml:space="preserve">  constructor(private readonly service: SgiAttachmentSalesTimelineBffService) {}</w:t>
         <w:br/>
         <w:br/>
-        <w:t xml:space="preserve">  // proxy ของ POST /api/v1/sbpgi/document/{docNo}/attachments</w:t>
+        <w:t xml:space="preserve">  // proxy ของ POST /api/v1/sgi/document/{docNo}/attachments</w:t>
         <w:br/>
-        <w:t xml:space="preserve">  @Post('sbpgi/document/:docNo/attachments')</w:t>
+        <w:t xml:space="preserve">  @Post('sgi/document/:docNo/attachments')</w:t>
         <w:br/>
-        <w:t xml:space="preserve">  createSbpgiDocumentAttachments(@Param('docNo') docNo: string, @Body() body: any, @Req() req: any) {</w:t>
+        <w:t xml:space="preserve">  createSgiDocumentAttachments(@Param('docNo') docNo: string, @Body() body: any, @Req() req: any) {</w:t>
         <w:br/>
-        <w:t xml:space="preserve">    return this.service.createSbpgiDocumentAttachments(docNo, body, req.user);</w:t>
+        <w:t xml:space="preserve">    return this.service.createSgiDocumentAttachments(docNo, body, req.user);</w:t>
         <w:br/>
         <w:t xml:space="preserve">  }</w:t>
         <w:br/>
         <w:br/>
-        <w:t xml:space="preserve">  // proxy ของ GET /api/v1/sbpgi/document/{docNo}/attachments/{attachId}/download</w:t>
+        <w:t xml:space="preserve">  // proxy ของ GET /api/v1/sgi/document/{docNo}/attachments/{attachId}/download</w:t>
         <w:br/>
-        <w:t xml:space="preserve">  @Get('sbpgi/document/:docNo/attachments/:attachId/download')</w:t>
+        <w:t xml:space="preserve">  @Get('sgi/document/:docNo/attachments/:attachId/download')</w:t>
         <w:br/>
-        <w:t xml:space="preserve">  getSbpgiDocumentAttachmentsDownload(@Param('docNo') docNo: string, @Param('attachId') attachId: string, @Query() query: any, @Req() req: any) {</w:t>
+        <w:t xml:space="preserve">  getSgiDocumentAttachmentsDownload(@Param('docNo') docNo: string, @Param('attachId') attachId: string, @Query() query: any, @Req() req: any) {</w:t>
         <w:br/>
-        <w:t xml:space="preserve">    return this.service.getSbpgiDocumentAttachmentsDownload(docNo, attachId, query, req.user);</w:t>
+        <w:t xml:space="preserve">    return this.service.getSgiDocumentAttachmentsDownload(docNo, attachId, query, req.user);</w:t>
         <w:br/>
         <w:t xml:space="preserve">  }</w:t>
         <w:br/>
         <w:t>}</w:t>
         <w:br/>
-        <w:t>// TODO: register module ใน app.module.ts ของ BFF และเพิ่ม SbpgiClientService ใน ClientServiceModule (@Global)</w:t>
+        <w:t>// TODO: register module ใน app.module.ts ของ BFF และเพิ่ม SgiClientService ใน ClientServiceModule (@Global)</w:t>
       </w:r>
     </w:p>
     <w:p>
@@ -14228,7 +15135,7 @@
                 <w:rFonts w:ascii="Arial" w:hAnsi="Arial" w:eastAsia="Arial" w:cs="Tahoma"/>
                 <w:sz w:val="18"/>
               </w:rPr>
-              <w:t>document_attachments</w:t>
+              <w:t>sgi_document_attachments</w:t>
             </w:r>
           </w:p>
         </w:tc>
@@ -14308,7 +15215,7 @@
                 <w:rFonts w:ascii="Arial" w:hAnsi="Arial" w:eastAsia="Arial" w:cs="Tahoma"/>
                 <w:sz w:val="18"/>
               </w:rPr>
-              <w:t>compensation_documents</w:t>
+              <w:t>sgi_compensation_documents</w:t>
             </w:r>
           </w:p>
         </w:tc>
@@ -14388,7 +15295,7 @@
                 <w:rFonts w:ascii="Arial" w:hAnsi="Arial" w:eastAsia="Arial" w:cs="Tahoma"/>
                 <w:sz w:val="18"/>
               </w:rPr>
-              <w:t>fgi_impact_sales_summaries</w:t>
+              <w:t>sgi_fgi_impact_sales_summaries</w:t>
             </w:r>
           </w:p>
         </w:tc>
@@ -14468,7 +15375,7 @@
                 <w:rFonts w:ascii="Arial" w:hAnsi="Arial" w:eastAsia="Arial" w:cs="Tahoma"/>
                 <w:sz w:val="18"/>
               </w:rPr>
-              <w:t>sales_transactions</w:t>
+              <w:t>sgi_sales_transactions</w:t>
             </w:r>
           </w:p>
         </w:tc>
@@ -14548,7 +15455,7 @@
                 <w:rFonts w:ascii="Arial" w:hAnsi="Arial" w:eastAsia="Arial" w:cs="Tahoma"/>
                 <w:sz w:val="18"/>
               </w:rPr>
-              <w:t>consideration_logs</w:t>
+              <w:t>sgi_consideration_logs</w:t>
             </w:r>
           </w:p>
         </w:tc>
@@ -14624,7 +15531,7 @@
         <w:rPr>
           <w:b/>
         </w:rPr>
-        <w:t>POST /api/v1/sbpgi/document/{docNo}/attachments</w:t>
+        <w:t>POST /api/v1/sgi/document/{docNo}/attachments</w:t>
       </w:r>
       <w:r>
         <w:t xml:space="preserve"> — Upload attachment API</w:t>
@@ -14646,7 +15553,7 @@
         <w:br/>
         <w:t>-- ตรวจขนาด ≤ 5MB, sanitize filename, sha256, AV scan=CLEAN ก่อน commit metadata</w:t>
         <w:br/>
-        <w:t>INSERT INTO document_attachments (doc_no, section_code, file_name, mime_type, file_size, storage_provider, bucket, object_key, sha256, scan_status, uploaded_by, uploaded_at)</w:t>
+        <w:t>INSERT INTO sgi_document_attachments (doc_no, section_code, file_name, mime_type, file_size, storage_provider, bucket, object_key, sha256, scan_status, uploaded_by, uploaded_at)</w:t>
         <w:br/>
         <w:t>VALUES (:docNo, :sectionCode, :fileName, :mimeType, :fileSize, :storageProvider, :bucket, :objectKey, :sha256, :scanClean, :empId, :now);</w:t>
       </w:r>
@@ -14656,7 +15563,7 @@
         <w:rPr>
           <w:b/>
         </w:rPr>
-        <w:t>GET /api/v1/sbpgi/document/{docNo}/attachments/{attachId}/download</w:t>
+        <w:t>GET /api/v1/sgi/document/{docNo}/attachments/{attachId}/download</w:t>
       </w:r>
       <w:r>
         <w:t xml:space="preserve"> — ดาวน์โหลดไฟล์แนบรายไฟล์ผ่าน BE — ตรวจสิทธิ์เอกสาร + attachment ต้องเป็นของ docNo + scan_status=CLEAN ก่อน str…</w:t>
@@ -14680,7 +15587,7 @@
         <w:br/>
         <w:t>SELECT attach_id, bucket, object_key, file_name, mime_type, scan_status</w:t>
         <w:br/>
-        <w:t>FROM document_attachments</w:t>
+        <w:t>FROM sgi_document_attachments</w:t>
         <w:br/>
         <w:t>WHERE doc_no = :docNo AND attach_id = :attachId;</w:t>
       </w:r>
@@ -14690,7 +15597,7 @@
         <w:rPr>
           <w:b/>
         </w:rPr>
-        <w:t>GET /api/v1/sbpgi/document/{docNo}/attachments/download-all</w:t>
+        <w:t>GET /api/v1/sgi/document/{docNo}/attachments/download-all</w:t>
       </w:r>
       <w:r>
         <w:t xml:space="preserve"> — ดาวน์โหลดไฟล์แนบทั้งหมดเป็น .zip — ไม่มีไฟล์ที่ผ่าน scan เลยตอบ 404 (ไม่คืน zip เปล่า)</w:t>
@@ -14718,7 +15625,7 @@
         <w:br/>
         <w:t>SELECT attach_id, bucket, object_key, file_name, mime_type, file_size</w:t>
         <w:br/>
-        <w:t>FROM document_attachments</w:t>
+        <w:t>FROM sgi_document_attachments</w:t>
         <w:br/>
         <w:t>WHERE doc_no = :docNo AND scan_status = 'CLEAN'</w:t>
         <w:br/>
@@ -14730,7 +15637,7 @@
         <w:rPr>
           <w:b/>
         </w:rPr>
-        <w:t>GET /api/v1/sbpgi/document/{docNo}/sales</w:t>
+        <w:t>GET /api/v1/sgi/document/{docNo}/sales</w:t>
       </w:r>
       <w:r>
         <w:t xml:space="preserve"> — Sales detail API</w:t>
@@ -14754,16 +15661,16 @@
         <w:br/>
         <w:t>SELECT ss.id AS sales_summary_id, ss.growth_rate_diff, ss.total_working_days</w:t>
         <w:br/>
-        <w:t>FROM compensation_documents d</w:t>
+        <w:t>FROM sgi_compensation_documents d</w:t>
         <w:br/>
-        <w:t>JOIN fgi_impact_sales_summaries ss ON ss.impact_process_id = d.impact_process_id</w:t>
+        <w:t>JOIN sgi_fgi_impact_sales_summaries ss ON ss.impact_process_id = d.impact_process_id</w:t>
         <w:br/>
         <w:t>WHERE d.doc_no = :docNo;</w:t>
         <w:br/>
         <w:br/>
         <w:t>SELECT window_no, txn_date, sales_amount, sales_diff, is_outlier</w:t>
         <w:br/>
-        <w:t>FROM sales_transactions</w:t>
+        <w:t>FROM sgi_sales_transactions</w:t>
         <w:br/>
         <w:t>WHERE sales_summary_id = :salesSummaryId</w:t>
         <w:br/>
@@ -14889,7 +15796,7 @@
                 <w:rFonts w:ascii="Arial" w:hAnsi="Arial" w:eastAsia="Arial" w:cs="Tahoma"/>
                 <w:sz w:val="18"/>
               </w:rPr>
-              <w:t>fgi_impact_sales_summaries</w:t>
+              <w:t>sgi_fgi_impact_sales_summaries</w:t>
             </w:r>
           </w:p>
         </w:tc>
@@ -14914,7 +15821,7 @@
                 <w:rFonts w:ascii="Arial" w:hAnsi="Arial" w:eastAsia="Arial" w:cs="Tahoma"/>
                 <w:sz w:val="18"/>
               </w:rPr>
-              <w:t>CREATE INDEX idx_fgi_impact_sales_summaries_impact_process_id ON fgi_impact_sales_summaries (impact_process_id);</w:t>
+              <w:t>CREATE INDEX idx_sgi_fgi_impact_sales_summaries_impact_process_id ON sgi_fgi_impact_sales_summaries (impact_process_id);</w:t>
             </w:r>
           </w:p>
         </w:tc>
@@ -14972,7 +15879,7 @@
         <w:rPr>
           <w:rFonts w:ascii="Courier New" w:hAnsi="Courier New" w:eastAsia="Courier New" w:cs="Tahoma"/>
         </w:rPr>
-        <w:t>sql/deploy-sbpgi-*.sql</w:t>
+        <w:t>sql/deploy-sgi-*.sql</w:t>
       </w:r>
       <w:r>
         <w:t xml:space="preserve"> แบบ idempotent (</w:t>
@@ -16917,7 +17824,7 @@
                 <w:rFonts w:ascii="Courier New" w:hAnsi="Courier New" w:eastAsia="Courier New" w:cs="Tahoma"/>
                 <w:sz w:val="18"/>
               </w:rPr>
-              <w:t>POST /api/v1/sbpgi/document/{docNo}/attachments</w:t>
+              <w:t>POST /api/v1/sgi/document/{docNo}/attachments</w:t>
             </w:r>
           </w:p>
         </w:tc>
@@ -16997,7 +17904,7 @@
                 <w:rFonts w:ascii="Courier New" w:hAnsi="Courier New" w:eastAsia="Courier New" w:cs="Tahoma"/>
                 <w:sz w:val="18"/>
               </w:rPr>
-              <w:t>GET /api/v1/sbpgi/document/{docNo}/attachments/{attachId}/download</w:t>
+              <w:t>GET /api/v1/sgi/document/{docNo}/attachments/{attachId}/download</w:t>
             </w:r>
           </w:p>
         </w:tc>
@@ -17077,7 +17984,7 @@
                 <w:rFonts w:ascii="Courier New" w:hAnsi="Courier New" w:eastAsia="Courier New" w:cs="Tahoma"/>
                 <w:sz w:val="18"/>
               </w:rPr>
-              <w:t>GET /api/v1/sbpgi/document/{docNo}/attachments/download-all</w:t>
+              <w:t>GET /api/v1/sgi/document/{docNo}/attachments/download-all</w:t>
             </w:r>
           </w:p>
         </w:tc>
@@ -17157,7 +18064,7 @@
                 <w:rFonts w:ascii="Courier New" w:hAnsi="Courier New" w:eastAsia="Courier New" w:cs="Tahoma"/>
                 <w:sz w:val="18"/>
               </w:rPr>
-              <w:t>GET /api/v1/sbpgi/document/{docNo}/sales</w:t>
+              <w:t>GET /api/v1/sgi/document/{docNo}/sales</w:t>
             </w:r>
           </w:p>
         </w:tc>
@@ -17237,7 +18144,7 @@
                 <w:rFonts w:ascii="Courier New" w:hAnsi="Courier New" w:eastAsia="Courier New" w:cs="Tahoma"/>
                 <w:sz w:val="18"/>
               </w:rPr>
-              <w:t>GET /api/v1/sbpgi/document/{docNo}/timeline</w:t>
+              <w:t>GET /api/v1/sgi/document/{docNo}/timeline</w:t>
             </w:r>
           </w:p>
         </w:tc>
@@ -17317,7 +18224,7 @@
                 <w:rFonts w:ascii="Courier New" w:hAnsi="Courier New" w:eastAsia="Courier New" w:cs="Tahoma"/>
                 <w:sz w:val="18"/>
               </w:rPr>
-              <w:t>document_attachments</w:t>
+              <w:t>sgi_document_attachments</w:t>
             </w:r>
           </w:p>
         </w:tc>
